--- a/report.docx
+++ b/report.docx
@@ -282,10 +282,12 @@
         <w:rPr>
           <w:rFonts w:asciiTheme="minorHAnsi" w:eastAsiaTheme="minorHAnsi" w:hAnsiTheme="minorHAnsi" w:cstheme="minorBidi"/>
           <w:b/>
+          <w:bCs w:val="0"/>
           <w:color w:val="auto"/>
           <w:kern w:val="2"/>
           <w:sz w:val="24"/>
           <w:szCs w:val="24"/>
+          <w:lang w:bidi="ar-SA"/>
           <w14:ligatures w14:val="standardContextual"/>
         </w:rPr>
         <w:id w:val="1510952230"/>
@@ -298,7 +300,6 @@
         <w:rPr>
           <w:b w:val="0"/>
           <w:noProof/>
-          <w:lang w:bidi="ar-SA"/>
         </w:rPr>
       </w:sdtEndPr>
       <w:sdtContent>
@@ -6457,6 +6458,66 @@
           <w:rFonts w:asciiTheme="minorBidi" w:hAnsiTheme="minorBidi"/>
           <w:sz w:val="22"/>
           <w:szCs w:val="22"/>
+          <w:rtl/>
+          <w:lang w:bidi="fa-IR"/>
+        </w:rPr>
+      </w:pPr>
+    </w:p>
+    <w:p>
+      <w:pPr>
+        <w:bidi/>
+        <w:rPr>
+          <w:rFonts w:asciiTheme="minorBidi" w:hAnsiTheme="minorBidi"/>
+          <w:sz w:val="22"/>
+          <w:szCs w:val="22"/>
+          <w:rtl/>
+          <w:lang w:bidi="fa-IR"/>
+        </w:rPr>
+      </w:pPr>
+    </w:p>
+    <w:p>
+      <w:pPr>
+        <w:bidi/>
+        <w:rPr>
+          <w:rFonts w:asciiTheme="minorBidi" w:hAnsiTheme="minorBidi"/>
+          <w:sz w:val="22"/>
+          <w:szCs w:val="22"/>
+          <w:rtl/>
+          <w:lang w:bidi="fa-IR"/>
+        </w:rPr>
+      </w:pPr>
+    </w:p>
+    <w:p>
+      <w:pPr>
+        <w:bidi/>
+        <w:rPr>
+          <w:rFonts w:asciiTheme="minorBidi" w:hAnsiTheme="minorBidi"/>
+          <w:sz w:val="22"/>
+          <w:szCs w:val="22"/>
+          <w:rtl/>
+          <w:lang w:bidi="fa-IR"/>
+        </w:rPr>
+      </w:pPr>
+    </w:p>
+    <w:p>
+      <w:pPr>
+        <w:bidi/>
+        <w:rPr>
+          <w:rFonts w:asciiTheme="minorBidi" w:hAnsiTheme="minorBidi"/>
+          <w:sz w:val="22"/>
+          <w:szCs w:val="22"/>
+          <w:rtl/>
+          <w:lang w:bidi="fa-IR"/>
+        </w:rPr>
+      </w:pPr>
+    </w:p>
+    <w:p>
+      <w:pPr>
+        <w:bidi/>
+        <w:rPr>
+          <w:rFonts w:asciiTheme="minorBidi" w:hAnsiTheme="minorBidi"/>
+          <w:sz w:val="22"/>
+          <w:szCs w:val="22"/>
           <w:lang w:bidi="fa-IR"/>
         </w:rPr>
       </w:pPr>
@@ -6477,6 +6538,7 @@
           <w:rFonts w:hint="cs"/>
           <w:rtl/>
         </w:rPr>
+        <w:lastRenderedPageBreak/>
         <w:t>ابزارهای مورد استفاده</w:t>
       </w:r>
       <w:bookmarkEnd w:id="3"/>
@@ -6726,7 +6788,6 @@
           <w:rtl/>
           <w:lang w:bidi="fa-IR"/>
         </w:rPr>
-        <w:lastRenderedPageBreak/>
         <w:t>کتابخانه</w:t>
       </w:r>
       <w:r>
@@ -7417,38 +7478,6 @@
     <w:p>
       <w:pPr>
         <w:rPr>
-          <w:lang w:bidi="fa-IR"/>
-        </w:rPr>
-      </w:pPr>
-    </w:p>
-    <w:p>
-      <w:pPr>
-        <w:rPr>
-          <w:rtl/>
-          <w:lang w:bidi="fa-IR"/>
-        </w:rPr>
-      </w:pPr>
-    </w:p>
-    <w:p>
-      <w:pPr>
-        <w:rPr>
-          <w:rtl/>
-          <w:lang w:bidi="fa-IR"/>
-        </w:rPr>
-      </w:pPr>
-    </w:p>
-    <w:p>
-      <w:pPr>
-        <w:rPr>
-          <w:rtl/>
-          <w:lang w:bidi="fa-IR"/>
-        </w:rPr>
-      </w:pPr>
-    </w:p>
-    <w:p>
-      <w:pPr>
-        <w:rPr>
-          <w:rtl/>
           <w:lang w:bidi="fa-IR"/>
         </w:rPr>
       </w:pPr>
@@ -7676,7 +7705,6 @@
         <w:bidi/>
         <w:jc w:val="left"/>
         <w:rPr>
-          <w:rFonts w:hint="cs"/>
           <w:rtl/>
         </w:rPr>
       </w:pPr>
@@ -7714,32 +7742,110 @@
       <w:pPr>
         <w:bidi/>
         <w:rPr>
-          <w:rFonts w:asciiTheme="minorBidi" w:hAnsiTheme="minorBidi" w:hint="cs"/>
-          <w:sz w:val="22"/>
-          <w:szCs w:val="22"/>
-          <w:rtl/>
-          <w:lang w:bidi="fa-IR"/>
-        </w:rPr>
-      </w:pPr>
-      <w:r>
-        <w:rPr>
-          <w:rFonts w:asciiTheme="minorBidi" w:hAnsiTheme="minorBidi" w:hint="cs"/>
-          <w:sz w:val="22"/>
-          <w:szCs w:val="22"/>
-          <w:rtl/>
-          <w:lang w:bidi="fa-IR"/>
-        </w:rPr>
-        <w:t>پیش از آن که داده‌های یک دیتاست وارد مرحله‌ی آموزش مدل‌های یادگیری ماشین شوند، لازم است که فرآیند آماده سازی یا همان پیش پردازش داده‌ها انجام شوند. این مرجله یکی از مهم ترین بخش‌های چرخه‌ی تحلیل داده است، چرا که کیفیت داده‌ها تاثیر</w:t>
-      </w:r>
-      <w:r>
-        <w:rPr>
-          <w:rFonts w:asciiTheme="minorBidi" w:hAnsiTheme="minorBidi" w:hint="cs"/>
-          <w:sz w:val="22"/>
-          <w:szCs w:val="22"/>
-          <w:rtl/>
-          <w:lang w:bidi="fa-IR"/>
-        </w:rPr>
-        <w:t xml:space="preserve"> مستقیمی بر عملکرد نهایی مدل‌ دارد. در پیش پردازش هدف اصلی این است که داده‌ها را به شکلی استاندارد، تمیز و قابل فهم برای الگوریتم‌های یادگیری ماشین تبدیل کنیم. این فرآیند شامل چندین مرحله‌ی کلیدی مانند مدیریت داده‎‌های گمشده، تبدیل فرمت، حذف داده‌های غیر ضروری، تبدیل داده‌های کارکتری به</w:t>
+          <w:rFonts w:asciiTheme="minorBidi" w:hAnsiTheme="minorBidi"/>
+          <w:sz w:val="22"/>
+          <w:szCs w:val="22"/>
+          <w:rtl/>
+          <w:lang w:bidi="fa-IR"/>
+        </w:rPr>
+      </w:pPr>
+      <w:r>
+        <w:rPr>
+          <w:rFonts w:asciiTheme="minorBidi" w:hAnsiTheme="minorBidi" w:hint="cs"/>
+          <w:sz w:val="22"/>
+          <w:szCs w:val="22"/>
+          <w:rtl/>
+          <w:lang w:bidi="fa-IR"/>
+        </w:rPr>
+        <w:t xml:space="preserve">پیش از آن که داده‌های یک دیتاست وارد مرحله‌ی آموزش مدل‌های یادگیری ماشین شوند، لازم است که فرآیند آماده سازی یا همان </w:t>
+      </w:r>
+      <w:r>
+        <w:rPr>
+          <w:rFonts w:asciiTheme="minorBidi" w:hAnsiTheme="minorBidi" w:hint="cs"/>
+          <w:b/>
+          <w:bCs/>
+          <w:sz w:val="22"/>
+          <w:szCs w:val="22"/>
+          <w:rtl/>
+          <w:lang w:bidi="fa-IR"/>
+        </w:rPr>
+        <w:t>پیش پردازش داده‌ها</w:t>
+      </w:r>
+      <w:r>
+        <w:rPr>
+          <w:rFonts w:asciiTheme="minorBidi" w:hAnsiTheme="minorBidi" w:hint="cs"/>
+          <w:sz w:val="22"/>
+          <w:szCs w:val="22"/>
+          <w:rtl/>
+          <w:lang w:bidi="fa-IR"/>
+        </w:rPr>
+        <w:t xml:space="preserve"> انجام شوند. این مرجله یکی از مهم ترین بخش‌های چرخه‌ی تحلیل داده است، چرا که کیفیت داده‌ها تاثیر</w:t>
+      </w:r>
+      <w:r>
+        <w:rPr>
+          <w:rFonts w:asciiTheme="minorBidi" w:hAnsiTheme="minorBidi" w:hint="cs"/>
+          <w:sz w:val="22"/>
+          <w:szCs w:val="22"/>
+          <w:rtl/>
+          <w:lang w:bidi="fa-IR"/>
+        </w:rPr>
+        <w:t xml:space="preserve"> مستقیمی بر عملکرد نهایی مدل‌ دارد. در پیش پردازش هدف اصلی این است که داده‌ها را به شکلی استاندارد، تمیز و قابل فهم برای الگوریتم‌های یادگیری ماشین تبدیل کنیم. این فرآیند شامل چندین مرحله‌ی کلیدی مانند </w:t>
+      </w:r>
+      <w:r>
+        <w:rPr>
+          <w:rFonts w:asciiTheme="minorBidi" w:hAnsiTheme="minorBidi" w:hint="cs"/>
+          <w:b/>
+          <w:bCs/>
+          <w:sz w:val="22"/>
+          <w:szCs w:val="22"/>
+          <w:rtl/>
+          <w:lang w:bidi="fa-IR"/>
+        </w:rPr>
+        <w:t>مدیریت داده‎‌های گمشده</w:t>
+      </w:r>
+      <w:r>
+        <w:rPr>
+          <w:rFonts w:asciiTheme="minorBidi" w:hAnsiTheme="minorBidi" w:hint="cs"/>
+          <w:sz w:val="22"/>
+          <w:szCs w:val="22"/>
+          <w:rtl/>
+          <w:lang w:bidi="fa-IR"/>
+        </w:rPr>
+        <w:t xml:space="preserve">، </w:t>
+      </w:r>
+      <w:r>
+        <w:rPr>
+          <w:rFonts w:asciiTheme="minorBidi" w:hAnsiTheme="minorBidi" w:hint="cs"/>
+          <w:b/>
+          <w:bCs/>
+          <w:sz w:val="22"/>
+          <w:szCs w:val="22"/>
+          <w:rtl/>
+          <w:lang w:bidi="fa-IR"/>
+        </w:rPr>
+        <w:t>تبدیل فرمت</w:t>
+      </w:r>
+      <w:r>
+        <w:rPr>
+          <w:rFonts w:asciiTheme="minorBidi" w:hAnsiTheme="minorBidi" w:hint="cs"/>
+          <w:sz w:val="22"/>
+          <w:szCs w:val="22"/>
+          <w:rtl/>
+          <w:lang w:bidi="fa-IR"/>
+        </w:rPr>
+        <w:t xml:space="preserve">، </w:t>
+      </w:r>
+      <w:r>
+        <w:rPr>
+          <w:rFonts w:asciiTheme="minorBidi" w:hAnsiTheme="minorBidi" w:hint="cs"/>
+          <w:b/>
+          <w:bCs/>
+          <w:sz w:val="22"/>
+          <w:szCs w:val="22"/>
+          <w:rtl/>
+          <w:lang w:bidi="fa-IR"/>
+        </w:rPr>
+        <w:t>حذف</w:t>
       </w:r>
       <w:r>
         <w:rPr>
@@ -7754,22 +7860,80 @@
       <w:r>
         <w:rPr>
           <w:rFonts w:asciiTheme="minorBidi" w:hAnsiTheme="minorBidi" w:hint="cs"/>
-          <w:sz w:val="22"/>
-          <w:szCs w:val="22"/>
-          <w:rtl/>
-          <w:lang w:bidi="fa-IR"/>
-        </w:rPr>
-        <w:t>داده‌های</w:t>
-      </w:r>
-      <w:r>
-        <w:rPr>
-          <w:rFonts w:asciiTheme="minorBidi" w:hAnsiTheme="minorBidi" w:hint="cs"/>
-          <w:sz w:val="22"/>
-          <w:szCs w:val="22"/>
-          <w:rtl/>
-          <w:lang w:bidi="fa-IR"/>
-        </w:rPr>
-        <w:t xml:space="preserve"> عددی است.</w:t>
+          <w:b/>
+          <w:bCs/>
+          <w:sz w:val="22"/>
+          <w:szCs w:val="22"/>
+          <w:rtl/>
+          <w:lang w:bidi="fa-IR"/>
+        </w:rPr>
+        <w:t>داده‌های غیر ضروری</w:t>
+      </w:r>
+      <w:r>
+        <w:rPr>
+          <w:rFonts w:asciiTheme="minorBidi" w:hAnsiTheme="minorBidi" w:hint="cs"/>
+          <w:sz w:val="22"/>
+          <w:szCs w:val="22"/>
+          <w:rtl/>
+          <w:lang w:bidi="fa-IR"/>
+        </w:rPr>
+        <w:t xml:space="preserve">، </w:t>
+      </w:r>
+      <w:r>
+        <w:rPr>
+          <w:rFonts w:asciiTheme="minorBidi" w:hAnsiTheme="minorBidi" w:hint="cs"/>
+          <w:b/>
+          <w:bCs/>
+          <w:sz w:val="22"/>
+          <w:szCs w:val="22"/>
+          <w:rtl/>
+          <w:lang w:bidi="fa-IR"/>
+        </w:rPr>
+        <w:t>تبدیل داده‌های کارکتری</w:t>
+      </w:r>
+      <w:r>
+        <w:rPr>
+          <w:rFonts w:asciiTheme="minorBidi" w:hAnsiTheme="minorBidi" w:hint="cs"/>
+          <w:sz w:val="22"/>
+          <w:szCs w:val="22"/>
+          <w:rtl/>
+          <w:lang w:bidi="fa-IR"/>
+        </w:rPr>
+        <w:t xml:space="preserve"> </w:t>
+      </w:r>
+      <w:r>
+        <w:rPr>
+          <w:rFonts w:asciiTheme="minorBidi" w:hAnsiTheme="minorBidi" w:hint="cs"/>
+          <w:b/>
+          <w:bCs/>
+          <w:sz w:val="22"/>
+          <w:szCs w:val="22"/>
+          <w:rtl/>
+          <w:lang w:bidi="fa-IR"/>
+        </w:rPr>
+        <w:t>به</w:t>
+      </w:r>
+      <w:r>
+        <w:rPr>
+          <w:rFonts w:asciiTheme="minorBidi" w:hAnsiTheme="minorBidi" w:hint="cs"/>
+          <w:b/>
+          <w:bCs/>
+          <w:sz w:val="22"/>
+          <w:szCs w:val="22"/>
+          <w:rtl/>
+          <w:lang w:bidi="fa-IR"/>
+        </w:rPr>
+        <w:t xml:space="preserve"> داده‌های عددی</w:t>
+      </w:r>
+      <w:r>
+        <w:rPr>
+          <w:rFonts w:asciiTheme="minorBidi" w:hAnsiTheme="minorBidi" w:hint="cs"/>
+          <w:sz w:val="22"/>
+          <w:szCs w:val="22"/>
+          <w:rtl/>
+          <w:lang w:bidi="fa-IR"/>
+        </w:rPr>
+        <w:t xml:space="preserve"> است.</w:t>
       </w:r>
     </w:p>
     <w:p>
@@ -7917,17 +8081,7 @@
           <w:rtl/>
           <w:lang w:bidi="fa-IR"/>
         </w:rPr>
-        <w:t xml:space="preserve">مدیریت داده‌های گمشده، حذف داده‌های گمشده است. با توجه به اینکه از بین چهل هزار سطر </w:t>
-      </w:r>
-      <w:r>
-        <w:rPr>
-          <w:rFonts w:asciiTheme="minorBidi" w:hAnsiTheme="minorBidi" w:hint="cs"/>
-          <w:sz w:val="22"/>
-          <w:szCs w:val="22"/>
-          <w:rtl/>
-          <w:lang w:bidi="fa-IR"/>
-        </w:rPr>
-        <w:t xml:space="preserve">تنها شانزده سطر دارای ستون خالی </w:t>
+        <w:t xml:space="preserve">مدیریت داده‌های گمشده، حذف داده‌های گمشده است. با توجه به اینکه از بین چهل هزار سطر تنها شانزده سطر دارای ستون خالی </w:t>
       </w:r>
       <w:r>
         <w:rPr>
@@ -8911,27 +9065,7 @@
           <w:rtl/>
           <w:lang w:bidi="fa-IR"/>
         </w:rPr>
-        <w:t xml:space="preserve">برخی از ستون‌های دیتاست ارتباط معنا داری با دیگر </w:t>
-      </w:r>
-      <w:r>
-        <w:rPr>
-          <w:rFonts w:asciiTheme="minorBidi" w:hAnsiTheme="minorBidi" w:hint="cs"/>
-          <w:sz w:val="22"/>
-          <w:szCs w:val="22"/>
-          <w:rtl/>
-          <w:lang w:bidi="fa-IR"/>
-        </w:rPr>
-        <w:t>داده‌های</w:t>
-      </w:r>
-      <w:r>
-        <w:rPr>
-          <w:rFonts w:asciiTheme="minorBidi" w:hAnsiTheme="minorBidi" w:hint="cs"/>
-          <w:sz w:val="22"/>
-          <w:szCs w:val="22"/>
-          <w:rtl/>
-          <w:lang w:bidi="fa-IR"/>
-        </w:rPr>
-        <w:t xml:space="preserve"> مهم مانند </w:t>
+        <w:t xml:space="preserve">برخی از ستون‌های دیتاست ارتباط معنا داری با دیگر داده‌های مهم مانند </w:t>
       </w:r>
       <w:proofErr w:type="spellStart"/>
       <w:r>
@@ -9368,7 +9502,7 @@
       <w:pPr>
         <w:bidi/>
         <w:rPr>
-          <w:rFonts w:asciiTheme="minorBidi" w:hAnsiTheme="minorBidi" w:hint="cs"/>
+          <w:rFonts w:asciiTheme="minorBidi" w:hAnsiTheme="minorBidi"/>
           <w:sz w:val="22"/>
           <w:szCs w:val="22"/>
           <w:rtl/>
@@ -10034,7 +10168,7 @@
       <w:pPr>
         <w:bidi/>
         <w:rPr>
-          <w:rFonts w:asciiTheme="minorBidi" w:hAnsiTheme="minorBidi" w:hint="cs"/>
+          <w:rFonts w:asciiTheme="minorBidi" w:hAnsiTheme="minorBidi"/>
           <w:sz w:val="22"/>
           <w:szCs w:val="22"/>
           <w:rtl/>
@@ -10250,7 +10384,7 @@
       <w:pPr>
         <w:bidi/>
         <w:rPr>
-          <w:rFonts w:asciiTheme="minorBidi" w:hAnsiTheme="minorBidi" w:hint="cs"/>
+          <w:rFonts w:asciiTheme="minorBidi" w:hAnsiTheme="minorBidi"/>
           <w:sz w:val="22"/>
           <w:szCs w:val="22"/>
           <w:rtl/>
@@ -10298,6 +10432,9 @@
         <w:pStyle w:val="Heading1"/>
         <w:bidi/>
         <w:jc w:val="left"/>
+        <w:rPr>
+          <w:rtl/>
+        </w:rPr>
       </w:pPr>
       <w:bookmarkStart w:id="6" w:name="_Toc207225452"/>
       <w:r>
@@ -10327,6 +10464,2264 @@
         <w:t>ring</w:t>
       </w:r>
       <w:bookmarkEnd w:id="6"/>
+    </w:p>
+    <w:p>
+      <w:pPr>
+        <w:bidi/>
+        <w:rPr>
+          <w:rtl/>
+          <w:lang w:bidi="fa-IR"/>
+        </w:rPr>
+      </w:pPr>
+    </w:p>
+    <w:p>
+      <w:pPr>
+        <w:bidi/>
+        <w:rPr>
+          <w:rFonts w:asciiTheme="minorBidi" w:hAnsiTheme="minorBidi"/>
+          <w:sz w:val="22"/>
+          <w:szCs w:val="22"/>
+          <w:lang w:bidi="fa-IR"/>
+        </w:rPr>
+      </w:pPr>
+      <w:r>
+        <w:rPr>
+          <w:rFonts w:asciiTheme="minorBidi" w:hAnsiTheme="minorBidi"/>
+          <w:b/>
+          <w:bCs/>
+          <w:sz w:val="22"/>
+          <w:szCs w:val="22"/>
+          <w:rtl/>
+        </w:rPr>
+        <w:t>مهندسی ویژگی</w:t>
+      </w:r>
+      <w:r>
+        <w:rPr>
+          <w:rFonts w:asciiTheme="minorBidi" w:hAnsiTheme="minorBidi"/>
+          <w:sz w:val="22"/>
+          <w:szCs w:val="22"/>
+          <w:lang w:bidi="fa-IR"/>
+        </w:rPr>
+        <w:t xml:space="preserve"> </w:t>
+      </w:r>
+      <w:r>
+        <w:rPr>
+          <w:rFonts w:asciiTheme="minorBidi" w:hAnsiTheme="minorBidi"/>
+          <w:b/>
+          <w:bCs/>
+          <w:sz w:val="22"/>
+          <w:szCs w:val="22"/>
+          <w:lang w:bidi="fa-IR"/>
+        </w:rPr>
+        <w:t>(Feature Engineering)</w:t>
+      </w:r>
+      <w:r>
+        <w:rPr>
+          <w:rFonts w:asciiTheme="minorBidi" w:hAnsiTheme="minorBidi"/>
+          <w:sz w:val="22"/>
+          <w:szCs w:val="22"/>
+          <w:lang w:bidi="fa-IR"/>
+        </w:rPr>
+        <w:t xml:space="preserve"> </w:t>
+      </w:r>
+      <w:r>
+        <w:rPr>
+          <w:rFonts w:asciiTheme="minorBidi" w:hAnsiTheme="minorBidi"/>
+          <w:sz w:val="22"/>
+          <w:szCs w:val="22"/>
+          <w:rtl/>
+        </w:rPr>
+        <w:t>یکی از مهم‌ترین مراحل در فرایند یادگیری ماشین و علم داده است که به فرایند انتخاب، ساخت و تبدیل داده‌های خام به ویژگی‌های قابل استفاده برای مدل‌ها اشاره</w:t>
+      </w:r>
+      <w:r>
+        <w:rPr>
+          <w:rFonts w:asciiTheme="minorBidi" w:hAnsiTheme="minorBidi"/>
+          <w:sz w:val="22"/>
+          <w:szCs w:val="22"/>
+          <w:rtl/>
+        </w:rPr>
+        <w:t xml:space="preserve"> می‌کند</w:t>
+      </w:r>
+      <w:r>
+        <w:rPr>
+          <w:rFonts w:asciiTheme="minorBidi" w:hAnsiTheme="minorBidi"/>
+          <w:sz w:val="22"/>
+          <w:szCs w:val="22"/>
+          <w:rtl/>
+        </w:rPr>
+        <w:t xml:space="preserve">. هدف اصلی مهندسی ویژگی، بهبود توانایی مدل در شناسایی الگوها و افزایش دقت </w:t>
+      </w:r>
+      <w:r>
+        <w:rPr>
+          <w:rFonts w:asciiTheme="minorBidi" w:hAnsiTheme="minorBidi"/>
+          <w:sz w:val="22"/>
+          <w:szCs w:val="22"/>
+          <w:rtl/>
+        </w:rPr>
+        <w:t xml:space="preserve">مدل است. </w:t>
+      </w:r>
+      <w:r>
+        <w:rPr>
+          <w:rFonts w:asciiTheme="minorBidi" w:hAnsiTheme="minorBidi"/>
+          <w:sz w:val="22"/>
+          <w:szCs w:val="22"/>
+          <w:rtl/>
+        </w:rPr>
+        <w:t>از آنجا که داده‌های خام معمولاً شامل نویز، مقیاس‌های متفاوت یا اطلاعات غیرضروری هستند، مهندسی ویژگی نقش کلیدی در آماده‌سازی داده‌ها برای یادگیری ایفا می‌کند. این مرحله می‌تواند عملکرد مدل را به طور قابل توجهی بهبود دهد و حتی باعث شود مدل‌های ساده، نتایج بهتری نسبت به مدل‌های پیچیده بدون مهندسی ویژگی ارائه دهند</w:t>
+      </w:r>
+      <w:r>
+        <w:rPr>
+          <w:rFonts w:asciiTheme="minorBidi" w:hAnsiTheme="minorBidi"/>
+          <w:sz w:val="22"/>
+          <w:szCs w:val="22"/>
+        </w:rPr>
+        <w:t>.</w:t>
+      </w:r>
+      <w:r>
+        <w:rPr>
+          <w:rFonts w:asciiTheme="minorBidi" w:hAnsiTheme="minorBidi"/>
+          <w:sz w:val="22"/>
+          <w:szCs w:val="22"/>
+          <w:rtl/>
+        </w:rPr>
+        <w:t xml:space="preserve"> از مهم ترین فعالیت‌ها در مهندسی ویژگی می‌توان </w:t>
+      </w:r>
+      <w:r>
+        <w:rPr>
+          <w:rFonts w:asciiTheme="minorBidi" w:hAnsiTheme="minorBidi"/>
+          <w:sz w:val="22"/>
+          <w:szCs w:val="22"/>
+          <w:rtl/>
+          <w:lang w:bidi="fa-IR"/>
+        </w:rPr>
+        <w:t xml:space="preserve">به </w:t>
+      </w:r>
+      <w:r>
+        <w:rPr>
+          <w:rFonts w:asciiTheme="minorBidi" w:hAnsiTheme="minorBidi"/>
+          <w:b/>
+          <w:bCs/>
+          <w:sz w:val="22"/>
+          <w:szCs w:val="22"/>
+          <w:rtl/>
+          <w:lang w:bidi="fa-IR"/>
+        </w:rPr>
+        <w:t>ساخت ویژگی‌</w:t>
+      </w:r>
+      <w:r>
+        <w:rPr>
+          <w:rFonts w:asciiTheme="minorBidi" w:hAnsiTheme="minorBidi"/>
+          <w:sz w:val="22"/>
+          <w:szCs w:val="22"/>
+          <w:rtl/>
+          <w:lang w:bidi="fa-IR"/>
+        </w:rPr>
+        <w:t xml:space="preserve"> </w:t>
+      </w:r>
+      <w:r>
+        <w:rPr>
+          <w:rFonts w:asciiTheme="minorBidi" w:hAnsiTheme="minorBidi"/>
+          <w:b/>
+          <w:bCs/>
+          <w:sz w:val="22"/>
+          <w:szCs w:val="22"/>
+          <w:lang w:bidi="fa-IR"/>
+        </w:rPr>
+        <w:t>Feature Creation</w:t>
+      </w:r>
+      <w:r>
+        <w:rPr>
+          <w:rFonts w:asciiTheme="minorBidi" w:hAnsiTheme="minorBidi"/>
+          <w:sz w:val="22"/>
+          <w:szCs w:val="22"/>
+          <w:rtl/>
+          <w:lang w:bidi="fa-IR"/>
+        </w:rPr>
+        <w:t xml:space="preserve"> و </w:t>
+      </w:r>
+      <w:r>
+        <w:rPr>
+          <w:rFonts w:asciiTheme="minorBidi" w:hAnsiTheme="minorBidi"/>
+          <w:b/>
+          <w:bCs/>
+          <w:sz w:val="22"/>
+          <w:szCs w:val="22"/>
+          <w:rtl/>
+          <w:lang w:bidi="fa-IR"/>
+        </w:rPr>
+        <w:t>انتخاب ویژگی</w:t>
+      </w:r>
+      <w:r>
+        <w:rPr>
+          <w:rFonts w:asciiTheme="minorBidi" w:hAnsiTheme="minorBidi"/>
+          <w:sz w:val="22"/>
+          <w:szCs w:val="22"/>
+          <w:rtl/>
+          <w:lang w:bidi="fa-IR"/>
+        </w:rPr>
+        <w:t xml:space="preserve"> </w:t>
+      </w:r>
+      <w:r>
+        <w:rPr>
+          <w:rFonts w:asciiTheme="minorBidi" w:hAnsiTheme="minorBidi"/>
+          <w:b/>
+          <w:bCs/>
+          <w:sz w:val="22"/>
+          <w:szCs w:val="22"/>
+          <w:lang w:bidi="fa-IR"/>
+        </w:rPr>
+        <w:t>Feature</w:t>
+      </w:r>
+      <w:r>
+        <w:rPr>
+          <w:rFonts w:asciiTheme="minorBidi" w:hAnsiTheme="minorBidi"/>
+          <w:sz w:val="22"/>
+          <w:szCs w:val="22"/>
+          <w:lang w:bidi="fa-IR"/>
+        </w:rPr>
+        <w:t xml:space="preserve"> </w:t>
+      </w:r>
+      <w:r>
+        <w:rPr>
+          <w:rFonts w:asciiTheme="minorBidi" w:hAnsiTheme="minorBidi"/>
+          <w:b/>
+          <w:bCs/>
+          <w:sz w:val="22"/>
+          <w:szCs w:val="22"/>
+          <w:lang w:bidi="fa-IR"/>
+        </w:rPr>
+        <w:t xml:space="preserve">Selection </w:t>
+      </w:r>
+      <w:r>
+        <w:rPr>
+          <w:rFonts w:asciiTheme="minorBidi" w:hAnsiTheme="minorBidi"/>
+          <w:sz w:val="22"/>
+          <w:szCs w:val="22"/>
+          <w:rtl/>
+          <w:lang w:bidi="fa-IR"/>
+        </w:rPr>
+        <w:t xml:space="preserve"> اشاره کرد.</w:t>
+      </w:r>
+    </w:p>
+    <w:p>
+      <w:pPr>
+        <w:bidi/>
+        <w:rPr>
+          <w:lang w:bidi="fa-IR"/>
+        </w:rPr>
+      </w:pPr>
+    </w:p>
+    <w:p>
+      <w:pPr>
+        <w:bidi/>
+        <w:rPr>
+          <w:lang w:bidi="fa-IR"/>
+        </w:rPr>
+      </w:pPr>
+    </w:p>
+    <w:p>
+      <w:pPr>
+        <w:bidi/>
+        <w:rPr>
+          <w:rFonts w:asciiTheme="minorBidi" w:hAnsiTheme="minorBidi"/>
+          <w:b/>
+          <w:bCs/>
+          <w:lang w:bidi="fa-IR"/>
+        </w:rPr>
+      </w:pPr>
+      <w:r>
+        <w:rPr>
+          <w:rFonts w:asciiTheme="minorBidi" w:hAnsiTheme="minorBidi"/>
+          <w:b/>
+          <w:bCs/>
+          <w:rtl/>
+          <w:lang w:bidi="fa-IR"/>
+        </w:rPr>
+        <w:t xml:space="preserve">ساخت ویژگی </w:t>
+      </w:r>
+      <w:r>
+        <w:rPr>
+          <w:rFonts w:asciiTheme="minorBidi" w:hAnsiTheme="minorBidi"/>
+          <w:b/>
+          <w:bCs/>
+          <w:lang w:bidi="fa-IR"/>
+        </w:rPr>
+        <w:t>Feature Creation</w:t>
+      </w:r>
+    </w:p>
+    <w:p>
+      <w:pPr>
+        <w:bidi/>
+        <w:rPr>
+          <w:rFonts w:asciiTheme="minorBidi" w:hAnsiTheme="minorBidi"/>
+          <w:sz w:val="22"/>
+          <w:szCs w:val="22"/>
+          <w:rtl/>
+          <w:lang w:bidi="fa-IR"/>
+        </w:rPr>
+      </w:pPr>
+      <w:r>
+        <w:rPr>
+          <w:rFonts w:asciiTheme="minorBidi" w:hAnsiTheme="minorBidi" w:hint="cs"/>
+          <w:sz w:val="22"/>
+          <w:szCs w:val="22"/>
+          <w:rtl/>
+          <w:lang w:bidi="fa-IR"/>
+        </w:rPr>
+        <w:t>در این پروژه</w:t>
+      </w:r>
+      <w:r>
+        <w:rPr>
+          <w:rFonts w:asciiTheme="minorBidi" w:hAnsiTheme="minorBidi" w:hint="cs"/>
+          <w:sz w:val="22"/>
+          <w:szCs w:val="22"/>
+          <w:rtl/>
+          <w:lang w:bidi="fa-IR"/>
+        </w:rPr>
+        <w:t xml:space="preserve"> </w:t>
+      </w:r>
+      <w:r>
+        <w:rPr>
+          <w:rFonts w:asciiTheme="minorBidi" w:hAnsiTheme="minorBidi" w:hint="cs"/>
+          <w:sz w:val="22"/>
+          <w:szCs w:val="22"/>
+          <w:rtl/>
+          <w:lang w:bidi="fa-IR"/>
+        </w:rPr>
+        <w:t xml:space="preserve">با استفاده ازالگوریتم </w:t>
+      </w:r>
+      <w:r>
+        <w:rPr>
+          <w:rFonts w:asciiTheme="minorBidi" w:hAnsiTheme="minorBidi"/>
+          <w:sz w:val="22"/>
+          <w:szCs w:val="22"/>
+          <w:lang w:bidi="fa-IR"/>
+        </w:rPr>
+        <w:t xml:space="preserve">VADER </w:t>
+      </w:r>
+      <w:r>
+        <w:rPr>
+          <w:rFonts w:asciiTheme="minorBidi" w:hAnsiTheme="minorBidi" w:hint="cs"/>
+          <w:sz w:val="22"/>
+          <w:szCs w:val="22"/>
+          <w:rtl/>
+          <w:lang w:bidi="fa-IR"/>
+        </w:rPr>
+        <w:t xml:space="preserve"> از داده‌های موجود در ستون </w:t>
+      </w:r>
+      <w:proofErr w:type="spellStart"/>
+      <w:r>
+        <w:rPr>
+          <w:rFonts w:asciiTheme="minorBidi" w:hAnsiTheme="minorBidi"/>
+          <w:sz w:val="22"/>
+          <w:szCs w:val="22"/>
+          <w:lang w:bidi="fa-IR"/>
+        </w:rPr>
+        <w:t>review_body</w:t>
+      </w:r>
+      <w:proofErr w:type="spellEnd"/>
+      <w:r>
+        <w:rPr>
+          <w:rFonts w:asciiTheme="minorBidi" w:hAnsiTheme="minorBidi" w:hint="cs"/>
+          <w:sz w:val="22"/>
+          <w:szCs w:val="22"/>
+          <w:rtl/>
+          <w:lang w:bidi="fa-IR"/>
+        </w:rPr>
+        <w:t xml:space="preserve">، مقدار </w:t>
+      </w:r>
+      <w:proofErr w:type="spellStart"/>
+      <w:r>
+        <w:rPr>
+          <w:rFonts w:asciiTheme="minorBidi" w:hAnsiTheme="minorBidi"/>
+          <w:sz w:val="22"/>
+          <w:szCs w:val="22"/>
+          <w:lang w:bidi="fa-IR"/>
+        </w:rPr>
+        <w:t>compound_score</w:t>
+      </w:r>
+      <w:proofErr w:type="spellEnd"/>
+      <w:r>
+        <w:rPr>
+          <w:rFonts w:asciiTheme="minorBidi" w:hAnsiTheme="minorBidi" w:hint="cs"/>
+          <w:sz w:val="22"/>
+          <w:szCs w:val="22"/>
+          <w:rtl/>
+          <w:lang w:bidi="fa-IR"/>
+        </w:rPr>
+        <w:t xml:space="preserve"> محاسبه شد و به عنوان یک ستون جدید با نام </w:t>
+      </w:r>
+      <w:proofErr w:type="spellStart"/>
+      <w:r>
+        <w:rPr>
+          <w:rFonts w:asciiTheme="minorBidi" w:hAnsiTheme="minorBidi"/>
+          <w:sz w:val="22"/>
+          <w:szCs w:val="22"/>
+          <w:lang w:bidi="fa-IR"/>
+        </w:rPr>
+        <w:t>compound_score</w:t>
+      </w:r>
+      <w:proofErr w:type="spellEnd"/>
+      <w:r>
+        <w:rPr>
+          <w:rFonts w:asciiTheme="minorBidi" w:hAnsiTheme="minorBidi" w:hint="cs"/>
+          <w:sz w:val="22"/>
+          <w:szCs w:val="22"/>
+          <w:rtl/>
+          <w:lang w:bidi="fa-IR"/>
+        </w:rPr>
+        <w:t xml:space="preserve"> به دیتاست اضافه شد.</w:t>
+      </w:r>
+    </w:p>
+    <w:p>
+      <w:pPr>
+        <w:bidi/>
+        <w:rPr>
+          <w:rFonts w:asciiTheme="minorBidi" w:hAnsiTheme="minorBidi"/>
+          <w:sz w:val="22"/>
+          <w:szCs w:val="22"/>
+          <w:rtl/>
+        </w:rPr>
+      </w:pPr>
+      <w:proofErr w:type="spellStart"/>
+      <w:r>
+        <w:rPr>
+          <w:rFonts w:asciiTheme="minorBidi" w:hAnsiTheme="minorBidi"/>
+          <w:sz w:val="22"/>
+          <w:szCs w:val="22"/>
+          <w:lang w:bidi="fa-IR"/>
+        </w:rPr>
+        <w:t>compound_</w:t>
+      </w:r>
+      <w:proofErr w:type="gramStart"/>
+      <w:r>
+        <w:rPr>
+          <w:rFonts w:asciiTheme="minorBidi" w:hAnsiTheme="minorBidi"/>
+          <w:sz w:val="22"/>
+          <w:szCs w:val="22"/>
+          <w:lang w:bidi="fa-IR"/>
+        </w:rPr>
+        <w:t>score</w:t>
+      </w:r>
+      <w:proofErr w:type="spellEnd"/>
+      <w:r>
+        <w:rPr>
+          <w:rFonts w:asciiTheme="minorBidi" w:hAnsiTheme="minorBidi"/>
+          <w:sz w:val="22"/>
+          <w:szCs w:val="22"/>
+          <w:lang w:bidi="fa-IR"/>
+        </w:rPr>
+        <w:t xml:space="preserve"> </w:t>
+      </w:r>
+      <w:r>
+        <w:rPr>
+          <w:rFonts w:asciiTheme="minorBidi" w:hAnsiTheme="minorBidi" w:hint="cs"/>
+          <w:sz w:val="22"/>
+          <w:szCs w:val="22"/>
+          <w:rtl/>
+          <w:lang w:bidi="fa-IR"/>
+        </w:rPr>
+        <w:t xml:space="preserve"> </w:t>
+      </w:r>
+      <w:r>
+        <w:rPr>
+          <w:rFonts w:asciiTheme="minorBidi" w:hAnsiTheme="minorBidi"/>
+          <w:sz w:val="22"/>
+          <w:szCs w:val="22"/>
+          <w:rtl/>
+        </w:rPr>
+        <w:t>یک</w:t>
+      </w:r>
+      <w:proofErr w:type="gramEnd"/>
+      <w:r>
+        <w:rPr>
+          <w:rFonts w:asciiTheme="minorBidi" w:hAnsiTheme="minorBidi"/>
+          <w:sz w:val="22"/>
+          <w:szCs w:val="22"/>
+          <w:rtl/>
+        </w:rPr>
+        <w:t xml:space="preserve"> عدد نرمال‌شده بین</w:t>
+      </w:r>
+      <w:r>
+        <w:rPr>
+          <w:rFonts w:asciiTheme="minorBidi" w:hAnsiTheme="minorBidi" w:hint="cs"/>
+          <w:sz w:val="22"/>
+          <w:szCs w:val="22"/>
+          <w:rtl/>
+          <w:lang w:bidi="fa-IR"/>
+        </w:rPr>
+        <w:t xml:space="preserve"> </w:t>
+      </w:r>
+      <w:r>
+        <w:rPr>
+          <w:rFonts w:asciiTheme="minorBidi" w:hAnsiTheme="minorBidi"/>
+          <w:b/>
+          <w:bCs/>
+          <w:sz w:val="22"/>
+          <w:szCs w:val="22"/>
+          <w:lang w:bidi="fa-IR"/>
+        </w:rPr>
+        <w:t>-1</w:t>
+      </w:r>
+      <w:r>
+        <w:rPr>
+          <w:rFonts w:asciiTheme="minorBidi" w:hAnsiTheme="minorBidi" w:hint="cs"/>
+          <w:sz w:val="22"/>
+          <w:szCs w:val="22"/>
+          <w:rtl/>
+          <w:lang w:bidi="fa-IR"/>
+        </w:rPr>
+        <w:t xml:space="preserve"> تا </w:t>
+      </w:r>
+      <w:r>
+        <w:rPr>
+          <w:rFonts w:asciiTheme="minorBidi" w:hAnsiTheme="minorBidi"/>
+          <w:b/>
+          <w:bCs/>
+          <w:sz w:val="22"/>
+          <w:szCs w:val="22"/>
+          <w:lang w:bidi="fa-IR"/>
+        </w:rPr>
+        <w:t>+1</w:t>
+      </w:r>
+      <w:r>
+        <w:rPr>
+          <w:rFonts w:asciiTheme="minorBidi" w:hAnsiTheme="minorBidi" w:hint="cs"/>
+          <w:sz w:val="22"/>
+          <w:szCs w:val="22"/>
+          <w:rtl/>
+          <w:lang w:bidi="fa-IR"/>
+        </w:rPr>
+        <w:t xml:space="preserve"> است</w:t>
+      </w:r>
+      <w:r>
+        <w:rPr>
+          <w:rFonts w:asciiTheme="minorBidi" w:hAnsiTheme="minorBidi"/>
+          <w:sz w:val="22"/>
+          <w:szCs w:val="22"/>
+          <w:rtl/>
+        </w:rPr>
+        <w:t xml:space="preserve"> که نشان‌دهنده‌ی احساس کلی یک متن است. این عدد توسط الگوریتم </w:t>
+      </w:r>
+      <w:r>
+        <w:rPr>
+          <w:rFonts w:asciiTheme="minorBidi" w:hAnsiTheme="minorBidi" w:hint="cs"/>
+          <w:sz w:val="22"/>
+          <w:szCs w:val="22"/>
+          <w:rtl/>
+        </w:rPr>
+        <w:t xml:space="preserve"> </w:t>
+      </w:r>
+      <w:r>
+        <w:rPr>
+          <w:rFonts w:asciiTheme="minorBidi" w:hAnsiTheme="minorBidi"/>
+          <w:b/>
+          <w:bCs/>
+          <w:sz w:val="22"/>
+          <w:szCs w:val="22"/>
+          <w:lang w:bidi="fa-IR"/>
+        </w:rPr>
+        <w:t xml:space="preserve">VADER (Valence Aware Dictionary and </w:t>
+      </w:r>
+      <w:proofErr w:type="spellStart"/>
+      <w:r>
+        <w:rPr>
+          <w:rFonts w:asciiTheme="minorBidi" w:hAnsiTheme="minorBidi"/>
+          <w:b/>
+          <w:bCs/>
+          <w:sz w:val="22"/>
+          <w:szCs w:val="22"/>
+          <w:lang w:bidi="fa-IR"/>
+        </w:rPr>
+        <w:t>sEntiment</w:t>
+      </w:r>
+      <w:proofErr w:type="spellEnd"/>
+      <w:r>
+        <w:rPr>
+          <w:rFonts w:asciiTheme="minorBidi" w:hAnsiTheme="minorBidi"/>
+          <w:b/>
+          <w:bCs/>
+          <w:sz w:val="22"/>
+          <w:szCs w:val="22"/>
+          <w:lang w:bidi="fa-IR"/>
+        </w:rPr>
+        <w:t xml:space="preserve"> Reasoner)</w:t>
+      </w:r>
+      <w:r>
+        <w:rPr>
+          <w:rFonts w:asciiTheme="minorBidi" w:hAnsiTheme="minorBidi"/>
+          <w:sz w:val="22"/>
+          <w:szCs w:val="22"/>
+          <w:lang w:bidi="fa-IR"/>
+        </w:rPr>
+        <w:t xml:space="preserve"> </w:t>
+      </w:r>
+      <w:r>
+        <w:rPr>
+          <w:rFonts w:asciiTheme="minorBidi" w:hAnsiTheme="minorBidi" w:hint="cs"/>
+          <w:sz w:val="22"/>
+          <w:szCs w:val="22"/>
+          <w:rtl/>
+          <w:lang w:bidi="fa-IR"/>
+        </w:rPr>
+        <w:t xml:space="preserve"> </w:t>
+      </w:r>
+      <w:r>
+        <w:rPr>
+          <w:rFonts w:asciiTheme="minorBidi" w:hAnsiTheme="minorBidi"/>
+          <w:sz w:val="22"/>
+          <w:szCs w:val="22"/>
+          <w:rtl/>
+        </w:rPr>
+        <w:t>محاسبه می‌شود که برای تحلیل احساسات در متون انگلیسی طراحی شده اس</w:t>
+      </w:r>
+      <w:r>
+        <w:rPr>
+          <w:rFonts w:asciiTheme="minorBidi" w:hAnsiTheme="minorBidi" w:hint="cs"/>
+          <w:sz w:val="22"/>
+          <w:szCs w:val="22"/>
+          <w:rtl/>
+          <w:lang w:bidi="fa-IR"/>
+        </w:rPr>
+        <w:t>ت.</w:t>
+      </w:r>
+      <w:r>
+        <w:rPr>
+          <w:rFonts w:asciiTheme="minorBidi" w:hAnsiTheme="minorBidi"/>
+          <w:sz w:val="22"/>
+          <w:szCs w:val="22"/>
+          <w:rtl/>
+        </w:rPr>
+        <w:t>اگر مقدار</w:t>
+      </w:r>
+      <w:r>
+        <w:rPr>
+          <w:rFonts w:asciiTheme="minorBidi" w:hAnsiTheme="minorBidi"/>
+          <w:sz w:val="22"/>
+          <w:szCs w:val="22"/>
+          <w:lang w:bidi="fa-IR"/>
+        </w:rPr>
+        <w:t xml:space="preserve"> </w:t>
+      </w:r>
+      <w:proofErr w:type="spellStart"/>
+      <w:r>
+        <w:rPr>
+          <w:rFonts w:asciiTheme="minorBidi" w:hAnsiTheme="minorBidi"/>
+          <w:sz w:val="22"/>
+          <w:szCs w:val="22"/>
+          <w:lang w:bidi="fa-IR"/>
+        </w:rPr>
+        <w:t>compound_score</w:t>
+      </w:r>
+      <w:proofErr w:type="spellEnd"/>
+      <w:r>
+        <w:rPr>
+          <w:rFonts w:asciiTheme="minorBidi" w:hAnsiTheme="minorBidi"/>
+          <w:sz w:val="22"/>
+          <w:szCs w:val="22"/>
+          <w:lang w:bidi="fa-IR"/>
+        </w:rPr>
+        <w:t xml:space="preserve"> </w:t>
+      </w:r>
+      <w:r>
+        <w:rPr>
+          <w:rFonts w:asciiTheme="minorBidi" w:hAnsiTheme="minorBidi"/>
+          <w:sz w:val="22"/>
+          <w:szCs w:val="22"/>
+          <w:rtl/>
+        </w:rPr>
+        <w:t xml:space="preserve">نزدیک به </w:t>
+      </w:r>
+      <w:r>
+        <w:rPr>
+          <w:rFonts w:asciiTheme="minorBidi" w:hAnsiTheme="minorBidi"/>
+          <w:b/>
+          <w:bCs/>
+          <w:sz w:val="22"/>
+          <w:szCs w:val="22"/>
+          <w:lang w:bidi="fa-IR"/>
+        </w:rPr>
+        <w:t>+1</w:t>
+      </w:r>
+      <w:r>
+        <w:rPr>
+          <w:rFonts w:asciiTheme="minorBidi" w:hAnsiTheme="minorBidi" w:hint="cs"/>
+          <w:sz w:val="22"/>
+          <w:szCs w:val="22"/>
+          <w:rtl/>
+          <w:lang w:bidi="fa-IR"/>
+        </w:rPr>
+        <w:t xml:space="preserve"> </w:t>
+      </w:r>
+      <w:r>
+        <w:rPr>
+          <w:rFonts w:asciiTheme="minorBidi" w:hAnsiTheme="minorBidi"/>
+          <w:sz w:val="22"/>
+          <w:szCs w:val="22"/>
+          <w:rtl/>
+        </w:rPr>
+        <w:t>باشد، متن دارای احساس مثبت است</w:t>
+      </w:r>
+      <w:r>
+        <w:rPr>
+          <w:rFonts w:asciiTheme="minorBidi" w:hAnsiTheme="minorBidi" w:hint="cs"/>
+          <w:sz w:val="22"/>
+          <w:szCs w:val="22"/>
+          <w:rtl/>
+          <w:lang w:bidi="fa-IR"/>
+        </w:rPr>
+        <w:t xml:space="preserve"> و </w:t>
+      </w:r>
+      <w:r>
+        <w:rPr>
+          <w:rFonts w:asciiTheme="minorBidi" w:hAnsiTheme="minorBidi" w:hint="cs"/>
+          <w:sz w:val="22"/>
+          <w:szCs w:val="22"/>
+          <w:rtl/>
+          <w:lang w:bidi="fa-IR"/>
+        </w:rPr>
+        <w:t>ا</w:t>
+      </w:r>
+      <w:r>
+        <w:rPr>
+          <w:rFonts w:asciiTheme="minorBidi" w:hAnsiTheme="minorBidi"/>
+          <w:sz w:val="22"/>
+          <w:szCs w:val="22"/>
+          <w:rtl/>
+        </w:rPr>
+        <w:t xml:space="preserve">گر مقدار آن نزدیک به </w:t>
+      </w:r>
+      <w:r>
+        <w:rPr>
+          <w:rFonts w:asciiTheme="minorBidi" w:hAnsiTheme="minorBidi"/>
+          <w:b/>
+          <w:bCs/>
+          <w:sz w:val="22"/>
+          <w:szCs w:val="22"/>
+          <w:lang w:bidi="fa-IR"/>
+        </w:rPr>
+        <w:t>-1</w:t>
+      </w:r>
+      <w:r>
+        <w:rPr>
+          <w:rFonts w:asciiTheme="minorBidi" w:hAnsiTheme="minorBidi" w:hint="cs"/>
+          <w:sz w:val="22"/>
+          <w:szCs w:val="22"/>
+          <w:rtl/>
+          <w:lang w:bidi="fa-IR"/>
+        </w:rPr>
+        <w:t xml:space="preserve"> </w:t>
+      </w:r>
+      <w:r>
+        <w:rPr>
+          <w:rFonts w:asciiTheme="minorBidi" w:hAnsiTheme="minorBidi"/>
+          <w:sz w:val="22"/>
+          <w:szCs w:val="22"/>
+          <w:rtl/>
+        </w:rPr>
+        <w:t>باشد، متن دارای احساس منفی است</w:t>
+      </w:r>
+      <w:r>
+        <w:rPr>
+          <w:rFonts w:asciiTheme="minorBidi" w:hAnsiTheme="minorBidi" w:hint="cs"/>
+          <w:sz w:val="22"/>
+          <w:szCs w:val="22"/>
+          <w:rtl/>
+          <w:lang w:bidi="fa-IR"/>
+        </w:rPr>
+        <w:t xml:space="preserve"> و</w:t>
+      </w:r>
+      <w:r>
+        <w:rPr>
+          <w:rFonts w:asciiTheme="minorBidi" w:hAnsiTheme="minorBidi"/>
+          <w:sz w:val="22"/>
+          <w:szCs w:val="22"/>
+          <w:rtl/>
+        </w:rPr>
+        <w:t>اگر مقدار آن نزدیک به</w:t>
+      </w:r>
+      <w:r>
+        <w:rPr>
+          <w:rFonts w:asciiTheme="minorBidi" w:hAnsiTheme="minorBidi" w:hint="cs"/>
+          <w:sz w:val="22"/>
+          <w:szCs w:val="22"/>
+          <w:rtl/>
+        </w:rPr>
+        <w:t xml:space="preserve"> </w:t>
+      </w:r>
+      <w:r>
+        <w:rPr>
+          <w:rFonts w:asciiTheme="minorBidi" w:hAnsiTheme="minorBidi" w:hint="cs"/>
+          <w:b/>
+          <w:bCs/>
+          <w:sz w:val="22"/>
+          <w:szCs w:val="22"/>
+          <w:rtl/>
+        </w:rPr>
+        <w:t>0</w:t>
+      </w:r>
+      <w:r>
+        <w:rPr>
+          <w:rFonts w:asciiTheme="minorBidi" w:hAnsiTheme="minorBidi" w:hint="cs"/>
+          <w:sz w:val="22"/>
+          <w:szCs w:val="22"/>
+          <w:rtl/>
+        </w:rPr>
+        <w:t xml:space="preserve"> </w:t>
+      </w:r>
+      <w:r>
+        <w:rPr>
+          <w:rFonts w:asciiTheme="minorBidi" w:hAnsiTheme="minorBidi"/>
+          <w:sz w:val="22"/>
+          <w:szCs w:val="22"/>
+          <w:rtl/>
+        </w:rPr>
+        <w:t>باشد، متن خنثی یا ترکیبی از احساسات مثبت</w:t>
+      </w:r>
+      <w:r>
+        <w:rPr>
+          <w:rFonts w:asciiTheme="minorBidi" w:hAnsiTheme="minorBidi" w:hint="cs"/>
+          <w:sz w:val="22"/>
+          <w:szCs w:val="22"/>
+          <w:rtl/>
+        </w:rPr>
+        <w:t xml:space="preserve"> و منفی است.</w:t>
+      </w:r>
+    </w:p>
+    <w:p>
+      <w:pPr>
+        <w:bidi/>
+        <w:rPr>
+          <w:rFonts w:asciiTheme="minorBidi" w:hAnsiTheme="minorBidi"/>
+          <w:b/>
+          <w:bCs/>
+          <w:sz w:val="22"/>
+          <w:szCs w:val="22"/>
+          <w:rtl/>
+          <w:lang w:bidi="fa-IR"/>
+        </w:rPr>
+      </w:pPr>
+      <w:proofErr w:type="spellStart"/>
+      <w:r>
+        <w:rPr>
+          <w:rFonts w:asciiTheme="minorBidi" w:hAnsiTheme="minorBidi"/>
+          <w:b/>
+          <w:bCs/>
+          <w:sz w:val="22"/>
+          <w:szCs w:val="22"/>
+        </w:rPr>
+        <w:t>Compound_score</w:t>
+      </w:r>
+      <w:proofErr w:type="spellEnd"/>
+      <w:r>
+        <w:rPr>
+          <w:rFonts w:asciiTheme="minorBidi" w:hAnsiTheme="minorBidi" w:hint="cs"/>
+          <w:b/>
+          <w:bCs/>
+          <w:sz w:val="22"/>
+          <w:szCs w:val="22"/>
+          <w:rtl/>
+          <w:lang w:bidi="fa-IR"/>
+        </w:rPr>
+        <w:t xml:space="preserve"> چگونه محاسبه می‌شود؟</w:t>
+      </w:r>
+    </w:p>
+    <w:p>
+      <w:pPr>
+        <w:bidi/>
+        <w:rPr>
+          <w:rFonts w:asciiTheme="minorBidi" w:hAnsiTheme="minorBidi"/>
+          <w:sz w:val="22"/>
+          <w:szCs w:val="22"/>
+          <w:lang w:bidi="fa-IR"/>
+        </w:rPr>
+      </w:pPr>
+      <w:r>
+        <w:rPr>
+          <w:rFonts w:asciiTheme="minorBidi" w:hAnsiTheme="minorBidi"/>
+          <w:sz w:val="22"/>
+          <w:szCs w:val="22"/>
+          <w:rtl/>
+        </w:rPr>
+        <w:t>الگوریتم</w:t>
+      </w:r>
+      <w:r>
+        <w:rPr>
+          <w:rFonts w:asciiTheme="minorBidi" w:hAnsiTheme="minorBidi"/>
+          <w:sz w:val="22"/>
+          <w:szCs w:val="22"/>
+          <w:lang w:bidi="fa-IR"/>
+        </w:rPr>
+        <w:t xml:space="preserve"> VADER </w:t>
+      </w:r>
+      <w:r>
+        <w:rPr>
+          <w:rFonts w:asciiTheme="minorBidi" w:hAnsiTheme="minorBidi"/>
+          <w:sz w:val="22"/>
+          <w:szCs w:val="22"/>
+          <w:rtl/>
+        </w:rPr>
+        <w:t>ابتدا متن را تجزیه کرده و برای هر کلمه یا عبارت، یک امتیاز احساسی (مثبت، منفی یا خنثی) در نظر می‌گیرد. سپس</w:t>
+      </w:r>
+      <w:r>
+        <w:rPr>
+          <w:rFonts w:asciiTheme="minorBidi" w:hAnsiTheme="minorBidi"/>
+          <w:sz w:val="22"/>
+          <w:szCs w:val="22"/>
+          <w:lang w:bidi="fa-IR"/>
+        </w:rPr>
+        <w:t>:</w:t>
+      </w:r>
+    </w:p>
+    <w:p>
+      <w:pPr>
+        <w:numPr>
+          <w:ilvl w:val="0"/>
+          <w:numId w:val="1"/>
+        </w:numPr>
+        <w:bidi/>
+        <w:rPr>
+          <w:rFonts w:asciiTheme="minorBidi" w:hAnsiTheme="minorBidi"/>
+          <w:sz w:val="22"/>
+          <w:szCs w:val="22"/>
+          <w:lang w:bidi="fa-IR"/>
+        </w:rPr>
+      </w:pPr>
+      <w:r>
+        <w:rPr>
+          <w:rFonts w:asciiTheme="minorBidi" w:hAnsiTheme="minorBidi"/>
+          <w:sz w:val="22"/>
+          <w:szCs w:val="22"/>
+          <w:rtl/>
+        </w:rPr>
+        <w:t>امتیازهای مثبت، منفی و خنثی جداگانه جمع می‌شوند</w:t>
+      </w:r>
+      <w:r>
+        <w:rPr>
+          <w:rFonts w:asciiTheme="minorBidi" w:hAnsiTheme="minorBidi"/>
+          <w:sz w:val="22"/>
+          <w:szCs w:val="22"/>
+          <w:lang w:bidi="fa-IR"/>
+        </w:rPr>
+        <w:t>.</w:t>
+      </w:r>
+    </w:p>
+    <w:p>
+      <w:pPr>
+        <w:numPr>
+          <w:ilvl w:val="0"/>
+          <w:numId w:val="1"/>
+        </w:numPr>
+        <w:bidi/>
+        <w:rPr>
+          <w:rFonts w:asciiTheme="minorBidi" w:hAnsiTheme="minorBidi"/>
+          <w:sz w:val="22"/>
+          <w:szCs w:val="22"/>
+          <w:lang w:bidi="fa-IR"/>
+        </w:rPr>
+      </w:pPr>
+      <w:r>
+        <w:rPr>
+          <w:rFonts w:asciiTheme="minorBidi" w:hAnsiTheme="minorBidi"/>
+          <w:sz w:val="22"/>
+          <w:szCs w:val="22"/>
+          <w:rtl/>
+        </w:rPr>
+        <w:t xml:space="preserve">این امتیازها با استفاده از یک فرمول خاص به یک عدد نهایی نرمال‌شده تبدیل می‌شوند که همان </w:t>
+      </w:r>
+      <w:proofErr w:type="spellStart"/>
+      <w:r>
+        <w:rPr>
+          <w:rFonts w:asciiTheme="minorBidi" w:hAnsiTheme="minorBidi"/>
+          <w:sz w:val="22"/>
+          <w:szCs w:val="22"/>
+          <w:lang w:bidi="fa-IR"/>
+        </w:rPr>
+        <w:t>compound_score</w:t>
+      </w:r>
+      <w:proofErr w:type="spellEnd"/>
+      <w:r>
+        <w:rPr>
+          <w:rFonts w:asciiTheme="minorBidi" w:hAnsiTheme="minorBidi"/>
+          <w:sz w:val="22"/>
+          <w:szCs w:val="22"/>
+          <w:lang w:bidi="fa-IR"/>
+        </w:rPr>
+        <w:t xml:space="preserve"> </w:t>
+      </w:r>
+      <w:r>
+        <w:rPr>
+          <w:rFonts w:asciiTheme="minorBidi" w:hAnsiTheme="minorBidi" w:hint="cs"/>
+          <w:sz w:val="22"/>
+          <w:szCs w:val="22"/>
+          <w:rtl/>
+          <w:lang w:bidi="fa-IR"/>
+        </w:rPr>
+        <w:t xml:space="preserve"> </w:t>
+      </w:r>
+      <w:r>
+        <w:rPr>
+          <w:rFonts w:asciiTheme="minorBidi" w:hAnsiTheme="minorBidi"/>
+          <w:sz w:val="22"/>
+          <w:szCs w:val="22"/>
+          <w:rtl/>
+        </w:rPr>
+        <w:t>است</w:t>
+      </w:r>
+      <w:r>
+        <w:rPr>
+          <w:rFonts w:asciiTheme="minorBidi" w:hAnsiTheme="minorBidi"/>
+          <w:sz w:val="22"/>
+          <w:szCs w:val="22"/>
+          <w:lang w:bidi="fa-IR"/>
+        </w:rPr>
+        <w:t>.</w:t>
+      </w:r>
+    </w:p>
+    <w:p>
+      <w:pPr>
+        <w:numPr>
+          <w:ilvl w:val="0"/>
+          <w:numId w:val="1"/>
+        </w:numPr>
+        <w:bidi/>
+        <w:rPr>
+          <w:rFonts w:asciiTheme="minorBidi" w:hAnsiTheme="minorBidi"/>
+          <w:sz w:val="22"/>
+          <w:szCs w:val="22"/>
+          <w:lang w:bidi="fa-IR"/>
+        </w:rPr>
+      </w:pPr>
+      <w:r>
+        <w:rPr>
+          <w:rFonts w:asciiTheme="minorBidi" w:hAnsiTheme="minorBidi"/>
+          <w:sz w:val="22"/>
+          <w:szCs w:val="22"/>
+          <w:rtl/>
+        </w:rPr>
+        <w:t xml:space="preserve">این عدد با استفاده از تابع </w:t>
+      </w:r>
+      <w:r>
+        <w:rPr>
+          <w:rFonts w:asciiTheme="minorBidi" w:hAnsiTheme="minorBidi"/>
+          <w:sz w:val="22"/>
+          <w:szCs w:val="22"/>
+          <w:lang w:bidi="fa-IR"/>
+        </w:rPr>
+        <w:t>tanh</w:t>
+      </w:r>
+      <w:r>
+        <w:rPr>
+          <w:rFonts w:asciiTheme="minorBidi" w:hAnsiTheme="minorBidi" w:hint="cs"/>
+          <w:sz w:val="22"/>
+          <w:szCs w:val="22"/>
+          <w:rtl/>
+          <w:lang w:bidi="fa-IR"/>
+        </w:rPr>
+        <w:t xml:space="preserve"> </w:t>
+      </w:r>
+      <w:r>
+        <w:rPr>
+          <w:rFonts w:asciiTheme="minorBidi" w:hAnsiTheme="minorBidi"/>
+          <w:sz w:val="22"/>
+          <w:szCs w:val="22"/>
+          <w:rtl/>
+        </w:rPr>
+        <w:t>نرمال‌سازی می‌شود تا در بازه‌ی [-1, +1] قرار گیرد</w:t>
+      </w:r>
+      <w:r>
+        <w:rPr>
+          <w:rFonts w:asciiTheme="minorBidi" w:hAnsiTheme="minorBidi"/>
+          <w:sz w:val="22"/>
+          <w:szCs w:val="22"/>
+          <w:lang w:bidi="fa-IR"/>
+        </w:rPr>
+        <w:t>.</w:t>
+      </w:r>
+    </w:p>
+    <w:p>
+      <w:pPr>
+        <w:bidi/>
+        <w:rPr>
+          <w:rFonts w:asciiTheme="minorBidi" w:hAnsiTheme="minorBidi"/>
+          <w:sz w:val="22"/>
+          <w:szCs w:val="22"/>
+          <w:rtl/>
+          <w:lang w:bidi="fa-IR"/>
+        </w:rPr>
+      </w:pPr>
+    </w:p>
+    <w:p>
+      <w:pPr>
+        <w:bidi/>
+        <w:rPr>
+          <w:rFonts w:asciiTheme="minorBidi" w:hAnsiTheme="minorBidi"/>
+          <w:sz w:val="22"/>
+          <w:szCs w:val="22"/>
+          <w:rtl/>
+          <w:lang w:bidi="fa-IR"/>
+        </w:rPr>
+      </w:pPr>
+    </w:p>
+    <w:p>
+      <w:pPr>
+        <w:bidi/>
+        <w:rPr>
+          <w:rFonts w:asciiTheme="minorBidi" w:hAnsiTheme="minorBidi"/>
+          <w:sz w:val="22"/>
+          <w:szCs w:val="22"/>
+          <w:rtl/>
+          <w:lang w:bidi="fa-IR"/>
+        </w:rPr>
+      </w:pPr>
+    </w:p>
+    <w:p>
+      <w:pPr>
+        <w:bidi/>
+        <w:rPr>
+          <w:rFonts w:asciiTheme="minorBidi" w:hAnsiTheme="minorBidi"/>
+          <w:sz w:val="22"/>
+          <w:szCs w:val="22"/>
+          <w:rtl/>
+          <w:lang w:bidi="fa-IR"/>
+        </w:rPr>
+      </w:pPr>
+    </w:p>
+    <w:p>
+      <w:pPr>
+        <w:bidi/>
+        <w:rPr>
+          <w:rFonts w:asciiTheme="minorBidi" w:hAnsiTheme="minorBidi"/>
+          <w:sz w:val="22"/>
+          <w:szCs w:val="22"/>
+          <w:rtl/>
+          <w:lang w:bidi="fa-IR"/>
+        </w:rPr>
+      </w:pPr>
+    </w:p>
+    <w:p>
+      <w:pPr>
+        <w:bidi/>
+        <w:rPr>
+          <w:rFonts w:asciiTheme="minorBidi" w:hAnsiTheme="minorBidi"/>
+          <w:sz w:val="22"/>
+          <w:szCs w:val="22"/>
+          <w:rtl/>
+          <w:lang w:bidi="fa-IR"/>
+        </w:rPr>
+      </w:pPr>
+    </w:p>
+    <w:p>
+      <w:pPr>
+        <w:bidi/>
+        <w:rPr>
+          <w:rFonts w:asciiTheme="minorBidi" w:hAnsiTheme="minorBidi"/>
+          <w:sz w:val="22"/>
+          <w:szCs w:val="22"/>
+          <w:rtl/>
+          <w:lang w:bidi="fa-IR"/>
+        </w:rPr>
+      </w:pPr>
+    </w:p>
+    <w:p>
+      <w:pPr>
+        <w:bidi/>
+        <w:rPr>
+          <w:rFonts w:asciiTheme="minorBidi" w:hAnsiTheme="minorBidi"/>
+          <w:sz w:val="22"/>
+          <w:szCs w:val="22"/>
+          <w:lang w:bidi="fa-IR"/>
+        </w:rPr>
+      </w:pPr>
+      <w:r>
+        <w:rPr>
+          <w:rFonts w:asciiTheme="minorBidi" w:hAnsiTheme="minorBidi"/>
+          <w:sz w:val="22"/>
+          <w:szCs w:val="22"/>
+          <w:rtl/>
+        </w:rPr>
+        <w:t>در عمل، برای تصمیم‌گیری درباره‌ی احساس متن، معمولاً از آستانه‌هایی</w:t>
+      </w:r>
+      <w:r>
+        <w:rPr>
+          <w:rFonts w:asciiTheme="minorBidi" w:hAnsiTheme="minorBidi" w:hint="cs"/>
+          <w:sz w:val="22"/>
+          <w:szCs w:val="22"/>
+          <w:rtl/>
+        </w:rPr>
+        <w:t xml:space="preserve"> زیر</w:t>
+      </w:r>
+      <w:r>
+        <w:rPr>
+          <w:rFonts w:asciiTheme="minorBidi" w:hAnsiTheme="minorBidi"/>
+          <w:sz w:val="22"/>
+          <w:szCs w:val="22"/>
+          <w:rtl/>
+        </w:rPr>
+        <w:t xml:space="preserve"> استفاده می‌شود</w:t>
+      </w:r>
+      <w:r>
+        <w:rPr>
+          <w:rFonts w:asciiTheme="minorBidi" w:hAnsiTheme="minorBidi"/>
+          <w:sz w:val="22"/>
+          <w:szCs w:val="22"/>
+          <w:lang w:bidi="fa-IR"/>
+        </w:rPr>
+        <w:t>:</w:t>
+      </w:r>
+    </w:p>
+    <w:tbl>
+      <w:tblPr>
+        <w:tblStyle w:val="PlainTable1"/>
+        <w:tblW w:w="0" w:type="auto"/>
+        <w:tblLook w:val="04A0" w:firstRow="1" w:lastRow="0" w:firstColumn="1" w:lastColumn="0" w:noHBand="0" w:noVBand="1"/>
+      </w:tblPr>
+      <w:tblGrid>
+        <w:gridCol w:w="2492"/>
+        <w:gridCol w:w="1102"/>
+      </w:tblGrid>
+      <w:tr>
+        <w:trPr>
+          <w:cnfStyle w:val="100000000000" w:firstRow="1" w:lastRow="0" w:firstColumn="0" w:lastColumn="0" w:oddVBand="0" w:evenVBand="0" w:oddHBand="0" w:evenHBand="0" w:firstRowFirstColumn="0" w:firstRowLastColumn="0" w:lastRowFirstColumn="0" w:lastRowLastColumn="0"/>
+        </w:trPr>
+        <w:tc>
+          <w:tcPr>
+            <w:cnfStyle w:val="001000000000" w:firstRow="0" w:lastRow="0" w:firstColumn="1" w:lastColumn="0" w:oddVBand="0" w:evenVBand="0" w:oddHBand="0" w:evenHBand="0" w:firstRowFirstColumn="0" w:firstRowLastColumn="0" w:lastRowFirstColumn="0" w:lastRowLastColumn="0"/>
+            <w:tcW w:w="0" w:type="auto"/>
+            <w:hideMark/>
+          </w:tcPr>
+          <w:p>
+            <w:pPr>
+              <w:bidi/>
+              <w:spacing w:after="160" w:line="278" w:lineRule="auto"/>
+              <w:rPr>
+                <w:rFonts w:asciiTheme="minorBidi" w:hAnsiTheme="minorBidi"/>
+                <w:sz w:val="22"/>
+                <w:szCs w:val="22"/>
+                <w:lang w:bidi="fa-IR"/>
+              </w:rPr>
+            </w:pPr>
+            <w:r>
+              <w:rPr>
+                <w:rFonts w:asciiTheme="minorBidi" w:hAnsiTheme="minorBidi"/>
+                <w:sz w:val="22"/>
+                <w:szCs w:val="22"/>
+                <w:rtl/>
+              </w:rPr>
+              <w:t>مقدار</w:t>
+            </w:r>
+            <w:r>
+              <w:rPr>
+                <w:rFonts w:asciiTheme="minorBidi" w:hAnsiTheme="minorBidi"/>
+                <w:sz w:val="22"/>
+                <w:szCs w:val="22"/>
+                <w:lang w:bidi="fa-IR"/>
+              </w:rPr>
+              <w:t xml:space="preserve"> </w:t>
+            </w:r>
+            <w:proofErr w:type="spellStart"/>
+            <w:r>
+              <w:rPr>
+                <w:rFonts w:asciiTheme="minorBidi" w:hAnsiTheme="minorBidi"/>
+                <w:sz w:val="22"/>
+                <w:szCs w:val="22"/>
+                <w:lang w:bidi="fa-IR"/>
+              </w:rPr>
+              <w:t>compound_score</w:t>
+            </w:r>
+            <w:proofErr w:type="spellEnd"/>
+          </w:p>
+        </w:tc>
+        <w:tc>
+          <w:tcPr>
+            <w:tcW w:w="0" w:type="auto"/>
+            <w:hideMark/>
+          </w:tcPr>
+          <w:p>
+            <w:pPr>
+              <w:bidi/>
+              <w:spacing w:after="160" w:line="278" w:lineRule="auto"/>
+              <w:cnfStyle w:val="100000000000" w:firstRow="1" w:lastRow="0" w:firstColumn="0" w:lastColumn="0" w:oddVBand="0" w:evenVBand="0" w:oddHBand="0" w:evenHBand="0" w:firstRowFirstColumn="0" w:firstRowLastColumn="0" w:lastRowFirstColumn="0" w:lastRowLastColumn="0"/>
+              <w:rPr>
+                <w:rFonts w:asciiTheme="minorBidi" w:hAnsiTheme="minorBidi"/>
+                <w:sz w:val="22"/>
+                <w:szCs w:val="22"/>
+                <w:lang w:bidi="fa-IR"/>
+              </w:rPr>
+            </w:pPr>
+            <w:r>
+              <w:rPr>
+                <w:rFonts w:asciiTheme="minorBidi" w:hAnsiTheme="minorBidi"/>
+                <w:sz w:val="22"/>
+                <w:szCs w:val="22"/>
+                <w:rtl/>
+              </w:rPr>
+              <w:t>نوع احساس</w:t>
+            </w:r>
+          </w:p>
+        </w:tc>
+      </w:tr>
+      <w:tr>
+        <w:trPr>
+          <w:cnfStyle w:val="000000100000" w:firstRow="0" w:lastRow="0" w:firstColumn="0" w:lastColumn="0" w:oddVBand="0" w:evenVBand="0" w:oddHBand="1" w:evenHBand="0" w:firstRowFirstColumn="0" w:firstRowLastColumn="0" w:lastRowFirstColumn="0" w:lastRowLastColumn="0"/>
+        </w:trPr>
+        <w:tc>
+          <w:tcPr>
+            <w:cnfStyle w:val="001000000000" w:firstRow="0" w:lastRow="0" w:firstColumn="1" w:lastColumn="0" w:oddVBand="0" w:evenVBand="0" w:oddHBand="0" w:evenHBand="0" w:firstRowFirstColumn="0" w:firstRowLastColumn="0" w:lastRowFirstColumn="0" w:lastRowLastColumn="0"/>
+            <w:tcW w:w="0" w:type="auto"/>
+            <w:hideMark/>
+          </w:tcPr>
+          <w:p>
+            <w:pPr>
+              <w:bidi/>
+              <w:spacing w:after="160" w:line="278" w:lineRule="auto"/>
+              <w:jc w:val="right"/>
+              <w:rPr>
+                <w:rFonts w:asciiTheme="minorBidi" w:hAnsiTheme="minorBidi"/>
+                <w:sz w:val="22"/>
+                <w:szCs w:val="22"/>
+                <w:lang w:bidi="fa-IR"/>
+              </w:rPr>
+            </w:pPr>
+            <w:r>
+              <w:rPr>
+                <w:rFonts w:asciiTheme="minorBidi" w:hAnsiTheme="minorBidi"/>
+                <w:sz w:val="22"/>
+                <w:szCs w:val="22"/>
+                <w:lang w:bidi="fa-IR"/>
+              </w:rPr>
+              <w:t>≥ +0.05</w:t>
+            </w:r>
+          </w:p>
+        </w:tc>
+        <w:tc>
+          <w:tcPr>
+            <w:tcW w:w="0" w:type="auto"/>
+            <w:hideMark/>
+          </w:tcPr>
+          <w:p>
+            <w:pPr>
+              <w:bidi/>
+              <w:spacing w:after="160" w:line="278" w:lineRule="auto"/>
+              <w:cnfStyle w:val="000000100000" w:firstRow="0" w:lastRow="0" w:firstColumn="0" w:lastColumn="0" w:oddVBand="0" w:evenVBand="0" w:oddHBand="1" w:evenHBand="0" w:firstRowFirstColumn="0" w:firstRowLastColumn="0" w:lastRowFirstColumn="0" w:lastRowLastColumn="0"/>
+              <w:rPr>
+                <w:rFonts w:asciiTheme="minorBidi" w:hAnsiTheme="minorBidi"/>
+                <w:sz w:val="22"/>
+                <w:szCs w:val="22"/>
+                <w:lang w:bidi="fa-IR"/>
+              </w:rPr>
+            </w:pPr>
+            <w:r>
+              <w:rPr>
+                <w:rFonts w:asciiTheme="minorBidi" w:hAnsiTheme="minorBidi"/>
+                <w:sz w:val="22"/>
+                <w:szCs w:val="22"/>
+                <w:rtl/>
+              </w:rPr>
+              <w:t>مثبت</w:t>
+            </w:r>
+          </w:p>
+        </w:tc>
+      </w:tr>
+      <w:tr>
+        <w:tc>
+          <w:tcPr>
+            <w:cnfStyle w:val="001000000000" w:firstRow="0" w:lastRow="0" w:firstColumn="1" w:lastColumn="0" w:oddVBand="0" w:evenVBand="0" w:oddHBand="0" w:evenHBand="0" w:firstRowFirstColumn="0" w:firstRowLastColumn="0" w:lastRowFirstColumn="0" w:lastRowLastColumn="0"/>
+            <w:tcW w:w="0" w:type="auto"/>
+            <w:hideMark/>
+          </w:tcPr>
+          <w:p>
+            <w:pPr>
+              <w:bidi/>
+              <w:spacing w:after="160" w:line="278" w:lineRule="auto"/>
+              <w:jc w:val="right"/>
+              <w:rPr>
+                <w:rFonts w:asciiTheme="minorBidi" w:hAnsiTheme="minorBidi"/>
+                <w:sz w:val="22"/>
+                <w:szCs w:val="22"/>
+                <w:lang w:bidi="fa-IR"/>
+              </w:rPr>
+            </w:pPr>
+            <w:r>
+              <w:rPr>
+                <w:rFonts w:asciiTheme="minorBidi" w:hAnsiTheme="minorBidi"/>
+                <w:sz w:val="22"/>
+                <w:szCs w:val="22"/>
+                <w:lang w:bidi="fa-IR"/>
+              </w:rPr>
+              <w:t>≤ -0.05</w:t>
+            </w:r>
+          </w:p>
+        </w:tc>
+        <w:tc>
+          <w:tcPr>
+            <w:tcW w:w="0" w:type="auto"/>
+            <w:hideMark/>
+          </w:tcPr>
+          <w:p>
+            <w:pPr>
+              <w:bidi/>
+              <w:spacing w:after="160" w:line="278" w:lineRule="auto"/>
+              <w:cnfStyle w:val="000000000000" w:firstRow="0" w:lastRow="0" w:firstColumn="0" w:lastColumn="0" w:oddVBand="0" w:evenVBand="0" w:oddHBand="0" w:evenHBand="0" w:firstRowFirstColumn="0" w:firstRowLastColumn="0" w:lastRowFirstColumn="0" w:lastRowLastColumn="0"/>
+              <w:rPr>
+                <w:rFonts w:asciiTheme="minorBidi" w:hAnsiTheme="minorBidi"/>
+                <w:sz w:val="22"/>
+                <w:szCs w:val="22"/>
+                <w:lang w:bidi="fa-IR"/>
+              </w:rPr>
+            </w:pPr>
+            <w:r>
+              <w:rPr>
+                <w:rFonts w:asciiTheme="minorBidi" w:hAnsiTheme="minorBidi"/>
+                <w:sz w:val="22"/>
+                <w:szCs w:val="22"/>
+                <w:rtl/>
+              </w:rPr>
+              <w:t>منفی</w:t>
+            </w:r>
+          </w:p>
+        </w:tc>
+      </w:tr>
+      <w:tr>
+        <w:trPr>
+          <w:cnfStyle w:val="000000100000" w:firstRow="0" w:lastRow="0" w:firstColumn="0" w:lastColumn="0" w:oddVBand="0" w:evenVBand="0" w:oddHBand="1" w:evenHBand="0" w:firstRowFirstColumn="0" w:firstRowLastColumn="0" w:lastRowFirstColumn="0" w:lastRowLastColumn="0"/>
+        </w:trPr>
+        <w:tc>
+          <w:tcPr>
+            <w:cnfStyle w:val="001000000000" w:firstRow="0" w:lastRow="0" w:firstColumn="1" w:lastColumn="0" w:oddVBand="0" w:evenVBand="0" w:oddHBand="0" w:evenHBand="0" w:firstRowFirstColumn="0" w:firstRowLastColumn="0" w:lastRowFirstColumn="0" w:lastRowLastColumn="0"/>
+            <w:tcW w:w="0" w:type="auto"/>
+            <w:hideMark/>
+          </w:tcPr>
+          <w:p>
+            <w:pPr>
+              <w:bidi/>
+              <w:spacing w:after="160" w:line="278" w:lineRule="auto"/>
+              <w:jc w:val="right"/>
+              <w:rPr>
+                <w:rFonts w:asciiTheme="minorBidi" w:hAnsiTheme="minorBidi"/>
+                <w:sz w:val="22"/>
+                <w:szCs w:val="22"/>
+                <w:lang w:bidi="fa-IR"/>
+              </w:rPr>
+            </w:pPr>
+            <w:r>
+              <w:rPr>
+                <w:rFonts w:asciiTheme="minorBidi" w:hAnsiTheme="minorBidi"/>
+                <w:sz w:val="22"/>
+                <w:szCs w:val="22"/>
+                <w:rtl/>
+              </w:rPr>
+              <w:t>بین -0.05 و +0.05</w:t>
+            </w:r>
+          </w:p>
+        </w:tc>
+        <w:tc>
+          <w:tcPr>
+            <w:tcW w:w="0" w:type="auto"/>
+            <w:hideMark/>
+          </w:tcPr>
+          <w:p>
+            <w:pPr>
+              <w:bidi/>
+              <w:spacing w:after="160" w:line="278" w:lineRule="auto"/>
+              <w:cnfStyle w:val="000000100000" w:firstRow="0" w:lastRow="0" w:firstColumn="0" w:lastColumn="0" w:oddVBand="0" w:evenVBand="0" w:oddHBand="1" w:evenHBand="0" w:firstRowFirstColumn="0" w:firstRowLastColumn="0" w:lastRowFirstColumn="0" w:lastRowLastColumn="0"/>
+              <w:rPr>
+                <w:rFonts w:asciiTheme="minorBidi" w:hAnsiTheme="minorBidi"/>
+                <w:sz w:val="22"/>
+                <w:szCs w:val="22"/>
+                <w:lang w:bidi="fa-IR"/>
+              </w:rPr>
+            </w:pPr>
+            <w:r>
+              <w:rPr>
+                <w:rFonts w:asciiTheme="minorBidi" w:hAnsiTheme="minorBidi"/>
+                <w:sz w:val="22"/>
+                <w:szCs w:val="22"/>
+                <w:rtl/>
+              </w:rPr>
+              <w:t>خنثی</w:t>
+            </w:r>
+          </w:p>
+        </w:tc>
+      </w:tr>
+    </w:tbl>
+    <w:p>
+      <w:pPr>
+        <w:bidi/>
+        <w:rPr>
+          <w:rFonts w:asciiTheme="minorBidi" w:hAnsiTheme="minorBidi"/>
+          <w:sz w:val="22"/>
+          <w:szCs w:val="22"/>
+          <w:rtl/>
+        </w:rPr>
+      </w:pPr>
+      <w:r>
+        <w:rPr>
+          <w:rFonts w:asciiTheme="minorBidi" w:hAnsiTheme="minorBidi" w:hint="cs"/>
+          <w:sz w:val="22"/>
+          <w:szCs w:val="22"/>
+          <w:rtl/>
+        </w:rPr>
+        <w:t xml:space="preserve"> </w:t>
+      </w:r>
+    </w:p>
+    <w:p>
+      <w:pPr>
+        <w:bidi/>
+        <w:rPr>
+          <w:rFonts w:asciiTheme="minorBidi" w:hAnsiTheme="minorBidi"/>
+          <w:sz w:val="22"/>
+          <w:szCs w:val="22"/>
+          <w:rtl/>
+        </w:rPr>
+      </w:pPr>
+    </w:p>
+    <w:p>
+      <w:pPr>
+        <w:bidi/>
+        <w:rPr>
+          <w:rFonts w:asciiTheme="minorBidi" w:hAnsiTheme="minorBidi"/>
+          <w:sz w:val="22"/>
+          <w:szCs w:val="22"/>
+          <w:rtl/>
+          <w:lang w:bidi="fa-IR"/>
+        </w:rPr>
+      </w:pPr>
+      <w:r>
+        <w:rPr>
+          <w:rFonts w:asciiTheme="minorBidi" w:hAnsiTheme="minorBidi" w:hint="cs"/>
+          <w:sz w:val="22"/>
+          <w:szCs w:val="22"/>
+          <w:rtl/>
+        </w:rPr>
+        <w:t xml:space="preserve">کد مربوط به محاسبه‌ی </w:t>
+      </w:r>
+      <w:proofErr w:type="spellStart"/>
+      <w:r>
+        <w:rPr>
+          <w:rFonts w:asciiTheme="minorBidi" w:hAnsiTheme="minorBidi"/>
+          <w:sz w:val="22"/>
+          <w:szCs w:val="22"/>
+        </w:rPr>
+        <w:t>compound_Score</w:t>
+      </w:r>
+      <w:proofErr w:type="spellEnd"/>
+      <w:r>
+        <w:rPr>
+          <w:rFonts w:asciiTheme="minorBidi" w:hAnsiTheme="minorBidi" w:hint="cs"/>
+          <w:sz w:val="22"/>
+          <w:szCs w:val="22"/>
+          <w:rtl/>
+          <w:lang w:bidi="fa-IR"/>
+        </w:rPr>
+        <w:t xml:space="preserve"> به صورت زیر است :</w:t>
+      </w:r>
+    </w:p>
+    <w:p>
+      <w:pPr>
+        <w:bidi/>
+        <w:jc w:val="right"/>
+        <w:rPr>
+          <w:rFonts w:asciiTheme="minorBidi" w:hAnsiTheme="minorBidi"/>
+          <w:sz w:val="22"/>
+          <w:szCs w:val="22"/>
+          <w:rtl/>
+          <w:lang w:bidi="fa-IR"/>
+        </w:rPr>
+      </w:pPr>
+      <w:r>
+        <w:rPr>
+          <w:rFonts w:asciiTheme="minorBidi" w:hAnsiTheme="minorBidi"/>
+          <w:sz w:val="22"/>
+          <w:szCs w:val="22"/>
+          <w:lang w:bidi="fa-IR"/>
+        </w:rPr>
+        <w:t xml:space="preserve">from </w:t>
+      </w:r>
+      <w:proofErr w:type="spellStart"/>
+      <w:proofErr w:type="gramStart"/>
+      <w:r>
+        <w:rPr>
+          <w:rFonts w:asciiTheme="minorBidi" w:hAnsiTheme="minorBidi"/>
+          <w:sz w:val="22"/>
+          <w:szCs w:val="22"/>
+          <w:lang w:bidi="fa-IR"/>
+        </w:rPr>
+        <w:t>nltk.sentiment</w:t>
+      </w:r>
+      <w:proofErr w:type="spellEnd"/>
+      <w:proofErr w:type="gramEnd"/>
+      <w:r>
+        <w:rPr>
+          <w:rFonts w:asciiTheme="minorBidi" w:hAnsiTheme="minorBidi"/>
+          <w:sz w:val="22"/>
+          <w:szCs w:val="22"/>
+          <w:lang w:bidi="fa-IR"/>
+        </w:rPr>
+        <w:t xml:space="preserve"> import </w:t>
+      </w:r>
+      <w:proofErr w:type="spellStart"/>
+      <w:r>
+        <w:rPr>
+          <w:rFonts w:asciiTheme="minorBidi" w:hAnsiTheme="minorBidi"/>
+          <w:sz w:val="22"/>
+          <w:szCs w:val="22"/>
+          <w:lang w:bidi="fa-IR"/>
+        </w:rPr>
+        <w:t>SentimentIntensityAnalyzer</w:t>
+      </w:r>
+      <w:proofErr w:type="spellEnd"/>
+    </w:p>
+    <w:p>
+      <w:pPr>
+        <w:bidi/>
+        <w:jc w:val="right"/>
+        <w:rPr>
+          <w:rFonts w:asciiTheme="minorBidi" w:hAnsiTheme="minorBidi"/>
+          <w:sz w:val="22"/>
+          <w:szCs w:val="22"/>
+          <w:lang w:bidi="fa-IR"/>
+        </w:rPr>
+      </w:pPr>
+      <w:r>
+        <w:rPr>
+          <w:rFonts w:asciiTheme="minorBidi" w:hAnsiTheme="minorBidi"/>
+          <w:sz w:val="22"/>
+          <w:szCs w:val="22"/>
+          <w:lang w:bidi="fa-IR"/>
+        </w:rPr>
+        <w:t xml:space="preserve">analyzer = </w:t>
+      </w:r>
+      <w:proofErr w:type="spellStart"/>
+      <w:proofErr w:type="gramStart"/>
+      <w:r>
+        <w:rPr>
+          <w:rFonts w:asciiTheme="minorBidi" w:hAnsiTheme="minorBidi"/>
+          <w:sz w:val="22"/>
+          <w:szCs w:val="22"/>
+          <w:lang w:bidi="fa-IR"/>
+        </w:rPr>
+        <w:t>SentimentIntensityAnalyzer</w:t>
+      </w:r>
+      <w:proofErr w:type="spellEnd"/>
+      <w:r>
+        <w:rPr>
+          <w:rFonts w:asciiTheme="minorBidi" w:hAnsiTheme="minorBidi"/>
+          <w:sz w:val="22"/>
+          <w:szCs w:val="22"/>
+          <w:lang w:bidi="fa-IR"/>
+        </w:rPr>
+        <w:t>(</w:t>
+      </w:r>
+      <w:proofErr w:type="gramEnd"/>
+      <w:r>
+        <w:rPr>
+          <w:rFonts w:asciiTheme="minorBidi" w:hAnsiTheme="minorBidi"/>
+          <w:sz w:val="22"/>
+          <w:szCs w:val="22"/>
+          <w:lang w:bidi="fa-IR"/>
+        </w:rPr>
+        <w:t>)</w:t>
+      </w:r>
+    </w:p>
+    <w:p>
+      <w:pPr>
+        <w:bidi/>
+        <w:jc w:val="right"/>
+        <w:rPr>
+          <w:rFonts w:asciiTheme="minorBidi" w:hAnsiTheme="minorBidi"/>
+          <w:sz w:val="22"/>
+          <w:szCs w:val="22"/>
+          <w:lang w:bidi="fa-IR"/>
+        </w:rPr>
+      </w:pPr>
+      <w:proofErr w:type="spellStart"/>
+      <w:r>
+        <w:rPr>
+          <w:rFonts w:asciiTheme="minorBidi" w:hAnsiTheme="minorBidi"/>
+          <w:sz w:val="22"/>
+          <w:szCs w:val="22"/>
+          <w:lang w:bidi="fa-IR"/>
+        </w:rPr>
+        <w:t>df</w:t>
+      </w:r>
+      <w:proofErr w:type="spellEnd"/>
+      <w:r>
+        <w:rPr>
+          <w:rFonts w:asciiTheme="minorBidi" w:hAnsiTheme="minorBidi"/>
+          <w:sz w:val="22"/>
+          <w:szCs w:val="22"/>
+          <w:lang w:bidi="fa-IR"/>
+        </w:rPr>
+        <w:t xml:space="preserve">['compound'] = </w:t>
+      </w:r>
+      <w:proofErr w:type="spellStart"/>
+      <w:r>
+        <w:rPr>
+          <w:rFonts w:asciiTheme="minorBidi" w:hAnsiTheme="minorBidi"/>
+          <w:sz w:val="22"/>
+          <w:szCs w:val="22"/>
+          <w:lang w:bidi="fa-IR"/>
+        </w:rPr>
+        <w:t>df</w:t>
+      </w:r>
+      <w:proofErr w:type="spellEnd"/>
+      <w:r>
+        <w:rPr>
+          <w:rFonts w:asciiTheme="minorBidi" w:hAnsiTheme="minorBidi"/>
+          <w:sz w:val="22"/>
+          <w:szCs w:val="22"/>
+          <w:lang w:bidi="fa-IR"/>
+        </w:rPr>
+        <w:t>['</w:t>
+      </w:r>
+      <w:proofErr w:type="spellStart"/>
+      <w:r>
+        <w:rPr>
+          <w:rFonts w:asciiTheme="minorBidi" w:hAnsiTheme="minorBidi"/>
+          <w:sz w:val="22"/>
+          <w:szCs w:val="22"/>
+          <w:lang w:bidi="fa-IR"/>
+        </w:rPr>
+        <w:t>review_body</w:t>
+      </w:r>
+      <w:proofErr w:type="spellEnd"/>
+      <w:r>
+        <w:rPr>
+          <w:rFonts w:asciiTheme="minorBidi" w:hAnsiTheme="minorBidi"/>
+          <w:sz w:val="22"/>
+          <w:szCs w:val="22"/>
+          <w:lang w:bidi="fa-IR"/>
+        </w:rPr>
+        <w:t>'</w:t>
+      </w:r>
+      <w:proofErr w:type="gramStart"/>
+      <w:r>
+        <w:rPr>
+          <w:rFonts w:asciiTheme="minorBidi" w:hAnsiTheme="minorBidi"/>
+          <w:sz w:val="22"/>
+          <w:szCs w:val="22"/>
+          <w:lang w:bidi="fa-IR"/>
+        </w:rPr>
+        <w:t>].apply</w:t>
+      </w:r>
+      <w:proofErr w:type="gramEnd"/>
+      <w:r>
+        <w:rPr>
+          <w:rFonts w:asciiTheme="minorBidi" w:hAnsiTheme="minorBidi"/>
+          <w:sz w:val="22"/>
+          <w:szCs w:val="22"/>
+          <w:lang w:bidi="fa-IR"/>
+        </w:rPr>
+        <w:t xml:space="preserve">(lambda x: </w:t>
+      </w:r>
+      <w:proofErr w:type="spellStart"/>
+      <w:proofErr w:type="gramStart"/>
+      <w:r>
+        <w:rPr>
+          <w:rFonts w:asciiTheme="minorBidi" w:hAnsiTheme="minorBidi"/>
+          <w:sz w:val="22"/>
+          <w:szCs w:val="22"/>
+          <w:lang w:bidi="fa-IR"/>
+        </w:rPr>
+        <w:t>analyzer.polarity</w:t>
+      </w:r>
+      <w:proofErr w:type="gramEnd"/>
+      <w:r>
+        <w:rPr>
+          <w:rFonts w:asciiTheme="minorBidi" w:hAnsiTheme="minorBidi"/>
+          <w:sz w:val="22"/>
+          <w:szCs w:val="22"/>
+          <w:lang w:bidi="fa-IR"/>
+        </w:rPr>
+        <w:t>_scores</w:t>
+      </w:r>
+      <w:proofErr w:type="spellEnd"/>
+      <w:r>
+        <w:rPr>
+          <w:rFonts w:asciiTheme="minorBidi" w:hAnsiTheme="minorBidi"/>
+          <w:sz w:val="22"/>
+          <w:szCs w:val="22"/>
+          <w:lang w:bidi="fa-IR"/>
+        </w:rPr>
+        <w:t>(x)['compound'])</w:t>
+      </w:r>
+    </w:p>
+    <w:p>
+      <w:pPr>
+        <w:bidi/>
+        <w:jc w:val="right"/>
+        <w:rPr>
+          <w:rFonts w:asciiTheme="minorBidi" w:hAnsiTheme="minorBidi"/>
+          <w:sz w:val="22"/>
+          <w:szCs w:val="22"/>
+          <w:rtl/>
+          <w:lang w:bidi="fa-IR"/>
+        </w:rPr>
+      </w:pPr>
+    </w:p>
+    <w:p>
+      <w:pPr>
+        <w:bidi/>
+        <w:rPr>
+          <w:rFonts w:asciiTheme="minorBidi" w:hAnsiTheme="minorBidi"/>
+          <w:sz w:val="22"/>
+          <w:szCs w:val="22"/>
+          <w:rtl/>
+          <w:lang w:bidi="fa-IR"/>
+        </w:rPr>
+      </w:pPr>
+      <w:r>
+        <w:rPr>
+          <w:rFonts w:asciiTheme="minorBidi" w:hAnsiTheme="minorBidi"/>
+          <w:sz w:val="22"/>
+          <w:szCs w:val="22"/>
+          <w:lang w:bidi="fa-IR"/>
+        </w:rPr>
+        <w:t>analyzer</w:t>
+      </w:r>
+      <w:r>
+        <w:rPr>
+          <w:rFonts w:asciiTheme="minorBidi" w:hAnsiTheme="minorBidi" w:hint="cs"/>
+          <w:sz w:val="22"/>
+          <w:szCs w:val="22"/>
+          <w:rtl/>
+          <w:lang w:bidi="fa-IR"/>
+        </w:rPr>
+        <w:t xml:space="preserve"> یک ابجکت از کلاس </w:t>
+      </w:r>
+      <w:proofErr w:type="spellStart"/>
+      <w:proofErr w:type="gramStart"/>
+      <w:r>
+        <w:rPr>
+          <w:rFonts w:asciiTheme="minorBidi" w:hAnsiTheme="minorBidi"/>
+          <w:sz w:val="22"/>
+          <w:szCs w:val="22"/>
+          <w:lang w:bidi="fa-IR"/>
+        </w:rPr>
+        <w:t>SentimentIntensityAnalyzer</w:t>
+      </w:r>
+      <w:proofErr w:type="spellEnd"/>
+      <w:r>
+        <w:rPr>
+          <w:rFonts w:asciiTheme="minorBidi" w:hAnsiTheme="minorBidi"/>
+          <w:sz w:val="22"/>
+          <w:szCs w:val="22"/>
+          <w:lang w:bidi="fa-IR"/>
+        </w:rPr>
+        <w:t>(</w:t>
+      </w:r>
+      <w:proofErr w:type="gramEnd"/>
+      <w:r>
+        <w:rPr>
+          <w:rFonts w:asciiTheme="minorBidi" w:hAnsiTheme="minorBidi"/>
+          <w:sz w:val="22"/>
+          <w:szCs w:val="22"/>
+          <w:lang w:bidi="fa-IR"/>
+        </w:rPr>
+        <w:t>)</w:t>
+      </w:r>
+      <w:r>
+        <w:rPr>
+          <w:rFonts w:asciiTheme="minorBidi" w:hAnsiTheme="minorBidi" w:hint="cs"/>
+          <w:sz w:val="22"/>
+          <w:szCs w:val="22"/>
+          <w:rtl/>
+          <w:lang w:bidi="fa-IR"/>
+        </w:rPr>
+        <w:t xml:space="preserve"> که </w:t>
+      </w:r>
+      <w:proofErr w:type="spellStart"/>
+      <w:proofErr w:type="gramStart"/>
+      <w:r>
+        <w:rPr>
+          <w:rFonts w:asciiTheme="minorBidi" w:hAnsiTheme="minorBidi"/>
+          <w:sz w:val="22"/>
+          <w:szCs w:val="22"/>
+          <w:lang w:bidi="fa-IR"/>
+        </w:rPr>
+        <w:t>SentimentIntensityAnalyzer</w:t>
+      </w:r>
+      <w:proofErr w:type="spellEnd"/>
+      <w:r>
+        <w:rPr>
+          <w:rFonts w:asciiTheme="minorBidi" w:hAnsiTheme="minorBidi"/>
+          <w:sz w:val="22"/>
+          <w:szCs w:val="22"/>
+          <w:lang w:bidi="fa-IR"/>
+        </w:rPr>
+        <w:t>()</w:t>
+      </w:r>
+      <w:r>
+        <w:rPr>
+          <w:rFonts w:asciiTheme="minorBidi" w:hAnsiTheme="minorBidi"/>
+          <w:sz w:val="22"/>
+          <w:szCs w:val="22"/>
+          <w:lang w:bidi="fa-IR"/>
+        </w:rPr>
+        <w:t xml:space="preserve"> </w:t>
+      </w:r>
+      <w:r>
+        <w:rPr>
+          <w:rFonts w:asciiTheme="minorBidi" w:hAnsiTheme="minorBidi" w:hint="cs"/>
+          <w:sz w:val="22"/>
+          <w:szCs w:val="22"/>
+          <w:rtl/>
+          <w:lang w:bidi="fa-IR"/>
+        </w:rPr>
+        <w:t xml:space="preserve"> آنالایزوادر</w:t>
+      </w:r>
+      <w:proofErr w:type="gramEnd"/>
+    </w:p>
+    <w:p>
+      <w:pPr>
+        <w:bidi/>
+        <w:rPr>
+          <w:rFonts w:asciiTheme="minorBidi" w:hAnsiTheme="minorBidi" w:hint="cs"/>
+          <w:sz w:val="22"/>
+          <w:szCs w:val="22"/>
+          <w:rtl/>
+          <w:lang w:bidi="fa-IR"/>
+        </w:rPr>
+      </w:pPr>
+      <w:r>
+        <w:rPr>
+          <w:rFonts w:asciiTheme="minorBidi" w:hAnsiTheme="minorBidi" w:hint="cs"/>
+          <w:sz w:val="22"/>
+          <w:szCs w:val="22"/>
+          <w:rtl/>
+          <w:lang w:bidi="fa-IR"/>
+        </w:rPr>
+        <w:t xml:space="preserve">از کتابخانه‌ی </w:t>
+      </w:r>
+      <w:proofErr w:type="spellStart"/>
+      <w:r>
+        <w:rPr>
+          <w:rFonts w:asciiTheme="minorBidi" w:hAnsiTheme="minorBidi"/>
+          <w:sz w:val="22"/>
+          <w:szCs w:val="22"/>
+          <w:lang w:bidi="fa-IR"/>
+        </w:rPr>
+        <w:t>nltk</w:t>
+      </w:r>
+      <w:proofErr w:type="spellEnd"/>
+      <w:r>
+        <w:rPr>
+          <w:rFonts w:asciiTheme="minorBidi" w:hAnsiTheme="minorBidi" w:hint="cs"/>
+          <w:sz w:val="22"/>
+          <w:szCs w:val="22"/>
+          <w:rtl/>
+          <w:lang w:bidi="fa-IR"/>
+        </w:rPr>
+        <w:t xml:space="preserve"> است.</w:t>
+      </w:r>
+    </w:p>
+    <w:p>
+      <w:pPr>
+        <w:bidi/>
+        <w:rPr>
+          <w:rFonts w:asciiTheme="minorBidi" w:hAnsiTheme="minorBidi"/>
+          <w:sz w:val="22"/>
+          <w:szCs w:val="22"/>
+          <w:rtl/>
+        </w:rPr>
+      </w:pPr>
+    </w:p>
+    <w:p>
+      <w:pPr>
+        <w:bidi/>
+        <w:rPr>
+          <w:rFonts w:asciiTheme="minorBidi" w:hAnsiTheme="minorBidi"/>
+          <w:sz w:val="22"/>
+          <w:szCs w:val="22"/>
+          <w:rtl/>
+        </w:rPr>
+      </w:pPr>
+    </w:p>
+    <w:p>
+      <w:pPr>
+        <w:bidi/>
+        <w:rPr>
+          <w:rFonts w:asciiTheme="minorBidi" w:hAnsiTheme="minorBidi"/>
+          <w:sz w:val="22"/>
+          <w:szCs w:val="22"/>
+          <w:rtl/>
+          <w:lang w:bidi="fa-IR"/>
+        </w:rPr>
+      </w:pPr>
+      <w:r>
+        <w:rPr>
+          <w:rFonts w:asciiTheme="minorBidi" w:hAnsiTheme="minorBidi" w:hint="cs"/>
+          <w:sz w:val="22"/>
+          <w:szCs w:val="22"/>
+          <w:rtl/>
+        </w:rPr>
+        <w:t xml:space="preserve">پس از محاسبه‌ی مقادیر </w:t>
+      </w:r>
+      <w:proofErr w:type="spellStart"/>
+      <w:r>
+        <w:rPr>
+          <w:rFonts w:asciiTheme="minorBidi" w:hAnsiTheme="minorBidi"/>
+          <w:sz w:val="22"/>
+          <w:szCs w:val="22"/>
+        </w:rPr>
+        <w:t>compound_score</w:t>
+      </w:r>
+      <w:proofErr w:type="spellEnd"/>
+      <w:r>
+        <w:rPr>
+          <w:rFonts w:asciiTheme="minorBidi" w:hAnsiTheme="minorBidi" w:hint="cs"/>
+          <w:sz w:val="22"/>
+          <w:szCs w:val="22"/>
+          <w:rtl/>
+          <w:lang w:bidi="fa-IR"/>
+        </w:rPr>
+        <w:t xml:space="preserve"> برای هر سطر، این مقادیر </w:t>
+      </w:r>
+      <w:r>
+        <w:rPr>
+          <w:rFonts w:asciiTheme="minorBidi" w:hAnsiTheme="minorBidi" w:hint="cs"/>
+          <w:sz w:val="22"/>
+          <w:szCs w:val="22"/>
+          <w:rtl/>
+        </w:rPr>
+        <w:t>با توجه به دو کلاسه بودن طبقه بندی در پروژه</w:t>
+      </w:r>
+      <w:r>
+        <w:rPr>
+          <w:rFonts w:asciiTheme="minorBidi" w:hAnsiTheme="minorBidi" w:hint="cs"/>
+          <w:sz w:val="22"/>
+          <w:szCs w:val="22"/>
+          <w:rtl/>
+          <w:lang w:bidi="fa-IR"/>
+        </w:rPr>
+        <w:t xml:space="preserve"> به برچسب های 0 و 1 کد گزاری شدند. این برچسب</w:t>
+      </w:r>
+      <w:r>
+        <w:rPr>
+          <w:rFonts w:asciiTheme="minorBidi" w:hAnsiTheme="minorBidi" w:hint="cs"/>
+          <w:sz w:val="22"/>
+          <w:szCs w:val="22"/>
+          <w:rtl/>
+          <w:lang w:bidi="fa-IR"/>
+        </w:rPr>
+        <w:t xml:space="preserve">‌ها به عنوان یک ستون جدید با نام </w:t>
+      </w:r>
+      <w:proofErr w:type="spellStart"/>
+      <w:r>
+        <w:rPr>
+          <w:rFonts w:asciiTheme="minorBidi" w:hAnsiTheme="minorBidi"/>
+          <w:sz w:val="22"/>
+          <w:szCs w:val="22"/>
+          <w:lang w:bidi="fa-IR"/>
+        </w:rPr>
+        <w:t>compound_score_label</w:t>
+      </w:r>
+      <w:proofErr w:type="spellEnd"/>
+      <w:r>
+        <w:rPr>
+          <w:rFonts w:asciiTheme="minorBidi" w:hAnsiTheme="minorBidi" w:hint="cs"/>
+          <w:sz w:val="22"/>
+          <w:szCs w:val="22"/>
+          <w:rtl/>
+          <w:lang w:bidi="fa-IR"/>
+        </w:rPr>
+        <w:t xml:space="preserve"> به دیتاست اضافه شدند.</w:t>
+      </w:r>
+      <w:r>
+        <w:rPr>
+          <w:rFonts w:asciiTheme="minorBidi" w:hAnsiTheme="minorBidi" w:hint="cs"/>
+          <w:sz w:val="22"/>
+          <w:szCs w:val="22"/>
+          <w:rtl/>
+          <w:lang w:bidi="fa-IR"/>
+        </w:rPr>
+        <w:t xml:space="preserve"> کد مربوطه به صورت زیر است:</w:t>
+      </w:r>
+    </w:p>
+    <w:p>
+      <w:pPr>
+        <w:bidi/>
+        <w:jc w:val="right"/>
+        <w:rPr>
+          <w:rFonts w:asciiTheme="minorBidi" w:hAnsiTheme="minorBidi"/>
+          <w:sz w:val="22"/>
+          <w:szCs w:val="22"/>
+          <w:rtl/>
+          <w:lang w:bidi="fa-IR"/>
+        </w:rPr>
+      </w:pPr>
+      <w:proofErr w:type="spellStart"/>
+      <w:r>
+        <w:rPr>
+          <w:rFonts w:asciiTheme="minorBidi" w:hAnsiTheme="minorBidi"/>
+          <w:sz w:val="22"/>
+          <w:szCs w:val="22"/>
+          <w:lang w:bidi="fa-IR"/>
+        </w:rPr>
+        <w:t>df</w:t>
+      </w:r>
+      <w:proofErr w:type="spellEnd"/>
+      <w:r>
+        <w:rPr>
+          <w:rFonts w:asciiTheme="minorBidi" w:hAnsiTheme="minorBidi"/>
+          <w:sz w:val="22"/>
+          <w:szCs w:val="22"/>
+          <w:lang w:bidi="fa-IR"/>
+        </w:rPr>
+        <w:t>['</w:t>
+      </w:r>
+      <w:proofErr w:type="spellStart"/>
+      <w:r>
+        <w:rPr>
+          <w:rFonts w:asciiTheme="minorBidi" w:hAnsiTheme="minorBidi"/>
+          <w:sz w:val="22"/>
+          <w:szCs w:val="22"/>
+          <w:lang w:bidi="fa-IR"/>
+        </w:rPr>
+        <w:t>compound_label</w:t>
+      </w:r>
+      <w:proofErr w:type="spellEnd"/>
+      <w:r>
+        <w:rPr>
+          <w:rFonts w:asciiTheme="minorBidi" w:hAnsiTheme="minorBidi"/>
+          <w:sz w:val="22"/>
+          <w:szCs w:val="22"/>
+          <w:lang w:bidi="fa-IR"/>
+        </w:rPr>
+        <w:t xml:space="preserve">'] = </w:t>
+      </w:r>
+      <w:proofErr w:type="spellStart"/>
+      <w:r>
+        <w:rPr>
+          <w:rFonts w:asciiTheme="minorBidi" w:hAnsiTheme="minorBidi"/>
+          <w:sz w:val="22"/>
+          <w:szCs w:val="22"/>
+          <w:lang w:bidi="fa-IR"/>
+        </w:rPr>
+        <w:t>df</w:t>
+      </w:r>
+      <w:proofErr w:type="spellEnd"/>
+      <w:r>
+        <w:rPr>
+          <w:rFonts w:asciiTheme="minorBidi" w:hAnsiTheme="minorBidi"/>
+          <w:sz w:val="22"/>
+          <w:szCs w:val="22"/>
+          <w:lang w:bidi="fa-IR"/>
+        </w:rPr>
+        <w:t>['compound'</w:t>
+      </w:r>
+      <w:proofErr w:type="gramStart"/>
+      <w:r>
+        <w:rPr>
+          <w:rFonts w:asciiTheme="minorBidi" w:hAnsiTheme="minorBidi"/>
+          <w:sz w:val="22"/>
+          <w:szCs w:val="22"/>
+          <w:lang w:bidi="fa-IR"/>
+        </w:rPr>
+        <w:t>].apply</w:t>
+      </w:r>
+      <w:proofErr w:type="gramEnd"/>
+      <w:r>
+        <w:rPr>
+          <w:rFonts w:asciiTheme="minorBidi" w:hAnsiTheme="minorBidi"/>
+          <w:sz w:val="22"/>
+          <w:szCs w:val="22"/>
+          <w:lang w:bidi="fa-IR"/>
+        </w:rPr>
+        <w:t>(lambda score: 1 if score &gt; 0 else 0)</w:t>
+      </w:r>
+    </w:p>
+    <w:p>
+      <w:pPr>
+        <w:bidi/>
+        <w:jc w:val="right"/>
+        <w:rPr>
+          <w:rFonts w:asciiTheme="minorBidi" w:hAnsiTheme="minorBidi"/>
+          <w:sz w:val="22"/>
+          <w:szCs w:val="22"/>
+          <w:rtl/>
+          <w:lang w:bidi="fa-IR"/>
+        </w:rPr>
+      </w:pPr>
+    </w:p>
+    <w:p>
+      <w:pPr>
+        <w:bidi/>
+        <w:rPr>
+          <w:rFonts w:asciiTheme="minorBidi" w:hAnsiTheme="minorBidi"/>
+          <w:sz w:val="22"/>
+          <w:szCs w:val="22"/>
+          <w:lang w:bidi="fa-IR"/>
+        </w:rPr>
+      </w:pPr>
+      <w:r>
+        <w:rPr>
+          <w:rFonts w:asciiTheme="minorBidi" w:hAnsiTheme="minorBidi" w:hint="cs"/>
+          <w:sz w:val="22"/>
+          <w:szCs w:val="22"/>
+          <w:rtl/>
+          <w:lang w:bidi="fa-IR"/>
+        </w:rPr>
+        <w:t>مقادیری که از0 بزرگ تر بودند به برچسب 1 و مقداری که از 0 کوچک تر بودند به برچسب 0 کدگزاری شدند.</w:t>
+      </w:r>
+    </w:p>
+    <w:p>
+      <w:pPr>
+        <w:bidi/>
+        <w:jc w:val="right"/>
+        <w:rPr>
+          <w:rFonts w:asciiTheme="minorBidi" w:hAnsiTheme="minorBidi" w:hint="cs"/>
+          <w:sz w:val="22"/>
+          <w:szCs w:val="22"/>
+          <w:rtl/>
+          <w:lang w:bidi="fa-IR"/>
+        </w:rPr>
+      </w:pPr>
+    </w:p>
+    <w:p>
+      <w:pPr>
+        <w:bidi/>
+        <w:rPr>
+          <w:rFonts w:asciiTheme="minorBidi" w:hAnsiTheme="minorBidi" w:hint="cs"/>
+          <w:sz w:val="22"/>
+          <w:szCs w:val="22"/>
+          <w:rtl/>
+          <w:lang w:bidi="fa-IR"/>
+        </w:rPr>
+      </w:pPr>
+    </w:p>
+    <w:p>
+      <w:pPr>
+        <w:bidi/>
+        <w:rPr>
+          <w:rtl/>
+          <w:lang w:bidi="fa-IR"/>
+        </w:rPr>
+      </w:pPr>
+    </w:p>
+    <w:p>
+      <w:pPr>
+        <w:bidi/>
+        <w:rPr>
+          <w:rFonts w:hint="cs"/>
+          <w:lang w:bidi="fa-IR"/>
+        </w:rPr>
+      </w:pPr>
+      <w:r>
+        <w:rPr>
+          <w:rFonts w:hint="cs"/>
+          <w:rtl/>
+          <w:lang w:bidi="fa-IR"/>
+        </w:rPr>
+        <w:t xml:space="preserve">اتتخاب ویژگی </w:t>
+      </w:r>
+      <w:r>
+        <w:rPr>
+          <w:lang w:bidi="fa-IR"/>
+        </w:rPr>
+        <w:t>Feature Selection</w:t>
+      </w:r>
     </w:p>
     <w:p>
       <w:pPr>
@@ -10485,7 +12880,7 @@
       </w:pPr>
     </w:p>
     <w:sectPr>
-      <w:footerReference w:type="default" r:id="rId7"/>
+      <w:footerReference w:type="default" r:id="rId8"/>
       <w:pgSz w:w="12240" w:h="15840" w:code="1"/>
       <w:pgMar w:top="1440" w:right="1440" w:bottom="1440" w:left="1440" w:header="720" w:footer="720" w:gutter="0"/>
       <w:pgBorders w:offsetFrom="page">
@@ -10603,6 +12998,127 @@
     </w:p>
   </w:footnote>
 </w:footnotes>
+</file>
+
+<file path=word/numbering.xml><?xml version="1.0" encoding="utf-8"?>
+<w:numbering xmlns:wpc="http://schemas.microsoft.com/office/word/2010/wordprocessingCanvas" xmlns:cx="http://schemas.microsoft.com/office/drawing/2014/chartex" xmlns:cx1="http://schemas.microsoft.com/office/drawing/2015/9/8/chartex" xmlns:cx2="http://schemas.microsoft.com/office/drawing/2015/10/21/chartex" xmlns:cx3="http://schemas.microsoft.com/office/drawing/2016/5/9/chartex" xmlns:cx4="http://schemas.microsoft.com/office/drawing/2016/5/10/chartex" xmlns:cx5="http://schemas.microsoft.com/office/drawing/2016/5/11/chartex" xmlns:cx6="http://schemas.microsoft.com/office/drawing/2016/5/12/chartex" xmlns:cx7="http://schemas.microsoft.com/office/drawing/2016/5/13/chartex" xmlns:cx8="http://schemas.microsoft.com/office/drawing/2016/5/14/chartex" xmlns:mc="http://schemas.openxmlformats.org/markup-compatibility/2006" xmlns:aink="http://schemas.microsoft.com/office/drawing/2016/ink" xmlns:am3d="http://schemas.microsoft.com/office/drawing/2017/model3d" xmlns:o="urn:schemas-microsoft-com:office:office" xmlns:oel="http://schemas.microsoft.com/office/2019/extlst" xmlns:r="http://schemas.openxmlformats.org/officeDocument/2006/relationships" xmlns:m="http://schemas.openxmlformats.org/officeDocument/2006/math" xmlns:v="urn:schemas-microsoft-com:vml" xmlns:wp14="http://schemas.microsoft.com/office/word/2010/wordprocessingDrawing" xmlns:wp="http://schemas.openxmlformats.org/drawingml/2006/wordprocessingDrawing" xmlns:w10="urn:schemas-microsoft-com:office:word" xmlns:w="http://schemas.openxmlformats.org/wordprocessingml/2006/main" xmlns:w14="http://schemas.microsoft.com/office/word/2010/wordml" xmlns:w15="http://schemas.microsoft.com/office/word/2012/wordml" xmlns:w16cex="http://schemas.microsoft.com/office/word/2018/wordml/cex" xmlns:w16cid="http://schemas.microsoft.com/office/word/2016/wordml/cid" xmlns:w16="http://schemas.microsoft.com/office/word/2018/wordml" xmlns:w16du="http://schemas.microsoft.com/office/word/2023/wordml/word16du" xmlns:w16sdtdh="http://schemas.microsoft.com/office/word/2020/wordml/sdtdatahash" xmlns:w16sdtfl="http://schemas.microsoft.com/office/word/2024/wordml/sdtformatlock" xmlns:w16se="http://schemas.microsoft.com/office/word/2015/wordml/symex" xmlns:wpg="http://schemas.microsoft.com/office/word/2010/wordprocessingGroup" xmlns:wpi="http://schemas.microsoft.com/office/word/2010/wordprocessingInk" xmlns:wne="http://schemas.microsoft.com/office/word/2006/wordml" xmlns:wps="http://schemas.microsoft.com/office/word/2010/wordprocessingShape" mc:Ignorable="w14 w15 w16se w16cid w16 w16cex w16sdtdh w16sdtfl w16du wp14">
+  <w:abstractNum w:abstractNumId="0" w15:restartNumberingAfterBreak="0">
+    <w:nsid w:val="1C896538"/>
+    <w:multiLevelType w:val="multilevel"/>
+    <w:tmpl w:val="8F2E5646"/>
+    <w:lvl w:ilvl="0">
+      <w:start w:val="1"/>
+      <w:numFmt w:val="decimal"/>
+      <w:lvlText w:val="%1."/>
+      <w:lvlJc w:val="left"/>
+      <w:pPr>
+        <w:tabs>
+          <w:tab w:val="num" w:pos="720"/>
+        </w:tabs>
+        <w:ind w:left="720" w:hanging="360"/>
+      </w:pPr>
+    </w:lvl>
+    <w:lvl w:ilvl="1" w:tentative="1">
+      <w:start w:val="1"/>
+      <w:numFmt w:val="decimal"/>
+      <w:lvlText w:val="%2."/>
+      <w:lvlJc w:val="left"/>
+      <w:pPr>
+        <w:tabs>
+          <w:tab w:val="num" w:pos="1440"/>
+        </w:tabs>
+        <w:ind w:left="1440" w:hanging="360"/>
+      </w:pPr>
+    </w:lvl>
+    <w:lvl w:ilvl="2" w:tentative="1">
+      <w:start w:val="1"/>
+      <w:numFmt w:val="decimal"/>
+      <w:lvlText w:val="%3."/>
+      <w:lvlJc w:val="left"/>
+      <w:pPr>
+        <w:tabs>
+          <w:tab w:val="num" w:pos="2160"/>
+        </w:tabs>
+        <w:ind w:left="2160" w:hanging="360"/>
+      </w:pPr>
+    </w:lvl>
+    <w:lvl w:ilvl="3" w:tentative="1">
+      <w:start w:val="1"/>
+      <w:numFmt w:val="decimal"/>
+      <w:lvlText w:val="%4."/>
+      <w:lvlJc w:val="left"/>
+      <w:pPr>
+        <w:tabs>
+          <w:tab w:val="num" w:pos="2880"/>
+        </w:tabs>
+        <w:ind w:left="2880" w:hanging="360"/>
+      </w:pPr>
+    </w:lvl>
+    <w:lvl w:ilvl="4" w:tentative="1">
+      <w:start w:val="1"/>
+      <w:numFmt w:val="decimal"/>
+      <w:lvlText w:val="%5."/>
+      <w:lvlJc w:val="left"/>
+      <w:pPr>
+        <w:tabs>
+          <w:tab w:val="num" w:pos="3600"/>
+        </w:tabs>
+        <w:ind w:left="3600" w:hanging="360"/>
+      </w:pPr>
+    </w:lvl>
+    <w:lvl w:ilvl="5" w:tentative="1">
+      <w:start w:val="1"/>
+      <w:numFmt w:val="decimal"/>
+      <w:lvlText w:val="%6."/>
+      <w:lvlJc w:val="left"/>
+      <w:pPr>
+        <w:tabs>
+          <w:tab w:val="num" w:pos="4320"/>
+        </w:tabs>
+        <w:ind w:left="4320" w:hanging="360"/>
+      </w:pPr>
+    </w:lvl>
+    <w:lvl w:ilvl="6" w:tentative="1">
+      <w:start w:val="1"/>
+      <w:numFmt w:val="decimal"/>
+      <w:lvlText w:val="%7."/>
+      <w:lvlJc w:val="left"/>
+      <w:pPr>
+        <w:tabs>
+          <w:tab w:val="num" w:pos="5040"/>
+        </w:tabs>
+        <w:ind w:left="5040" w:hanging="360"/>
+      </w:pPr>
+    </w:lvl>
+    <w:lvl w:ilvl="7" w:tentative="1">
+      <w:start w:val="1"/>
+      <w:numFmt w:val="decimal"/>
+      <w:lvlText w:val="%8."/>
+      <w:lvlJc w:val="left"/>
+      <w:pPr>
+        <w:tabs>
+          <w:tab w:val="num" w:pos="5760"/>
+        </w:tabs>
+        <w:ind w:left="5760" w:hanging="360"/>
+      </w:pPr>
+    </w:lvl>
+    <w:lvl w:ilvl="8" w:tentative="1">
+      <w:start w:val="1"/>
+      <w:numFmt w:val="decimal"/>
+      <w:lvlText w:val="%9."/>
+      <w:lvlJc w:val="left"/>
+      <w:pPr>
+        <w:tabs>
+          <w:tab w:val="num" w:pos="6480"/>
+        </w:tabs>
+        <w:ind w:left="6480" w:hanging="360"/>
+      </w:pPr>
+    </w:lvl>
+  </w:abstractNum>
+  <w:num w:numId="1" w16cid:durableId="920870588">
+    <w:abstractNumId w:val="0"/>
+  </w:num>
+</w:numbering>
 </file>
 
 <file path=word/styles.xml><?xml version="1.0" encoding="utf-8"?>
@@ -11621,6 +14137,69 @@
       <w:u w:val="single"/>
     </w:rPr>
   </w:style>
+  <w:style w:type="table" w:styleId="PlainTable1">
+    <w:name w:val="Plain Table 1"/>
+    <w:basedOn w:val="TableNormal"/>
+    <w:uiPriority w:val="41"/>
+    <w:rsid w:val="00BA3C52"/>
+    <w:pPr>
+      <w:spacing w:after="0" w:line="240" w:lineRule="auto"/>
+    </w:pPr>
+    <w:tblPr>
+      <w:tblStyleRowBandSize w:val="1"/>
+      <w:tblStyleColBandSize w:val="1"/>
+      <w:tblBorders>
+        <w:top w:val="single" w:sz="4" w:space="0" w:color="BFBFBF" w:themeColor="background1" w:themeShade="BF"/>
+        <w:left w:val="single" w:sz="4" w:space="0" w:color="BFBFBF" w:themeColor="background1" w:themeShade="BF"/>
+        <w:bottom w:val="single" w:sz="4" w:space="0" w:color="BFBFBF" w:themeColor="background1" w:themeShade="BF"/>
+        <w:right w:val="single" w:sz="4" w:space="0" w:color="BFBFBF" w:themeColor="background1" w:themeShade="BF"/>
+        <w:insideH w:val="single" w:sz="4" w:space="0" w:color="BFBFBF" w:themeColor="background1" w:themeShade="BF"/>
+        <w:insideV w:val="single" w:sz="4" w:space="0" w:color="BFBFBF" w:themeColor="background1" w:themeShade="BF"/>
+      </w:tblBorders>
+    </w:tblPr>
+    <w:tblStylePr w:type="firstRow">
+      <w:rPr>
+        <w:b/>
+        <w:bCs/>
+      </w:rPr>
+    </w:tblStylePr>
+    <w:tblStylePr w:type="lastRow">
+      <w:rPr>
+        <w:b/>
+        <w:bCs/>
+      </w:rPr>
+      <w:tblPr/>
+      <w:tcPr>
+        <w:tcBorders>
+          <w:top w:val="double" w:sz="4" w:space="0" w:color="BFBFBF" w:themeColor="background1" w:themeShade="BF"/>
+        </w:tcBorders>
+      </w:tcPr>
+    </w:tblStylePr>
+    <w:tblStylePr w:type="firstCol">
+      <w:rPr>
+        <w:b/>
+        <w:bCs/>
+      </w:rPr>
+    </w:tblStylePr>
+    <w:tblStylePr w:type="lastCol">
+      <w:rPr>
+        <w:b/>
+        <w:bCs/>
+      </w:rPr>
+    </w:tblStylePr>
+    <w:tblStylePr w:type="band1Vert">
+      <w:tblPr/>
+      <w:tcPr>
+        <w:shd w:val="clear" w:color="auto" w:fill="F2F2F2" w:themeFill="background1" w:themeFillShade="F2"/>
+      </w:tcPr>
+    </w:tblStylePr>
+    <w:tblStylePr w:type="band1Horz">
+      <w:tblPr/>
+      <w:tcPr>
+        <w:shd w:val="clear" w:color="auto" w:fill="F2F2F2" w:themeFill="background1" w:themeFillShade="F2"/>
+      </w:tcPr>
+    </w:tblStylePr>
+  </w:style>
 </w:styles>
 </file>
 

--- a/report.docx
+++ b/report.docx
@@ -8162,7 +8162,7 @@
         <w:bidi/>
         <w:jc w:val="right"/>
         <w:rPr>
-          <w:rFonts w:asciiTheme="minorBidi" w:hAnsiTheme="minorBidi"/>
+          <w:rFonts w:ascii="Segoe UI Variable Small Semibol" w:hAnsi="Segoe UI Variable Small Semibol"/>
           <w:sz w:val="22"/>
           <w:szCs w:val="22"/>
           <w:lang w:bidi="fa-IR"/>
@@ -8171,7 +8171,7 @@
       <w:proofErr w:type="spellStart"/>
       <w:r>
         <w:rPr>
-          <w:rFonts w:asciiTheme="minorBidi" w:hAnsiTheme="minorBidi"/>
+          <w:rFonts w:ascii="Segoe UI Variable Small Semibol" w:hAnsi="Segoe UI Variable Small Semibol"/>
           <w:sz w:val="22"/>
           <w:szCs w:val="22"/>
           <w:lang w:bidi="fa-IR"/>
@@ -8181,7 +8181,7 @@
       <w:proofErr w:type="spellEnd"/>
       <w:r>
         <w:rPr>
-          <w:rFonts w:asciiTheme="minorBidi" w:hAnsiTheme="minorBidi"/>
+          <w:rFonts w:ascii="Segoe UI Variable Small Semibol" w:hAnsi="Segoe UI Variable Small Semibol"/>
           <w:sz w:val="22"/>
           <w:szCs w:val="22"/>
           <w:lang w:bidi="fa-IR"/>
@@ -8192,7 +8192,7 @@
       <w:proofErr w:type="gramStart"/>
       <w:r>
         <w:rPr>
-          <w:rFonts w:asciiTheme="minorBidi" w:hAnsiTheme="minorBidi"/>
+          <w:rFonts w:ascii="Segoe UI Variable Small Semibol" w:hAnsi="Segoe UI Variable Small Semibol"/>
           <w:sz w:val="22"/>
           <w:szCs w:val="22"/>
           <w:lang w:bidi="fa-IR"/>
@@ -8203,7 +8203,7 @@
       <w:proofErr w:type="gramEnd"/>
       <w:r>
         <w:rPr>
-          <w:rFonts w:asciiTheme="minorBidi" w:hAnsiTheme="minorBidi"/>
+          <w:rFonts w:ascii="Segoe UI Variable Small Semibol" w:hAnsi="Segoe UI Variable Small Semibol"/>
           <w:sz w:val="22"/>
           <w:szCs w:val="22"/>
           <w:lang w:bidi="fa-IR"/>
@@ -8386,7 +8386,7 @@
       <w:pPr>
         <w:bidi/>
         <w:rPr>
-          <w:rFonts w:asciiTheme="minorBidi" w:hAnsiTheme="minorBidi"/>
+          <w:rFonts w:ascii="Segoe UI Variable Small Semibol" w:hAnsi="Segoe UI Variable Small Semibol"/>
           <w:sz w:val="22"/>
           <w:szCs w:val="22"/>
           <w:rtl/>
@@ -8399,7 +8399,7 @@
         <w:bidi/>
         <w:jc w:val="right"/>
         <w:rPr>
-          <w:rFonts w:asciiTheme="minorBidi" w:hAnsiTheme="minorBidi"/>
+          <w:rFonts w:ascii="Segoe UI Variable Small Semibol" w:hAnsi="Segoe UI Variable Small Semibol"/>
           <w:sz w:val="22"/>
           <w:szCs w:val="22"/>
           <w:lang w:bidi="fa-IR"/>
@@ -8408,7 +8408,7 @@
       <w:proofErr w:type="spellStart"/>
       <w:r>
         <w:rPr>
-          <w:rFonts w:asciiTheme="minorBidi" w:hAnsiTheme="minorBidi"/>
+          <w:rFonts w:ascii="Segoe UI Variable Small Semibol" w:hAnsi="Segoe UI Variable Small Semibol"/>
           <w:sz w:val="22"/>
           <w:szCs w:val="22"/>
           <w:lang w:bidi="fa-IR"/>
@@ -8418,7 +8418,7 @@
       <w:proofErr w:type="spellEnd"/>
       <w:r>
         <w:rPr>
-          <w:rFonts w:asciiTheme="minorBidi" w:hAnsiTheme="minorBidi"/>
+          <w:rFonts w:ascii="Segoe UI Variable Small Semibol" w:hAnsi="Segoe UI Variable Small Semibol"/>
           <w:sz w:val="22"/>
           <w:szCs w:val="22"/>
           <w:lang w:bidi="fa-IR"/>
@@ -8428,7 +8428,7 @@
       <w:proofErr w:type="spellStart"/>
       <w:r>
         <w:rPr>
-          <w:rFonts w:asciiTheme="minorBidi" w:hAnsiTheme="minorBidi"/>
+          <w:rFonts w:ascii="Segoe UI Variable Small Semibol" w:hAnsi="Segoe UI Variable Small Semibol"/>
           <w:sz w:val="22"/>
           <w:szCs w:val="22"/>
           <w:lang w:bidi="fa-IR"/>
@@ -8438,7 +8438,7 @@
       <w:proofErr w:type="spellEnd"/>
       <w:r>
         <w:rPr>
-          <w:rFonts w:asciiTheme="minorBidi" w:hAnsiTheme="minorBidi"/>
+          <w:rFonts w:ascii="Segoe UI Variable Small Semibol" w:hAnsi="Segoe UI Variable Small Semibol"/>
           <w:sz w:val="22"/>
           <w:szCs w:val="22"/>
           <w:lang w:bidi="fa-IR"/>
@@ -8448,7 +8448,7 @@
       <w:proofErr w:type="spellStart"/>
       <w:r>
         <w:rPr>
-          <w:rFonts w:asciiTheme="minorBidi" w:hAnsiTheme="minorBidi"/>
+          <w:rFonts w:ascii="Segoe UI Variable Small Semibol" w:hAnsi="Segoe UI Variable Small Semibol"/>
           <w:sz w:val="22"/>
           <w:szCs w:val="22"/>
           <w:lang w:bidi="fa-IR"/>
@@ -8458,7 +8458,7 @@
       <w:proofErr w:type="spellEnd"/>
       <w:r>
         <w:rPr>
-          <w:rFonts w:asciiTheme="minorBidi" w:hAnsiTheme="minorBidi"/>
+          <w:rFonts w:ascii="Segoe UI Variable Small Semibol" w:hAnsi="Segoe UI Variable Small Semibol"/>
           <w:sz w:val="22"/>
           <w:szCs w:val="22"/>
           <w:lang w:bidi="fa-IR"/>
@@ -8468,7 +8468,7 @@
       <w:proofErr w:type="spellStart"/>
       <w:r>
         <w:rPr>
-          <w:rFonts w:asciiTheme="minorBidi" w:hAnsiTheme="minorBidi"/>
+          <w:rFonts w:ascii="Segoe UI Variable Small Semibol" w:hAnsi="Segoe UI Variable Small Semibol"/>
           <w:sz w:val="22"/>
           <w:szCs w:val="22"/>
           <w:lang w:bidi="fa-IR"/>
@@ -8478,7 +8478,7 @@
       <w:proofErr w:type="spellEnd"/>
       <w:r>
         <w:rPr>
-          <w:rFonts w:asciiTheme="minorBidi" w:hAnsiTheme="minorBidi"/>
+          <w:rFonts w:ascii="Segoe UI Variable Small Semibol" w:hAnsi="Segoe UI Variable Small Semibol"/>
           <w:sz w:val="22"/>
           <w:szCs w:val="22"/>
           <w:lang w:bidi="fa-IR"/>
@@ -8488,7 +8488,7 @@
       <w:proofErr w:type="gramStart"/>
       <w:r>
         <w:rPr>
-          <w:rFonts w:asciiTheme="minorBidi" w:hAnsiTheme="minorBidi"/>
+          <w:rFonts w:ascii="Segoe UI Variable Small Semibol" w:hAnsi="Segoe UI Variable Small Semibol"/>
           <w:sz w:val="22"/>
           <w:szCs w:val="22"/>
           <w:lang w:bidi="fa-IR"/>
@@ -8498,7 +8498,7 @@
       <w:proofErr w:type="spellStart"/>
       <w:r>
         <w:rPr>
-          <w:rFonts w:asciiTheme="minorBidi" w:hAnsiTheme="minorBidi"/>
+          <w:rFonts w:ascii="Segoe UI Variable Small Semibol" w:hAnsi="Segoe UI Variable Small Semibol"/>
           <w:sz w:val="22"/>
           <w:szCs w:val="22"/>
           <w:lang w:bidi="fa-IR"/>
@@ -8509,7 +8509,7 @@
       <w:proofErr w:type="gramEnd"/>
       <w:r>
         <w:rPr>
-          <w:rFonts w:asciiTheme="minorBidi" w:hAnsiTheme="minorBidi"/>
+          <w:rFonts w:ascii="Segoe UI Variable Small Semibol" w:hAnsi="Segoe UI Variable Small Semibol"/>
           <w:sz w:val="22"/>
           <w:szCs w:val="22"/>
           <w:lang w:bidi="fa-IR"/>
@@ -8519,7 +8519,7 @@
       <w:proofErr w:type="gramStart"/>
       <w:r>
         <w:rPr>
-          <w:rFonts w:asciiTheme="minorBidi" w:hAnsiTheme="minorBidi"/>
+          <w:rFonts w:ascii="Segoe UI Variable Small Semibol" w:hAnsi="Segoe UI Variable Small Semibol"/>
           <w:sz w:val="22"/>
           <w:szCs w:val="22"/>
           <w:lang w:bidi="fa-IR"/>
@@ -8529,7 +8529,7 @@
       <w:proofErr w:type="spellStart"/>
       <w:r>
         <w:rPr>
-          <w:rFonts w:asciiTheme="minorBidi" w:hAnsiTheme="minorBidi"/>
+          <w:rFonts w:ascii="Segoe UI Variable Small Semibol" w:hAnsi="Segoe UI Variable Small Semibol"/>
           <w:sz w:val="22"/>
           <w:szCs w:val="22"/>
           <w:lang w:bidi="fa-IR"/>
@@ -8540,7 +8540,7 @@
       <w:proofErr w:type="gramEnd"/>
       <w:r>
         <w:rPr>
-          <w:rFonts w:asciiTheme="minorBidi" w:hAnsiTheme="minorBidi"/>
+          <w:rFonts w:ascii="Segoe UI Variable Small Semibol" w:hAnsi="Segoe UI Variable Small Semibol"/>
           <w:sz w:val="22"/>
           <w:szCs w:val="22"/>
           <w:lang w:bidi="fa-IR"/>
@@ -8553,7 +8553,7 @@
         <w:bidi/>
         <w:jc w:val="right"/>
         <w:rPr>
-          <w:rFonts w:asciiTheme="minorBidi" w:hAnsiTheme="minorBidi"/>
+          <w:rFonts w:ascii="Segoe UI Variable Small Semibol" w:hAnsi="Segoe UI Variable Small Semibol"/>
           <w:sz w:val="22"/>
           <w:szCs w:val="22"/>
           <w:lang w:bidi="fa-IR"/>
@@ -8562,7 +8562,7 @@
       <w:proofErr w:type="spellStart"/>
       <w:r>
         <w:rPr>
-          <w:rFonts w:asciiTheme="minorBidi" w:hAnsiTheme="minorBidi"/>
+          <w:rFonts w:ascii="Segoe UI Variable Small Semibol" w:hAnsi="Segoe UI Variable Small Semibol"/>
           <w:sz w:val="22"/>
           <w:szCs w:val="22"/>
           <w:lang w:bidi="fa-IR"/>
@@ -8572,7 +8572,7 @@
       <w:proofErr w:type="spellEnd"/>
       <w:r>
         <w:rPr>
-          <w:rFonts w:asciiTheme="minorBidi" w:hAnsiTheme="minorBidi"/>
+          <w:rFonts w:ascii="Segoe UI Variable Small Semibol" w:hAnsi="Segoe UI Variable Small Semibol"/>
           <w:sz w:val="22"/>
           <w:szCs w:val="22"/>
           <w:lang w:bidi="fa-IR"/>
@@ -8582,7 +8582,7 @@
       <w:proofErr w:type="spellStart"/>
       <w:r>
         <w:rPr>
-          <w:rFonts w:asciiTheme="minorBidi" w:hAnsiTheme="minorBidi"/>
+          <w:rFonts w:ascii="Segoe UI Variable Small Semibol" w:hAnsi="Segoe UI Variable Small Semibol"/>
           <w:sz w:val="22"/>
           <w:szCs w:val="22"/>
           <w:lang w:bidi="fa-IR"/>
@@ -8592,7 +8592,7 @@
       <w:proofErr w:type="spellEnd"/>
       <w:r>
         <w:rPr>
-          <w:rFonts w:asciiTheme="minorBidi" w:hAnsiTheme="minorBidi"/>
+          <w:rFonts w:ascii="Segoe UI Variable Small Semibol" w:hAnsi="Segoe UI Variable Small Semibol"/>
           <w:sz w:val="22"/>
           <w:szCs w:val="22"/>
           <w:lang w:bidi="fa-IR"/>
@@ -8602,7 +8602,7 @@
       <w:proofErr w:type="spellStart"/>
       <w:r>
         <w:rPr>
-          <w:rFonts w:asciiTheme="minorBidi" w:hAnsiTheme="minorBidi"/>
+          <w:rFonts w:ascii="Segoe UI Variable Small Semibol" w:hAnsi="Segoe UI Variable Small Semibol"/>
           <w:sz w:val="22"/>
           <w:szCs w:val="22"/>
           <w:lang w:bidi="fa-IR"/>
@@ -8612,7 +8612,7 @@
       <w:proofErr w:type="spellEnd"/>
       <w:r>
         <w:rPr>
-          <w:rFonts w:asciiTheme="minorBidi" w:hAnsiTheme="minorBidi"/>
+          <w:rFonts w:ascii="Segoe UI Variable Small Semibol" w:hAnsi="Segoe UI Variable Small Semibol"/>
           <w:sz w:val="22"/>
           <w:szCs w:val="22"/>
           <w:lang w:bidi="fa-IR"/>
@@ -8622,7 +8622,7 @@
       <w:proofErr w:type="spellStart"/>
       <w:r>
         <w:rPr>
-          <w:rFonts w:asciiTheme="minorBidi" w:hAnsiTheme="minorBidi"/>
+          <w:rFonts w:ascii="Segoe UI Variable Small Semibol" w:hAnsi="Segoe UI Variable Small Semibol"/>
           <w:sz w:val="22"/>
           <w:szCs w:val="22"/>
           <w:lang w:bidi="fa-IR"/>
@@ -8632,7 +8632,7 @@
       <w:proofErr w:type="spellEnd"/>
       <w:r>
         <w:rPr>
-          <w:rFonts w:asciiTheme="minorBidi" w:hAnsiTheme="minorBidi"/>
+          <w:rFonts w:ascii="Segoe UI Variable Small Semibol" w:hAnsi="Segoe UI Variable Small Semibol"/>
           <w:sz w:val="22"/>
           <w:szCs w:val="22"/>
           <w:lang w:bidi="fa-IR"/>
@@ -8642,7 +8642,7 @@
       <w:proofErr w:type="gramStart"/>
       <w:r>
         <w:rPr>
-          <w:rFonts w:asciiTheme="minorBidi" w:hAnsiTheme="minorBidi"/>
+          <w:rFonts w:ascii="Segoe UI Variable Small Semibol" w:hAnsi="Segoe UI Variable Small Semibol"/>
           <w:sz w:val="22"/>
           <w:szCs w:val="22"/>
           <w:lang w:bidi="fa-IR"/>
@@ -8652,7 +8652,7 @@
       <w:proofErr w:type="spellStart"/>
       <w:r>
         <w:rPr>
-          <w:rFonts w:asciiTheme="minorBidi" w:hAnsiTheme="minorBidi"/>
+          <w:rFonts w:ascii="Segoe UI Variable Small Semibol" w:hAnsi="Segoe UI Variable Small Semibol"/>
           <w:sz w:val="22"/>
           <w:szCs w:val="22"/>
           <w:lang w:bidi="fa-IR"/>
@@ -8663,7 +8663,7 @@
       <w:proofErr w:type="gramEnd"/>
       <w:r>
         <w:rPr>
-          <w:rFonts w:asciiTheme="minorBidi" w:hAnsiTheme="minorBidi"/>
+          <w:rFonts w:ascii="Segoe UI Variable Small Semibol" w:hAnsi="Segoe UI Variable Small Semibol"/>
           <w:sz w:val="22"/>
           <w:szCs w:val="22"/>
           <w:lang w:bidi="fa-IR"/>
@@ -8673,7 +8673,7 @@
       <w:proofErr w:type="gramStart"/>
       <w:r>
         <w:rPr>
-          <w:rFonts w:asciiTheme="minorBidi" w:hAnsiTheme="minorBidi"/>
+          <w:rFonts w:ascii="Segoe UI Variable Small Semibol" w:hAnsi="Segoe UI Variable Small Semibol"/>
           <w:sz w:val="22"/>
           <w:szCs w:val="22"/>
           <w:lang w:bidi="fa-IR"/>
@@ -8683,7 +8683,7 @@
       <w:proofErr w:type="spellStart"/>
       <w:r>
         <w:rPr>
-          <w:rFonts w:asciiTheme="minorBidi" w:hAnsiTheme="minorBidi"/>
+          <w:rFonts w:ascii="Segoe UI Variable Small Semibol" w:hAnsi="Segoe UI Variable Small Semibol"/>
           <w:sz w:val="22"/>
           <w:szCs w:val="22"/>
           <w:lang w:bidi="fa-IR"/>
@@ -8694,7 +8694,7 @@
       <w:proofErr w:type="gramEnd"/>
       <w:r>
         <w:rPr>
-          <w:rFonts w:asciiTheme="minorBidi" w:hAnsiTheme="minorBidi"/>
+          <w:rFonts w:ascii="Segoe UI Variable Small Semibol" w:hAnsi="Segoe UI Variable Small Semibol"/>
           <w:sz w:val="22"/>
           <w:szCs w:val="22"/>
           <w:lang w:bidi="fa-IR"/>
@@ -8707,7 +8707,7 @@
         <w:bidi/>
         <w:jc w:val="right"/>
         <w:rPr>
-          <w:rFonts w:asciiTheme="minorBidi" w:hAnsiTheme="minorBidi"/>
+          <w:rFonts w:ascii="Segoe UI Variable Small Semibol" w:hAnsi="Segoe UI Variable Small Semibol"/>
           <w:sz w:val="22"/>
           <w:szCs w:val="22"/>
           <w:lang w:bidi="fa-IR"/>
@@ -8716,7 +8716,7 @@
       <w:proofErr w:type="spellStart"/>
       <w:r>
         <w:rPr>
-          <w:rFonts w:asciiTheme="minorBidi" w:hAnsiTheme="minorBidi"/>
+          <w:rFonts w:ascii="Segoe UI Variable Small Semibol" w:hAnsi="Segoe UI Variable Small Semibol"/>
           <w:sz w:val="22"/>
           <w:szCs w:val="22"/>
           <w:lang w:bidi="fa-IR"/>
@@ -8726,7 +8726,7 @@
       <w:proofErr w:type="spellEnd"/>
       <w:r>
         <w:rPr>
-          <w:rFonts w:asciiTheme="minorBidi" w:hAnsiTheme="minorBidi"/>
+          <w:rFonts w:ascii="Segoe UI Variable Small Semibol" w:hAnsi="Segoe UI Variable Small Semibol"/>
           <w:sz w:val="22"/>
           <w:szCs w:val="22"/>
           <w:lang w:bidi="fa-IR"/>
@@ -8736,7 +8736,7 @@
       <w:proofErr w:type="spellStart"/>
       <w:r>
         <w:rPr>
-          <w:rFonts w:asciiTheme="minorBidi" w:hAnsiTheme="minorBidi"/>
+          <w:rFonts w:ascii="Segoe UI Variable Small Semibol" w:hAnsi="Segoe UI Variable Small Semibol"/>
           <w:sz w:val="22"/>
           <w:szCs w:val="22"/>
           <w:lang w:bidi="fa-IR"/>
@@ -8746,7 +8746,7 @@
       <w:proofErr w:type="spellEnd"/>
       <w:r>
         <w:rPr>
-          <w:rFonts w:asciiTheme="minorBidi" w:hAnsiTheme="minorBidi"/>
+          <w:rFonts w:ascii="Segoe UI Variable Small Semibol" w:hAnsi="Segoe UI Variable Small Semibol"/>
           <w:sz w:val="22"/>
           <w:szCs w:val="22"/>
           <w:lang w:bidi="fa-IR"/>
@@ -8756,7 +8756,7 @@
       <w:proofErr w:type="spellStart"/>
       <w:r>
         <w:rPr>
-          <w:rFonts w:asciiTheme="minorBidi" w:hAnsiTheme="minorBidi"/>
+          <w:rFonts w:ascii="Segoe UI Variable Small Semibol" w:hAnsi="Segoe UI Variable Small Semibol"/>
           <w:sz w:val="22"/>
           <w:szCs w:val="22"/>
           <w:lang w:bidi="fa-IR"/>
@@ -8766,7 +8766,7 @@
       <w:proofErr w:type="spellEnd"/>
       <w:r>
         <w:rPr>
-          <w:rFonts w:asciiTheme="minorBidi" w:hAnsiTheme="minorBidi"/>
+          <w:rFonts w:ascii="Segoe UI Variable Small Semibol" w:hAnsi="Segoe UI Variable Small Semibol"/>
           <w:sz w:val="22"/>
           <w:szCs w:val="22"/>
           <w:lang w:bidi="fa-IR"/>
@@ -8776,7 +8776,7 @@
       <w:proofErr w:type="spellStart"/>
       <w:r>
         <w:rPr>
-          <w:rFonts w:asciiTheme="minorBidi" w:hAnsiTheme="minorBidi"/>
+          <w:rFonts w:ascii="Segoe UI Variable Small Semibol" w:hAnsi="Segoe UI Variable Small Semibol"/>
           <w:sz w:val="22"/>
           <w:szCs w:val="22"/>
           <w:lang w:bidi="fa-IR"/>
@@ -8786,7 +8786,7 @@
       <w:proofErr w:type="spellEnd"/>
       <w:r>
         <w:rPr>
-          <w:rFonts w:asciiTheme="minorBidi" w:hAnsiTheme="minorBidi"/>
+          <w:rFonts w:ascii="Segoe UI Variable Small Semibol" w:hAnsi="Segoe UI Variable Small Semibol"/>
           <w:sz w:val="22"/>
           <w:szCs w:val="22"/>
           <w:lang w:bidi="fa-IR"/>
@@ -8796,7 +8796,7 @@
       <w:proofErr w:type="gramStart"/>
       <w:r>
         <w:rPr>
-          <w:rFonts w:asciiTheme="minorBidi" w:hAnsiTheme="minorBidi"/>
+          <w:rFonts w:ascii="Segoe UI Variable Small Semibol" w:hAnsi="Segoe UI Variable Small Semibol"/>
           <w:sz w:val="22"/>
           <w:szCs w:val="22"/>
           <w:lang w:bidi="fa-IR"/>
@@ -8806,7 +8806,7 @@
       <w:proofErr w:type="spellStart"/>
       <w:r>
         <w:rPr>
-          <w:rFonts w:asciiTheme="minorBidi" w:hAnsiTheme="minorBidi"/>
+          <w:rFonts w:ascii="Segoe UI Variable Small Semibol" w:hAnsi="Segoe UI Variable Small Semibol"/>
           <w:sz w:val="22"/>
           <w:szCs w:val="22"/>
           <w:lang w:bidi="fa-IR"/>
@@ -8817,7 +8817,7 @@
       <w:proofErr w:type="gramEnd"/>
       <w:r>
         <w:rPr>
-          <w:rFonts w:asciiTheme="minorBidi" w:hAnsiTheme="minorBidi"/>
+          <w:rFonts w:ascii="Segoe UI Variable Small Semibol" w:hAnsi="Segoe UI Variable Small Semibol"/>
           <w:sz w:val="22"/>
           <w:szCs w:val="22"/>
           <w:lang w:bidi="fa-IR"/>
@@ -8827,7 +8827,7 @@
       <w:proofErr w:type="gramStart"/>
       <w:r>
         <w:rPr>
-          <w:rFonts w:asciiTheme="minorBidi" w:hAnsiTheme="minorBidi"/>
+          <w:rFonts w:ascii="Segoe UI Variable Small Semibol" w:hAnsi="Segoe UI Variable Small Semibol"/>
           <w:sz w:val="22"/>
           <w:szCs w:val="22"/>
           <w:lang w:bidi="fa-IR"/>
@@ -8837,7 +8837,7 @@
       <w:proofErr w:type="spellStart"/>
       <w:r>
         <w:rPr>
-          <w:rFonts w:asciiTheme="minorBidi" w:hAnsiTheme="minorBidi"/>
+          <w:rFonts w:ascii="Segoe UI Variable Small Semibol" w:hAnsi="Segoe UI Variable Small Semibol"/>
           <w:sz w:val="22"/>
           <w:szCs w:val="22"/>
           <w:lang w:bidi="fa-IR"/>
@@ -8848,7 +8848,7 @@
       <w:proofErr w:type="gramEnd"/>
       <w:r>
         <w:rPr>
-          <w:rFonts w:asciiTheme="minorBidi" w:hAnsiTheme="minorBidi"/>
+          <w:rFonts w:ascii="Segoe UI Variable Small Semibol" w:hAnsi="Segoe UI Variable Small Semibol"/>
           <w:sz w:val="22"/>
           <w:szCs w:val="22"/>
           <w:lang w:bidi="fa-IR"/>
@@ -8872,7 +8872,7 @@
       <w:pPr>
         <w:bidi/>
         <w:rPr>
-          <w:rFonts w:asciiTheme="minorBidi" w:hAnsiTheme="minorBidi"/>
+          <w:rFonts w:ascii="Segoe UI Variable Small Semibol" w:hAnsi="Segoe UI Variable Small Semibol"/>
           <w:sz w:val="22"/>
           <w:szCs w:val="22"/>
           <w:rtl/>
@@ -8916,7 +8916,7 @@
         <w:bidi/>
         <w:jc w:val="right"/>
         <w:rPr>
-          <w:rFonts w:asciiTheme="minorBidi" w:hAnsiTheme="minorBidi"/>
+          <w:rFonts w:ascii="Segoe UI Variable Small Semibol" w:hAnsi="Segoe UI Variable Small Semibol"/>
           <w:sz w:val="22"/>
           <w:szCs w:val="22"/>
           <w:lang w:bidi="fa-IR"/>
@@ -8925,7 +8925,7 @@
       <w:proofErr w:type="spellStart"/>
       <w:r>
         <w:rPr>
-          <w:rFonts w:asciiTheme="minorBidi" w:hAnsiTheme="minorBidi"/>
+          <w:rFonts w:ascii="Segoe UI Variable Small Semibol" w:hAnsi="Segoe UI Variable Small Semibol"/>
           <w:sz w:val="22"/>
           <w:szCs w:val="22"/>
           <w:lang w:bidi="fa-IR"/>
@@ -8935,7 +8935,7 @@
       <w:proofErr w:type="spellEnd"/>
       <w:r>
         <w:rPr>
-          <w:rFonts w:asciiTheme="minorBidi" w:hAnsiTheme="minorBidi"/>
+          <w:rFonts w:ascii="Segoe UI Variable Small Semibol" w:hAnsi="Segoe UI Variable Small Semibol"/>
           <w:sz w:val="22"/>
           <w:szCs w:val="22"/>
           <w:lang w:bidi="fa-IR"/>
@@ -8945,7 +8945,7 @@
       <w:proofErr w:type="spellStart"/>
       <w:r>
         <w:rPr>
-          <w:rFonts w:asciiTheme="minorBidi" w:hAnsiTheme="minorBidi"/>
+          <w:rFonts w:ascii="Segoe UI Variable Small Semibol" w:hAnsi="Segoe UI Variable Small Semibol"/>
           <w:sz w:val="22"/>
           <w:szCs w:val="22"/>
           <w:lang w:bidi="fa-IR"/>
@@ -8955,7 +8955,7 @@
       <w:proofErr w:type="spellEnd"/>
       <w:r>
         <w:rPr>
-          <w:rFonts w:asciiTheme="minorBidi" w:hAnsiTheme="minorBidi"/>
+          <w:rFonts w:ascii="Segoe UI Variable Small Semibol" w:hAnsi="Segoe UI Variable Small Semibol"/>
           <w:sz w:val="22"/>
           <w:szCs w:val="22"/>
           <w:lang w:bidi="fa-IR"/>
@@ -8965,7 +8965,7 @@
       <w:proofErr w:type="spellStart"/>
       <w:r>
         <w:rPr>
-          <w:rFonts w:asciiTheme="minorBidi" w:hAnsiTheme="minorBidi"/>
+          <w:rFonts w:ascii="Segoe UI Variable Small Semibol" w:hAnsi="Segoe UI Variable Small Semibol"/>
           <w:sz w:val="22"/>
           <w:szCs w:val="22"/>
           <w:lang w:bidi="fa-IR"/>
@@ -8975,7 +8975,7 @@
       <w:proofErr w:type="spellEnd"/>
       <w:r>
         <w:rPr>
-          <w:rFonts w:asciiTheme="minorBidi" w:hAnsiTheme="minorBidi"/>
+          <w:rFonts w:ascii="Segoe UI Variable Small Semibol" w:hAnsi="Segoe UI Variable Small Semibol"/>
           <w:sz w:val="22"/>
           <w:szCs w:val="22"/>
           <w:lang w:bidi="fa-IR"/>
@@ -8985,7 +8985,7 @@
       <w:proofErr w:type="spellStart"/>
       <w:r>
         <w:rPr>
-          <w:rFonts w:asciiTheme="minorBidi" w:hAnsiTheme="minorBidi"/>
+          <w:rFonts w:ascii="Segoe UI Variable Small Semibol" w:hAnsi="Segoe UI Variable Small Semibol"/>
           <w:sz w:val="22"/>
           <w:szCs w:val="22"/>
           <w:lang w:bidi="fa-IR"/>
@@ -8995,7 +8995,7 @@
       <w:proofErr w:type="spellEnd"/>
       <w:r>
         <w:rPr>
-          <w:rFonts w:asciiTheme="minorBidi" w:hAnsiTheme="minorBidi"/>
+          <w:rFonts w:ascii="Segoe UI Variable Small Semibol" w:hAnsi="Segoe UI Variable Small Semibol"/>
           <w:sz w:val="22"/>
           <w:szCs w:val="22"/>
           <w:lang w:bidi="fa-IR"/>
@@ -9005,7 +9005,7 @@
       <w:proofErr w:type="spellStart"/>
       <w:r>
         <w:rPr>
-          <w:rFonts w:asciiTheme="minorBidi" w:hAnsiTheme="minorBidi"/>
+          <w:rFonts w:ascii="Segoe UI Variable Small Semibol" w:hAnsi="Segoe UI Variable Small Semibol"/>
           <w:sz w:val="22"/>
           <w:szCs w:val="22"/>
           <w:lang w:bidi="fa-IR"/>
@@ -9015,7 +9015,7 @@
       <w:proofErr w:type="spellEnd"/>
       <w:r>
         <w:rPr>
-          <w:rFonts w:asciiTheme="minorBidi" w:hAnsiTheme="minorBidi"/>
+          <w:rFonts w:ascii="Segoe UI Variable Small Semibol" w:hAnsi="Segoe UI Variable Small Semibol"/>
           <w:sz w:val="22"/>
           <w:szCs w:val="22"/>
           <w:lang w:bidi="fa-IR"/>
@@ -9167,7 +9167,7 @@
         <w:bidi/>
         <w:jc w:val="right"/>
         <w:rPr>
-          <w:rFonts w:asciiTheme="minorBidi" w:hAnsiTheme="minorBidi"/>
+          <w:rFonts w:ascii="Segoe UI Variable Small Semibol" w:hAnsi="Segoe UI Variable Small Semibol"/>
           <w:sz w:val="22"/>
           <w:szCs w:val="22"/>
           <w:lang w:bidi="fa-IR"/>
@@ -9176,7 +9176,7 @@
       <w:proofErr w:type="spellStart"/>
       <w:r>
         <w:rPr>
-          <w:rFonts w:asciiTheme="minorBidi" w:hAnsiTheme="minorBidi"/>
+          <w:rFonts w:ascii="Segoe UI Variable Small Semibol" w:hAnsi="Segoe UI Variable Small Semibol"/>
           <w:sz w:val="22"/>
           <w:szCs w:val="22"/>
           <w:lang w:bidi="fa-IR"/>
@@ -9186,7 +9186,7 @@
       <w:proofErr w:type="spellEnd"/>
       <w:r>
         <w:rPr>
-          <w:rFonts w:asciiTheme="minorBidi" w:hAnsiTheme="minorBidi"/>
+          <w:rFonts w:ascii="Segoe UI Variable Small Semibol" w:hAnsi="Segoe UI Variable Small Semibol"/>
           <w:sz w:val="22"/>
           <w:szCs w:val="22"/>
           <w:lang w:bidi="fa-IR"/>
@@ -9196,7 +9196,7 @@
       <w:proofErr w:type="gramStart"/>
       <w:r>
         <w:rPr>
-          <w:rFonts w:asciiTheme="minorBidi" w:hAnsiTheme="minorBidi"/>
+          <w:rFonts w:ascii="Segoe UI Variable Small Semibol" w:hAnsi="Segoe UI Variable Small Semibol"/>
           <w:sz w:val="22"/>
           <w:szCs w:val="22"/>
           <w:lang w:bidi="fa-IR"/>
@@ -9206,7 +9206,7 @@
       <w:proofErr w:type="gramEnd"/>
       <w:r>
         <w:rPr>
-          <w:rFonts w:asciiTheme="minorBidi" w:hAnsiTheme="minorBidi"/>
+          <w:rFonts w:ascii="Segoe UI Variable Small Semibol" w:hAnsi="Segoe UI Variable Small Semibol"/>
           <w:sz w:val="22"/>
           <w:szCs w:val="22"/>
           <w:lang w:bidi="fa-IR"/>
@@ -9216,7 +9216,7 @@
       <w:proofErr w:type="spellStart"/>
       <w:r>
         <w:rPr>
-          <w:rFonts w:asciiTheme="minorBidi" w:hAnsiTheme="minorBidi"/>
+          <w:rFonts w:ascii="Segoe UI Variable Small Semibol" w:hAnsi="Segoe UI Variable Small Semibol"/>
           <w:sz w:val="22"/>
           <w:szCs w:val="22"/>
           <w:lang w:bidi="fa-IR"/>
@@ -9226,7 +9226,7 @@
       <w:proofErr w:type="spellEnd"/>
       <w:r>
         <w:rPr>
-          <w:rFonts w:asciiTheme="minorBidi" w:hAnsiTheme="minorBidi"/>
+          <w:rFonts w:ascii="Segoe UI Variable Small Semibol" w:hAnsi="Segoe UI Variable Small Semibol"/>
           <w:sz w:val="22"/>
           <w:szCs w:val="22"/>
           <w:lang w:bidi="fa-IR"/>
@@ -9236,7 +9236,7 @@
       <w:proofErr w:type="spellStart"/>
       <w:r>
         <w:rPr>
-          <w:rFonts w:asciiTheme="minorBidi" w:hAnsiTheme="minorBidi"/>
+          <w:rFonts w:ascii="Segoe UI Variable Small Semibol" w:hAnsi="Segoe UI Variable Small Semibol"/>
           <w:sz w:val="22"/>
           <w:szCs w:val="22"/>
           <w:lang w:bidi="fa-IR"/>
@@ -9246,7 +9246,7 @@
       <w:proofErr w:type="spellEnd"/>
       <w:r>
         <w:rPr>
-          <w:rFonts w:asciiTheme="minorBidi" w:hAnsiTheme="minorBidi"/>
+          <w:rFonts w:ascii="Segoe UI Variable Small Semibol" w:hAnsi="Segoe UI Variable Small Semibol"/>
           <w:sz w:val="22"/>
           <w:szCs w:val="22"/>
           <w:lang w:bidi="fa-IR"/>
@@ -9256,7 +9256,7 @@
       <w:proofErr w:type="spellStart"/>
       <w:r>
         <w:rPr>
-          <w:rFonts w:asciiTheme="minorBidi" w:hAnsiTheme="minorBidi"/>
+          <w:rFonts w:ascii="Segoe UI Variable Small Semibol" w:hAnsi="Segoe UI Variable Small Semibol"/>
           <w:sz w:val="22"/>
           <w:szCs w:val="22"/>
           <w:lang w:bidi="fa-IR"/>
@@ -9266,7 +9266,7 @@
       <w:proofErr w:type="spellEnd"/>
       <w:r>
         <w:rPr>
-          <w:rFonts w:asciiTheme="minorBidi" w:hAnsiTheme="minorBidi"/>
+          <w:rFonts w:ascii="Segoe UI Variable Small Semibol" w:hAnsi="Segoe UI Variable Small Semibol"/>
           <w:sz w:val="22"/>
           <w:szCs w:val="22"/>
           <w:lang w:bidi="fa-IR"/>
@@ -9276,7 +9276,7 @@
       <w:proofErr w:type="spellStart"/>
       <w:r>
         <w:rPr>
-          <w:rFonts w:asciiTheme="minorBidi" w:hAnsiTheme="minorBidi"/>
+          <w:rFonts w:ascii="Segoe UI Variable Small Semibol" w:hAnsi="Segoe UI Variable Small Semibol"/>
           <w:sz w:val="22"/>
           <w:szCs w:val="22"/>
           <w:lang w:bidi="fa-IR"/>
@@ -9286,7 +9286,7 @@
       <w:proofErr w:type="spellEnd"/>
       <w:r>
         <w:rPr>
-          <w:rFonts w:asciiTheme="minorBidi" w:hAnsiTheme="minorBidi"/>
+          <w:rFonts w:ascii="Segoe UI Variable Small Semibol" w:hAnsi="Segoe UI Variable Small Semibol"/>
           <w:sz w:val="22"/>
           <w:szCs w:val="22"/>
           <w:lang w:bidi="fa-IR"/>
@@ -9299,7 +9299,7 @@
         <w:bidi/>
         <w:jc w:val="right"/>
         <w:rPr>
-          <w:rFonts w:asciiTheme="minorBidi" w:hAnsiTheme="minorBidi"/>
+          <w:rFonts w:ascii="Segoe UI Variable Small Semibol" w:hAnsi="Segoe UI Variable Small Semibol"/>
           <w:sz w:val="22"/>
           <w:szCs w:val="22"/>
           <w:lang w:bidi="fa-IR"/>
@@ -9309,7 +9309,7 @@
       <w:proofErr w:type="gramStart"/>
       <w:r>
         <w:rPr>
-          <w:rFonts w:asciiTheme="minorBidi" w:hAnsiTheme="minorBidi"/>
+          <w:rFonts w:ascii="Segoe UI Variable Small Semibol" w:hAnsi="Segoe UI Variable Small Semibol"/>
           <w:sz w:val="22"/>
           <w:szCs w:val="22"/>
           <w:lang w:bidi="fa-IR"/>
@@ -9320,7 +9320,7 @@
       <w:proofErr w:type="gramEnd"/>
       <w:r>
         <w:rPr>
-          <w:rFonts w:asciiTheme="minorBidi" w:hAnsiTheme="minorBidi"/>
+          <w:rFonts w:ascii="Segoe UI Variable Small Semibol" w:hAnsi="Segoe UI Variable Small Semibol"/>
           <w:sz w:val="22"/>
           <w:szCs w:val="22"/>
           <w:lang w:bidi="fa-IR"/>
@@ -9330,7 +9330,7 @@
       <w:proofErr w:type="spellStart"/>
       <w:r>
         <w:rPr>
-          <w:rFonts w:asciiTheme="minorBidi" w:hAnsiTheme="minorBidi"/>
+          <w:rFonts w:ascii="Segoe UI Variable Small Semibol" w:hAnsi="Segoe UI Variable Small Semibol"/>
           <w:sz w:val="22"/>
           <w:szCs w:val="22"/>
           <w:lang w:bidi="fa-IR"/>
@@ -9340,7 +9340,7 @@
       <w:proofErr w:type="spellEnd"/>
       <w:r>
         <w:rPr>
-          <w:rFonts w:asciiTheme="minorBidi" w:hAnsiTheme="minorBidi"/>
+          <w:rFonts w:ascii="Segoe UI Variable Small Semibol" w:hAnsi="Segoe UI Variable Small Semibol"/>
           <w:sz w:val="22"/>
           <w:szCs w:val="22"/>
           <w:lang w:bidi="fa-IR"/>
@@ -9350,7 +9350,7 @@
       <w:proofErr w:type="spellStart"/>
       <w:r>
         <w:rPr>
-          <w:rFonts w:asciiTheme="minorBidi" w:hAnsiTheme="minorBidi"/>
+          <w:rFonts w:ascii="Segoe UI Variable Small Semibol" w:hAnsi="Segoe UI Variable Small Semibol"/>
           <w:sz w:val="22"/>
           <w:szCs w:val="22"/>
           <w:lang w:bidi="fa-IR"/>
@@ -9360,7 +9360,7 @@
       <w:proofErr w:type="spellEnd"/>
       <w:r>
         <w:rPr>
-          <w:rFonts w:asciiTheme="minorBidi" w:hAnsiTheme="minorBidi"/>
+          <w:rFonts w:ascii="Segoe UI Variable Small Semibol" w:hAnsi="Segoe UI Variable Small Semibol"/>
           <w:sz w:val="22"/>
           <w:szCs w:val="22"/>
           <w:lang w:bidi="fa-IR"/>
@@ -9876,7 +9876,7 @@
       <w:pPr>
         <w:bidi/>
         <w:rPr>
-          <w:rFonts w:asciiTheme="minorBidi" w:hAnsiTheme="minorBidi"/>
+          <w:rFonts w:ascii="Segoe UI Variable Small Semibol" w:hAnsi="Segoe UI Variable Small Semibol"/>
           <w:sz w:val="22"/>
           <w:szCs w:val="22"/>
           <w:rtl/>
@@ -9889,7 +9889,7 @@
         <w:bidi/>
         <w:jc w:val="right"/>
         <w:rPr>
-          <w:rFonts w:asciiTheme="minorBidi" w:hAnsiTheme="minorBidi"/>
+          <w:rFonts w:ascii="Segoe UI Variable Small Semibol" w:hAnsi="Segoe UI Variable Small Semibol"/>
           <w:sz w:val="22"/>
           <w:szCs w:val="22"/>
           <w:lang w:bidi="fa-IR"/>
@@ -9898,7 +9898,7 @@
       <w:proofErr w:type="spellStart"/>
       <w:r>
         <w:rPr>
-          <w:rFonts w:asciiTheme="minorBidi" w:hAnsiTheme="minorBidi"/>
+          <w:rFonts w:ascii="Segoe UI Variable Small Semibol" w:hAnsi="Segoe UI Variable Small Semibol"/>
           <w:sz w:val="22"/>
           <w:szCs w:val="22"/>
           <w:lang w:bidi="fa-IR"/>
@@ -9908,62 +9908,17 @@
       <w:proofErr w:type="spellEnd"/>
       <w:r>
         <w:rPr>
-          <w:rFonts w:asciiTheme="minorBidi" w:hAnsiTheme="minorBidi"/>
-          <w:sz w:val="22"/>
-          <w:szCs w:val="22"/>
-          <w:lang w:bidi="fa-IR"/>
-        </w:rPr>
-        <w:t xml:space="preserve"> = [</w:t>
-      </w:r>
-      <w:r>
-        <w:rPr>
-          <w:rFonts w:asciiTheme="minorBidi" w:hAnsiTheme="minorBidi"/>
-          <w:sz w:val="22"/>
-          <w:szCs w:val="22"/>
-          <w:lang w:bidi="fa-IR"/>
-        </w:rPr>
-        <w:t>‘</w:t>
-      </w:r>
-      <w:r>
-        <w:rPr>
-          <w:rFonts w:asciiTheme="minorBidi" w:hAnsiTheme="minorBidi"/>
-          <w:sz w:val="22"/>
-          <w:szCs w:val="22"/>
-          <w:lang w:bidi="fa-IR"/>
-        </w:rPr>
-        <w:t>vine</w:t>
-      </w:r>
-      <w:r>
-        <w:rPr>
-          <w:rFonts w:asciiTheme="minorBidi" w:hAnsiTheme="minorBidi"/>
-          <w:sz w:val="22"/>
-          <w:szCs w:val="22"/>
-          <w:lang w:bidi="fa-IR"/>
-        </w:rPr>
-        <w:t>’</w:t>
-      </w:r>
-      <w:r>
-        <w:rPr>
-          <w:rFonts w:asciiTheme="minorBidi" w:hAnsiTheme="minorBidi"/>
-          <w:sz w:val="22"/>
-          <w:szCs w:val="22"/>
-          <w:lang w:bidi="fa-IR"/>
-        </w:rPr>
-        <w:t xml:space="preserve">, </w:t>
-      </w:r>
-      <w:r>
-        <w:rPr>
-          <w:rFonts w:asciiTheme="minorBidi" w:hAnsiTheme="minorBidi"/>
-          <w:sz w:val="22"/>
-          <w:szCs w:val="22"/>
-          <w:lang w:bidi="fa-IR"/>
-        </w:rPr>
-        <w:t>‘</w:t>
+          <w:rFonts w:ascii="Segoe UI Variable Small Semibol" w:hAnsi="Segoe UI Variable Small Semibol"/>
+          <w:sz w:val="22"/>
+          <w:szCs w:val="22"/>
+          <w:lang w:bidi="fa-IR"/>
+        </w:rPr>
+        <w:t xml:space="preserve"> = [‘vine’, ‘</w:t>
       </w:r>
       <w:proofErr w:type="spellStart"/>
       <w:r>
         <w:rPr>
-          <w:rFonts w:asciiTheme="minorBidi" w:hAnsiTheme="minorBidi"/>
+          <w:rFonts w:ascii="Segoe UI Variable Small Semibol" w:hAnsi="Segoe UI Variable Small Semibol"/>
           <w:sz w:val="22"/>
           <w:szCs w:val="22"/>
           <w:lang w:bidi="fa-IR"/>
@@ -9973,21 +9928,12 @@
       <w:proofErr w:type="spellEnd"/>
       <w:r>
         <w:rPr>
-          <w:rFonts w:asciiTheme="minorBidi" w:hAnsiTheme="minorBidi"/>
-          <w:sz w:val="22"/>
-          <w:szCs w:val="22"/>
-          <w:lang w:bidi="fa-IR"/>
-        </w:rPr>
-        <w:t>’</w:t>
-      </w:r>
-      <w:r>
-        <w:rPr>
-          <w:rFonts w:asciiTheme="minorBidi" w:hAnsiTheme="minorBidi"/>
-          <w:sz w:val="22"/>
-          <w:szCs w:val="22"/>
-          <w:lang w:bidi="fa-IR"/>
-        </w:rPr>
-        <w:t>]</w:t>
+          <w:rFonts w:ascii="Segoe UI Variable Small Semibol" w:hAnsi="Segoe UI Variable Small Semibol"/>
+          <w:sz w:val="22"/>
+          <w:szCs w:val="22"/>
+          <w:lang w:bidi="fa-IR"/>
+        </w:rPr>
+        <w:t>’]</w:t>
       </w:r>
     </w:p>
     <w:p>
@@ -9995,15 +9941,15 @@
         <w:bidi/>
         <w:jc w:val="right"/>
         <w:rPr>
-          <w:rFonts w:asciiTheme="minorBidi" w:hAnsiTheme="minorBidi"/>
-          <w:sz w:val="22"/>
-          <w:szCs w:val="22"/>
-          <w:lang w:bidi="fa-IR"/>
-        </w:rPr>
-      </w:pPr>
-      <w:r>
-        <w:rPr>
-          <w:rFonts w:asciiTheme="minorBidi" w:hAnsiTheme="minorBidi"/>
+          <w:rFonts w:ascii="Segoe UI Variable Small Semibol" w:hAnsi="Segoe UI Variable Small Semibol"/>
+          <w:sz w:val="22"/>
+          <w:szCs w:val="22"/>
+          <w:lang w:bidi="fa-IR"/>
+        </w:rPr>
+      </w:pPr>
+      <w:r>
+        <w:rPr>
+          <w:rFonts w:ascii="Segoe UI Variable Small Semibol" w:hAnsi="Segoe UI Variable Small Semibol"/>
           <w:sz w:val="22"/>
           <w:szCs w:val="22"/>
           <w:lang w:bidi="fa-IR"/>
@@ -10013,7 +9959,7 @@
       <w:proofErr w:type="spellStart"/>
       <w:r>
         <w:rPr>
-          <w:rFonts w:asciiTheme="minorBidi" w:hAnsiTheme="minorBidi"/>
+          <w:rFonts w:ascii="Segoe UI Variable Small Semibol" w:hAnsi="Segoe UI Variable Small Semibol"/>
           <w:sz w:val="22"/>
           <w:szCs w:val="22"/>
           <w:lang w:bidi="fa-IR"/>
@@ -10023,7 +9969,7 @@
       <w:proofErr w:type="spellEnd"/>
       <w:r>
         <w:rPr>
-          <w:rFonts w:asciiTheme="minorBidi" w:hAnsiTheme="minorBidi"/>
+          <w:rFonts w:ascii="Segoe UI Variable Small Semibol" w:hAnsi="Segoe UI Variable Small Semibol"/>
           <w:sz w:val="22"/>
           <w:szCs w:val="22"/>
           <w:lang w:bidi="fa-IR"/>
@@ -10036,15 +9982,15 @@
         <w:bidi/>
         <w:jc w:val="right"/>
         <w:rPr>
-          <w:rFonts w:asciiTheme="minorBidi" w:hAnsiTheme="minorBidi"/>
-          <w:sz w:val="22"/>
-          <w:szCs w:val="22"/>
-          <w:lang w:bidi="fa-IR"/>
-        </w:rPr>
-      </w:pPr>
-      <w:r>
-        <w:rPr>
-          <w:rFonts w:asciiTheme="minorBidi" w:hAnsiTheme="minorBidi"/>
+          <w:rFonts w:ascii="Segoe UI Variable Small Semibol" w:hAnsi="Segoe UI Variable Small Semibol"/>
+          <w:sz w:val="22"/>
+          <w:szCs w:val="22"/>
+          <w:lang w:bidi="fa-IR"/>
+        </w:rPr>
+      </w:pPr>
+      <w:r>
+        <w:rPr>
+          <w:rFonts w:ascii="Segoe UI Variable Small Semibol" w:hAnsi="Segoe UI Variable Small Semibol"/>
           <w:sz w:val="22"/>
           <w:szCs w:val="22"/>
           <w:lang w:bidi="fa-IR"/>
@@ -10055,7 +10001,7 @@
       <w:proofErr w:type="gramStart"/>
       <w:r>
         <w:rPr>
-          <w:rFonts w:asciiTheme="minorBidi" w:hAnsiTheme="minorBidi"/>
+          <w:rFonts w:ascii="Segoe UI Variable Small Semibol" w:hAnsi="Segoe UI Variable Small Semibol"/>
           <w:sz w:val="22"/>
           <w:szCs w:val="22"/>
           <w:lang w:bidi="fa-IR"/>
@@ -10065,7 +10011,7 @@
       <w:proofErr w:type="spellEnd"/>
       <w:r>
         <w:rPr>
-          <w:rFonts w:asciiTheme="minorBidi" w:hAnsiTheme="minorBidi"/>
+          <w:rFonts w:ascii="Segoe UI Variable Small Semibol" w:hAnsi="Segoe UI Variable Small Semibol"/>
           <w:sz w:val="22"/>
           <w:szCs w:val="22"/>
           <w:lang w:bidi="fa-IR"/>
@@ -10075,7 +10021,7 @@
       <w:proofErr w:type="gramEnd"/>
       <w:r>
         <w:rPr>
-          <w:rFonts w:asciiTheme="minorBidi" w:hAnsiTheme="minorBidi"/>
+          <w:rFonts w:ascii="Segoe UI Variable Small Semibol" w:hAnsi="Segoe UI Variable Small Semibol"/>
           <w:sz w:val="22"/>
           <w:szCs w:val="22"/>
           <w:lang w:bidi="fa-IR"/>
@@ -10088,15 +10034,16 @@
         <w:bidi/>
         <w:jc w:val="right"/>
         <w:rPr>
-          <w:rFonts w:asciiTheme="minorBidi" w:hAnsiTheme="minorBidi"/>
-          <w:sz w:val="22"/>
-          <w:szCs w:val="22"/>
-          <w:lang w:bidi="fa-IR"/>
-        </w:rPr>
-      </w:pPr>
-      <w:r>
-        <w:rPr>
-          <w:rFonts w:asciiTheme="minorBidi" w:hAnsiTheme="minorBidi"/>
+          <w:rFonts w:ascii="Segoe UI Variable Small Semibol" w:hAnsi="Segoe UI Variable Small Semibol"/>
+          <w:sz w:val="22"/>
+          <w:szCs w:val="22"/>
+          <w:rtl/>
+          <w:lang w:bidi="fa-IR"/>
+        </w:rPr>
+      </w:pPr>
+      <w:r>
+        <w:rPr>
+          <w:rFonts w:ascii="Segoe UI Variable Small Semibol" w:hAnsi="Segoe UI Variable Small Semibol"/>
           <w:sz w:val="22"/>
           <w:szCs w:val="22"/>
           <w:lang w:bidi="fa-IR"/>
@@ -10106,7 +10053,7 @@
       <w:proofErr w:type="spellStart"/>
       <w:r>
         <w:rPr>
-          <w:rFonts w:asciiTheme="minorBidi" w:hAnsiTheme="minorBidi"/>
+          <w:rFonts w:ascii="Segoe UI Variable Small Semibol" w:hAnsi="Segoe UI Variable Small Semibol"/>
           <w:sz w:val="22"/>
           <w:szCs w:val="22"/>
           <w:lang w:bidi="fa-IR"/>
@@ -10116,7 +10063,7 @@
       <w:proofErr w:type="spellEnd"/>
       <w:r>
         <w:rPr>
-          <w:rFonts w:asciiTheme="minorBidi" w:hAnsiTheme="minorBidi"/>
+          <w:rFonts w:ascii="Segoe UI Variable Small Semibol" w:hAnsi="Segoe UI Variable Small Semibol"/>
           <w:sz w:val="22"/>
           <w:szCs w:val="22"/>
           <w:lang w:bidi="fa-IR"/>
@@ -10126,7 +10073,7 @@
       <w:proofErr w:type="spellStart"/>
       <w:r>
         <w:rPr>
-          <w:rFonts w:asciiTheme="minorBidi" w:hAnsiTheme="minorBidi"/>
+          <w:rFonts w:ascii="Segoe UI Variable Small Semibol" w:hAnsi="Segoe UI Variable Small Semibol"/>
           <w:sz w:val="22"/>
           <w:szCs w:val="22"/>
           <w:lang w:bidi="fa-IR"/>
@@ -10136,7 +10083,7 @@
       <w:proofErr w:type="spellEnd"/>
       <w:r>
         <w:rPr>
-          <w:rFonts w:asciiTheme="minorBidi" w:hAnsiTheme="minorBidi"/>
+          <w:rFonts w:ascii="Segoe UI Variable Small Semibol" w:hAnsi="Segoe UI Variable Small Semibol"/>
           <w:sz w:val="22"/>
           <w:szCs w:val="22"/>
           <w:lang w:bidi="fa-IR"/>
@@ -10146,7 +10093,7 @@
       <w:proofErr w:type="spellStart"/>
       <w:r>
         <w:rPr>
-          <w:rFonts w:asciiTheme="minorBidi" w:hAnsiTheme="minorBidi"/>
+          <w:rFonts w:ascii="Segoe UI Variable Small Semibol" w:hAnsi="Segoe UI Variable Small Semibol"/>
           <w:sz w:val="22"/>
           <w:szCs w:val="22"/>
           <w:lang w:bidi="fa-IR"/>
@@ -10156,13 +10103,25 @@
       <w:proofErr w:type="spellEnd"/>
       <w:r>
         <w:rPr>
-          <w:rFonts w:asciiTheme="minorBidi" w:hAnsiTheme="minorBidi"/>
+          <w:rFonts w:ascii="Segoe UI Variable Small Semibol" w:hAnsi="Segoe UI Variable Small Semibol"/>
           <w:sz w:val="22"/>
           <w:szCs w:val="22"/>
           <w:lang w:bidi="fa-IR"/>
         </w:rPr>
         <w:t>[col])</w:t>
       </w:r>
+    </w:p>
+    <w:p>
+      <w:pPr>
+        <w:bidi/>
+        <w:jc w:val="right"/>
+        <w:rPr>
+          <w:rFonts w:ascii="Segoe UI Variable Small Semibol" w:hAnsi="Segoe UI Variable Small Semibol"/>
+          <w:sz w:val="22"/>
+          <w:szCs w:val="22"/>
+          <w:lang w:bidi="fa-IR"/>
+        </w:rPr>
+      </w:pPr>
     </w:p>
     <w:p>
       <w:pPr>
@@ -10531,43 +10490,7 @@
           <w:szCs w:val="22"/>
           <w:rtl/>
         </w:rPr>
-        <w:t>یکی از مهم‌ترین مراحل در فرایند یادگیری ماشین و علم داده است که به فرایند انتخاب، ساخت و تبدیل داده‌های خام به ویژگی‌های قابل استفاده برای مدل‌ها اشاره</w:t>
-      </w:r>
-      <w:r>
-        <w:rPr>
-          <w:rFonts w:asciiTheme="minorBidi" w:hAnsiTheme="minorBidi"/>
-          <w:sz w:val="22"/>
-          <w:szCs w:val="22"/>
-          <w:rtl/>
-        </w:rPr>
-        <w:t xml:space="preserve"> می‌کند</w:t>
-      </w:r>
-      <w:r>
-        <w:rPr>
-          <w:rFonts w:asciiTheme="minorBidi" w:hAnsiTheme="minorBidi"/>
-          <w:sz w:val="22"/>
-          <w:szCs w:val="22"/>
-          <w:rtl/>
-        </w:rPr>
-        <w:t xml:space="preserve">. هدف اصلی مهندسی ویژگی، بهبود توانایی مدل در شناسایی الگوها و افزایش دقت </w:t>
-      </w:r>
-      <w:r>
-        <w:rPr>
-          <w:rFonts w:asciiTheme="minorBidi" w:hAnsiTheme="minorBidi"/>
-          <w:sz w:val="22"/>
-          <w:szCs w:val="22"/>
-          <w:rtl/>
-        </w:rPr>
-        <w:t xml:space="preserve">مدل است. </w:t>
-      </w:r>
-      <w:r>
-        <w:rPr>
-          <w:rFonts w:asciiTheme="minorBidi" w:hAnsiTheme="minorBidi"/>
-          <w:sz w:val="22"/>
-          <w:szCs w:val="22"/>
-          <w:rtl/>
-        </w:rPr>
-        <w:t>از آنجا که داده‌های خام معمولاً شامل نویز، مقیاس‌های متفاوت یا اطلاعات غیرضروری هستند، مهندسی ویژگی نقش کلیدی در آماده‌سازی داده‌ها برای یادگیری ایفا می‌کند. این مرحله می‌تواند عملکرد مدل را به طور قابل توجهی بهبود دهد و حتی باعث شود مدل‌های ساده، نتایج بهتری نسبت به مدل‌های پیچیده بدون مهندسی ویژگی ارائه دهند</w:t>
+        <w:t>یکی از مهم‌ترین مراحل در فرایند یادگیری ماشین و علم داده است که به فرایند انتخاب، ساخت و تبدیل داده‌های خام به ویژگی‌های قابل استفاده برای مدل‌ها اشاره می‌کند. هدف اصلی مهندسی ویژگی، بهبود توانایی مدل در شناسایی الگوها و افزایش دقت مدل است. از آنجا که داده‌های خام معمولاً شامل نویز، مقیاس‌های متفاوت یا اطلاعات غیرضروری هستند، مهندسی ویژگی نقش کلیدی در آماده‌سازی داده‌ها برای یادگیری ایفا می‌کند. این مرحله می‌تواند عملکرد مدل را به طور قابل توجهی بهبود دهد و حتی باعث شود مدل‌های ساده، نتایج بهتری نسبت به مدل‌های پیچیده بدون مهندسی ویژگی ارائه دهند</w:t>
       </w:r>
       <w:r>
         <w:rPr>
@@ -11582,64 +11505,17 @@
           <w:rFonts w:asciiTheme="minorBidi" w:hAnsiTheme="minorBidi"/>
           <w:sz w:val="22"/>
           <w:szCs w:val="22"/>
-          <w:rtl/>
-          <w:lang w:bidi="fa-IR"/>
-        </w:rPr>
-      </w:pPr>
-    </w:p>
-    <w:p>
-      <w:pPr>
-        <w:bidi/>
-        <w:rPr>
-          <w:rFonts w:asciiTheme="minorBidi" w:hAnsiTheme="minorBidi"/>
-          <w:sz w:val="22"/>
-          <w:szCs w:val="22"/>
-          <w:rtl/>
-          <w:lang w:bidi="fa-IR"/>
-        </w:rPr>
-      </w:pPr>
-    </w:p>
-    <w:p>
-      <w:pPr>
-        <w:bidi/>
-        <w:rPr>
-          <w:rFonts w:asciiTheme="minorBidi" w:hAnsiTheme="minorBidi"/>
-          <w:sz w:val="22"/>
-          <w:szCs w:val="22"/>
-          <w:rtl/>
-          <w:lang w:bidi="fa-IR"/>
-        </w:rPr>
-      </w:pPr>
-    </w:p>
-    <w:p>
-      <w:pPr>
-        <w:bidi/>
-        <w:rPr>
-          <w:rFonts w:asciiTheme="minorBidi" w:hAnsiTheme="minorBidi"/>
-          <w:sz w:val="22"/>
-          <w:szCs w:val="22"/>
-          <w:rtl/>
-          <w:lang w:bidi="fa-IR"/>
-        </w:rPr>
-      </w:pPr>
-    </w:p>
-    <w:p>
-      <w:pPr>
-        <w:bidi/>
-        <w:rPr>
-          <w:rFonts w:asciiTheme="minorBidi" w:hAnsiTheme="minorBidi"/>
-          <w:sz w:val="22"/>
-          <w:szCs w:val="22"/>
-          <w:lang w:bidi="fa-IR"/>
-        </w:rPr>
-      </w:pPr>
-      <w:r>
-        <w:rPr>
-          <w:rFonts w:asciiTheme="minorBidi" w:hAnsiTheme="minorBidi"/>
-          <w:sz w:val="22"/>
-          <w:szCs w:val="22"/>
-          <w:rtl/>
-        </w:rPr>
+          <w:lang w:bidi="fa-IR"/>
+        </w:rPr>
+      </w:pPr>
+      <w:r>
+        <w:rPr>
+          <w:rFonts w:asciiTheme="minorBidi" w:hAnsiTheme="minorBidi"/>
+          <w:sz w:val="22"/>
+          <w:szCs w:val="22"/>
+          <w:rtl/>
+        </w:rPr>
+        <w:lastRenderedPageBreak/>
         <w:t>در عمل، برای تصمیم‌گیری درباره‌ی احساس متن، معمولاً از آستانه‌هایی</w:t>
       </w:r>
       <w:r>
@@ -12022,16 +11898,16 @@
         <w:bidi/>
         <w:jc w:val="right"/>
         <w:rPr>
-          <w:rFonts w:asciiTheme="minorBidi" w:hAnsiTheme="minorBidi"/>
-          <w:sz w:val="22"/>
-          <w:szCs w:val="22"/>
-          <w:rtl/>
-          <w:lang w:bidi="fa-IR"/>
-        </w:rPr>
-      </w:pPr>
-      <w:r>
-        <w:rPr>
-          <w:rFonts w:asciiTheme="minorBidi" w:hAnsiTheme="minorBidi"/>
+          <w:rFonts w:ascii="Segoe UI Variable Small Semibol" w:hAnsi="Segoe UI Variable Small Semibol"/>
+          <w:sz w:val="22"/>
+          <w:szCs w:val="22"/>
+          <w:rtl/>
+          <w:lang w:bidi="fa-IR"/>
+        </w:rPr>
+      </w:pPr>
+      <w:r>
+        <w:rPr>
+          <w:rFonts w:ascii="Segoe UI Variable Small Semibol" w:hAnsi="Segoe UI Variable Small Semibol"/>
           <w:sz w:val="22"/>
           <w:szCs w:val="22"/>
           <w:lang w:bidi="fa-IR"/>
@@ -12042,7 +11918,7 @@
       <w:proofErr w:type="gramStart"/>
       <w:r>
         <w:rPr>
-          <w:rFonts w:asciiTheme="minorBidi" w:hAnsiTheme="minorBidi"/>
+          <w:rFonts w:ascii="Segoe UI Variable Small Semibol" w:hAnsi="Segoe UI Variable Small Semibol"/>
           <w:sz w:val="22"/>
           <w:szCs w:val="22"/>
           <w:lang w:bidi="fa-IR"/>
@@ -12053,7 +11929,7 @@
       <w:proofErr w:type="gramEnd"/>
       <w:r>
         <w:rPr>
-          <w:rFonts w:asciiTheme="minorBidi" w:hAnsiTheme="minorBidi"/>
+          <w:rFonts w:ascii="Segoe UI Variable Small Semibol" w:hAnsi="Segoe UI Variable Small Semibol"/>
           <w:sz w:val="22"/>
           <w:szCs w:val="22"/>
           <w:lang w:bidi="fa-IR"/>
@@ -12063,7 +11939,7 @@
       <w:proofErr w:type="spellStart"/>
       <w:r>
         <w:rPr>
-          <w:rFonts w:asciiTheme="minorBidi" w:hAnsiTheme="minorBidi"/>
+          <w:rFonts w:ascii="Segoe UI Variable Small Semibol" w:hAnsi="Segoe UI Variable Small Semibol"/>
           <w:sz w:val="22"/>
           <w:szCs w:val="22"/>
           <w:lang w:bidi="fa-IR"/>
@@ -12077,15 +11953,15 @@
         <w:bidi/>
         <w:jc w:val="right"/>
         <w:rPr>
-          <w:rFonts w:asciiTheme="minorBidi" w:hAnsiTheme="minorBidi"/>
-          <w:sz w:val="22"/>
-          <w:szCs w:val="22"/>
-          <w:lang w:bidi="fa-IR"/>
-        </w:rPr>
-      </w:pPr>
-      <w:r>
-        <w:rPr>
-          <w:rFonts w:asciiTheme="minorBidi" w:hAnsiTheme="minorBidi"/>
+          <w:rFonts w:ascii="Segoe UI Variable Small Semibol" w:hAnsi="Segoe UI Variable Small Semibol"/>
+          <w:sz w:val="22"/>
+          <w:szCs w:val="22"/>
+          <w:lang w:bidi="fa-IR"/>
+        </w:rPr>
+      </w:pPr>
+      <w:r>
+        <w:rPr>
+          <w:rFonts w:ascii="Segoe UI Variable Small Semibol" w:hAnsi="Segoe UI Variable Small Semibol"/>
           <w:sz w:val="22"/>
           <w:szCs w:val="22"/>
           <w:lang w:bidi="fa-IR"/>
@@ -12096,7 +11972,7 @@
       <w:proofErr w:type="gramStart"/>
       <w:r>
         <w:rPr>
-          <w:rFonts w:asciiTheme="minorBidi" w:hAnsiTheme="minorBidi"/>
+          <w:rFonts w:ascii="Segoe UI Variable Small Semibol" w:hAnsi="Segoe UI Variable Small Semibol"/>
           <w:sz w:val="22"/>
           <w:szCs w:val="22"/>
           <w:lang w:bidi="fa-IR"/>
@@ -12106,7 +11982,7 @@
       <w:proofErr w:type="spellEnd"/>
       <w:r>
         <w:rPr>
-          <w:rFonts w:asciiTheme="minorBidi" w:hAnsiTheme="minorBidi"/>
+          <w:rFonts w:ascii="Segoe UI Variable Small Semibol" w:hAnsi="Segoe UI Variable Small Semibol"/>
           <w:sz w:val="22"/>
           <w:szCs w:val="22"/>
           <w:lang w:bidi="fa-IR"/>
@@ -12116,7 +11992,7 @@
       <w:proofErr w:type="gramEnd"/>
       <w:r>
         <w:rPr>
-          <w:rFonts w:asciiTheme="minorBidi" w:hAnsiTheme="minorBidi"/>
+          <w:rFonts w:ascii="Segoe UI Variable Small Semibol" w:hAnsi="Segoe UI Variable Small Semibol"/>
           <w:sz w:val="22"/>
           <w:szCs w:val="22"/>
           <w:lang w:bidi="fa-IR"/>
@@ -12129,7 +12005,7 @@
         <w:bidi/>
         <w:jc w:val="right"/>
         <w:rPr>
-          <w:rFonts w:asciiTheme="minorBidi" w:hAnsiTheme="minorBidi"/>
+          <w:rFonts w:ascii="Segoe UI Variable Small Semibol" w:hAnsi="Segoe UI Variable Small Semibol"/>
           <w:sz w:val="22"/>
           <w:szCs w:val="22"/>
           <w:lang w:bidi="fa-IR"/>
@@ -12138,7 +12014,7 @@
       <w:proofErr w:type="spellStart"/>
       <w:r>
         <w:rPr>
-          <w:rFonts w:asciiTheme="minorBidi" w:hAnsiTheme="minorBidi"/>
+          <w:rFonts w:ascii="Segoe UI Variable Small Semibol" w:hAnsi="Segoe UI Variable Small Semibol"/>
           <w:sz w:val="22"/>
           <w:szCs w:val="22"/>
           <w:lang w:bidi="fa-IR"/>
@@ -12148,7 +12024,7 @@
       <w:proofErr w:type="spellEnd"/>
       <w:r>
         <w:rPr>
-          <w:rFonts w:asciiTheme="minorBidi" w:hAnsiTheme="minorBidi"/>
+          <w:rFonts w:ascii="Segoe UI Variable Small Semibol" w:hAnsi="Segoe UI Variable Small Semibol"/>
           <w:sz w:val="22"/>
           <w:szCs w:val="22"/>
           <w:lang w:bidi="fa-IR"/>
@@ -12158,7 +12034,7 @@
       <w:proofErr w:type="spellStart"/>
       <w:r>
         <w:rPr>
-          <w:rFonts w:asciiTheme="minorBidi" w:hAnsiTheme="minorBidi"/>
+          <w:rFonts w:ascii="Segoe UI Variable Small Semibol" w:hAnsi="Segoe UI Variable Small Semibol"/>
           <w:sz w:val="22"/>
           <w:szCs w:val="22"/>
           <w:lang w:bidi="fa-IR"/>
@@ -12168,7 +12044,7 @@
       <w:proofErr w:type="spellEnd"/>
       <w:r>
         <w:rPr>
-          <w:rFonts w:asciiTheme="minorBidi" w:hAnsiTheme="minorBidi"/>
+          <w:rFonts w:ascii="Segoe UI Variable Small Semibol" w:hAnsi="Segoe UI Variable Small Semibol"/>
           <w:sz w:val="22"/>
           <w:szCs w:val="22"/>
           <w:lang w:bidi="fa-IR"/>
@@ -12178,7 +12054,7 @@
       <w:proofErr w:type="spellStart"/>
       <w:r>
         <w:rPr>
-          <w:rFonts w:asciiTheme="minorBidi" w:hAnsiTheme="minorBidi"/>
+          <w:rFonts w:ascii="Segoe UI Variable Small Semibol" w:hAnsi="Segoe UI Variable Small Semibol"/>
           <w:sz w:val="22"/>
           <w:szCs w:val="22"/>
           <w:lang w:bidi="fa-IR"/>
@@ -12188,7 +12064,7 @@
       <w:proofErr w:type="spellEnd"/>
       <w:r>
         <w:rPr>
-          <w:rFonts w:asciiTheme="minorBidi" w:hAnsiTheme="minorBidi"/>
+          <w:rFonts w:ascii="Segoe UI Variable Small Semibol" w:hAnsi="Segoe UI Variable Small Semibol"/>
           <w:sz w:val="22"/>
           <w:szCs w:val="22"/>
           <w:lang w:bidi="fa-IR"/>
@@ -12198,7 +12074,7 @@
       <w:proofErr w:type="gramStart"/>
       <w:r>
         <w:rPr>
-          <w:rFonts w:asciiTheme="minorBidi" w:hAnsiTheme="minorBidi"/>
+          <w:rFonts w:ascii="Segoe UI Variable Small Semibol" w:hAnsi="Segoe UI Variable Small Semibol"/>
           <w:sz w:val="22"/>
           <w:szCs w:val="22"/>
           <w:lang w:bidi="fa-IR"/>
@@ -12208,7 +12084,7 @@
       <w:proofErr w:type="gramEnd"/>
       <w:r>
         <w:rPr>
-          <w:rFonts w:asciiTheme="minorBidi" w:hAnsiTheme="minorBidi"/>
+          <w:rFonts w:ascii="Segoe UI Variable Small Semibol" w:hAnsi="Segoe UI Variable Small Semibol"/>
           <w:sz w:val="22"/>
           <w:szCs w:val="22"/>
           <w:lang w:bidi="fa-IR"/>
@@ -12219,7 +12095,7 @@
       <w:proofErr w:type="gramStart"/>
       <w:r>
         <w:rPr>
-          <w:rFonts w:asciiTheme="minorBidi" w:hAnsiTheme="minorBidi"/>
+          <w:rFonts w:ascii="Segoe UI Variable Small Semibol" w:hAnsi="Segoe UI Variable Small Semibol"/>
           <w:sz w:val="22"/>
           <w:szCs w:val="22"/>
           <w:lang w:bidi="fa-IR"/>
@@ -12229,7 +12105,7 @@
       <w:proofErr w:type="gramEnd"/>
       <w:r>
         <w:rPr>
-          <w:rFonts w:asciiTheme="minorBidi" w:hAnsiTheme="minorBidi"/>
+          <w:rFonts w:ascii="Segoe UI Variable Small Semibol" w:hAnsi="Segoe UI Variable Small Semibol"/>
           <w:sz w:val="22"/>
           <w:szCs w:val="22"/>
           <w:lang w:bidi="fa-IR"/>
@@ -12239,7 +12115,7 @@
       <w:proofErr w:type="spellEnd"/>
       <w:r>
         <w:rPr>
-          <w:rFonts w:asciiTheme="minorBidi" w:hAnsiTheme="minorBidi"/>
+          <w:rFonts w:ascii="Segoe UI Variable Small Semibol" w:hAnsi="Segoe UI Variable Small Semibol"/>
           <w:sz w:val="22"/>
           <w:szCs w:val="22"/>
           <w:lang w:bidi="fa-IR"/>
@@ -12377,7 +12253,7 @@
       <w:pPr>
         <w:bidi/>
         <w:rPr>
-          <w:rFonts w:asciiTheme="minorBidi" w:hAnsiTheme="minorBidi" w:hint="cs"/>
+          <w:rFonts w:asciiTheme="minorBidi" w:hAnsiTheme="minorBidi"/>
           <w:sz w:val="22"/>
           <w:szCs w:val="22"/>
           <w:rtl/>
@@ -12544,7 +12420,7 @@
         <w:bidi/>
         <w:jc w:val="right"/>
         <w:rPr>
-          <w:rFonts w:asciiTheme="minorBidi" w:hAnsiTheme="minorBidi"/>
+          <w:rFonts w:ascii="Segoe UI Variable Small Semibol" w:hAnsi="Segoe UI Variable Small Semibol"/>
           <w:sz w:val="22"/>
           <w:szCs w:val="22"/>
           <w:rtl/>
@@ -12554,7 +12430,7 @@
       <w:proofErr w:type="spellStart"/>
       <w:r>
         <w:rPr>
-          <w:rFonts w:asciiTheme="minorBidi" w:hAnsiTheme="minorBidi"/>
+          <w:rFonts w:ascii="Segoe UI Variable Small Semibol" w:hAnsi="Segoe UI Variable Small Semibol"/>
           <w:sz w:val="22"/>
           <w:szCs w:val="22"/>
           <w:lang w:bidi="fa-IR"/>
@@ -12564,7 +12440,7 @@
       <w:proofErr w:type="spellEnd"/>
       <w:r>
         <w:rPr>
-          <w:rFonts w:asciiTheme="minorBidi" w:hAnsiTheme="minorBidi"/>
+          <w:rFonts w:ascii="Segoe UI Variable Small Semibol" w:hAnsi="Segoe UI Variable Small Semibol"/>
           <w:sz w:val="22"/>
           <w:szCs w:val="22"/>
           <w:lang w:bidi="fa-IR"/>
@@ -12574,7 +12450,7 @@
       <w:proofErr w:type="spellStart"/>
       <w:r>
         <w:rPr>
-          <w:rFonts w:asciiTheme="minorBidi" w:hAnsiTheme="minorBidi"/>
+          <w:rFonts w:ascii="Segoe UI Variable Small Semibol" w:hAnsi="Segoe UI Variable Small Semibol"/>
           <w:sz w:val="22"/>
           <w:szCs w:val="22"/>
           <w:lang w:bidi="fa-IR"/>
@@ -12584,7 +12460,7 @@
       <w:proofErr w:type="spellEnd"/>
       <w:r>
         <w:rPr>
-          <w:rFonts w:asciiTheme="minorBidi" w:hAnsiTheme="minorBidi"/>
+          <w:rFonts w:ascii="Segoe UI Variable Small Semibol" w:hAnsi="Segoe UI Variable Small Semibol"/>
           <w:sz w:val="22"/>
           <w:szCs w:val="22"/>
           <w:lang w:bidi="fa-IR"/>
@@ -12594,7 +12470,7 @@
       <w:proofErr w:type="spellStart"/>
       <w:r>
         <w:rPr>
-          <w:rFonts w:asciiTheme="minorBidi" w:hAnsiTheme="minorBidi"/>
+          <w:rFonts w:ascii="Segoe UI Variable Small Semibol" w:hAnsi="Segoe UI Variable Small Semibol"/>
           <w:sz w:val="22"/>
           <w:szCs w:val="22"/>
           <w:lang w:bidi="fa-IR"/>
@@ -12604,7 +12480,7 @@
       <w:proofErr w:type="spellEnd"/>
       <w:r>
         <w:rPr>
-          <w:rFonts w:asciiTheme="minorBidi" w:hAnsiTheme="minorBidi"/>
+          <w:rFonts w:ascii="Segoe UI Variable Small Semibol" w:hAnsi="Segoe UI Variable Small Semibol"/>
           <w:sz w:val="22"/>
           <w:szCs w:val="22"/>
           <w:lang w:bidi="fa-IR"/>
@@ -12614,7 +12490,7 @@
       <w:proofErr w:type="gramStart"/>
       <w:r>
         <w:rPr>
-          <w:rFonts w:asciiTheme="minorBidi" w:hAnsiTheme="minorBidi"/>
+          <w:rFonts w:ascii="Segoe UI Variable Small Semibol" w:hAnsi="Segoe UI Variable Small Semibol"/>
           <w:sz w:val="22"/>
           <w:szCs w:val="22"/>
           <w:lang w:bidi="fa-IR"/>
@@ -12624,7 +12500,7 @@
       <w:proofErr w:type="gramEnd"/>
       <w:r>
         <w:rPr>
-          <w:rFonts w:asciiTheme="minorBidi" w:hAnsiTheme="minorBidi"/>
+          <w:rFonts w:ascii="Segoe UI Variable Small Semibol" w:hAnsi="Segoe UI Variable Small Semibol"/>
           <w:sz w:val="22"/>
           <w:szCs w:val="22"/>
           <w:lang w:bidi="fa-IR"/>
@@ -12671,40 +12547,39 @@
         <w:bidi/>
         <w:jc w:val="right"/>
         <w:rPr>
-          <w:rFonts w:asciiTheme="minorBidi" w:hAnsiTheme="minorBidi" w:hint="cs"/>
-          <w:sz w:val="22"/>
-          <w:szCs w:val="22"/>
-          <w:rtl/>
-          <w:lang w:bidi="fa-IR"/>
-        </w:rPr>
-      </w:pPr>
-    </w:p>
-    <w:p>
-      <w:pPr>
-        <w:bidi/>
-        <w:rPr>
-          <w:rFonts w:asciiTheme="minorBidi" w:hAnsiTheme="minorBidi" w:hint="cs"/>
-          <w:sz w:val="22"/>
-          <w:szCs w:val="22"/>
-          <w:rtl/>
-          <w:lang w:bidi="fa-IR"/>
-        </w:rPr>
-      </w:pPr>
-    </w:p>
-    <w:p>
-      <w:pPr>
-        <w:bidi/>
-        <w:rPr>
-          <w:rtl/>
-          <w:lang w:bidi="fa-IR"/>
-        </w:rPr>
-      </w:pPr>
-    </w:p>
-    <w:p>
-      <w:pPr>
-        <w:bidi/>
-        <w:rPr>
-          <w:rFonts w:hint="cs"/>
+          <w:rFonts w:asciiTheme="minorBidi" w:hAnsiTheme="minorBidi"/>
+          <w:sz w:val="22"/>
+          <w:szCs w:val="22"/>
+          <w:rtl/>
+          <w:lang w:bidi="fa-IR"/>
+        </w:rPr>
+      </w:pPr>
+    </w:p>
+    <w:p>
+      <w:pPr>
+        <w:bidi/>
+        <w:rPr>
+          <w:rFonts w:asciiTheme="minorBidi" w:hAnsiTheme="minorBidi"/>
+          <w:sz w:val="22"/>
+          <w:szCs w:val="22"/>
+          <w:rtl/>
+          <w:lang w:bidi="fa-IR"/>
+        </w:rPr>
+      </w:pPr>
+    </w:p>
+    <w:p>
+      <w:pPr>
+        <w:bidi/>
+        <w:rPr>
+          <w:rtl/>
+          <w:lang w:bidi="fa-IR"/>
+        </w:rPr>
+      </w:pPr>
+    </w:p>
+    <w:p>
+      <w:pPr>
+        <w:bidi/>
+        <w:rPr>
           <w:lang w:bidi="fa-IR"/>
         </w:rPr>
       </w:pPr>
@@ -12750,121 +12625,1625 @@
     </w:p>
     <w:p>
       <w:pPr>
-        <w:bidi/>
-        <w:rPr>
-          <w:rFonts w:asciiTheme="minorBidi" w:hAnsiTheme="minorBidi"/>
-          <w:sz w:val="22"/>
-          <w:szCs w:val="22"/>
-          <w:rtl/>
-          <w:lang w:bidi="fa-IR"/>
-        </w:rPr>
-      </w:pPr>
-    </w:p>
-    <w:p>
-      <w:pPr>
-        <w:bidi/>
-        <w:rPr>
-          <w:rFonts w:asciiTheme="minorBidi" w:hAnsiTheme="minorBidi"/>
-          <w:sz w:val="22"/>
-          <w:szCs w:val="22"/>
-          <w:lang w:bidi="fa-IR"/>
-        </w:rPr>
-      </w:pPr>
-    </w:p>
-    <w:p>
-      <w:pPr>
-        <w:bidi/>
-        <w:rPr>
-          <w:rFonts w:asciiTheme="minorBidi" w:hAnsiTheme="minorBidi"/>
-          <w:sz w:val="22"/>
-          <w:szCs w:val="22"/>
-          <w:rtl/>
-          <w:lang w:bidi="fa-IR"/>
-        </w:rPr>
-      </w:pPr>
-    </w:p>
-    <w:p>
-      <w:pPr>
-        <w:bidi/>
-        <w:rPr>
-          <w:rFonts w:asciiTheme="minorBidi" w:hAnsiTheme="minorBidi"/>
-          <w:sz w:val="22"/>
-          <w:szCs w:val="22"/>
-          <w:rtl/>
-          <w:lang w:bidi="fa-IR"/>
-        </w:rPr>
-      </w:pPr>
-    </w:p>
-    <w:p>
-      <w:pPr>
-        <w:bidi/>
-        <w:rPr>
-          <w:rFonts w:asciiTheme="minorBidi" w:hAnsiTheme="minorBidi"/>
-          <w:sz w:val="22"/>
-          <w:szCs w:val="22"/>
-          <w:rtl/>
-          <w:lang w:bidi="fa-IR"/>
-        </w:rPr>
-      </w:pPr>
-    </w:p>
-    <w:p>
-      <w:pPr>
-        <w:bidi/>
-        <w:rPr>
-          <w:rFonts w:asciiTheme="minorBidi" w:hAnsiTheme="minorBidi"/>
-          <w:sz w:val="22"/>
-          <w:szCs w:val="22"/>
-          <w:lang w:bidi="fa-IR"/>
-        </w:rPr>
-      </w:pPr>
-    </w:p>
-    <w:p>
-      <w:pPr>
-        <w:bidi/>
-        <w:rPr>
-          <w:rFonts w:asciiTheme="minorBidi" w:hAnsiTheme="minorBidi"/>
-          <w:sz w:val="22"/>
-          <w:szCs w:val="22"/>
-          <w:lang w:bidi="fa-IR"/>
-        </w:rPr>
-      </w:pPr>
-    </w:p>
-    <w:p>
-      <w:pPr>
-        <w:bidi/>
-        <w:rPr>
-          <w:rFonts w:asciiTheme="minorBidi" w:hAnsiTheme="minorBidi"/>
-          <w:sz w:val="22"/>
-          <w:szCs w:val="22"/>
-          <w:lang w:bidi="fa-IR"/>
-        </w:rPr>
-      </w:pPr>
-    </w:p>
-    <w:p>
-      <w:pPr>
-        <w:bidi/>
-        <w:rPr>
-          <w:rFonts w:asciiTheme="minorBidi" w:hAnsiTheme="minorBidi"/>
-          <w:sz w:val="22"/>
-          <w:szCs w:val="22"/>
-          <w:lang w:bidi="fa-IR"/>
-        </w:rPr>
-      </w:pPr>
-    </w:p>
-    <w:p>
-      <w:pPr>
-        <w:bidi/>
-        <w:rPr>
-          <w:rFonts w:asciiTheme="minorBidi" w:hAnsiTheme="minorBidi"/>
-          <w:sz w:val="22"/>
-          <w:szCs w:val="22"/>
-          <w:lang w:bidi="fa-IR"/>
-        </w:rPr>
-      </w:pPr>
-    </w:p>
-    <w:p>
-      <w:pPr>
         <w:pStyle w:val="Heading1"/>
+        <w:bidi/>
+        <w:jc w:val="left"/>
+        <w:rPr>
+          <w:rtl/>
+        </w:rPr>
+      </w:pPr>
+      <w:r>
+        <w:rPr>
+          <w:rFonts w:hint="cs"/>
+          <w:rtl/>
+        </w:rPr>
+        <w:lastRenderedPageBreak/>
+        <w:t>پیش پردازش داده‌های متنی</w:t>
+      </w:r>
+    </w:p>
+    <w:p>
+      <w:pPr>
+        <w:bidi/>
+        <w:rPr>
+          <w:rtl/>
+          <w:lang w:bidi="fa-IR"/>
+        </w:rPr>
+      </w:pPr>
+    </w:p>
+    <w:p>
+      <w:pPr>
+        <w:bidi/>
+        <w:rPr>
+          <w:rFonts w:asciiTheme="minorBidi" w:hAnsiTheme="minorBidi"/>
+          <w:lang w:bidi="fa-IR"/>
+        </w:rPr>
+      </w:pPr>
+      <w:r>
+        <w:rPr>
+          <w:rFonts w:asciiTheme="minorBidi" w:hAnsiTheme="minorBidi"/>
+          <w:rtl/>
+        </w:rPr>
+        <w:t>در پروژه‌های تحلیل احساسات، داده‌های متنی خامی که از منابع مختلف مانند شبکه‌های اجتماعی، نظرات کاربران یا پرسش‌نامه‌ها جمع‌آوری می‌شوند، معمولاً دارای ساختاری نامنظم، نویزهای زبانی، و اطلاعات زائد هستند. این داده‌ها ممکن است شامل علائم نگارشی غیرضروری، حروف با اندازه‌های مختلف، کلمات پرتکرار و بی‌اهمیت (مانند "اما"، "و"، "که") یا حتی غلط‌های تایپی باشند. بدون پاک‌سازی و آماده‌سازی مناسب، مدل‌های یادگیری ماشین قادر نخواهند بود الگوهای معنایی و احساسی را به‌درستی تشخیص دهند</w:t>
+      </w:r>
+      <w:r>
+        <w:rPr>
+          <w:rFonts w:asciiTheme="minorBidi" w:hAnsiTheme="minorBidi"/>
+          <w:lang w:bidi="fa-IR"/>
+        </w:rPr>
+        <w:t>.</w:t>
+      </w:r>
+    </w:p>
+    <w:p>
+      <w:pPr>
+        <w:bidi/>
+        <w:rPr>
+          <w:rFonts w:asciiTheme="minorBidi" w:hAnsiTheme="minorBidi"/>
+          <w:lang w:bidi="fa-IR"/>
+        </w:rPr>
+      </w:pPr>
+      <w:r>
+        <w:rPr>
+          <w:rFonts w:asciiTheme="minorBidi" w:hAnsiTheme="minorBidi"/>
+          <w:rtl/>
+        </w:rPr>
+        <w:t>پیش‌پردازش داده‌های متنی مجموعه‌ای از مراحل هدفمند است که با هدف ارتقاء کیفیت داده‌ها و افزایش دقت تحلیل انجام می‌شود. این مراحل معمولاً شامل موارد زیر هستند</w:t>
+      </w:r>
+      <w:r>
+        <w:rPr>
+          <w:rFonts w:asciiTheme="minorBidi" w:hAnsiTheme="minorBidi"/>
+          <w:lang w:bidi="fa-IR"/>
+        </w:rPr>
+        <w:t>:</w:t>
+      </w:r>
+    </w:p>
+    <w:p>
+      <w:pPr>
+        <w:numPr>
+          <w:ilvl w:val="0"/>
+          <w:numId w:val="2"/>
+        </w:numPr>
+        <w:bidi/>
+        <w:rPr>
+          <w:rFonts w:asciiTheme="minorBidi" w:hAnsiTheme="minorBidi"/>
+          <w:lang w:bidi="fa-IR"/>
+        </w:rPr>
+      </w:pPr>
+      <w:r>
+        <w:rPr>
+          <w:rFonts w:asciiTheme="minorBidi" w:hAnsiTheme="minorBidi"/>
+          <w:b/>
+          <w:bCs/>
+          <w:rtl/>
+        </w:rPr>
+        <w:t>حذف علائم نگارشی و نویزهای متنی</w:t>
+      </w:r>
+      <w:r>
+        <w:rPr>
+          <w:rFonts w:asciiTheme="minorBidi" w:hAnsiTheme="minorBidi"/>
+          <w:rtl/>
+        </w:rPr>
+        <w:t xml:space="preserve"> برای جلوگیری از تأثیر منفی آن‌ها بر مدل</w:t>
+      </w:r>
+    </w:p>
+    <w:p>
+      <w:pPr>
+        <w:numPr>
+          <w:ilvl w:val="0"/>
+          <w:numId w:val="2"/>
+        </w:numPr>
+        <w:bidi/>
+        <w:rPr>
+          <w:rFonts w:asciiTheme="minorBidi" w:hAnsiTheme="minorBidi"/>
+          <w:lang w:bidi="fa-IR"/>
+        </w:rPr>
+      </w:pPr>
+      <w:r>
+        <w:rPr>
+          <w:rFonts w:asciiTheme="minorBidi" w:hAnsiTheme="minorBidi"/>
+          <w:b/>
+          <w:bCs/>
+          <w:rtl/>
+        </w:rPr>
+        <w:t>یکسان‌سازی حروف</w:t>
+      </w:r>
+      <w:r>
+        <w:rPr>
+          <w:rFonts w:asciiTheme="minorBidi" w:hAnsiTheme="minorBidi"/>
+          <w:rtl/>
+        </w:rPr>
+        <w:t xml:space="preserve"> (مانند تبدیل همه حروف به کوچک) جهت کاهش تنوع غیرضروری در داده‌ها</w:t>
+      </w:r>
+    </w:p>
+    <w:p>
+      <w:pPr>
+        <w:numPr>
+          <w:ilvl w:val="0"/>
+          <w:numId w:val="2"/>
+        </w:numPr>
+        <w:bidi/>
+        <w:rPr>
+          <w:rFonts w:asciiTheme="minorBidi" w:hAnsiTheme="minorBidi"/>
+          <w:lang w:bidi="fa-IR"/>
+        </w:rPr>
+      </w:pPr>
+      <w:r>
+        <w:rPr>
+          <w:rFonts w:asciiTheme="minorBidi" w:hAnsiTheme="minorBidi"/>
+          <w:b/>
+          <w:bCs/>
+          <w:rtl/>
+        </w:rPr>
+        <w:t>حذف توقف‌واژه‌ها</w:t>
+      </w:r>
+      <w:r>
+        <w:rPr>
+          <w:rFonts w:asciiTheme="minorBidi" w:hAnsiTheme="minorBidi"/>
+          <w:b/>
+          <w:bCs/>
+          <w:lang w:bidi="fa-IR"/>
+        </w:rPr>
+        <w:t xml:space="preserve"> (</w:t>
+      </w:r>
+      <w:proofErr w:type="spellStart"/>
+      <w:r>
+        <w:rPr>
+          <w:rFonts w:asciiTheme="minorBidi" w:hAnsiTheme="minorBidi"/>
+          <w:b/>
+          <w:bCs/>
+          <w:lang w:bidi="fa-IR"/>
+        </w:rPr>
+        <w:t>Stopwords</w:t>
+      </w:r>
+      <w:proofErr w:type="spellEnd"/>
+      <w:r>
+        <w:rPr>
+          <w:rFonts w:asciiTheme="minorBidi" w:hAnsiTheme="minorBidi"/>
+          <w:b/>
+          <w:bCs/>
+          <w:lang w:bidi="fa-IR"/>
+        </w:rPr>
+        <w:t>)</w:t>
+      </w:r>
+      <w:r>
+        <w:rPr>
+          <w:rFonts w:asciiTheme="minorBidi" w:hAnsiTheme="minorBidi"/>
+          <w:lang w:bidi="fa-IR"/>
+        </w:rPr>
+        <w:t xml:space="preserve"> </w:t>
+      </w:r>
+      <w:r>
+        <w:rPr>
+          <w:rFonts w:asciiTheme="minorBidi" w:hAnsiTheme="minorBidi"/>
+          <w:rtl/>
+        </w:rPr>
+        <w:t>که بار معنایی خاصی ندارند و فقط باعث افزایش حجم داده می‌شوند</w:t>
+      </w:r>
+    </w:p>
+    <w:p>
+      <w:pPr>
+        <w:numPr>
+          <w:ilvl w:val="0"/>
+          <w:numId w:val="2"/>
+        </w:numPr>
+        <w:bidi/>
+        <w:rPr>
+          <w:rFonts w:asciiTheme="minorBidi" w:hAnsiTheme="minorBidi"/>
+          <w:lang w:bidi="fa-IR"/>
+        </w:rPr>
+      </w:pPr>
+      <w:r>
+        <w:rPr>
+          <w:rFonts w:asciiTheme="minorBidi" w:hAnsiTheme="minorBidi"/>
+          <w:b/>
+          <w:bCs/>
+          <w:rtl/>
+        </w:rPr>
+        <w:t>ریشه‌یابی</w:t>
+      </w:r>
+      <w:r>
+        <w:rPr>
+          <w:rFonts w:asciiTheme="minorBidi" w:hAnsiTheme="minorBidi"/>
+          <w:b/>
+          <w:bCs/>
+          <w:lang w:bidi="fa-IR"/>
+        </w:rPr>
+        <w:t xml:space="preserve"> (Stemming)</w:t>
+      </w:r>
+      <w:r>
+        <w:rPr>
+          <w:rFonts w:asciiTheme="minorBidi" w:hAnsiTheme="minorBidi"/>
+          <w:lang w:bidi="fa-IR"/>
+        </w:rPr>
+        <w:t xml:space="preserve"> </w:t>
+      </w:r>
+      <w:r>
+        <w:rPr>
+          <w:rFonts w:asciiTheme="minorBidi" w:hAnsiTheme="minorBidi"/>
+          <w:rtl/>
+        </w:rPr>
+        <w:t xml:space="preserve">یا </w:t>
+      </w:r>
+      <w:r>
+        <w:rPr>
+          <w:rFonts w:asciiTheme="minorBidi" w:hAnsiTheme="minorBidi"/>
+          <w:b/>
+          <w:bCs/>
+          <w:rtl/>
+        </w:rPr>
+        <w:t>لماتیزه‌کردن</w:t>
+      </w:r>
+      <w:r>
+        <w:rPr>
+          <w:rFonts w:asciiTheme="minorBidi" w:hAnsiTheme="minorBidi"/>
+          <w:b/>
+          <w:bCs/>
+          <w:lang w:bidi="fa-IR"/>
+        </w:rPr>
+        <w:t xml:space="preserve"> (Lemmatization)</w:t>
+      </w:r>
+      <w:r>
+        <w:rPr>
+          <w:rFonts w:asciiTheme="minorBidi" w:hAnsiTheme="minorBidi"/>
+          <w:lang w:bidi="fa-IR"/>
+        </w:rPr>
+        <w:t xml:space="preserve"> </w:t>
+      </w:r>
+      <w:r>
+        <w:rPr>
+          <w:rFonts w:asciiTheme="minorBidi" w:hAnsiTheme="minorBidi"/>
+          <w:rtl/>
+        </w:rPr>
+        <w:t>برای تبدیل کلمات به شکل پایه و استاندارد آن‌ها</w:t>
+      </w:r>
+    </w:p>
+    <w:p>
+      <w:pPr>
+        <w:pStyle w:val="ListParagraph"/>
+        <w:numPr>
+          <w:ilvl w:val="0"/>
+          <w:numId w:val="2"/>
+        </w:numPr>
+        <w:bidi/>
+        <w:rPr>
+          <w:rFonts w:asciiTheme="minorBidi" w:hAnsiTheme="minorBidi"/>
+          <w:lang w:bidi="fa-IR"/>
+        </w:rPr>
+      </w:pPr>
+      <w:r>
+        <w:rPr>
+          <w:rFonts w:asciiTheme="minorBidi" w:hAnsiTheme="minorBidi"/>
+          <w:b/>
+          <w:bCs/>
+          <w:rtl/>
+        </w:rPr>
+        <w:t>تبدیل متن به بردارهای عددی</w:t>
+      </w:r>
+      <w:r>
+        <w:rPr>
+          <w:rFonts w:asciiTheme="minorBidi" w:hAnsiTheme="minorBidi"/>
+          <w:rtl/>
+        </w:rPr>
+        <w:t xml:space="preserve"> با استفاده از روش‌هایی مانند</w:t>
+      </w:r>
+      <w:r>
+        <w:rPr>
+          <w:rFonts w:asciiTheme="minorBidi" w:hAnsiTheme="minorBidi"/>
+          <w:lang w:bidi="fa-IR"/>
+        </w:rPr>
+        <w:t xml:space="preserve"> TF-IDF</w:t>
+      </w:r>
+      <w:r>
+        <w:rPr>
+          <w:rFonts w:asciiTheme="minorBidi" w:hAnsiTheme="minorBidi"/>
+          <w:rtl/>
+        </w:rPr>
+        <w:t xml:space="preserve">، </w:t>
+      </w:r>
+      <w:r>
+        <w:rPr>
+          <w:rFonts w:asciiTheme="minorBidi" w:hAnsiTheme="minorBidi"/>
+          <w:lang w:bidi="fa-IR"/>
+        </w:rPr>
+        <w:t xml:space="preserve">Word2Vec </w:t>
+      </w:r>
+      <w:r>
+        <w:rPr>
+          <w:rFonts w:asciiTheme="minorBidi" w:hAnsiTheme="minorBidi"/>
+          <w:rtl/>
+        </w:rPr>
+        <w:t>یا مدل‌های مبتنی بر یادگیری عمیق، تا داده‌ها برای الگوریتم‌های یادگیری قابل فهم شوند</w:t>
+      </w:r>
+      <w:r>
+        <w:rPr>
+          <w:rFonts w:asciiTheme="minorBidi" w:hAnsiTheme="minorBidi" w:hint="cs"/>
+          <w:rtl/>
+        </w:rPr>
+        <w:t>.</w:t>
+      </w:r>
+    </w:p>
+    <w:p>
+      <w:pPr>
+        <w:bidi/>
+        <w:rPr>
+          <w:rtl/>
+          <w:lang w:bidi="fa-IR"/>
+        </w:rPr>
+      </w:pPr>
+    </w:p>
+    <w:p>
+      <w:pPr>
+        <w:bidi/>
+        <w:rPr>
+          <w:rtl/>
+          <w:lang w:bidi="fa-IR"/>
+        </w:rPr>
+      </w:pPr>
+    </w:p>
+    <w:p>
+      <w:pPr>
+        <w:bidi/>
+        <w:rPr>
+          <w:rtl/>
+          <w:lang w:bidi="fa-IR"/>
+        </w:rPr>
+      </w:pPr>
+      <w:r>
+        <w:rPr>
+          <w:rFonts w:hint="cs"/>
+          <w:rtl/>
+          <w:lang w:bidi="fa-IR"/>
+        </w:rPr>
+        <w:t xml:space="preserve">با توجه به این که  دراین پروژه نیز از دیتاست آمازون که حاوی نظرات کاربران در مورد کالاهای آمازون است، استفاده شده است، بخش پیش پردازش داده‌های متنی یک مرحله‌ مهم و حیاتی پیش از آموزش مدل های یادگیری به حساب می‌آید. بخش‌های مختلف پیش پردازش داده‌های متنی در این پروژه شامل </w:t>
+      </w:r>
+      <w:r>
+        <w:rPr>
+          <w:rFonts w:hint="cs"/>
+          <w:b/>
+          <w:bCs/>
+          <w:rtl/>
+          <w:lang w:bidi="fa-IR"/>
+        </w:rPr>
+        <w:t>یکسان سازی حروف</w:t>
+      </w:r>
+      <w:r>
+        <w:rPr>
+          <w:rFonts w:hint="cs"/>
+          <w:rtl/>
+          <w:lang w:bidi="fa-IR"/>
+        </w:rPr>
+        <w:t xml:space="preserve">، </w:t>
+      </w:r>
+      <w:r>
+        <w:rPr>
+          <w:rFonts w:hint="cs"/>
+          <w:b/>
+          <w:bCs/>
+          <w:rtl/>
+          <w:lang w:bidi="fa-IR"/>
+        </w:rPr>
+        <w:t>پاک سازی متون</w:t>
+      </w:r>
+      <w:r>
+        <w:rPr>
+          <w:rFonts w:hint="cs"/>
+          <w:rtl/>
+          <w:lang w:bidi="fa-IR"/>
+        </w:rPr>
+        <w:t xml:space="preserve"> </w:t>
+      </w:r>
+      <w:r>
+        <w:rPr>
+          <w:rFonts w:hint="cs"/>
+          <w:b/>
+          <w:bCs/>
+          <w:rtl/>
+          <w:lang w:bidi="fa-IR"/>
+        </w:rPr>
+        <w:t>از علاِئم</w:t>
+      </w:r>
+      <w:r>
+        <w:rPr>
+          <w:rFonts w:hint="cs"/>
+          <w:rtl/>
+          <w:lang w:bidi="fa-IR"/>
+        </w:rPr>
+        <w:t xml:space="preserve"> </w:t>
+      </w:r>
+      <w:r>
+        <w:rPr>
+          <w:rFonts w:hint="cs"/>
+          <w:b/>
+          <w:bCs/>
+          <w:rtl/>
+          <w:lang w:bidi="fa-IR"/>
+        </w:rPr>
+        <w:t>نکارشی،</w:t>
+      </w:r>
+      <w:r>
+        <w:rPr>
+          <w:rFonts w:hint="cs"/>
+          <w:b/>
+          <w:bCs/>
+          <w:rtl/>
+          <w:lang w:bidi="fa-IR"/>
+        </w:rPr>
+        <w:t>کارکترهای خاص،</w:t>
+      </w:r>
+      <w:r>
+        <w:rPr>
+          <w:rFonts w:hint="cs"/>
+          <w:b/>
+          <w:bCs/>
+          <w:rtl/>
+          <w:lang w:bidi="fa-IR"/>
+        </w:rPr>
+        <w:t xml:space="preserve"> ایموجی‌ها، تگ‌ها و هشتگ‌های اینترنتی</w:t>
+      </w:r>
+      <w:r>
+        <w:rPr>
+          <w:rFonts w:hint="cs"/>
+          <w:rtl/>
+          <w:lang w:bidi="fa-IR"/>
+        </w:rPr>
+        <w:t xml:space="preserve">، </w:t>
+      </w:r>
+      <w:r>
+        <w:rPr>
+          <w:rFonts w:hint="cs"/>
+          <w:b/>
+          <w:bCs/>
+          <w:rtl/>
+          <w:lang w:bidi="fa-IR"/>
+        </w:rPr>
+        <w:t>توکن سازی متن</w:t>
+      </w:r>
+      <w:r>
+        <w:rPr>
+          <w:rFonts w:hint="cs"/>
+          <w:rtl/>
+          <w:lang w:bidi="fa-IR"/>
+        </w:rPr>
+        <w:t xml:space="preserve">، </w:t>
+      </w:r>
+      <w:r>
+        <w:rPr>
+          <w:rFonts w:hint="cs"/>
+          <w:b/>
+          <w:bCs/>
+          <w:rtl/>
+          <w:lang w:bidi="fa-IR"/>
+        </w:rPr>
+        <w:t>حذف ایست‌واژه‌ها</w:t>
+      </w:r>
+      <w:r>
+        <w:rPr>
+          <w:rFonts w:hint="cs"/>
+          <w:rtl/>
+          <w:lang w:bidi="fa-IR"/>
+        </w:rPr>
+        <w:t xml:space="preserve"> و </w:t>
+      </w:r>
+      <w:r>
+        <w:rPr>
+          <w:rFonts w:hint="cs"/>
+          <w:b/>
+          <w:bCs/>
+          <w:rtl/>
+          <w:lang w:bidi="fa-IR"/>
+        </w:rPr>
+        <w:t>ریشه‌یابی کلمات</w:t>
+      </w:r>
+      <w:r>
+        <w:rPr>
+          <w:rFonts w:hint="cs"/>
+          <w:rtl/>
+          <w:lang w:bidi="fa-IR"/>
+        </w:rPr>
+        <w:t xml:space="preserve"> است.</w:t>
+      </w:r>
+    </w:p>
+    <w:p>
+      <w:pPr>
+        <w:bidi/>
+        <w:rPr>
+          <w:rtl/>
+          <w:lang w:bidi="fa-IR"/>
+        </w:rPr>
+      </w:pPr>
+    </w:p>
+    <w:p>
+      <w:pPr>
+        <w:bidi/>
+        <w:rPr>
+          <w:rtl/>
+          <w:lang w:bidi="fa-IR"/>
+        </w:rPr>
+      </w:pPr>
+      <w:r>
+        <w:rPr>
+          <w:rFonts w:hint="cs"/>
+          <w:rtl/>
+          <w:lang w:bidi="fa-IR"/>
+        </w:rPr>
+        <w:t>- بخش‌های مختلف پیش پردازش داده‌های متنی در قالب تابع پیاده‌سازی شده است تا در ادامه‌ی پروژه در صورت نیازمورد استفاده قرار بگیرند.</w:t>
+      </w:r>
+    </w:p>
+    <w:p>
+      <w:pPr>
+        <w:bidi/>
+        <w:rPr>
+          <w:rtl/>
+          <w:lang w:bidi="fa-IR"/>
+        </w:rPr>
+      </w:pPr>
+    </w:p>
+    <w:p>
+      <w:pPr>
+        <w:bidi/>
+        <w:rPr>
+          <w:b/>
+          <w:bCs/>
+          <w:rtl/>
+          <w:lang w:bidi="fa-IR"/>
+        </w:rPr>
+      </w:pPr>
+      <w:r>
+        <w:rPr>
+          <w:rFonts w:hint="cs"/>
+          <w:b/>
+          <w:bCs/>
+          <w:rtl/>
+          <w:lang w:bidi="fa-IR"/>
+        </w:rPr>
+        <w:t>داده‎‌های متنی موجود در دیتاست</w:t>
+      </w:r>
+    </w:p>
+    <w:p>
+      <w:pPr>
+        <w:bidi/>
+        <w:rPr>
+          <w:rtl/>
+          <w:lang w:bidi="fa-IR"/>
+        </w:rPr>
+      </w:pPr>
+      <w:r>
+        <w:rPr>
+          <w:rFonts w:hint="cs"/>
+          <w:rtl/>
+          <w:lang w:bidi="fa-IR"/>
+        </w:rPr>
+        <w:t>د</w:t>
+      </w:r>
+      <w:r>
+        <w:rPr>
+          <w:rFonts w:hint="cs"/>
+          <w:rtl/>
+          <w:lang w:bidi="fa-IR"/>
+        </w:rPr>
+        <w:t xml:space="preserve">ر مجموعه‌ی </w:t>
+      </w:r>
+      <w:r>
+        <w:rPr>
+          <w:rFonts w:hint="cs"/>
+          <w:rtl/>
+          <w:lang w:bidi="fa-IR"/>
+        </w:rPr>
+        <w:t>دیتاست آمازون</w:t>
+      </w:r>
+      <w:r>
+        <w:rPr>
+          <w:rFonts w:hint="cs"/>
+          <w:rtl/>
+          <w:lang w:bidi="fa-IR"/>
+        </w:rPr>
+        <w:t xml:space="preserve"> </w:t>
+      </w:r>
+      <w:r>
+        <w:rPr>
+          <w:rFonts w:hint="cs"/>
+          <w:rtl/>
+          <w:lang w:bidi="fa-IR"/>
+        </w:rPr>
+        <w:t>دو ستون</w:t>
+      </w:r>
+      <w:r>
+        <w:rPr>
+          <w:rFonts w:hint="cs"/>
+          <w:rtl/>
+          <w:lang w:bidi="fa-IR"/>
+        </w:rPr>
+        <w:t xml:space="preserve"> کلیدی</w:t>
+      </w:r>
+      <w:r>
+        <w:rPr>
+          <w:rFonts w:hint="cs"/>
+          <w:rtl/>
+          <w:lang w:bidi="fa-IR"/>
+        </w:rPr>
+        <w:t xml:space="preserve"> </w:t>
+      </w:r>
+      <w:proofErr w:type="spellStart"/>
+      <w:r>
+        <w:rPr>
+          <w:lang w:bidi="fa-IR"/>
+        </w:rPr>
+        <w:t>review_body</w:t>
+      </w:r>
+      <w:proofErr w:type="spellEnd"/>
+      <w:r>
+        <w:rPr>
+          <w:rFonts w:hint="cs"/>
+          <w:rtl/>
+          <w:lang w:bidi="fa-IR"/>
+        </w:rPr>
+        <w:t xml:space="preserve">، </w:t>
+      </w:r>
+      <w:proofErr w:type="spellStart"/>
+      <w:r>
+        <w:rPr>
+          <w:lang w:bidi="fa-IR"/>
+        </w:rPr>
+        <w:t>review_headline</w:t>
+      </w:r>
+      <w:proofErr w:type="spellEnd"/>
+      <w:r>
+        <w:rPr>
+          <w:rFonts w:hint="cs"/>
+          <w:rtl/>
+          <w:lang w:bidi="fa-IR"/>
+        </w:rPr>
+        <w:t xml:space="preserve"> </w:t>
+      </w:r>
+      <w:r>
+        <w:rPr>
+          <w:rFonts w:hint="cs"/>
+          <w:rtl/>
+          <w:lang w:bidi="fa-IR"/>
+        </w:rPr>
+        <w:t xml:space="preserve">حاوی </w:t>
+      </w:r>
+      <w:r>
+        <w:rPr>
+          <w:rFonts w:hint="cs"/>
+          <w:rtl/>
+          <w:lang w:bidi="fa-IR"/>
+        </w:rPr>
+        <w:t>داده‌های متنی هستند و پیش پردازش بر روی این ستون</w:t>
+      </w:r>
+      <w:r>
+        <w:rPr>
+          <w:rFonts w:hint="cs"/>
+          <w:rtl/>
+          <w:lang w:bidi="fa-IR"/>
+        </w:rPr>
+        <w:t>‌</w:t>
+      </w:r>
+      <w:r>
+        <w:rPr>
+          <w:rFonts w:hint="cs"/>
+          <w:rtl/>
+          <w:lang w:bidi="fa-IR"/>
+        </w:rPr>
+        <w:t>ها انجام شد.</w:t>
+      </w:r>
+    </w:p>
+    <w:p>
+      <w:pPr>
+        <w:bidi/>
+        <w:rPr>
+          <w:rtl/>
+          <w:lang w:bidi="fa-IR"/>
+        </w:rPr>
+      </w:pPr>
+    </w:p>
+    <w:p>
+      <w:pPr>
+        <w:bidi/>
+        <w:rPr>
+          <w:rFonts w:hint="cs"/>
+          <w:rtl/>
+          <w:lang w:bidi="fa-IR"/>
+        </w:rPr>
+      </w:pPr>
+    </w:p>
+    <w:p>
+      <w:pPr>
+        <w:bidi/>
+        <w:rPr>
+          <w:rFonts w:asciiTheme="minorBidi" w:hAnsiTheme="minorBidi"/>
+          <w:b/>
+          <w:bCs/>
+          <w:lang w:bidi="fa-IR"/>
+        </w:rPr>
+      </w:pPr>
+      <w:r>
+        <w:rPr>
+          <w:rFonts w:asciiTheme="minorBidi" w:hAnsiTheme="minorBidi" w:hint="cs"/>
+          <w:b/>
+          <w:bCs/>
+          <w:rtl/>
+          <w:lang w:bidi="fa-IR"/>
+        </w:rPr>
+        <w:t>بخش‌های مختلف پیش پردازش داده‌های متنی</w:t>
+      </w:r>
+      <w:r>
+        <w:rPr>
+          <w:rFonts w:asciiTheme="minorBidi" w:hAnsiTheme="minorBidi" w:hint="cs"/>
+          <w:b/>
+          <w:bCs/>
+          <w:rtl/>
+          <w:lang w:bidi="fa-IR"/>
+        </w:rPr>
+        <w:t xml:space="preserve"> بر روی ستون </w:t>
+      </w:r>
+      <w:proofErr w:type="spellStart"/>
+      <w:r>
+        <w:rPr>
+          <w:rFonts w:asciiTheme="minorBidi" w:hAnsiTheme="minorBidi"/>
+          <w:b/>
+          <w:bCs/>
+          <w:lang w:bidi="fa-IR"/>
+        </w:rPr>
+        <w:t>review_body</w:t>
+      </w:r>
+      <w:proofErr w:type="spellEnd"/>
+      <w:r>
+        <w:rPr>
+          <w:rFonts w:asciiTheme="minorBidi" w:hAnsiTheme="minorBidi" w:hint="cs"/>
+          <w:b/>
+          <w:bCs/>
+          <w:rtl/>
+          <w:lang w:bidi="fa-IR"/>
+        </w:rPr>
+        <w:t xml:space="preserve"> :</w:t>
+      </w:r>
+    </w:p>
+    <w:p>
+      <w:pPr>
+        <w:bidi/>
+        <w:rPr>
+          <w:rFonts w:asciiTheme="minorBidi" w:hAnsiTheme="minorBidi"/>
+          <w:sz w:val="22"/>
+          <w:szCs w:val="22"/>
+          <w:rtl/>
+          <w:lang w:bidi="fa-IR"/>
+        </w:rPr>
+      </w:pPr>
+    </w:p>
+    <w:p>
+      <w:pPr>
+        <w:bidi/>
+        <w:rPr>
+          <w:rFonts w:asciiTheme="minorBidi" w:hAnsiTheme="minorBidi"/>
+          <w:b/>
+          <w:bCs/>
+          <w:rtl/>
+          <w:lang w:bidi="fa-IR"/>
+        </w:rPr>
+      </w:pPr>
+      <w:r>
+        <w:rPr>
+          <w:rFonts w:asciiTheme="minorBidi" w:hAnsiTheme="minorBidi" w:hint="cs"/>
+          <w:b/>
+          <w:bCs/>
+          <w:rtl/>
+          <w:lang w:bidi="fa-IR"/>
+        </w:rPr>
+        <w:t>یکسان سازی حروف</w:t>
+      </w:r>
+    </w:p>
+    <w:p>
+      <w:pPr>
+        <w:bidi/>
+        <w:rPr>
+          <w:rFonts w:asciiTheme="minorBidi" w:hAnsiTheme="minorBidi"/>
+          <w:sz w:val="22"/>
+          <w:szCs w:val="22"/>
+          <w:rtl/>
+          <w:lang w:bidi="fa-IR"/>
+        </w:rPr>
+      </w:pPr>
+      <w:r>
+        <w:rPr>
+          <w:rFonts w:asciiTheme="minorBidi" w:hAnsiTheme="minorBidi" w:hint="cs"/>
+          <w:sz w:val="22"/>
+          <w:szCs w:val="22"/>
+          <w:rtl/>
+          <w:lang w:bidi="fa-IR"/>
+        </w:rPr>
+        <w:t>به منظور کاهش تنوع غیرضروری در متون، تمامیه حروف به حروف کوچک تبدیل شدند.</w:t>
+      </w:r>
+      <w:r>
+        <w:rPr>
+          <w:rFonts w:asciiTheme="minorBidi" w:hAnsiTheme="minorBidi" w:hint="cs"/>
+          <w:sz w:val="22"/>
+          <w:szCs w:val="22"/>
+          <w:rtl/>
+          <w:lang w:bidi="fa-IR"/>
+        </w:rPr>
+        <w:t xml:space="preserve"> برای اینکاراز</w:t>
+      </w:r>
+      <w:r>
+        <w:rPr>
+          <w:rFonts w:asciiTheme="minorBidi" w:hAnsiTheme="minorBidi" w:hint="cs"/>
+          <w:b/>
+          <w:bCs/>
+          <w:sz w:val="22"/>
+          <w:szCs w:val="22"/>
+          <w:rtl/>
+          <w:lang w:bidi="fa-IR"/>
+        </w:rPr>
+        <w:t xml:space="preserve">تابع </w:t>
+      </w:r>
+      <w:r>
+        <w:rPr>
+          <w:rFonts w:asciiTheme="minorBidi" w:hAnsiTheme="minorBidi"/>
+          <w:b/>
+          <w:bCs/>
+          <w:sz w:val="22"/>
+          <w:szCs w:val="22"/>
+          <w:lang w:bidi="fa-IR"/>
+        </w:rPr>
+        <w:t>lower()</w:t>
+      </w:r>
+      <w:r>
+        <w:rPr>
+          <w:rFonts w:asciiTheme="minorBidi" w:hAnsiTheme="minorBidi" w:hint="cs"/>
+          <w:b/>
+          <w:bCs/>
+          <w:sz w:val="22"/>
+          <w:szCs w:val="22"/>
+          <w:rtl/>
+          <w:lang w:bidi="fa-IR"/>
+        </w:rPr>
+        <w:t xml:space="preserve"> </w:t>
+      </w:r>
+      <w:r>
+        <w:rPr>
+          <w:rFonts w:asciiTheme="minorBidi" w:hAnsiTheme="minorBidi" w:hint="cs"/>
+          <w:sz w:val="22"/>
+          <w:szCs w:val="22"/>
+          <w:rtl/>
+          <w:lang w:bidi="fa-IR"/>
+        </w:rPr>
+        <w:t xml:space="preserve">که اصطلاحا یک </w:t>
+      </w:r>
+      <w:r>
+        <w:rPr>
+          <w:rFonts w:asciiTheme="minorBidi" w:hAnsiTheme="minorBidi" w:hint="cs"/>
+          <w:b/>
+          <w:bCs/>
+          <w:sz w:val="22"/>
+          <w:szCs w:val="22"/>
+          <w:rtl/>
+          <w:lang w:bidi="fa-IR"/>
+        </w:rPr>
+        <w:t xml:space="preserve">تابع </w:t>
+      </w:r>
+      <w:proofErr w:type="spellStart"/>
+      <w:r>
+        <w:rPr>
+          <w:rFonts w:asciiTheme="minorBidi" w:hAnsiTheme="minorBidi"/>
+          <w:b/>
+          <w:bCs/>
+          <w:sz w:val="22"/>
+          <w:szCs w:val="22"/>
+          <w:lang w:bidi="fa-IR"/>
+        </w:rPr>
+        <w:t>built_in</w:t>
+      </w:r>
+      <w:proofErr w:type="spellEnd"/>
+      <w:r>
+        <w:rPr>
+          <w:rFonts w:asciiTheme="minorBidi" w:hAnsiTheme="minorBidi" w:hint="cs"/>
+          <w:b/>
+          <w:bCs/>
+          <w:sz w:val="22"/>
+          <w:szCs w:val="22"/>
+          <w:rtl/>
+          <w:lang w:bidi="fa-IR"/>
+        </w:rPr>
+        <w:t xml:space="preserve"> </w:t>
+      </w:r>
+      <w:r>
+        <w:rPr>
+          <w:rFonts w:asciiTheme="minorBidi" w:hAnsiTheme="minorBidi" w:hint="cs"/>
+          <w:sz w:val="22"/>
+          <w:szCs w:val="22"/>
+          <w:rtl/>
+          <w:lang w:bidi="fa-IR"/>
+        </w:rPr>
+        <w:t xml:space="preserve">در پایتون است استفاده شده است. </w:t>
+      </w:r>
+    </w:p>
+    <w:p>
+      <w:pPr>
+        <w:bidi/>
+        <w:rPr>
+          <w:rFonts w:asciiTheme="minorBidi" w:hAnsiTheme="minorBidi"/>
+          <w:sz w:val="22"/>
+          <w:szCs w:val="22"/>
+          <w:rtl/>
+          <w:lang w:bidi="fa-IR"/>
+        </w:rPr>
+      </w:pPr>
+      <w:r>
+        <w:rPr>
+          <w:rFonts w:asciiTheme="minorBidi" w:hAnsiTheme="minorBidi" w:hint="cs"/>
+          <w:sz w:val="22"/>
+          <w:szCs w:val="22"/>
+          <w:rtl/>
+          <w:lang w:bidi="fa-IR"/>
+        </w:rPr>
+        <w:t>تابع مربوط به یکسان سازی حروف :</w:t>
+      </w:r>
+    </w:p>
+    <w:p>
+      <w:pPr>
+        <w:bidi/>
+        <w:jc w:val="right"/>
+        <w:rPr>
+          <w:rFonts w:ascii="Segoe UI Variable Small Semibol" w:hAnsi="Segoe UI Variable Small Semibol"/>
+          <w:sz w:val="22"/>
+          <w:szCs w:val="22"/>
+          <w:lang w:bidi="fa-IR"/>
+        </w:rPr>
+      </w:pPr>
+      <w:r>
+        <w:rPr>
+          <w:rFonts w:ascii="Segoe UI Variable Small Semibol" w:hAnsi="Segoe UI Variable Small Semibol"/>
+          <w:sz w:val="22"/>
+          <w:szCs w:val="22"/>
+          <w:lang w:bidi="fa-IR"/>
+        </w:rPr>
+        <w:t xml:space="preserve">def </w:t>
+      </w:r>
+      <w:proofErr w:type="spellStart"/>
+      <w:r>
+        <w:rPr>
+          <w:rFonts w:ascii="Segoe UI Variable Small Semibol" w:hAnsi="Segoe UI Variable Small Semibol"/>
+          <w:sz w:val="22"/>
+          <w:szCs w:val="22"/>
+          <w:lang w:bidi="fa-IR"/>
+        </w:rPr>
+        <w:t>lowercasing_text</w:t>
+      </w:r>
+      <w:proofErr w:type="spellEnd"/>
+      <w:r>
+        <w:rPr>
+          <w:rFonts w:ascii="Segoe UI Variable Small Semibol" w:hAnsi="Segoe UI Variable Small Semibol"/>
+          <w:sz w:val="22"/>
+          <w:szCs w:val="22"/>
+          <w:lang w:bidi="fa-IR"/>
+        </w:rPr>
+        <w:t>(text</w:t>
+      </w:r>
+      <w:proofErr w:type="gramStart"/>
+      <w:r>
+        <w:rPr>
+          <w:rFonts w:ascii="Segoe UI Variable Small Semibol" w:hAnsi="Segoe UI Variable Small Semibol"/>
+          <w:sz w:val="22"/>
+          <w:szCs w:val="22"/>
+          <w:lang w:bidi="fa-IR"/>
+        </w:rPr>
+        <w:t>) :</w:t>
+      </w:r>
+      <w:proofErr w:type="gramEnd"/>
+    </w:p>
+    <w:p>
+      <w:pPr>
+        <w:bidi/>
+        <w:jc w:val="right"/>
+        <w:rPr>
+          <w:rFonts w:ascii="Segoe UI Variable Small Semibol" w:hAnsi="Segoe UI Variable Small Semibol"/>
+          <w:sz w:val="22"/>
+          <w:szCs w:val="22"/>
+          <w:lang w:bidi="fa-IR"/>
+        </w:rPr>
+      </w:pPr>
+      <w:r>
+        <w:rPr>
+          <w:rFonts w:ascii="Segoe UI Variable Small Semibol" w:hAnsi="Segoe UI Variable Small Semibol"/>
+          <w:sz w:val="22"/>
+          <w:szCs w:val="22"/>
+          <w:lang w:bidi="fa-IR"/>
+        </w:rPr>
+        <w:t xml:space="preserve">    </w:t>
+      </w:r>
+      <w:proofErr w:type="spellStart"/>
+      <w:r>
+        <w:rPr>
+          <w:rFonts w:ascii="Segoe UI Variable Small Semibol" w:hAnsi="Segoe UI Variable Small Semibol"/>
+          <w:sz w:val="22"/>
+          <w:szCs w:val="22"/>
+          <w:lang w:bidi="fa-IR"/>
+        </w:rPr>
+        <w:t>lower_text</w:t>
+      </w:r>
+      <w:proofErr w:type="spellEnd"/>
+      <w:r>
+        <w:rPr>
+          <w:rFonts w:ascii="Segoe UI Variable Small Semibol" w:hAnsi="Segoe UI Variable Small Semibol"/>
+          <w:sz w:val="22"/>
+          <w:szCs w:val="22"/>
+          <w:lang w:bidi="fa-IR"/>
+        </w:rPr>
+        <w:t xml:space="preserve"> = </w:t>
+      </w:r>
+      <w:proofErr w:type="spellStart"/>
+      <w:proofErr w:type="gramStart"/>
+      <w:r>
+        <w:rPr>
+          <w:rFonts w:ascii="Segoe UI Variable Small Semibol" w:hAnsi="Segoe UI Variable Small Semibol"/>
+          <w:sz w:val="22"/>
+          <w:szCs w:val="22"/>
+          <w:lang w:bidi="fa-IR"/>
+        </w:rPr>
+        <w:t>text.lower</w:t>
+      </w:r>
+      <w:proofErr w:type="spellEnd"/>
+      <w:proofErr w:type="gramEnd"/>
+      <w:r>
+        <w:rPr>
+          <w:rFonts w:ascii="Segoe UI Variable Small Semibol" w:hAnsi="Segoe UI Variable Small Semibol"/>
+          <w:sz w:val="22"/>
+          <w:szCs w:val="22"/>
+          <w:lang w:bidi="fa-IR"/>
+        </w:rPr>
+        <w:t>()</w:t>
+      </w:r>
+    </w:p>
+    <w:p>
+      <w:pPr>
+        <w:bidi/>
+        <w:jc w:val="right"/>
+        <w:rPr>
+          <w:rFonts w:ascii="Segoe UI Variable Small Semibol" w:hAnsi="Segoe UI Variable Small Semibol"/>
+          <w:sz w:val="22"/>
+          <w:szCs w:val="22"/>
+          <w:rtl/>
+          <w:lang w:bidi="fa-IR"/>
+        </w:rPr>
+      </w:pPr>
+      <w:r>
+        <w:rPr>
+          <w:rFonts w:ascii="Segoe UI Variable Small Semibol" w:hAnsi="Segoe UI Variable Small Semibol"/>
+          <w:sz w:val="22"/>
+          <w:szCs w:val="22"/>
+          <w:lang w:bidi="fa-IR"/>
+        </w:rPr>
+        <w:t xml:space="preserve">    return </w:t>
+      </w:r>
+      <w:proofErr w:type="spellStart"/>
+      <w:r>
+        <w:rPr>
+          <w:rFonts w:ascii="Segoe UI Variable Small Semibol" w:hAnsi="Segoe UI Variable Small Semibol"/>
+          <w:sz w:val="22"/>
+          <w:szCs w:val="22"/>
+          <w:lang w:bidi="fa-IR"/>
+        </w:rPr>
+        <w:t>lower_text</w:t>
+      </w:r>
+      <w:proofErr w:type="spellEnd"/>
+    </w:p>
+    <w:p>
+      <w:pPr>
+        <w:bidi/>
+        <w:jc w:val="right"/>
+        <w:rPr>
+          <w:rFonts w:ascii="Segoe UI Variable Small Semibol" w:hAnsi="Segoe UI Variable Small Semibol"/>
+          <w:sz w:val="22"/>
+          <w:szCs w:val="22"/>
+          <w:rtl/>
+          <w:lang w:bidi="fa-IR"/>
+        </w:rPr>
+      </w:pPr>
+    </w:p>
+    <w:p>
+      <w:pPr>
+        <w:bidi/>
+        <w:rPr>
+          <w:rFonts w:asciiTheme="minorBidi" w:hAnsiTheme="minorBidi"/>
+          <w:sz w:val="22"/>
+          <w:szCs w:val="22"/>
+          <w:rtl/>
+          <w:lang w:bidi="fa-IR"/>
+        </w:rPr>
+      </w:pPr>
+      <w:r>
+        <w:rPr>
+          <w:rFonts w:asciiTheme="minorBidi" w:hAnsiTheme="minorBidi"/>
+          <w:sz w:val="22"/>
+          <w:szCs w:val="22"/>
+          <w:rtl/>
+          <w:lang w:bidi="fa-IR"/>
+        </w:rPr>
+        <w:t xml:space="preserve">این تابع بر روی ستون </w:t>
+      </w:r>
+      <w:proofErr w:type="spellStart"/>
+      <w:r>
+        <w:rPr>
+          <w:rFonts w:asciiTheme="minorBidi" w:hAnsiTheme="minorBidi"/>
+          <w:sz w:val="22"/>
+          <w:szCs w:val="22"/>
+          <w:lang w:bidi="fa-IR"/>
+        </w:rPr>
+        <w:t>review_body</w:t>
+      </w:r>
+      <w:proofErr w:type="spellEnd"/>
+      <w:r>
+        <w:rPr>
+          <w:rFonts w:asciiTheme="minorBidi" w:hAnsiTheme="minorBidi"/>
+          <w:sz w:val="22"/>
+          <w:szCs w:val="22"/>
+          <w:rtl/>
+          <w:lang w:bidi="fa-IR"/>
+        </w:rPr>
+        <w:t xml:space="preserve"> با استفاده از تابع </w:t>
+      </w:r>
+      <w:r>
+        <w:rPr>
+          <w:rFonts w:asciiTheme="minorBidi" w:hAnsiTheme="minorBidi"/>
+          <w:sz w:val="22"/>
+          <w:szCs w:val="22"/>
+          <w:lang w:bidi="fa-IR"/>
+        </w:rPr>
+        <w:t>apply()</w:t>
+      </w:r>
+      <w:r>
+        <w:rPr>
+          <w:rFonts w:asciiTheme="minorBidi" w:hAnsiTheme="minorBidi"/>
+          <w:sz w:val="22"/>
+          <w:szCs w:val="22"/>
+          <w:rtl/>
+          <w:lang w:bidi="fa-IR"/>
+        </w:rPr>
+        <w:t xml:space="preserve"> به صورت زیر اعمال می‌شود:</w:t>
+      </w:r>
+    </w:p>
+    <w:p>
+      <w:pPr>
+        <w:bidi/>
+        <w:rPr>
+          <w:rFonts w:ascii="Segoe UI Variable Small Semibol" w:hAnsi="Segoe UI Variable Small Semibol"/>
+          <w:sz w:val="22"/>
+          <w:szCs w:val="22"/>
+          <w:rtl/>
+          <w:lang w:bidi="fa-IR"/>
+        </w:rPr>
+      </w:pPr>
+    </w:p>
+    <w:p>
+      <w:pPr>
+        <w:bidi/>
+        <w:jc w:val="right"/>
+        <w:rPr>
+          <w:rFonts w:ascii="Segoe UI Variable Small Semibol" w:hAnsi="Segoe UI Variable Small Semibol"/>
+          <w:sz w:val="22"/>
+          <w:szCs w:val="22"/>
+          <w:lang w:bidi="fa-IR"/>
+        </w:rPr>
+      </w:pPr>
+      <w:proofErr w:type="spellStart"/>
+      <w:r>
+        <w:rPr>
+          <w:rFonts w:ascii="Segoe UI Variable Small Semibol" w:hAnsi="Segoe UI Variable Small Semibol"/>
+          <w:sz w:val="22"/>
+          <w:szCs w:val="22"/>
+          <w:lang w:bidi="fa-IR"/>
+        </w:rPr>
+        <w:t>df</w:t>
+      </w:r>
+      <w:proofErr w:type="spellEnd"/>
+      <w:r>
+        <w:rPr>
+          <w:rFonts w:ascii="Segoe UI Variable Small Semibol" w:hAnsi="Segoe UI Variable Small Semibol"/>
+          <w:sz w:val="22"/>
+          <w:szCs w:val="22"/>
+          <w:lang w:bidi="fa-IR"/>
+        </w:rPr>
+        <w:t>['</w:t>
+      </w:r>
+      <w:proofErr w:type="spellStart"/>
+      <w:r>
+        <w:rPr>
+          <w:rFonts w:ascii="Segoe UI Variable Small Semibol" w:hAnsi="Segoe UI Variable Small Semibol"/>
+          <w:sz w:val="22"/>
+          <w:szCs w:val="22"/>
+          <w:lang w:bidi="fa-IR"/>
+        </w:rPr>
+        <w:t>review_body</w:t>
+      </w:r>
+      <w:proofErr w:type="spellEnd"/>
+      <w:r>
+        <w:rPr>
+          <w:rFonts w:ascii="Segoe UI Variable Small Semibol" w:hAnsi="Segoe UI Variable Small Semibol"/>
+          <w:sz w:val="22"/>
+          <w:szCs w:val="22"/>
+          <w:lang w:bidi="fa-IR"/>
+        </w:rPr>
+        <w:t xml:space="preserve">'] = </w:t>
+      </w:r>
+      <w:proofErr w:type="spellStart"/>
+      <w:r>
+        <w:rPr>
+          <w:rFonts w:ascii="Segoe UI Variable Small Semibol" w:hAnsi="Segoe UI Variable Small Semibol"/>
+          <w:sz w:val="22"/>
+          <w:szCs w:val="22"/>
+          <w:lang w:bidi="fa-IR"/>
+        </w:rPr>
+        <w:t>df</w:t>
+      </w:r>
+      <w:proofErr w:type="spellEnd"/>
+      <w:r>
+        <w:rPr>
+          <w:rFonts w:ascii="Segoe UI Variable Small Semibol" w:hAnsi="Segoe UI Variable Small Semibol"/>
+          <w:sz w:val="22"/>
+          <w:szCs w:val="22"/>
+          <w:lang w:bidi="fa-IR"/>
+        </w:rPr>
+        <w:t>['</w:t>
+      </w:r>
+      <w:proofErr w:type="spellStart"/>
+      <w:r>
+        <w:rPr>
+          <w:rFonts w:ascii="Segoe UI Variable Small Semibol" w:hAnsi="Segoe UI Variable Small Semibol"/>
+          <w:sz w:val="22"/>
+          <w:szCs w:val="22"/>
+          <w:lang w:bidi="fa-IR"/>
+        </w:rPr>
+        <w:t>review_body</w:t>
+      </w:r>
+      <w:proofErr w:type="spellEnd"/>
+      <w:r>
+        <w:rPr>
+          <w:rFonts w:ascii="Segoe UI Variable Small Semibol" w:hAnsi="Segoe UI Variable Small Semibol"/>
+          <w:sz w:val="22"/>
+          <w:szCs w:val="22"/>
+          <w:lang w:bidi="fa-IR"/>
+        </w:rPr>
+        <w:t>'</w:t>
+      </w:r>
+      <w:proofErr w:type="gramStart"/>
+      <w:r>
+        <w:rPr>
+          <w:rFonts w:ascii="Segoe UI Variable Small Semibol" w:hAnsi="Segoe UI Variable Small Semibol"/>
+          <w:sz w:val="22"/>
+          <w:szCs w:val="22"/>
+          <w:lang w:bidi="fa-IR"/>
+        </w:rPr>
+        <w:t>].apply</w:t>
+      </w:r>
+      <w:proofErr w:type="gramEnd"/>
+      <w:r>
+        <w:rPr>
+          <w:rFonts w:ascii="Segoe UI Variable Small Semibol" w:hAnsi="Segoe UI Variable Small Semibol"/>
+          <w:sz w:val="22"/>
+          <w:szCs w:val="22"/>
+          <w:lang w:bidi="fa-IR"/>
+        </w:rPr>
+        <w:t>(</w:t>
+      </w:r>
+      <w:proofErr w:type="spellStart"/>
+      <w:r>
+        <w:rPr>
+          <w:rFonts w:ascii="Segoe UI Variable Small Semibol" w:hAnsi="Segoe UI Variable Small Semibol"/>
+          <w:sz w:val="22"/>
+          <w:szCs w:val="22"/>
+          <w:lang w:bidi="fa-IR"/>
+        </w:rPr>
+        <w:t>lowercasing_text</w:t>
+      </w:r>
+      <w:proofErr w:type="spellEnd"/>
+      <w:r>
+        <w:rPr>
+          <w:rFonts w:ascii="Segoe UI Variable Small Semibol" w:hAnsi="Segoe UI Variable Small Semibol"/>
+          <w:sz w:val="22"/>
+          <w:szCs w:val="22"/>
+          <w:lang w:bidi="fa-IR"/>
+        </w:rPr>
+        <w:t>)</w:t>
+      </w:r>
+    </w:p>
+    <w:p>
+      <w:pPr>
+        <w:bidi/>
+        <w:jc w:val="right"/>
+        <w:rPr>
+          <w:rFonts w:ascii="Segoe UI Variable Small Semibol" w:hAnsi="Segoe UI Variable Small Semibol"/>
+          <w:sz w:val="22"/>
+          <w:szCs w:val="22"/>
+          <w:rtl/>
+          <w:lang w:bidi="fa-IR"/>
+        </w:rPr>
+      </w:pPr>
+    </w:p>
+    <w:p>
+      <w:pPr>
+        <w:bidi/>
+        <w:rPr>
+          <w:rFonts w:asciiTheme="minorBidi" w:hAnsiTheme="minorBidi"/>
+          <w:sz w:val="22"/>
+          <w:szCs w:val="22"/>
+          <w:rtl/>
+          <w:lang w:bidi="fa-IR"/>
+        </w:rPr>
+      </w:pPr>
+      <w:r>
+        <w:rPr>
+          <w:rFonts w:asciiTheme="minorBidi" w:hAnsiTheme="minorBidi"/>
+          <w:sz w:val="22"/>
+          <w:szCs w:val="22"/>
+          <w:rtl/>
+          <w:lang w:bidi="fa-IR"/>
+        </w:rPr>
+        <w:t xml:space="preserve">تابع </w:t>
+      </w:r>
+      <w:r>
+        <w:rPr>
+          <w:rFonts w:asciiTheme="minorBidi" w:hAnsiTheme="minorBidi"/>
+          <w:sz w:val="22"/>
+          <w:szCs w:val="22"/>
+          <w:lang w:bidi="fa-IR"/>
+        </w:rPr>
+        <w:t>apply()</w:t>
+      </w:r>
+      <w:r>
+        <w:rPr>
+          <w:rFonts w:asciiTheme="minorBidi" w:hAnsiTheme="minorBidi"/>
+          <w:sz w:val="22"/>
+          <w:szCs w:val="22"/>
+          <w:rtl/>
+          <w:lang w:bidi="fa-IR"/>
+        </w:rPr>
+        <w:t xml:space="preserve"> تک تک سطرهای ستون </w:t>
+      </w:r>
+      <w:proofErr w:type="spellStart"/>
+      <w:r>
+        <w:rPr>
+          <w:rFonts w:asciiTheme="minorBidi" w:hAnsiTheme="minorBidi"/>
+          <w:sz w:val="22"/>
+          <w:szCs w:val="22"/>
+          <w:lang w:bidi="fa-IR"/>
+        </w:rPr>
+        <w:t>review_body</w:t>
+      </w:r>
+      <w:proofErr w:type="spellEnd"/>
+      <w:r>
+        <w:rPr>
+          <w:rFonts w:asciiTheme="minorBidi" w:hAnsiTheme="minorBidi"/>
+          <w:sz w:val="22"/>
+          <w:szCs w:val="22"/>
+          <w:rtl/>
+          <w:lang w:bidi="fa-IR"/>
+        </w:rPr>
+        <w:t xml:space="preserve"> را به عنوان آرگومان به تا</w:t>
+      </w:r>
+      <w:r>
+        <w:rPr>
+          <w:rFonts w:asciiTheme="minorBidi" w:hAnsiTheme="minorBidi" w:hint="cs"/>
+          <w:sz w:val="22"/>
+          <w:szCs w:val="22"/>
+          <w:rtl/>
+          <w:lang w:bidi="fa-IR"/>
+        </w:rPr>
+        <w:t>ب</w:t>
+      </w:r>
+      <w:r>
+        <w:rPr>
+          <w:rFonts w:asciiTheme="minorBidi" w:hAnsiTheme="minorBidi"/>
+          <w:sz w:val="22"/>
+          <w:szCs w:val="22"/>
+          <w:rtl/>
+          <w:lang w:bidi="fa-IR"/>
+        </w:rPr>
+        <w:t xml:space="preserve">ع </w:t>
+      </w:r>
+      <w:proofErr w:type="spellStart"/>
+      <w:r>
+        <w:rPr>
+          <w:rFonts w:asciiTheme="minorBidi" w:hAnsiTheme="minorBidi"/>
+          <w:sz w:val="22"/>
+          <w:szCs w:val="22"/>
+          <w:lang w:bidi="fa-IR"/>
+        </w:rPr>
+        <w:t>lowercasing_text</w:t>
+      </w:r>
+      <w:proofErr w:type="spellEnd"/>
+      <w:r>
+        <w:rPr>
+          <w:rFonts w:asciiTheme="minorBidi" w:hAnsiTheme="minorBidi"/>
+          <w:sz w:val="22"/>
+          <w:szCs w:val="22"/>
+          <w:rtl/>
+          <w:lang w:bidi="fa-IR"/>
+        </w:rPr>
+        <w:t xml:space="preserve"> میفرستد و خروجی را به عنوان یک استرینگ در همان سطر در دیتاست بازنویسی می‌کند.</w:t>
+      </w:r>
+    </w:p>
+    <w:p>
+      <w:pPr>
+        <w:bidi/>
+        <w:rPr>
+          <w:rFonts w:asciiTheme="minorBidi" w:hAnsiTheme="minorBidi"/>
+          <w:sz w:val="22"/>
+          <w:szCs w:val="22"/>
+          <w:rtl/>
+          <w:lang w:bidi="fa-IR"/>
+        </w:rPr>
+      </w:pPr>
+    </w:p>
+    <w:p>
+      <w:pPr>
+        <w:bidi/>
+        <w:jc w:val="right"/>
+        <w:rPr>
+          <w:rFonts w:asciiTheme="minorBidi" w:hAnsiTheme="minorBidi"/>
+          <w:sz w:val="22"/>
+          <w:szCs w:val="22"/>
+          <w:lang w:bidi="fa-IR"/>
+        </w:rPr>
+      </w:pPr>
+    </w:p>
+    <w:p>
+      <w:pPr>
+        <w:jc w:val="right"/>
+        <w:rPr>
+          <w:b/>
+          <w:bCs/>
+        </w:rPr>
+      </w:pPr>
+      <w:r>
+        <w:rPr>
+          <w:rFonts w:hint="cs"/>
+          <w:b/>
+          <w:bCs/>
+          <w:rtl/>
+        </w:rPr>
+        <w:t>پاکسازی متن</w:t>
+      </w:r>
+    </w:p>
+    <w:p>
+      <w:pPr>
+        <w:jc w:val="right"/>
+      </w:pPr>
+      <w:r>
+        <w:rPr>
+          <w:rtl/>
+        </w:rPr>
+        <w:t>فرآیند پاک‌سازی داده‌های متنی</w:t>
+      </w:r>
+      <w:r>
+        <w:rPr>
+          <w:rFonts w:hint="cs"/>
+          <w:rtl/>
+        </w:rPr>
+        <w:t xml:space="preserve"> </w:t>
+      </w:r>
+      <w:r>
+        <w:rPr>
+          <w:rtl/>
+        </w:rPr>
+        <w:t xml:space="preserve">با هدف ارتقاء کیفیت داده‌ها و کاهش نویزهای زبانی انجام می‌گیرد. این مرحله شامل حذف </w:t>
+      </w:r>
+      <w:r>
+        <w:rPr>
+          <w:b/>
+          <w:bCs/>
+          <w:rtl/>
+        </w:rPr>
+        <w:t>علائم نگارشی زائد</w:t>
+      </w:r>
+      <w:r>
+        <w:rPr>
+          <w:rtl/>
+        </w:rPr>
+        <w:t xml:space="preserve">، </w:t>
+      </w:r>
+      <w:r>
+        <w:rPr>
+          <w:b/>
+          <w:bCs/>
+          <w:rtl/>
+        </w:rPr>
+        <w:t xml:space="preserve">کاراکترهای غیرمجاز یا نامتعارف، </w:t>
+      </w:r>
+      <w:r>
+        <w:rPr>
+          <w:rFonts w:hint="cs"/>
+          <w:b/>
+          <w:bCs/>
+          <w:rtl/>
+        </w:rPr>
+        <w:t>لینک‌</w:t>
+      </w:r>
+      <w:r>
+        <w:rPr>
+          <w:b/>
+          <w:bCs/>
+          <w:rtl/>
+        </w:rPr>
+        <w:t>های اینترنتی</w:t>
+      </w:r>
+      <w:r>
+        <w:rPr>
+          <w:rtl/>
+        </w:rPr>
+        <w:t xml:space="preserve">، </w:t>
+      </w:r>
+      <w:r>
+        <w:rPr>
+          <w:b/>
+          <w:bCs/>
+          <w:rtl/>
+        </w:rPr>
+        <w:t>برچسب‌ها</w:t>
+      </w:r>
+      <w:r>
+        <w:rPr>
+          <w:rtl/>
+        </w:rPr>
+        <w:t xml:space="preserve"> و </w:t>
+      </w:r>
+      <w:r>
+        <w:rPr>
+          <w:b/>
+          <w:bCs/>
+          <w:rtl/>
+        </w:rPr>
+        <w:t>هشتگ‌های شبکه‌های اجتماعی</w:t>
+      </w:r>
+      <w:r>
+        <w:rPr>
+          <w:rtl/>
+        </w:rPr>
+        <w:t>، و</w:t>
+      </w:r>
+      <w:r>
+        <w:rPr>
+          <w:b/>
+          <w:bCs/>
+          <w:rtl/>
+        </w:rPr>
+        <w:t xml:space="preserve"> نمادهای تصویری مانند ایموجی‌ها </w:t>
+      </w:r>
+      <w:r>
+        <w:rPr>
+          <w:rtl/>
+        </w:rPr>
+        <w:t xml:space="preserve">است. وجود این عناصر در داده‌های خام می‌تواند موجب انحراف مدل‌های یادگیری ماشین از مسیر </w:t>
+      </w:r>
+      <w:r>
+        <w:rPr>
+          <w:rFonts w:hint="cs"/>
+          <w:rtl/>
+        </w:rPr>
+        <w:t xml:space="preserve">یادگیری </w:t>
+      </w:r>
+      <w:r>
+        <w:rPr>
+          <w:rtl/>
+        </w:rPr>
+        <w:t>شود و تأثیرات منفی بر عملکرد آن‌ها داشته باشد. از این‌رو، حذف این موارد به‌عنوان یک اقدام ضروری در راستای بهینه‌سازی داده‌ها و افزایش دقت نتایج تحلیل احساسات تلقی می‌گردد</w:t>
+      </w:r>
+      <w:r>
+        <w:rPr>
+          <w:rFonts w:hint="cs"/>
+          <w:rtl/>
+        </w:rPr>
+        <w:t>.</w:t>
+      </w:r>
+    </w:p>
+    <w:p>
+      <w:pPr>
+        <w:jc w:val="right"/>
+        <w:rPr>
+          <w:rtl/>
+        </w:rPr>
+      </w:pPr>
+    </w:p>
+    <w:p>
+      <w:pPr>
         <w:rPr>
           <w:rtl/>
         </w:rPr>
@@ -13115,8 +14494,160 @@
       </w:pPr>
     </w:lvl>
   </w:abstractNum>
+  <w:abstractNum w:abstractNumId="1" w15:restartNumberingAfterBreak="0">
+    <w:nsid w:val="4DF87A8B"/>
+    <w:multiLevelType w:val="multilevel"/>
+    <w:tmpl w:val="E9B6A4C4"/>
+    <w:lvl w:ilvl="0">
+      <w:start w:val="1"/>
+      <w:numFmt w:val="bullet"/>
+      <w:lvlText w:val=""/>
+      <w:lvlJc w:val="left"/>
+      <w:pPr>
+        <w:tabs>
+          <w:tab w:val="num" w:pos="720"/>
+        </w:tabs>
+        <w:ind w:left="720" w:hanging="360"/>
+      </w:pPr>
+      <w:rPr>
+        <w:rFonts w:ascii="Symbol" w:hAnsi="Symbol" w:hint="default"/>
+        <w:sz w:val="20"/>
+      </w:rPr>
+    </w:lvl>
+    <w:lvl w:ilvl="1" w:tentative="1">
+      <w:start w:val="1"/>
+      <w:numFmt w:val="bullet"/>
+      <w:lvlText w:val="o"/>
+      <w:lvlJc w:val="left"/>
+      <w:pPr>
+        <w:tabs>
+          <w:tab w:val="num" w:pos="1440"/>
+        </w:tabs>
+        <w:ind w:left="1440" w:hanging="360"/>
+      </w:pPr>
+      <w:rPr>
+        <w:rFonts w:ascii="Courier New" w:hAnsi="Courier New" w:hint="default"/>
+        <w:sz w:val="20"/>
+      </w:rPr>
+    </w:lvl>
+    <w:lvl w:ilvl="2" w:tentative="1">
+      <w:start w:val="1"/>
+      <w:numFmt w:val="bullet"/>
+      <w:lvlText w:val=""/>
+      <w:lvlJc w:val="left"/>
+      <w:pPr>
+        <w:tabs>
+          <w:tab w:val="num" w:pos="2160"/>
+        </w:tabs>
+        <w:ind w:left="2160" w:hanging="360"/>
+      </w:pPr>
+      <w:rPr>
+        <w:rFonts w:ascii="Wingdings" w:hAnsi="Wingdings" w:hint="default"/>
+        <w:sz w:val="20"/>
+      </w:rPr>
+    </w:lvl>
+    <w:lvl w:ilvl="3" w:tentative="1">
+      <w:start w:val="1"/>
+      <w:numFmt w:val="bullet"/>
+      <w:lvlText w:val=""/>
+      <w:lvlJc w:val="left"/>
+      <w:pPr>
+        <w:tabs>
+          <w:tab w:val="num" w:pos="2880"/>
+        </w:tabs>
+        <w:ind w:left="2880" w:hanging="360"/>
+      </w:pPr>
+      <w:rPr>
+        <w:rFonts w:ascii="Wingdings" w:hAnsi="Wingdings" w:hint="default"/>
+        <w:sz w:val="20"/>
+      </w:rPr>
+    </w:lvl>
+    <w:lvl w:ilvl="4" w:tentative="1">
+      <w:start w:val="1"/>
+      <w:numFmt w:val="bullet"/>
+      <w:lvlText w:val=""/>
+      <w:lvlJc w:val="left"/>
+      <w:pPr>
+        <w:tabs>
+          <w:tab w:val="num" w:pos="3600"/>
+        </w:tabs>
+        <w:ind w:left="3600" w:hanging="360"/>
+      </w:pPr>
+      <w:rPr>
+        <w:rFonts w:ascii="Wingdings" w:hAnsi="Wingdings" w:hint="default"/>
+        <w:sz w:val="20"/>
+      </w:rPr>
+    </w:lvl>
+    <w:lvl w:ilvl="5" w:tentative="1">
+      <w:start w:val="1"/>
+      <w:numFmt w:val="bullet"/>
+      <w:lvlText w:val=""/>
+      <w:lvlJc w:val="left"/>
+      <w:pPr>
+        <w:tabs>
+          <w:tab w:val="num" w:pos="4320"/>
+        </w:tabs>
+        <w:ind w:left="4320" w:hanging="360"/>
+      </w:pPr>
+      <w:rPr>
+        <w:rFonts w:ascii="Wingdings" w:hAnsi="Wingdings" w:hint="default"/>
+        <w:sz w:val="20"/>
+      </w:rPr>
+    </w:lvl>
+    <w:lvl w:ilvl="6" w:tentative="1">
+      <w:start w:val="1"/>
+      <w:numFmt w:val="bullet"/>
+      <w:lvlText w:val=""/>
+      <w:lvlJc w:val="left"/>
+      <w:pPr>
+        <w:tabs>
+          <w:tab w:val="num" w:pos="5040"/>
+        </w:tabs>
+        <w:ind w:left="5040" w:hanging="360"/>
+      </w:pPr>
+      <w:rPr>
+        <w:rFonts w:ascii="Wingdings" w:hAnsi="Wingdings" w:hint="default"/>
+        <w:sz w:val="20"/>
+      </w:rPr>
+    </w:lvl>
+    <w:lvl w:ilvl="7" w:tentative="1">
+      <w:start w:val="1"/>
+      <w:numFmt w:val="bullet"/>
+      <w:lvlText w:val=""/>
+      <w:lvlJc w:val="left"/>
+      <w:pPr>
+        <w:tabs>
+          <w:tab w:val="num" w:pos="5760"/>
+        </w:tabs>
+        <w:ind w:left="5760" w:hanging="360"/>
+      </w:pPr>
+      <w:rPr>
+        <w:rFonts w:ascii="Wingdings" w:hAnsi="Wingdings" w:hint="default"/>
+        <w:sz w:val="20"/>
+      </w:rPr>
+    </w:lvl>
+    <w:lvl w:ilvl="8" w:tentative="1">
+      <w:start w:val="1"/>
+      <w:numFmt w:val="bullet"/>
+      <w:lvlText w:val=""/>
+      <w:lvlJc w:val="left"/>
+      <w:pPr>
+        <w:tabs>
+          <w:tab w:val="num" w:pos="6480"/>
+        </w:tabs>
+        <w:ind w:left="6480" w:hanging="360"/>
+      </w:pPr>
+      <w:rPr>
+        <w:rFonts w:ascii="Wingdings" w:hAnsi="Wingdings" w:hint="default"/>
+        <w:sz w:val="20"/>
+      </w:rPr>
+    </w:lvl>
+  </w:abstractNum>
   <w:num w:numId="1" w16cid:durableId="920870588">
     <w:abstractNumId w:val="0"/>
+  </w:num>
+  <w:num w:numId="2" w16cid:durableId="1041590972">
+    <w:abstractNumId w:val="1"/>
   </w:num>
 </w:numbering>
 </file>

--- a/report.docx
+++ b/report.docx
@@ -27659,6 +27659,29 @@
       <w:pPr>
         <w:bidi/>
         <w:rPr>
+          <w:rFonts w:ascii="Aptos Display" w:hAnsi="Aptos Display" w:cs="B Mitra"/>
+          <w:b/>
+          <w:bCs/>
+          <w:sz w:val="22"/>
+          <w:szCs w:val="22"/>
+          <w:rtl/>
+          <w:lang w:bidi="fa-IR"/>
+        </w:rPr>
+      </w:pPr>
+      <w:proofErr w:type="gramStart"/>
+      <w:r>
+        <w:rPr>
+          <w:rFonts w:ascii="Aptos Display" w:hAnsi="Aptos Display" w:cs="B Mitra"/>
+          <w:b/>
+          <w:bCs/>
+          <w:sz w:val="22"/>
+          <w:szCs w:val="22"/>
+          <w:lang w:bidi="fa-IR"/>
+        </w:rPr>
+        <w:t xml:space="preserve">X </w:t>
+      </w:r>
+      <w:r>
+        <w:rPr>
           <w:rFonts w:ascii="Aptos Display" w:hAnsi="Aptos Display" w:cs="B Mitra" w:hint="cs"/>
           <w:b/>
           <w:bCs/>
@@ -27667,18 +27690,7 @@
           <w:rtl/>
           <w:lang w:bidi="fa-IR"/>
         </w:rPr>
-      </w:pPr>
-      <w:proofErr w:type="gramStart"/>
-      <w:r>
-        <w:rPr>
-          <w:rFonts w:ascii="Aptos Display" w:hAnsi="Aptos Display" w:cs="B Mitra"/>
-          <w:b/>
-          <w:bCs/>
-          <w:sz w:val="22"/>
-          <w:szCs w:val="22"/>
-          <w:lang w:bidi="fa-IR"/>
-        </w:rPr>
-        <w:t xml:space="preserve">X </w:t>
+        <w:t xml:space="preserve"> </w:t>
       </w:r>
       <w:r>
         <w:rPr>
@@ -27690,6 +27702,19 @@
           <w:rtl/>
           <w:lang w:bidi="fa-IR"/>
         </w:rPr>
+        <w:t>:</w:t>
+      </w:r>
+      <w:proofErr w:type="gramEnd"/>
+      <w:r>
+        <w:rPr>
+          <w:rFonts w:ascii="Aptos Display" w:hAnsi="Aptos Display" w:cs="B Mitra" w:hint="cs"/>
+          <w:b/>
+          <w:bCs/>
+          <w:sz w:val="22"/>
+          <w:szCs w:val="22"/>
+          <w:rtl/>
+          <w:lang w:bidi="fa-IR"/>
+        </w:rPr>
         <w:t xml:space="preserve"> </w:t>
       </w:r>
       <w:r>
@@ -27702,9 +27727,8 @@
           <w:rtl/>
           <w:lang w:bidi="fa-IR"/>
         </w:rPr>
-        <w:t>:</w:t>
-      </w:r>
-      <w:proofErr w:type="gramEnd"/>
+        <w:t xml:space="preserve"> </w:t>
+      </w:r>
       <w:r>
         <w:rPr>
           <w:rFonts w:ascii="Aptos Display" w:hAnsi="Aptos Display" w:cs="B Mitra" w:hint="cs"/>
@@ -27715,7 +27739,18 @@
           <w:rtl/>
           <w:lang w:bidi="fa-IR"/>
         </w:rPr>
-        <w:t xml:space="preserve"> </w:t>
+        <w:t xml:space="preserve">ماتریس </w:t>
+      </w:r>
+      <w:r>
+        <w:rPr>
+          <w:rFonts w:ascii="Aptos Display" w:hAnsi="Aptos Display" w:cs="B Mitra"/>
+          <w:b/>
+          <w:bCs/>
+          <w:sz w:val="22"/>
+          <w:szCs w:val="22"/>
+          <w:lang w:bidi="fa-IR"/>
+        </w:rPr>
+        <w:t>TF-IDF</w:t>
       </w:r>
       <w:r>
         <w:rPr>
@@ -27727,41 +27762,6 @@
           <w:rtl/>
           <w:lang w:bidi="fa-IR"/>
         </w:rPr>
-        <w:t xml:space="preserve"> </w:t>
-      </w:r>
-      <w:r>
-        <w:rPr>
-          <w:rFonts w:ascii="Aptos Display" w:hAnsi="Aptos Display" w:cs="B Mitra" w:hint="cs"/>
-          <w:b/>
-          <w:bCs/>
-          <w:sz w:val="22"/>
-          <w:szCs w:val="22"/>
-          <w:rtl/>
-          <w:lang w:bidi="fa-IR"/>
-        </w:rPr>
-        <w:t xml:space="preserve">ماتریس </w:t>
-      </w:r>
-      <w:r>
-        <w:rPr>
-          <w:rFonts w:ascii="Aptos Display" w:hAnsi="Aptos Display" w:cs="B Mitra"/>
-          <w:b/>
-          <w:bCs/>
-          <w:sz w:val="22"/>
-          <w:szCs w:val="22"/>
-          <w:lang w:bidi="fa-IR"/>
-        </w:rPr>
-        <w:t>TF-IDF</w:t>
-      </w:r>
-      <w:r>
-        <w:rPr>
-          <w:rFonts w:ascii="Aptos Display" w:hAnsi="Aptos Display" w:cs="B Mitra" w:hint="cs"/>
-          <w:b/>
-          <w:bCs/>
-          <w:sz w:val="22"/>
-          <w:szCs w:val="22"/>
-          <w:rtl/>
-          <w:lang w:bidi="fa-IR"/>
-        </w:rPr>
         <w:t xml:space="preserve"> شامل برداری‌های عددی داده‌های متنی</w:t>
       </w:r>
     </w:p>
@@ -27769,7 +27769,7 @@
       <w:pPr>
         <w:bidi/>
         <w:rPr>
-          <w:rFonts w:ascii="Aptos Display" w:hAnsi="Aptos Display" w:cs="B Mitra" w:hint="cs"/>
+          <w:rFonts w:ascii="Aptos Display" w:hAnsi="Aptos Display" w:cs="B Mitra"/>
           <w:b/>
           <w:bCs/>
           <w:sz w:val="22"/>
@@ -28000,7 +28000,7 @@
       <w:pPr>
         <w:bidi/>
         <w:rPr>
-          <w:rFonts w:cs="B Mitra" w:hint="cs"/>
+          <w:rFonts w:cs="B Mitra"/>
           <w:b/>
           <w:bCs/>
           <w:sz w:val="28"/>
@@ -30188,18 +30188,7 @@
           <w:szCs w:val="22"/>
           <w:lang w:bidi="fa-IR"/>
         </w:rPr>
-        <w:t>L</w:t>
-      </w:r>
-      <w:r>
-        <w:rPr>
-          <w:rFonts w:ascii="Aptos Display" w:hAnsi="Aptos Display" w:cs="B Mitra"/>
-          <w:b/>
-          <w:bCs/>
-          <w:sz w:val="22"/>
-          <w:szCs w:val="22"/>
-          <w:lang w:bidi="fa-IR"/>
-        </w:rPr>
-        <w:t>ogistiRegression</w:t>
+        <w:t>LogistiRegression</w:t>
       </w:r>
       <w:proofErr w:type="spellEnd"/>
       <w:r>
@@ -30449,19 +30438,7 @@
           <w:rtl/>
           <w:lang w:bidi="fa-IR"/>
         </w:rPr>
-        <w:t xml:space="preserve"> به عنوان ورودی به </w:t>
-      </w:r>
-      <w:r>
-        <w:rPr>
-          <w:rFonts w:ascii="Aptos Display" w:hAnsi="Aptos Display" w:cs="B Mitra" w:hint="cs"/>
-          <w:b/>
-          <w:bCs/>
-          <w:sz w:val="22"/>
-          <w:szCs w:val="22"/>
-          <w:rtl/>
-          <w:lang w:bidi="fa-IR"/>
-        </w:rPr>
-        <w:t xml:space="preserve">تابع </w:t>
+        <w:t xml:space="preserve"> به عنوان ورودی به تابع </w:t>
       </w:r>
       <w:r>
         <w:rPr>
@@ -32535,7 +32512,7 @@
       <w:pPr>
         <w:bidi/>
         <w:rPr>
-          <w:rFonts w:ascii="Aptos Display" w:hAnsi="Aptos Display" w:cs="B Mitra" w:hint="cs"/>
+          <w:rFonts w:ascii="Aptos Display" w:hAnsi="Aptos Display" w:cs="B Mitra"/>
           <w:b/>
           <w:bCs/>
           <w:sz w:val="28"/>
@@ -32959,7 +32936,7 @@
         <w:bidi/>
         <w:jc w:val="right"/>
         <w:rPr>
-          <w:rFonts w:cs="B Mitra" w:hint="cs"/>
+          <w:rFonts w:cs="B Mitra"/>
           <w:b/>
           <w:bCs/>
           <w:rtl/>
@@ -33004,7 +32981,6 @@
       <w:pPr>
         <w:bidi/>
         <w:rPr>
-          <w:rFonts w:hint="cs"/>
           <w:rtl/>
           <w:lang w:bidi="fa-IR"/>
         </w:rPr>
@@ -34759,63 +34735,63 @@
         <w:bidi/>
         <w:jc w:val="right"/>
         <w:rPr>
-          <w:rFonts w:ascii="Aptos Display" w:hAnsi="Aptos Display" w:cs="B Mitra" w:hint="cs"/>
-          <w:b/>
-          <w:bCs/>
-          <w:sz w:val="22"/>
-          <w:szCs w:val="22"/>
-          <w:rtl/>
-          <w:lang w:bidi="fa-IR"/>
-        </w:rPr>
-      </w:pPr>
-    </w:p>
-    <w:p>
-      <w:pPr>
-        <w:bidi/>
-        <w:rPr>
-          <w:rFonts w:ascii="Aptos Display" w:hAnsi="Aptos Display" w:cs="B Mitra"/>
-          <w:b/>
-          <w:bCs/>
-          <w:sz w:val="22"/>
-          <w:szCs w:val="22"/>
-          <w:rtl/>
-          <w:lang w:bidi="fa-IR"/>
-        </w:rPr>
-      </w:pPr>
-    </w:p>
-    <w:p>
-      <w:pPr>
-        <w:bidi/>
-        <w:rPr>
-          <w:rFonts w:ascii="Aptos Display" w:hAnsi="Aptos Display" w:cs="B Mitra"/>
-          <w:b/>
-          <w:bCs/>
-          <w:sz w:val="22"/>
-          <w:szCs w:val="22"/>
-          <w:rtl/>
-          <w:lang w:bidi="fa-IR"/>
-        </w:rPr>
-      </w:pPr>
-    </w:p>
-    <w:p>
-      <w:pPr>
-        <w:bidi/>
-        <w:rPr>
-          <w:rFonts w:ascii="Aptos Display" w:hAnsi="Aptos Display" w:cs="B Mitra"/>
-          <w:b/>
-          <w:bCs/>
-          <w:sz w:val="22"/>
-          <w:szCs w:val="22"/>
-          <w:rtl/>
-          <w:lang w:bidi="fa-IR"/>
-        </w:rPr>
-      </w:pPr>
-    </w:p>
-    <w:p>
-      <w:pPr>
-        <w:bidi/>
-        <w:rPr>
-          <w:rFonts w:ascii="Aptos Display" w:hAnsi="Aptos Display" w:cs="B Mitra" w:hint="cs"/>
+          <w:rFonts w:ascii="Aptos Display" w:hAnsi="Aptos Display" w:cs="B Mitra"/>
+          <w:b/>
+          <w:bCs/>
+          <w:sz w:val="22"/>
+          <w:szCs w:val="22"/>
+          <w:rtl/>
+          <w:lang w:bidi="fa-IR"/>
+        </w:rPr>
+      </w:pPr>
+    </w:p>
+    <w:p>
+      <w:pPr>
+        <w:bidi/>
+        <w:rPr>
+          <w:rFonts w:ascii="Aptos Display" w:hAnsi="Aptos Display" w:cs="B Mitra"/>
+          <w:b/>
+          <w:bCs/>
+          <w:sz w:val="22"/>
+          <w:szCs w:val="22"/>
+          <w:rtl/>
+          <w:lang w:bidi="fa-IR"/>
+        </w:rPr>
+      </w:pPr>
+    </w:p>
+    <w:p>
+      <w:pPr>
+        <w:bidi/>
+        <w:rPr>
+          <w:rFonts w:ascii="Aptos Display" w:hAnsi="Aptos Display" w:cs="B Mitra"/>
+          <w:b/>
+          <w:bCs/>
+          <w:sz w:val="22"/>
+          <w:szCs w:val="22"/>
+          <w:rtl/>
+          <w:lang w:bidi="fa-IR"/>
+        </w:rPr>
+      </w:pPr>
+    </w:p>
+    <w:p>
+      <w:pPr>
+        <w:bidi/>
+        <w:rPr>
+          <w:rFonts w:ascii="Aptos Display" w:hAnsi="Aptos Display" w:cs="B Mitra"/>
+          <w:b/>
+          <w:bCs/>
+          <w:sz w:val="22"/>
+          <w:szCs w:val="22"/>
+          <w:rtl/>
+          <w:lang w:bidi="fa-IR"/>
+        </w:rPr>
+      </w:pPr>
+    </w:p>
+    <w:p>
+      <w:pPr>
+        <w:bidi/>
+        <w:rPr>
+          <w:rFonts w:ascii="Aptos Display" w:hAnsi="Aptos Display" w:cs="B Mitra"/>
           <w:b/>
           <w:bCs/>
           <w:sz w:val="28"/>
@@ -35427,9 +35403,6 @@
         <w:pStyle w:val="Heading1"/>
         <w:bidi/>
         <w:jc w:val="left"/>
-        <w:rPr>
-          <w:rFonts w:hint="cs"/>
-        </w:rPr>
       </w:pPr>
       <w:bookmarkStart w:id="13" w:name="_Toc208668267"/>
       <w:r>
@@ -35467,57 +35440,7004 @@
       <w:pPr>
         <w:bidi/>
         <w:rPr>
-          <w:rFonts w:asciiTheme="minorBidi" w:hAnsiTheme="minorBidi"/>
-          <w:sz w:val="22"/>
-          <w:szCs w:val="22"/>
-          <w:rtl/>
-          <w:lang w:bidi="fa-IR"/>
-        </w:rPr>
-      </w:pPr>
-    </w:p>
-    <w:p>
-      <w:pPr>
-        <w:bidi/>
-        <w:rPr>
-          <w:rFonts w:asciiTheme="minorBidi" w:hAnsiTheme="minorBidi"/>
-          <w:sz w:val="22"/>
-          <w:szCs w:val="22"/>
-          <w:rtl/>
-          <w:lang w:bidi="fa-IR"/>
-        </w:rPr>
-      </w:pPr>
-    </w:p>
-    <w:p>
-      <w:pPr>
-        <w:rPr>
-          <w:sz w:val="22"/>
-          <w:szCs w:val="22"/>
-        </w:rPr>
-      </w:pPr>
-    </w:p>
-    <w:p>
-      <w:pPr>
+          <w:rFonts w:asciiTheme="minorBidi" w:hAnsiTheme="minorBidi" w:cs="B Mitra"/>
+          <w:b/>
+          <w:bCs/>
+          <w:sz w:val="22"/>
+          <w:szCs w:val="22"/>
+          <w:rtl/>
+          <w:lang w:bidi="fa-IR"/>
+        </w:rPr>
+      </w:pPr>
+      <w:r>
+        <w:rPr>
+          <w:rFonts w:asciiTheme="minorBidi" w:hAnsiTheme="minorBidi" w:cs="B Mitra"/>
+          <w:b/>
+          <w:bCs/>
+          <w:sz w:val="22"/>
+          <w:szCs w:val="22"/>
+          <w:rtl/>
+        </w:rPr>
+        <w:t xml:space="preserve">مدل یادگیری ماشین بِیز ساده </w:t>
+      </w:r>
+      <w:r>
+        <w:rPr>
+          <w:rFonts w:asciiTheme="minorBidi" w:hAnsiTheme="minorBidi" w:cs="B Mitra"/>
+          <w:b/>
+          <w:bCs/>
+          <w:sz w:val="22"/>
+          <w:szCs w:val="22"/>
+          <w:lang w:bidi="fa-IR"/>
+        </w:rPr>
+        <w:t xml:space="preserve">(Naive Bayes) </w:t>
+      </w:r>
+      <w:r>
+        <w:rPr>
+          <w:rFonts w:asciiTheme="minorBidi" w:hAnsiTheme="minorBidi" w:cs="B Mitra"/>
+          <w:b/>
+          <w:bCs/>
+          <w:sz w:val="22"/>
+          <w:szCs w:val="22"/>
+          <w:rtl/>
+        </w:rPr>
+        <w:t>یکی از الگوریتم‌های طبقه‌بندی پرکاربرد و قدرتمند در حوزه یادگیری با نظارت است که بر پایه‌ی قضیه‌ی بیز در احتمال شرطی بنا شده است. این الگوریتم فرض می‌کند که ویژگی‌های ورودی مستقل از یکدیگر هستند، یعنی تغییر در یک ویژگی تأثیری بر سایر ویژگی‌ها ندارد</w:t>
+      </w:r>
+      <w:r>
+        <w:rPr>
+          <w:rFonts w:ascii="Arial" w:hAnsi="Arial" w:cs="Arial" w:hint="cs"/>
+          <w:b/>
+          <w:bCs/>
+          <w:sz w:val="22"/>
+          <w:szCs w:val="22"/>
+          <w:rtl/>
+        </w:rPr>
+        <w:t>—</w:t>
+      </w:r>
+      <w:r>
+        <w:rPr>
+          <w:rFonts w:asciiTheme="minorBidi" w:hAnsiTheme="minorBidi" w:cs="B Mitra" w:hint="cs"/>
+          <w:b/>
+          <w:bCs/>
+          <w:sz w:val="22"/>
+          <w:szCs w:val="22"/>
+          <w:rtl/>
+        </w:rPr>
+        <w:t>که</w:t>
+      </w:r>
+      <w:r>
+        <w:rPr>
+          <w:rFonts w:asciiTheme="minorBidi" w:hAnsiTheme="minorBidi" w:cs="B Mitra"/>
+          <w:b/>
+          <w:bCs/>
+          <w:sz w:val="22"/>
+          <w:szCs w:val="22"/>
+          <w:rtl/>
+        </w:rPr>
+        <w:t xml:space="preserve"> </w:t>
+      </w:r>
+      <w:r>
+        <w:rPr>
+          <w:rFonts w:asciiTheme="minorBidi" w:hAnsiTheme="minorBidi" w:cs="B Mitra" w:hint="cs"/>
+          <w:b/>
+          <w:bCs/>
+          <w:sz w:val="22"/>
+          <w:szCs w:val="22"/>
+          <w:rtl/>
+        </w:rPr>
+        <w:t>البته</w:t>
+      </w:r>
+      <w:r>
+        <w:rPr>
+          <w:rFonts w:asciiTheme="minorBidi" w:hAnsiTheme="minorBidi" w:cs="B Mitra"/>
+          <w:b/>
+          <w:bCs/>
+          <w:sz w:val="22"/>
+          <w:szCs w:val="22"/>
+          <w:rtl/>
+        </w:rPr>
+        <w:t xml:space="preserve"> </w:t>
+      </w:r>
+      <w:r>
+        <w:rPr>
+          <w:rFonts w:asciiTheme="minorBidi" w:hAnsiTheme="minorBidi" w:cs="B Mitra" w:hint="cs"/>
+          <w:b/>
+          <w:bCs/>
+          <w:sz w:val="22"/>
+          <w:szCs w:val="22"/>
+          <w:rtl/>
+        </w:rPr>
+        <w:t>در</w:t>
+      </w:r>
+      <w:r>
+        <w:rPr>
+          <w:rFonts w:asciiTheme="minorBidi" w:hAnsiTheme="minorBidi" w:cs="B Mitra"/>
+          <w:b/>
+          <w:bCs/>
+          <w:sz w:val="22"/>
+          <w:szCs w:val="22"/>
+          <w:rtl/>
+        </w:rPr>
+        <w:t xml:space="preserve"> </w:t>
+      </w:r>
+      <w:r>
+        <w:rPr>
+          <w:rFonts w:asciiTheme="minorBidi" w:hAnsiTheme="minorBidi" w:cs="B Mitra" w:hint="cs"/>
+          <w:b/>
+          <w:bCs/>
+          <w:sz w:val="22"/>
+          <w:szCs w:val="22"/>
+          <w:rtl/>
+        </w:rPr>
+        <w:t>دنیای</w:t>
+      </w:r>
+      <w:r>
+        <w:rPr>
+          <w:rFonts w:asciiTheme="minorBidi" w:hAnsiTheme="minorBidi" w:cs="B Mitra"/>
+          <w:b/>
+          <w:bCs/>
+          <w:sz w:val="22"/>
+          <w:szCs w:val="22"/>
+          <w:rtl/>
+        </w:rPr>
+        <w:t xml:space="preserve"> </w:t>
+      </w:r>
+      <w:r>
+        <w:rPr>
+          <w:rFonts w:asciiTheme="minorBidi" w:hAnsiTheme="minorBidi" w:cs="B Mitra" w:hint="cs"/>
+          <w:b/>
+          <w:bCs/>
+          <w:sz w:val="22"/>
+          <w:szCs w:val="22"/>
+          <w:rtl/>
+        </w:rPr>
+        <w:t>واقعی</w:t>
+      </w:r>
+      <w:r>
+        <w:rPr>
+          <w:rFonts w:asciiTheme="minorBidi" w:hAnsiTheme="minorBidi" w:cs="B Mitra"/>
+          <w:b/>
+          <w:bCs/>
+          <w:sz w:val="22"/>
+          <w:szCs w:val="22"/>
+          <w:rtl/>
+        </w:rPr>
+        <w:t xml:space="preserve"> </w:t>
+      </w:r>
+      <w:r>
+        <w:rPr>
+          <w:rFonts w:asciiTheme="minorBidi" w:hAnsiTheme="minorBidi" w:cs="B Mitra" w:hint="cs"/>
+          <w:b/>
+          <w:bCs/>
+          <w:sz w:val="22"/>
+          <w:szCs w:val="22"/>
+          <w:rtl/>
+        </w:rPr>
+        <w:t>همیشه</w:t>
+      </w:r>
+      <w:r>
+        <w:rPr>
+          <w:rFonts w:asciiTheme="minorBidi" w:hAnsiTheme="minorBidi" w:cs="B Mitra"/>
+          <w:b/>
+          <w:bCs/>
+          <w:sz w:val="22"/>
+          <w:szCs w:val="22"/>
+          <w:rtl/>
+        </w:rPr>
+        <w:t xml:space="preserve"> </w:t>
+      </w:r>
+      <w:r>
+        <w:rPr>
+          <w:rFonts w:asciiTheme="minorBidi" w:hAnsiTheme="minorBidi" w:cs="B Mitra" w:hint="cs"/>
+          <w:b/>
+          <w:bCs/>
+          <w:sz w:val="22"/>
+          <w:szCs w:val="22"/>
+          <w:rtl/>
+        </w:rPr>
+        <w:t>صادق</w:t>
+      </w:r>
+      <w:r>
+        <w:rPr>
+          <w:rFonts w:asciiTheme="minorBidi" w:hAnsiTheme="minorBidi" w:cs="B Mitra"/>
+          <w:b/>
+          <w:bCs/>
+          <w:sz w:val="22"/>
+          <w:szCs w:val="22"/>
+          <w:rtl/>
+        </w:rPr>
+        <w:t xml:space="preserve"> </w:t>
+      </w:r>
+      <w:r>
+        <w:rPr>
+          <w:rFonts w:asciiTheme="minorBidi" w:hAnsiTheme="minorBidi" w:cs="B Mitra" w:hint="cs"/>
+          <w:b/>
+          <w:bCs/>
+          <w:sz w:val="22"/>
+          <w:szCs w:val="22"/>
+          <w:rtl/>
+        </w:rPr>
+        <w:t>نیست،</w:t>
+      </w:r>
+      <w:r>
+        <w:rPr>
+          <w:rFonts w:asciiTheme="minorBidi" w:hAnsiTheme="minorBidi" w:cs="B Mitra"/>
+          <w:b/>
+          <w:bCs/>
+          <w:sz w:val="22"/>
+          <w:szCs w:val="22"/>
+          <w:rtl/>
+        </w:rPr>
+        <w:t xml:space="preserve"> </w:t>
+      </w:r>
+      <w:r>
+        <w:rPr>
+          <w:rFonts w:asciiTheme="minorBidi" w:hAnsiTheme="minorBidi" w:cs="B Mitra" w:hint="cs"/>
+          <w:b/>
+          <w:bCs/>
+          <w:sz w:val="22"/>
+          <w:szCs w:val="22"/>
+          <w:rtl/>
+        </w:rPr>
+        <w:t>اما</w:t>
+      </w:r>
+      <w:r>
+        <w:rPr>
+          <w:rFonts w:asciiTheme="minorBidi" w:hAnsiTheme="minorBidi" w:cs="B Mitra"/>
+          <w:b/>
+          <w:bCs/>
+          <w:sz w:val="22"/>
+          <w:szCs w:val="22"/>
+          <w:rtl/>
+        </w:rPr>
+        <w:t xml:space="preserve"> </w:t>
+      </w:r>
+      <w:r>
+        <w:rPr>
+          <w:rFonts w:asciiTheme="minorBidi" w:hAnsiTheme="minorBidi" w:cs="B Mitra" w:hint="cs"/>
+          <w:b/>
+          <w:bCs/>
+          <w:sz w:val="22"/>
+          <w:szCs w:val="22"/>
+          <w:rtl/>
+        </w:rPr>
+        <w:t>این</w:t>
+      </w:r>
+      <w:r>
+        <w:rPr>
+          <w:rFonts w:asciiTheme="minorBidi" w:hAnsiTheme="minorBidi" w:cs="B Mitra"/>
+          <w:b/>
+          <w:bCs/>
+          <w:sz w:val="22"/>
+          <w:szCs w:val="22"/>
+          <w:rtl/>
+        </w:rPr>
+        <w:t xml:space="preserve"> </w:t>
+      </w:r>
+      <w:r>
+        <w:rPr>
+          <w:rFonts w:asciiTheme="minorBidi" w:hAnsiTheme="minorBidi" w:cs="B Mitra" w:hint="cs"/>
+          <w:b/>
+          <w:bCs/>
+          <w:sz w:val="22"/>
+          <w:szCs w:val="22"/>
+          <w:rtl/>
+        </w:rPr>
+        <w:t>فرض</w:t>
+      </w:r>
+      <w:r>
+        <w:rPr>
+          <w:rFonts w:asciiTheme="minorBidi" w:hAnsiTheme="minorBidi" w:cs="B Mitra"/>
+          <w:b/>
+          <w:bCs/>
+          <w:sz w:val="22"/>
+          <w:szCs w:val="22"/>
+          <w:rtl/>
+        </w:rPr>
+        <w:t xml:space="preserve"> </w:t>
+      </w:r>
+      <w:r>
+        <w:rPr>
+          <w:rFonts w:asciiTheme="minorBidi" w:hAnsiTheme="minorBidi" w:cs="B Mitra" w:hint="cs"/>
+          <w:b/>
+          <w:bCs/>
+          <w:sz w:val="22"/>
+          <w:szCs w:val="22"/>
+          <w:rtl/>
+        </w:rPr>
+        <w:t>ساده</w:t>
+      </w:r>
+      <w:r>
+        <w:rPr>
+          <w:rFonts w:asciiTheme="minorBidi" w:hAnsiTheme="minorBidi" w:cs="B Mitra"/>
+          <w:b/>
+          <w:bCs/>
+          <w:sz w:val="22"/>
+          <w:szCs w:val="22"/>
+          <w:rtl/>
+        </w:rPr>
+        <w:t xml:space="preserve"> </w:t>
+      </w:r>
+      <w:r>
+        <w:rPr>
+          <w:rFonts w:asciiTheme="minorBidi" w:hAnsiTheme="minorBidi" w:cs="B Mitra" w:hint="cs"/>
+          <w:b/>
+          <w:bCs/>
+          <w:sz w:val="22"/>
+          <w:szCs w:val="22"/>
+          <w:rtl/>
+        </w:rPr>
+        <w:t>باعث</w:t>
+      </w:r>
+      <w:r>
+        <w:rPr>
+          <w:rFonts w:asciiTheme="minorBidi" w:hAnsiTheme="minorBidi" w:cs="B Mitra"/>
+          <w:b/>
+          <w:bCs/>
+          <w:sz w:val="22"/>
+          <w:szCs w:val="22"/>
+          <w:rtl/>
+        </w:rPr>
+        <w:t xml:space="preserve"> </w:t>
+      </w:r>
+      <w:r>
+        <w:rPr>
+          <w:rFonts w:asciiTheme="minorBidi" w:hAnsiTheme="minorBidi" w:cs="B Mitra" w:hint="cs"/>
+          <w:b/>
+          <w:bCs/>
+          <w:sz w:val="22"/>
+          <w:szCs w:val="22"/>
+          <w:rtl/>
+        </w:rPr>
+        <w:t>سرعت</w:t>
+      </w:r>
+      <w:r>
+        <w:rPr>
+          <w:rFonts w:asciiTheme="minorBidi" w:hAnsiTheme="minorBidi" w:cs="B Mitra"/>
+          <w:b/>
+          <w:bCs/>
+          <w:sz w:val="22"/>
+          <w:szCs w:val="22"/>
+          <w:rtl/>
+        </w:rPr>
+        <w:t xml:space="preserve"> </w:t>
+      </w:r>
+      <w:r>
+        <w:rPr>
+          <w:rFonts w:asciiTheme="minorBidi" w:hAnsiTheme="minorBidi" w:cs="B Mitra" w:hint="cs"/>
+          <w:b/>
+          <w:bCs/>
+          <w:sz w:val="22"/>
+          <w:szCs w:val="22"/>
+          <w:rtl/>
+        </w:rPr>
+        <w:t>و</w:t>
+      </w:r>
+      <w:r>
+        <w:rPr>
+          <w:rFonts w:asciiTheme="minorBidi" w:hAnsiTheme="minorBidi" w:cs="B Mitra"/>
+          <w:b/>
+          <w:bCs/>
+          <w:sz w:val="22"/>
+          <w:szCs w:val="22"/>
+          <w:rtl/>
+        </w:rPr>
+        <w:t xml:space="preserve"> </w:t>
+      </w:r>
+      <w:r>
+        <w:rPr>
+          <w:rFonts w:asciiTheme="minorBidi" w:hAnsiTheme="minorBidi" w:cs="B Mitra" w:hint="cs"/>
+          <w:b/>
+          <w:bCs/>
+          <w:sz w:val="22"/>
+          <w:szCs w:val="22"/>
+          <w:rtl/>
+        </w:rPr>
+        <w:t>کارایی</w:t>
+      </w:r>
+      <w:r>
+        <w:rPr>
+          <w:rFonts w:asciiTheme="minorBidi" w:hAnsiTheme="minorBidi" w:cs="B Mitra"/>
+          <w:b/>
+          <w:bCs/>
+          <w:sz w:val="22"/>
+          <w:szCs w:val="22"/>
+          <w:rtl/>
+        </w:rPr>
+        <w:t xml:space="preserve"> </w:t>
+      </w:r>
+      <w:r>
+        <w:rPr>
+          <w:rFonts w:asciiTheme="minorBidi" w:hAnsiTheme="minorBidi" w:cs="B Mitra" w:hint="cs"/>
+          <w:b/>
+          <w:bCs/>
+          <w:sz w:val="22"/>
+          <w:szCs w:val="22"/>
+          <w:rtl/>
+        </w:rPr>
+        <w:t>بالای</w:t>
+      </w:r>
+      <w:r>
+        <w:rPr>
+          <w:rFonts w:asciiTheme="minorBidi" w:hAnsiTheme="minorBidi" w:cs="B Mitra"/>
+          <w:b/>
+          <w:bCs/>
+          <w:sz w:val="22"/>
+          <w:szCs w:val="22"/>
+          <w:rtl/>
+        </w:rPr>
+        <w:t xml:space="preserve"> </w:t>
+      </w:r>
+      <w:r>
+        <w:rPr>
+          <w:rFonts w:asciiTheme="minorBidi" w:hAnsiTheme="minorBidi" w:cs="B Mitra" w:hint="cs"/>
+          <w:b/>
+          <w:bCs/>
+          <w:sz w:val="22"/>
+          <w:szCs w:val="22"/>
+          <w:rtl/>
+        </w:rPr>
+        <w:t>الگوریتم</w:t>
+      </w:r>
+      <w:r>
+        <w:rPr>
+          <w:rFonts w:asciiTheme="minorBidi" w:hAnsiTheme="minorBidi" w:cs="B Mitra"/>
+          <w:b/>
+          <w:bCs/>
+          <w:sz w:val="22"/>
+          <w:szCs w:val="22"/>
+          <w:rtl/>
+        </w:rPr>
+        <w:t xml:space="preserve"> </w:t>
+      </w:r>
+      <w:r>
+        <w:rPr>
+          <w:rFonts w:asciiTheme="minorBidi" w:hAnsiTheme="minorBidi" w:cs="B Mitra" w:hint="cs"/>
+          <w:b/>
+          <w:bCs/>
+          <w:sz w:val="22"/>
+          <w:szCs w:val="22"/>
+          <w:rtl/>
+        </w:rPr>
+        <w:t>می‌شود</w:t>
+      </w:r>
+      <w:r>
+        <w:rPr>
+          <w:rFonts w:asciiTheme="minorBidi" w:hAnsiTheme="minorBidi" w:cs="B Mitra"/>
+          <w:b/>
+          <w:bCs/>
+          <w:sz w:val="22"/>
+          <w:szCs w:val="22"/>
+          <w:rtl/>
+        </w:rPr>
+        <w:t xml:space="preserve">. </w:t>
+      </w:r>
+      <w:r>
+        <w:rPr>
+          <w:rFonts w:asciiTheme="minorBidi" w:hAnsiTheme="minorBidi" w:cs="B Mitra" w:hint="cs"/>
+          <w:b/>
+          <w:bCs/>
+          <w:sz w:val="22"/>
+          <w:szCs w:val="22"/>
+          <w:rtl/>
+        </w:rPr>
+        <w:t>نحوه‌ی</w:t>
+      </w:r>
+      <w:r>
+        <w:rPr>
+          <w:rFonts w:asciiTheme="minorBidi" w:hAnsiTheme="minorBidi" w:cs="B Mitra"/>
+          <w:b/>
+          <w:bCs/>
+          <w:sz w:val="22"/>
+          <w:szCs w:val="22"/>
+          <w:rtl/>
+        </w:rPr>
+        <w:t xml:space="preserve"> </w:t>
+      </w:r>
+      <w:r>
+        <w:rPr>
+          <w:rFonts w:asciiTheme="minorBidi" w:hAnsiTheme="minorBidi" w:cs="B Mitra" w:hint="cs"/>
+          <w:b/>
+          <w:bCs/>
+          <w:sz w:val="22"/>
+          <w:szCs w:val="22"/>
+          <w:rtl/>
+        </w:rPr>
+        <w:t>عملکرد</w:t>
+      </w:r>
+      <w:r>
+        <w:rPr>
+          <w:rFonts w:asciiTheme="minorBidi" w:hAnsiTheme="minorBidi" w:cs="B Mitra"/>
+          <w:b/>
+          <w:bCs/>
+          <w:sz w:val="22"/>
+          <w:szCs w:val="22"/>
+          <w:rtl/>
+        </w:rPr>
+        <w:t xml:space="preserve"> </w:t>
+      </w:r>
+      <w:r>
+        <w:rPr>
+          <w:rFonts w:asciiTheme="minorBidi" w:hAnsiTheme="minorBidi" w:cs="B Mitra" w:hint="cs"/>
+          <w:b/>
+          <w:bCs/>
+          <w:sz w:val="22"/>
+          <w:szCs w:val="22"/>
+          <w:rtl/>
+        </w:rPr>
+        <w:t>بِیز</w:t>
+      </w:r>
+      <w:r>
+        <w:rPr>
+          <w:rFonts w:asciiTheme="minorBidi" w:hAnsiTheme="minorBidi" w:cs="B Mitra"/>
+          <w:b/>
+          <w:bCs/>
+          <w:sz w:val="22"/>
+          <w:szCs w:val="22"/>
+          <w:rtl/>
+        </w:rPr>
+        <w:t xml:space="preserve"> </w:t>
+      </w:r>
+      <w:r>
+        <w:rPr>
+          <w:rFonts w:asciiTheme="minorBidi" w:hAnsiTheme="minorBidi" w:cs="B Mitra" w:hint="cs"/>
+          <w:b/>
+          <w:bCs/>
+          <w:sz w:val="22"/>
+          <w:szCs w:val="22"/>
+          <w:rtl/>
+        </w:rPr>
+        <w:t>ساده</w:t>
+      </w:r>
+      <w:r>
+        <w:rPr>
+          <w:rFonts w:asciiTheme="minorBidi" w:hAnsiTheme="minorBidi" w:cs="B Mitra"/>
+          <w:b/>
+          <w:bCs/>
+          <w:sz w:val="22"/>
+          <w:szCs w:val="22"/>
+          <w:rtl/>
+        </w:rPr>
+        <w:t xml:space="preserve"> </w:t>
+      </w:r>
+      <w:r>
+        <w:rPr>
+          <w:rFonts w:asciiTheme="minorBidi" w:hAnsiTheme="minorBidi" w:cs="B Mitra" w:hint="cs"/>
+          <w:b/>
+          <w:bCs/>
+          <w:sz w:val="22"/>
+          <w:szCs w:val="22"/>
+          <w:rtl/>
+        </w:rPr>
+        <w:t>به</w:t>
+      </w:r>
+      <w:r>
+        <w:rPr>
+          <w:rFonts w:asciiTheme="minorBidi" w:hAnsiTheme="minorBidi" w:cs="B Mitra"/>
+          <w:b/>
+          <w:bCs/>
+          <w:sz w:val="22"/>
+          <w:szCs w:val="22"/>
+          <w:rtl/>
+        </w:rPr>
+        <w:t xml:space="preserve"> </w:t>
+      </w:r>
+      <w:r>
+        <w:rPr>
+          <w:rFonts w:asciiTheme="minorBidi" w:hAnsiTheme="minorBidi" w:cs="B Mitra" w:hint="cs"/>
+          <w:b/>
+          <w:bCs/>
+          <w:sz w:val="22"/>
+          <w:szCs w:val="22"/>
+          <w:rtl/>
+        </w:rPr>
+        <w:t>این</w:t>
+      </w:r>
+      <w:r>
+        <w:rPr>
+          <w:rFonts w:asciiTheme="minorBidi" w:hAnsiTheme="minorBidi" w:cs="B Mitra"/>
+          <w:b/>
+          <w:bCs/>
+          <w:sz w:val="22"/>
+          <w:szCs w:val="22"/>
+          <w:rtl/>
+        </w:rPr>
+        <w:t xml:space="preserve"> </w:t>
+      </w:r>
+      <w:r>
+        <w:rPr>
+          <w:rFonts w:asciiTheme="minorBidi" w:hAnsiTheme="minorBidi" w:cs="B Mitra" w:hint="cs"/>
+          <w:b/>
+          <w:bCs/>
+          <w:sz w:val="22"/>
+          <w:szCs w:val="22"/>
+          <w:rtl/>
+        </w:rPr>
+        <w:t>صورت</w:t>
+      </w:r>
+      <w:r>
+        <w:rPr>
+          <w:rFonts w:asciiTheme="minorBidi" w:hAnsiTheme="minorBidi" w:cs="B Mitra"/>
+          <w:b/>
+          <w:bCs/>
+          <w:sz w:val="22"/>
+          <w:szCs w:val="22"/>
+          <w:rtl/>
+        </w:rPr>
+        <w:t xml:space="preserve"> </w:t>
+      </w:r>
+      <w:r>
+        <w:rPr>
+          <w:rFonts w:asciiTheme="minorBidi" w:hAnsiTheme="minorBidi" w:cs="B Mitra" w:hint="cs"/>
+          <w:b/>
+          <w:bCs/>
+          <w:sz w:val="22"/>
+          <w:szCs w:val="22"/>
+          <w:rtl/>
+        </w:rPr>
+        <w:t>است</w:t>
+      </w:r>
+      <w:r>
+        <w:rPr>
+          <w:rFonts w:asciiTheme="minorBidi" w:hAnsiTheme="minorBidi" w:cs="B Mitra"/>
+          <w:b/>
+          <w:bCs/>
+          <w:sz w:val="22"/>
+          <w:szCs w:val="22"/>
+          <w:rtl/>
+        </w:rPr>
+        <w:t xml:space="preserve"> </w:t>
+      </w:r>
+      <w:r>
+        <w:rPr>
+          <w:rFonts w:asciiTheme="minorBidi" w:hAnsiTheme="minorBidi" w:cs="B Mitra" w:hint="cs"/>
+          <w:b/>
+          <w:bCs/>
+          <w:sz w:val="22"/>
+          <w:szCs w:val="22"/>
+          <w:rtl/>
+        </w:rPr>
+        <w:t>که</w:t>
+      </w:r>
+      <w:r>
+        <w:rPr>
+          <w:rFonts w:asciiTheme="minorBidi" w:hAnsiTheme="minorBidi" w:cs="B Mitra"/>
+          <w:b/>
+          <w:bCs/>
+          <w:sz w:val="22"/>
+          <w:szCs w:val="22"/>
+          <w:rtl/>
+        </w:rPr>
+        <w:t xml:space="preserve"> </w:t>
+      </w:r>
+      <w:r>
+        <w:rPr>
+          <w:rFonts w:asciiTheme="minorBidi" w:hAnsiTheme="minorBidi" w:cs="B Mitra" w:hint="cs"/>
+          <w:b/>
+          <w:bCs/>
+          <w:sz w:val="22"/>
+          <w:szCs w:val="22"/>
+          <w:rtl/>
+        </w:rPr>
+        <w:t>ابتدا</w:t>
+      </w:r>
+      <w:r>
+        <w:rPr>
+          <w:rFonts w:asciiTheme="minorBidi" w:hAnsiTheme="minorBidi" w:cs="B Mitra"/>
+          <w:b/>
+          <w:bCs/>
+          <w:sz w:val="22"/>
+          <w:szCs w:val="22"/>
+          <w:rtl/>
+        </w:rPr>
+        <w:t xml:space="preserve"> </w:t>
+      </w:r>
+      <w:r>
+        <w:rPr>
+          <w:rFonts w:asciiTheme="minorBidi" w:hAnsiTheme="minorBidi" w:cs="B Mitra" w:hint="cs"/>
+          <w:b/>
+          <w:bCs/>
+          <w:sz w:val="22"/>
+          <w:szCs w:val="22"/>
+          <w:rtl/>
+        </w:rPr>
+        <w:t>احتمال</w:t>
+      </w:r>
+      <w:r>
+        <w:rPr>
+          <w:rFonts w:asciiTheme="minorBidi" w:hAnsiTheme="minorBidi" w:cs="B Mitra"/>
+          <w:b/>
+          <w:bCs/>
+          <w:sz w:val="22"/>
+          <w:szCs w:val="22"/>
+          <w:rtl/>
+        </w:rPr>
+        <w:t xml:space="preserve"> </w:t>
+      </w:r>
+      <w:r>
+        <w:rPr>
+          <w:rFonts w:asciiTheme="minorBidi" w:hAnsiTheme="minorBidi" w:cs="B Mitra" w:hint="cs"/>
+          <w:b/>
+          <w:bCs/>
+          <w:sz w:val="22"/>
+          <w:szCs w:val="22"/>
+          <w:rtl/>
+        </w:rPr>
+        <w:t>وقوع</w:t>
+      </w:r>
+      <w:r>
+        <w:rPr>
+          <w:rFonts w:asciiTheme="minorBidi" w:hAnsiTheme="minorBidi" w:cs="B Mitra"/>
+          <w:b/>
+          <w:bCs/>
+          <w:sz w:val="22"/>
+          <w:szCs w:val="22"/>
+          <w:rtl/>
+        </w:rPr>
+        <w:t xml:space="preserve"> </w:t>
+      </w:r>
+      <w:r>
+        <w:rPr>
+          <w:rFonts w:asciiTheme="minorBidi" w:hAnsiTheme="minorBidi" w:cs="B Mitra" w:hint="cs"/>
+          <w:b/>
+          <w:bCs/>
+          <w:sz w:val="22"/>
+          <w:szCs w:val="22"/>
+          <w:rtl/>
+        </w:rPr>
+        <w:t>هر</w:t>
+      </w:r>
+      <w:r>
+        <w:rPr>
+          <w:rFonts w:asciiTheme="minorBidi" w:hAnsiTheme="minorBidi" w:cs="B Mitra"/>
+          <w:b/>
+          <w:bCs/>
+          <w:sz w:val="22"/>
+          <w:szCs w:val="22"/>
+          <w:rtl/>
+        </w:rPr>
+        <w:t xml:space="preserve"> </w:t>
+      </w:r>
+      <w:r>
+        <w:rPr>
+          <w:rFonts w:asciiTheme="minorBidi" w:hAnsiTheme="minorBidi" w:cs="B Mitra" w:hint="cs"/>
+          <w:b/>
+          <w:bCs/>
+          <w:sz w:val="22"/>
+          <w:szCs w:val="22"/>
+          <w:rtl/>
+        </w:rPr>
+        <w:t>کلاس</w:t>
+      </w:r>
+      <w:r>
+        <w:rPr>
+          <w:rFonts w:asciiTheme="minorBidi" w:hAnsiTheme="minorBidi" w:cs="B Mitra"/>
+          <w:b/>
+          <w:bCs/>
+          <w:sz w:val="22"/>
+          <w:szCs w:val="22"/>
+          <w:rtl/>
+        </w:rPr>
+        <w:t xml:space="preserve"> (</w:t>
+      </w:r>
+      <w:r>
+        <w:rPr>
+          <w:rFonts w:asciiTheme="minorBidi" w:hAnsiTheme="minorBidi" w:cs="B Mitra" w:hint="cs"/>
+          <w:b/>
+          <w:bCs/>
+          <w:sz w:val="22"/>
+          <w:szCs w:val="22"/>
+          <w:rtl/>
+        </w:rPr>
+        <w:t>احتمال</w:t>
+      </w:r>
+      <w:r>
+        <w:rPr>
+          <w:rFonts w:asciiTheme="minorBidi" w:hAnsiTheme="minorBidi" w:cs="B Mitra"/>
+          <w:b/>
+          <w:bCs/>
+          <w:sz w:val="22"/>
+          <w:szCs w:val="22"/>
+          <w:rtl/>
+        </w:rPr>
+        <w:t xml:space="preserve"> </w:t>
+      </w:r>
+      <w:r>
+        <w:rPr>
+          <w:rFonts w:asciiTheme="minorBidi" w:hAnsiTheme="minorBidi" w:cs="B Mitra" w:hint="cs"/>
+          <w:b/>
+          <w:bCs/>
+          <w:sz w:val="22"/>
+          <w:szCs w:val="22"/>
+          <w:rtl/>
+        </w:rPr>
+        <w:t>پیشین</w:t>
+      </w:r>
+      <w:r>
+        <w:rPr>
+          <w:rFonts w:asciiTheme="minorBidi" w:hAnsiTheme="minorBidi" w:cs="B Mitra"/>
+          <w:b/>
+          <w:bCs/>
+          <w:sz w:val="22"/>
+          <w:szCs w:val="22"/>
+          <w:rtl/>
+        </w:rPr>
+        <w:t xml:space="preserve">) </w:t>
+      </w:r>
+      <w:r>
+        <w:rPr>
+          <w:rFonts w:asciiTheme="minorBidi" w:hAnsiTheme="minorBidi" w:cs="B Mitra" w:hint="cs"/>
+          <w:b/>
+          <w:bCs/>
+          <w:sz w:val="22"/>
+          <w:szCs w:val="22"/>
+          <w:rtl/>
+        </w:rPr>
+        <w:t>محاسبه</w:t>
+      </w:r>
+      <w:r>
+        <w:rPr>
+          <w:rFonts w:asciiTheme="minorBidi" w:hAnsiTheme="minorBidi" w:cs="B Mitra"/>
+          <w:b/>
+          <w:bCs/>
+          <w:sz w:val="22"/>
+          <w:szCs w:val="22"/>
+          <w:rtl/>
+        </w:rPr>
+        <w:t xml:space="preserve"> </w:t>
+      </w:r>
+      <w:r>
+        <w:rPr>
+          <w:rFonts w:asciiTheme="minorBidi" w:hAnsiTheme="minorBidi" w:cs="B Mitra" w:hint="cs"/>
+          <w:b/>
+          <w:bCs/>
+          <w:sz w:val="22"/>
+          <w:szCs w:val="22"/>
+          <w:rtl/>
+        </w:rPr>
+        <w:t>می‌شود،</w:t>
+      </w:r>
+      <w:r>
+        <w:rPr>
+          <w:rFonts w:asciiTheme="minorBidi" w:hAnsiTheme="minorBidi" w:cs="B Mitra"/>
+          <w:b/>
+          <w:bCs/>
+          <w:sz w:val="22"/>
+          <w:szCs w:val="22"/>
+          <w:rtl/>
+        </w:rPr>
+        <w:t xml:space="preserve"> </w:t>
+      </w:r>
+      <w:r>
+        <w:rPr>
+          <w:rFonts w:asciiTheme="minorBidi" w:hAnsiTheme="minorBidi" w:cs="B Mitra" w:hint="cs"/>
+          <w:b/>
+          <w:bCs/>
+          <w:sz w:val="22"/>
+          <w:szCs w:val="22"/>
+          <w:rtl/>
+        </w:rPr>
+        <w:t>سپس</w:t>
+      </w:r>
+      <w:r>
+        <w:rPr>
+          <w:rFonts w:asciiTheme="minorBidi" w:hAnsiTheme="minorBidi" w:cs="B Mitra"/>
+          <w:b/>
+          <w:bCs/>
+          <w:sz w:val="22"/>
+          <w:szCs w:val="22"/>
+          <w:rtl/>
+        </w:rPr>
+        <w:t xml:space="preserve"> </w:t>
+      </w:r>
+      <w:r>
+        <w:rPr>
+          <w:rFonts w:asciiTheme="minorBidi" w:hAnsiTheme="minorBidi" w:cs="B Mitra" w:hint="cs"/>
+          <w:b/>
+          <w:bCs/>
+          <w:sz w:val="22"/>
+          <w:szCs w:val="22"/>
+          <w:rtl/>
+        </w:rPr>
+        <w:t>برای</w:t>
+      </w:r>
+      <w:r>
+        <w:rPr>
+          <w:rFonts w:asciiTheme="minorBidi" w:hAnsiTheme="minorBidi" w:cs="B Mitra"/>
+          <w:b/>
+          <w:bCs/>
+          <w:sz w:val="22"/>
+          <w:szCs w:val="22"/>
+          <w:rtl/>
+        </w:rPr>
+        <w:t xml:space="preserve"> </w:t>
+      </w:r>
+      <w:r>
+        <w:rPr>
+          <w:rFonts w:asciiTheme="minorBidi" w:hAnsiTheme="minorBidi" w:cs="B Mitra" w:hint="cs"/>
+          <w:b/>
+          <w:bCs/>
+          <w:sz w:val="22"/>
+          <w:szCs w:val="22"/>
+          <w:rtl/>
+        </w:rPr>
+        <w:t>هر</w:t>
+      </w:r>
+      <w:r>
+        <w:rPr>
+          <w:rFonts w:asciiTheme="minorBidi" w:hAnsiTheme="minorBidi" w:cs="B Mitra"/>
+          <w:b/>
+          <w:bCs/>
+          <w:sz w:val="22"/>
+          <w:szCs w:val="22"/>
+          <w:rtl/>
+        </w:rPr>
+        <w:t xml:space="preserve"> </w:t>
+      </w:r>
+      <w:r>
+        <w:rPr>
+          <w:rFonts w:asciiTheme="minorBidi" w:hAnsiTheme="minorBidi" w:cs="B Mitra" w:hint="cs"/>
+          <w:b/>
+          <w:bCs/>
+          <w:sz w:val="22"/>
+          <w:szCs w:val="22"/>
+          <w:rtl/>
+        </w:rPr>
+        <w:t>ویژگی،</w:t>
+      </w:r>
+      <w:r>
+        <w:rPr>
+          <w:rFonts w:asciiTheme="minorBidi" w:hAnsiTheme="minorBidi" w:cs="B Mitra"/>
+          <w:b/>
+          <w:bCs/>
+          <w:sz w:val="22"/>
+          <w:szCs w:val="22"/>
+          <w:rtl/>
+        </w:rPr>
+        <w:t xml:space="preserve"> </w:t>
+      </w:r>
+      <w:r>
+        <w:rPr>
+          <w:rFonts w:asciiTheme="minorBidi" w:hAnsiTheme="minorBidi" w:cs="B Mitra" w:hint="cs"/>
+          <w:b/>
+          <w:bCs/>
+          <w:sz w:val="22"/>
+          <w:szCs w:val="22"/>
+          <w:rtl/>
+        </w:rPr>
+        <w:t>احتمال</w:t>
+      </w:r>
+      <w:r>
+        <w:rPr>
+          <w:rFonts w:asciiTheme="minorBidi" w:hAnsiTheme="minorBidi" w:cs="B Mitra"/>
+          <w:b/>
+          <w:bCs/>
+          <w:sz w:val="22"/>
+          <w:szCs w:val="22"/>
+          <w:rtl/>
+        </w:rPr>
+        <w:t xml:space="preserve"> </w:t>
+      </w:r>
+      <w:r>
+        <w:rPr>
+          <w:rFonts w:asciiTheme="minorBidi" w:hAnsiTheme="minorBidi" w:cs="B Mitra" w:hint="cs"/>
+          <w:b/>
+          <w:bCs/>
+          <w:sz w:val="22"/>
+          <w:szCs w:val="22"/>
+          <w:rtl/>
+        </w:rPr>
+        <w:t>وقوع</w:t>
+      </w:r>
+      <w:r>
+        <w:rPr>
+          <w:rFonts w:asciiTheme="minorBidi" w:hAnsiTheme="minorBidi" w:cs="B Mitra"/>
+          <w:b/>
+          <w:bCs/>
+          <w:sz w:val="22"/>
+          <w:szCs w:val="22"/>
+          <w:rtl/>
+        </w:rPr>
+        <w:t xml:space="preserve"> </w:t>
+      </w:r>
+      <w:r>
+        <w:rPr>
+          <w:rFonts w:asciiTheme="minorBidi" w:hAnsiTheme="minorBidi" w:cs="B Mitra" w:hint="cs"/>
+          <w:b/>
+          <w:bCs/>
+          <w:sz w:val="22"/>
+          <w:szCs w:val="22"/>
+          <w:rtl/>
+        </w:rPr>
+        <w:t>آن</w:t>
+      </w:r>
+      <w:r>
+        <w:rPr>
+          <w:rFonts w:asciiTheme="minorBidi" w:hAnsiTheme="minorBidi" w:cs="B Mitra"/>
+          <w:b/>
+          <w:bCs/>
+          <w:sz w:val="22"/>
+          <w:szCs w:val="22"/>
+          <w:rtl/>
+        </w:rPr>
+        <w:t xml:space="preserve"> </w:t>
+      </w:r>
+      <w:r>
+        <w:rPr>
+          <w:rFonts w:asciiTheme="minorBidi" w:hAnsiTheme="minorBidi" w:cs="B Mitra" w:hint="cs"/>
+          <w:b/>
+          <w:bCs/>
+          <w:sz w:val="22"/>
+          <w:szCs w:val="22"/>
+          <w:rtl/>
+        </w:rPr>
+        <w:t>با</w:t>
+      </w:r>
+      <w:r>
+        <w:rPr>
+          <w:rFonts w:asciiTheme="minorBidi" w:hAnsiTheme="minorBidi" w:cs="B Mitra"/>
+          <w:b/>
+          <w:bCs/>
+          <w:sz w:val="22"/>
+          <w:szCs w:val="22"/>
+          <w:rtl/>
+        </w:rPr>
+        <w:t xml:space="preserve"> </w:t>
+      </w:r>
+      <w:r>
+        <w:rPr>
+          <w:rFonts w:asciiTheme="minorBidi" w:hAnsiTheme="minorBidi" w:cs="B Mitra" w:hint="cs"/>
+          <w:b/>
+          <w:bCs/>
+          <w:sz w:val="22"/>
+          <w:szCs w:val="22"/>
+          <w:rtl/>
+        </w:rPr>
+        <w:t>توجه</w:t>
+      </w:r>
+      <w:r>
+        <w:rPr>
+          <w:rFonts w:asciiTheme="minorBidi" w:hAnsiTheme="minorBidi" w:cs="B Mitra"/>
+          <w:b/>
+          <w:bCs/>
+          <w:sz w:val="22"/>
+          <w:szCs w:val="22"/>
+          <w:rtl/>
+        </w:rPr>
+        <w:t xml:space="preserve"> </w:t>
+      </w:r>
+      <w:r>
+        <w:rPr>
+          <w:rFonts w:asciiTheme="minorBidi" w:hAnsiTheme="minorBidi" w:cs="B Mitra" w:hint="cs"/>
+          <w:b/>
+          <w:bCs/>
+          <w:sz w:val="22"/>
+          <w:szCs w:val="22"/>
+          <w:rtl/>
+        </w:rPr>
+        <w:t>به</w:t>
+      </w:r>
+      <w:r>
+        <w:rPr>
+          <w:rFonts w:asciiTheme="minorBidi" w:hAnsiTheme="minorBidi" w:cs="B Mitra"/>
+          <w:b/>
+          <w:bCs/>
+          <w:sz w:val="22"/>
+          <w:szCs w:val="22"/>
+          <w:rtl/>
+        </w:rPr>
+        <w:t xml:space="preserve"> </w:t>
+      </w:r>
+      <w:r>
+        <w:rPr>
+          <w:rFonts w:asciiTheme="minorBidi" w:hAnsiTheme="minorBidi" w:cs="B Mitra" w:hint="cs"/>
+          <w:b/>
+          <w:bCs/>
+          <w:sz w:val="22"/>
+          <w:szCs w:val="22"/>
+          <w:rtl/>
+        </w:rPr>
+        <w:t>کلاس</w:t>
+      </w:r>
+      <w:r>
+        <w:rPr>
+          <w:rFonts w:asciiTheme="minorBidi" w:hAnsiTheme="minorBidi" w:cs="B Mitra"/>
+          <w:b/>
+          <w:bCs/>
+          <w:sz w:val="22"/>
+          <w:szCs w:val="22"/>
+          <w:rtl/>
+        </w:rPr>
+        <w:t xml:space="preserve"> (</w:t>
+      </w:r>
+      <w:r>
+        <w:rPr>
+          <w:rFonts w:asciiTheme="minorBidi" w:hAnsiTheme="minorBidi" w:cs="B Mitra" w:hint="cs"/>
+          <w:b/>
+          <w:bCs/>
+          <w:sz w:val="22"/>
+          <w:szCs w:val="22"/>
+          <w:rtl/>
+        </w:rPr>
+        <w:t>احتمال</w:t>
+      </w:r>
+      <w:r>
+        <w:rPr>
+          <w:rFonts w:asciiTheme="minorBidi" w:hAnsiTheme="minorBidi" w:cs="B Mitra"/>
+          <w:b/>
+          <w:bCs/>
+          <w:sz w:val="22"/>
+          <w:szCs w:val="22"/>
+          <w:rtl/>
+        </w:rPr>
+        <w:t xml:space="preserve"> </w:t>
+      </w:r>
+      <w:r>
+        <w:rPr>
+          <w:rFonts w:asciiTheme="minorBidi" w:hAnsiTheme="minorBidi" w:cs="B Mitra" w:hint="cs"/>
+          <w:b/>
+          <w:bCs/>
+          <w:sz w:val="22"/>
+          <w:szCs w:val="22"/>
+          <w:rtl/>
+        </w:rPr>
+        <w:t>شرطی</w:t>
+      </w:r>
+      <w:r>
+        <w:rPr>
+          <w:rFonts w:asciiTheme="minorBidi" w:hAnsiTheme="minorBidi" w:cs="B Mitra"/>
+          <w:b/>
+          <w:bCs/>
+          <w:sz w:val="22"/>
+          <w:szCs w:val="22"/>
+          <w:rtl/>
+        </w:rPr>
+        <w:t xml:space="preserve">) </w:t>
+      </w:r>
+      <w:r>
+        <w:rPr>
+          <w:rFonts w:asciiTheme="minorBidi" w:hAnsiTheme="minorBidi" w:cs="B Mitra" w:hint="cs"/>
+          <w:b/>
+          <w:bCs/>
+          <w:sz w:val="22"/>
+          <w:szCs w:val="22"/>
+          <w:rtl/>
+        </w:rPr>
+        <w:t>به‌دست</w:t>
+      </w:r>
+      <w:r>
+        <w:rPr>
+          <w:rFonts w:asciiTheme="minorBidi" w:hAnsiTheme="minorBidi" w:cs="B Mitra"/>
+          <w:b/>
+          <w:bCs/>
+          <w:sz w:val="22"/>
+          <w:szCs w:val="22"/>
+          <w:rtl/>
+        </w:rPr>
+        <w:t xml:space="preserve"> </w:t>
+      </w:r>
+      <w:r>
+        <w:rPr>
+          <w:rFonts w:asciiTheme="minorBidi" w:hAnsiTheme="minorBidi" w:cs="B Mitra" w:hint="cs"/>
+          <w:b/>
+          <w:bCs/>
+          <w:sz w:val="22"/>
+          <w:szCs w:val="22"/>
+          <w:rtl/>
+        </w:rPr>
+        <w:t>می‌آید</w:t>
+      </w:r>
+      <w:r>
+        <w:rPr>
+          <w:rFonts w:asciiTheme="minorBidi" w:hAnsiTheme="minorBidi" w:cs="B Mitra"/>
+          <w:b/>
+          <w:bCs/>
+          <w:sz w:val="22"/>
+          <w:szCs w:val="22"/>
+          <w:rtl/>
+        </w:rPr>
+        <w:t xml:space="preserve">. </w:t>
+      </w:r>
+      <w:r>
+        <w:rPr>
+          <w:rFonts w:asciiTheme="minorBidi" w:hAnsiTheme="minorBidi" w:cs="B Mitra" w:hint="cs"/>
+          <w:b/>
+          <w:bCs/>
+          <w:sz w:val="22"/>
+          <w:szCs w:val="22"/>
+          <w:rtl/>
+        </w:rPr>
+        <w:t>این</w:t>
+      </w:r>
+      <w:r>
+        <w:rPr>
+          <w:rFonts w:asciiTheme="minorBidi" w:hAnsiTheme="minorBidi" w:cs="B Mitra"/>
+          <w:b/>
+          <w:bCs/>
+          <w:sz w:val="22"/>
+          <w:szCs w:val="22"/>
+          <w:rtl/>
+        </w:rPr>
+        <w:t xml:space="preserve"> </w:t>
+      </w:r>
+      <w:r>
+        <w:rPr>
+          <w:rFonts w:asciiTheme="minorBidi" w:hAnsiTheme="minorBidi" w:cs="B Mitra" w:hint="cs"/>
+          <w:b/>
+          <w:bCs/>
+          <w:sz w:val="22"/>
+          <w:szCs w:val="22"/>
+          <w:rtl/>
+        </w:rPr>
+        <w:t>احتمالات</w:t>
+      </w:r>
+      <w:r>
+        <w:rPr>
+          <w:rFonts w:asciiTheme="minorBidi" w:hAnsiTheme="minorBidi" w:cs="B Mitra"/>
+          <w:b/>
+          <w:bCs/>
+          <w:sz w:val="22"/>
+          <w:szCs w:val="22"/>
+          <w:rtl/>
+        </w:rPr>
+        <w:t xml:space="preserve"> </w:t>
+      </w:r>
+      <w:r>
+        <w:rPr>
+          <w:rFonts w:asciiTheme="minorBidi" w:hAnsiTheme="minorBidi" w:cs="B Mitra" w:hint="cs"/>
+          <w:b/>
+          <w:bCs/>
+          <w:sz w:val="22"/>
+          <w:szCs w:val="22"/>
+          <w:rtl/>
+        </w:rPr>
+        <w:t>در</w:t>
+      </w:r>
+      <w:r>
+        <w:rPr>
+          <w:rFonts w:asciiTheme="minorBidi" w:hAnsiTheme="minorBidi" w:cs="B Mitra"/>
+          <w:b/>
+          <w:bCs/>
+          <w:sz w:val="22"/>
+          <w:szCs w:val="22"/>
+          <w:rtl/>
+        </w:rPr>
+        <w:t xml:space="preserve"> </w:t>
+      </w:r>
+      <w:r>
+        <w:rPr>
+          <w:rFonts w:asciiTheme="minorBidi" w:hAnsiTheme="minorBidi" w:cs="B Mitra" w:hint="cs"/>
+          <w:b/>
+          <w:bCs/>
+          <w:sz w:val="22"/>
+          <w:szCs w:val="22"/>
+          <w:rtl/>
+        </w:rPr>
+        <w:t>هم</w:t>
+      </w:r>
+      <w:r>
+        <w:rPr>
+          <w:rFonts w:asciiTheme="minorBidi" w:hAnsiTheme="minorBidi" w:cs="B Mitra"/>
+          <w:b/>
+          <w:bCs/>
+          <w:sz w:val="22"/>
+          <w:szCs w:val="22"/>
+          <w:rtl/>
+        </w:rPr>
+        <w:t xml:space="preserve"> </w:t>
+      </w:r>
+      <w:r>
+        <w:rPr>
+          <w:rFonts w:asciiTheme="minorBidi" w:hAnsiTheme="minorBidi" w:cs="B Mitra" w:hint="cs"/>
+          <w:b/>
+          <w:bCs/>
+          <w:sz w:val="22"/>
+          <w:szCs w:val="22"/>
+          <w:rtl/>
+        </w:rPr>
+        <w:t>ضرب</w:t>
+      </w:r>
+      <w:r>
+        <w:rPr>
+          <w:rFonts w:asciiTheme="minorBidi" w:hAnsiTheme="minorBidi" w:cs="B Mitra"/>
+          <w:b/>
+          <w:bCs/>
+          <w:sz w:val="22"/>
+          <w:szCs w:val="22"/>
+          <w:rtl/>
+        </w:rPr>
+        <w:t xml:space="preserve"> </w:t>
+      </w:r>
+      <w:r>
+        <w:rPr>
+          <w:rFonts w:asciiTheme="minorBidi" w:hAnsiTheme="minorBidi" w:cs="B Mitra" w:hint="cs"/>
+          <w:b/>
+          <w:bCs/>
+          <w:sz w:val="22"/>
+          <w:szCs w:val="22"/>
+          <w:rtl/>
+        </w:rPr>
+        <w:t>شده</w:t>
+      </w:r>
+      <w:r>
+        <w:rPr>
+          <w:rFonts w:asciiTheme="minorBidi" w:hAnsiTheme="minorBidi" w:cs="B Mitra"/>
+          <w:b/>
+          <w:bCs/>
+          <w:sz w:val="22"/>
+          <w:szCs w:val="22"/>
+          <w:rtl/>
+        </w:rPr>
+        <w:t xml:space="preserve"> </w:t>
+      </w:r>
+      <w:r>
+        <w:rPr>
+          <w:rFonts w:asciiTheme="minorBidi" w:hAnsiTheme="minorBidi" w:cs="B Mitra" w:hint="cs"/>
+          <w:b/>
+          <w:bCs/>
+          <w:sz w:val="22"/>
+          <w:szCs w:val="22"/>
+          <w:rtl/>
+        </w:rPr>
+        <w:t>و</w:t>
+      </w:r>
+      <w:r>
+        <w:rPr>
+          <w:rFonts w:asciiTheme="minorBidi" w:hAnsiTheme="minorBidi" w:cs="B Mitra"/>
+          <w:b/>
+          <w:bCs/>
+          <w:sz w:val="22"/>
+          <w:szCs w:val="22"/>
+          <w:rtl/>
+        </w:rPr>
+        <w:t xml:space="preserve"> </w:t>
+      </w:r>
+      <w:r>
+        <w:rPr>
+          <w:rFonts w:asciiTheme="minorBidi" w:hAnsiTheme="minorBidi" w:cs="B Mitra" w:hint="cs"/>
+          <w:b/>
+          <w:bCs/>
+          <w:sz w:val="22"/>
+          <w:szCs w:val="22"/>
+          <w:rtl/>
+        </w:rPr>
+        <w:t>در</w:t>
+      </w:r>
+      <w:r>
+        <w:rPr>
+          <w:rFonts w:asciiTheme="minorBidi" w:hAnsiTheme="minorBidi" w:cs="B Mitra"/>
+          <w:b/>
+          <w:bCs/>
+          <w:sz w:val="22"/>
+          <w:szCs w:val="22"/>
+          <w:rtl/>
+        </w:rPr>
+        <w:t xml:space="preserve"> </w:t>
+      </w:r>
+      <w:r>
+        <w:rPr>
+          <w:rFonts w:asciiTheme="minorBidi" w:hAnsiTheme="minorBidi" w:cs="B Mitra" w:hint="cs"/>
+          <w:b/>
+          <w:bCs/>
+          <w:sz w:val="22"/>
+          <w:szCs w:val="22"/>
+          <w:rtl/>
+        </w:rPr>
+        <w:t>نهایت</w:t>
+      </w:r>
+      <w:r>
+        <w:rPr>
+          <w:rFonts w:asciiTheme="minorBidi" w:hAnsiTheme="minorBidi" w:cs="B Mitra"/>
+          <w:b/>
+          <w:bCs/>
+          <w:sz w:val="22"/>
+          <w:szCs w:val="22"/>
+          <w:rtl/>
+        </w:rPr>
+        <w:t xml:space="preserve"> </w:t>
+      </w:r>
+      <w:r>
+        <w:rPr>
+          <w:rFonts w:asciiTheme="minorBidi" w:hAnsiTheme="minorBidi" w:cs="B Mitra" w:hint="cs"/>
+          <w:b/>
+          <w:bCs/>
+          <w:sz w:val="22"/>
+          <w:szCs w:val="22"/>
+          <w:rtl/>
+        </w:rPr>
+        <w:t>با</w:t>
+      </w:r>
+      <w:r>
+        <w:rPr>
+          <w:rFonts w:asciiTheme="minorBidi" w:hAnsiTheme="minorBidi" w:cs="B Mitra"/>
+          <w:b/>
+          <w:bCs/>
+          <w:sz w:val="22"/>
+          <w:szCs w:val="22"/>
+          <w:rtl/>
+        </w:rPr>
+        <w:t xml:space="preserve"> </w:t>
+      </w:r>
+      <w:r>
+        <w:rPr>
+          <w:rFonts w:asciiTheme="minorBidi" w:hAnsiTheme="minorBidi" w:cs="B Mitra" w:hint="cs"/>
+          <w:b/>
+          <w:bCs/>
+          <w:sz w:val="22"/>
+          <w:szCs w:val="22"/>
+          <w:rtl/>
+        </w:rPr>
+        <w:t>استفاده</w:t>
+      </w:r>
+      <w:r>
+        <w:rPr>
+          <w:rFonts w:asciiTheme="minorBidi" w:hAnsiTheme="minorBidi" w:cs="B Mitra"/>
+          <w:b/>
+          <w:bCs/>
+          <w:sz w:val="22"/>
+          <w:szCs w:val="22"/>
+          <w:rtl/>
+        </w:rPr>
+        <w:t xml:space="preserve"> </w:t>
+      </w:r>
+      <w:r>
+        <w:rPr>
+          <w:rFonts w:asciiTheme="minorBidi" w:hAnsiTheme="minorBidi" w:cs="B Mitra" w:hint="cs"/>
+          <w:b/>
+          <w:bCs/>
+          <w:sz w:val="22"/>
+          <w:szCs w:val="22"/>
+          <w:rtl/>
+        </w:rPr>
+        <w:t>از</w:t>
+      </w:r>
+      <w:r>
+        <w:rPr>
+          <w:rFonts w:asciiTheme="minorBidi" w:hAnsiTheme="minorBidi" w:cs="B Mitra"/>
+          <w:b/>
+          <w:bCs/>
+          <w:sz w:val="22"/>
+          <w:szCs w:val="22"/>
+          <w:rtl/>
+        </w:rPr>
+        <w:t xml:space="preserve"> </w:t>
+      </w:r>
+      <w:r>
+        <w:rPr>
+          <w:rFonts w:asciiTheme="minorBidi" w:hAnsiTheme="minorBidi" w:cs="B Mitra" w:hint="cs"/>
+          <w:b/>
+          <w:bCs/>
+          <w:sz w:val="22"/>
+          <w:szCs w:val="22"/>
+          <w:rtl/>
+        </w:rPr>
+        <w:t>فرمول</w:t>
+      </w:r>
+      <w:r>
+        <w:rPr>
+          <w:rFonts w:asciiTheme="minorBidi" w:hAnsiTheme="minorBidi" w:cs="B Mitra"/>
+          <w:b/>
+          <w:bCs/>
+          <w:sz w:val="22"/>
+          <w:szCs w:val="22"/>
+          <w:rtl/>
+        </w:rPr>
+        <w:t xml:space="preserve"> </w:t>
+      </w:r>
+      <w:r>
+        <w:rPr>
+          <w:rFonts w:asciiTheme="minorBidi" w:hAnsiTheme="minorBidi" w:cs="B Mitra" w:hint="cs"/>
+          <w:b/>
+          <w:bCs/>
+          <w:sz w:val="22"/>
+          <w:szCs w:val="22"/>
+          <w:rtl/>
+        </w:rPr>
+        <w:t>بیز،</w:t>
+      </w:r>
+      <w:r>
+        <w:rPr>
+          <w:rFonts w:asciiTheme="minorBidi" w:hAnsiTheme="minorBidi" w:cs="B Mitra"/>
+          <w:b/>
+          <w:bCs/>
+          <w:sz w:val="22"/>
+          <w:szCs w:val="22"/>
+          <w:rtl/>
+        </w:rPr>
+        <w:t xml:space="preserve"> احتمال پسین تعلق هر نمونه به کلاس‌های مختلف محاسبه می‌شود</w:t>
+      </w:r>
+      <w:r>
+        <w:rPr>
+          <w:rFonts w:asciiTheme="minorBidi" w:hAnsiTheme="minorBidi" w:cs="B Mitra"/>
+          <w:b/>
+          <w:bCs/>
+          <w:sz w:val="22"/>
+          <w:szCs w:val="22"/>
+          <w:lang w:bidi="fa-IR"/>
+        </w:rPr>
+        <w:t>:</w:t>
+      </w:r>
+    </w:p>
+    <w:p>
+      <w:pPr>
+        <w:bidi/>
+        <w:rPr>
+          <w:rFonts w:asciiTheme="minorBidi" w:hAnsiTheme="minorBidi"/>
+          <w:sz w:val="22"/>
+          <w:szCs w:val="22"/>
+          <w:rtl/>
+          <w:lang w:bidi="fa-IR"/>
+        </w:rPr>
+      </w:pPr>
+    </w:p>
+    <w:p>
+      <w:pPr>
+        <w:bidi/>
+        <w:jc w:val="center"/>
+        <w:rPr>
+          <w:rFonts w:asciiTheme="minorBidi" w:hAnsiTheme="minorBidi"/>
+          <w:sz w:val="22"/>
+          <w:szCs w:val="22"/>
+          <w:lang w:bidi="fa-IR"/>
+        </w:rPr>
+      </w:pPr>
+      <w:r>
+        <w:rPr>
+          <w:rFonts w:asciiTheme="minorBidi" w:hAnsiTheme="minorBidi"/>
+          <w:sz w:val="22"/>
+          <w:szCs w:val="22"/>
+          <w:lang w:bidi="fa-IR"/>
+        </w:rPr>
+        <w:t>P(Y</w:t>
+      </w:r>
+      <w:r>
+        <w:rPr>
+          <w:rFonts w:ascii="Cambria Math" w:hAnsi="Cambria Math" w:cs="Cambria Math"/>
+          <w:sz w:val="22"/>
+          <w:szCs w:val="22"/>
+          <w:lang w:bidi="fa-IR"/>
+        </w:rPr>
+        <w:t>∣</w:t>
+      </w:r>
+      <w:r>
+        <w:rPr>
+          <w:rFonts w:asciiTheme="minorBidi" w:hAnsiTheme="minorBidi"/>
+          <w:sz w:val="22"/>
+          <w:szCs w:val="22"/>
+          <w:lang w:bidi="fa-IR"/>
+        </w:rPr>
+        <w:t>X)</w:t>
+      </w:r>
+      <w:r>
+        <w:rPr>
+          <w:rFonts w:asciiTheme="minorBidi" w:hAnsiTheme="minorBidi"/>
+          <w:sz w:val="22"/>
+          <w:szCs w:val="22"/>
+          <w:lang w:bidi="fa-IR"/>
+        </w:rPr>
+        <w:t xml:space="preserve"> =</w:t>
+      </w:r>
+      <w:r>
+        <w:rPr>
+          <w:rFonts w:asciiTheme="minorBidi" w:hAnsiTheme="minorBidi"/>
+          <w:sz w:val="22"/>
+          <w:szCs w:val="22"/>
+          <w:lang w:bidi="fa-IR"/>
+        </w:rPr>
+        <w:t>P(X</w:t>
+      </w:r>
+      <w:r>
+        <w:rPr>
+          <w:rFonts w:ascii="Cambria Math" w:hAnsi="Cambria Math" w:cs="Cambria Math"/>
+          <w:sz w:val="22"/>
+          <w:szCs w:val="22"/>
+          <w:lang w:bidi="fa-IR"/>
+        </w:rPr>
+        <w:t>∣</w:t>
+      </w:r>
+      <w:proofErr w:type="gramStart"/>
+      <w:r>
+        <w:rPr>
+          <w:rFonts w:asciiTheme="minorBidi" w:hAnsiTheme="minorBidi"/>
+          <w:sz w:val="22"/>
+          <w:szCs w:val="22"/>
+          <w:lang w:bidi="fa-IR"/>
+        </w:rPr>
+        <w:t>Y)</w:t>
+      </w:r>
+      <w:r>
+        <w:rPr>
+          <w:rFonts w:ascii="Cambria Math" w:hAnsi="Cambria Math" w:cs="Cambria Math"/>
+          <w:sz w:val="22"/>
+          <w:szCs w:val="22"/>
+          <w:lang w:bidi="fa-IR"/>
+        </w:rPr>
+        <w:t>⋅</w:t>
+      </w:r>
+      <w:proofErr w:type="gramEnd"/>
+      <w:r>
+        <w:rPr>
+          <w:rFonts w:asciiTheme="minorBidi" w:hAnsiTheme="minorBidi"/>
+          <w:sz w:val="22"/>
+          <w:szCs w:val="22"/>
+          <w:lang w:bidi="fa-IR"/>
+        </w:rPr>
+        <w:t>P(Y)</w:t>
+      </w:r>
+      <w:r>
+        <w:rPr>
+          <w:rFonts w:asciiTheme="minorBidi" w:hAnsiTheme="minorBidi"/>
+          <w:sz w:val="22"/>
+          <w:szCs w:val="22"/>
+          <w:lang w:bidi="fa-IR"/>
+        </w:rPr>
+        <w:t xml:space="preserve"> / </w:t>
+      </w:r>
+      <w:r>
+        <w:rPr>
+          <w:rFonts w:asciiTheme="minorBidi" w:hAnsiTheme="minorBidi"/>
+          <w:sz w:val="22"/>
+          <w:szCs w:val="22"/>
+          <w:lang w:bidi="fa-IR"/>
+        </w:rPr>
+        <w:t>P(X)</w:t>
+      </w:r>
+    </w:p>
+    <w:p>
+      <w:pPr>
+        <w:bidi/>
+        <w:rPr>
+          <w:rFonts w:asciiTheme="minorBidi" w:hAnsiTheme="minorBidi" w:cs="B Mitra"/>
+          <w:b/>
+          <w:bCs/>
+          <w:sz w:val="22"/>
+          <w:szCs w:val="22"/>
+          <w:lang w:bidi="fa-IR"/>
+        </w:rPr>
+      </w:pPr>
+      <w:r>
+        <w:rPr>
+          <w:rFonts w:asciiTheme="minorBidi" w:hAnsiTheme="minorBidi" w:cs="B Mitra"/>
+          <w:b/>
+          <w:bCs/>
+          <w:sz w:val="22"/>
+          <w:szCs w:val="22"/>
+          <w:rtl/>
+        </w:rPr>
+        <w:t xml:space="preserve">در این فرمول، </w:t>
+      </w:r>
+      <w:r>
+        <w:rPr>
+          <w:rFonts w:asciiTheme="minorBidi" w:hAnsiTheme="minorBidi" w:cs="B Mitra"/>
+          <w:b/>
+          <w:bCs/>
+          <w:sz w:val="22"/>
+          <w:szCs w:val="22"/>
+          <w:lang w:bidi="fa-IR"/>
+        </w:rPr>
+        <w:t xml:space="preserve"> </w:t>
+      </w:r>
+      <w:r>
+        <w:rPr>
+          <w:rFonts w:asciiTheme="minorBidi" w:hAnsiTheme="minorBidi" w:cs="B Mitra"/>
+          <w:b/>
+          <w:bCs/>
+          <w:sz w:val="22"/>
+          <w:szCs w:val="22"/>
+          <w:lang w:bidi="fa-IR"/>
+        </w:rPr>
+        <w:t xml:space="preserve">P(Y|X) </w:t>
+      </w:r>
+      <w:r>
+        <w:rPr>
+          <w:rFonts w:asciiTheme="minorBidi" w:hAnsiTheme="minorBidi" w:cs="B Mitra"/>
+          <w:b/>
+          <w:bCs/>
+          <w:sz w:val="22"/>
+          <w:szCs w:val="22"/>
+          <w:rtl/>
+        </w:rPr>
+        <w:t>احتمال تعلق نمونه با ویژگی‌های</w:t>
+      </w:r>
+      <w:r>
+        <w:rPr>
+          <w:rFonts w:asciiTheme="minorBidi" w:hAnsiTheme="minorBidi" w:cs="B Mitra" w:hint="cs"/>
+          <w:b/>
+          <w:bCs/>
+          <w:sz w:val="22"/>
+          <w:szCs w:val="22"/>
+          <w:rtl/>
+          <w:lang w:bidi="fa-IR"/>
+        </w:rPr>
+        <w:t xml:space="preserve"> </w:t>
+      </w:r>
+      <w:r>
+        <w:rPr>
+          <w:rFonts w:asciiTheme="minorBidi" w:hAnsiTheme="minorBidi" w:cs="B Mitra"/>
+          <w:b/>
+          <w:bCs/>
+          <w:sz w:val="22"/>
+          <w:szCs w:val="22"/>
+          <w:lang w:bidi="fa-IR"/>
+        </w:rPr>
+        <w:t xml:space="preserve"> </w:t>
+      </w:r>
+      <w:r>
+        <w:rPr>
+          <w:rFonts w:asciiTheme="minorBidi" w:hAnsiTheme="minorBidi" w:cs="B Mitra"/>
+          <w:b/>
+          <w:bCs/>
+          <w:sz w:val="22"/>
+          <w:szCs w:val="22"/>
+          <w:lang w:bidi="fa-IR"/>
+        </w:rPr>
+        <w:t>X</w:t>
+      </w:r>
+      <w:r>
+        <w:rPr>
+          <w:rFonts w:asciiTheme="minorBidi" w:hAnsiTheme="minorBidi" w:cs="B Mitra"/>
+          <w:b/>
+          <w:bCs/>
+          <w:sz w:val="22"/>
+          <w:szCs w:val="22"/>
+          <w:rtl/>
+        </w:rPr>
+        <w:t>به کلا</w:t>
+      </w:r>
+      <w:r>
+        <w:rPr>
+          <w:rFonts w:asciiTheme="minorBidi" w:hAnsiTheme="minorBidi" w:cs="B Mitra" w:hint="cs"/>
+          <w:b/>
+          <w:bCs/>
+          <w:sz w:val="22"/>
+          <w:szCs w:val="22"/>
+          <w:rtl/>
+          <w:lang w:bidi="fa-IR"/>
+        </w:rPr>
+        <w:t>س</w:t>
+      </w:r>
+      <w:r>
+        <w:rPr>
+          <w:rFonts w:asciiTheme="minorBidi" w:hAnsiTheme="minorBidi" w:cs="B Mitra"/>
+          <w:b/>
+          <w:bCs/>
+          <w:sz w:val="22"/>
+          <w:szCs w:val="22"/>
+          <w:lang w:bidi="fa-IR"/>
+        </w:rPr>
+        <w:t xml:space="preserve"> Y</w:t>
+      </w:r>
+      <w:r>
+        <w:rPr>
+          <w:rFonts w:asciiTheme="minorBidi" w:hAnsiTheme="minorBidi" w:cs="B Mitra"/>
+          <w:b/>
+          <w:bCs/>
+          <w:sz w:val="22"/>
+          <w:szCs w:val="22"/>
+          <w:lang w:bidi="fa-IR"/>
+        </w:rPr>
+        <w:t xml:space="preserve"> </w:t>
+      </w:r>
+      <w:r>
+        <w:rPr>
+          <w:rFonts w:asciiTheme="minorBidi" w:hAnsiTheme="minorBidi" w:cs="B Mitra"/>
+          <w:b/>
+          <w:bCs/>
+          <w:sz w:val="22"/>
+          <w:szCs w:val="22"/>
+          <w:rtl/>
+        </w:rPr>
+        <w:t xml:space="preserve">است. الگوریتم برای هر کلاس این مقدار را محاسبه کرده و کلاسی را انتخاب می‌کند که بیشترین احتمال را دارد. بِیز ساده در انواع مختلفی مانند </w:t>
+      </w:r>
+      <w:r>
+        <w:rPr>
+          <w:rFonts w:asciiTheme="minorBidi" w:hAnsiTheme="minorBidi" w:cs="B Mitra"/>
+          <w:b/>
+          <w:bCs/>
+          <w:sz w:val="22"/>
+          <w:szCs w:val="22"/>
+        </w:rPr>
+        <w:t xml:space="preserve"> </w:t>
+      </w:r>
+      <w:r>
+        <w:rPr>
+          <w:rFonts w:asciiTheme="minorBidi" w:hAnsiTheme="minorBidi" w:cs="B Mitra"/>
+          <w:b/>
+          <w:bCs/>
+          <w:sz w:val="22"/>
+          <w:szCs w:val="22"/>
+          <w:lang w:bidi="fa-IR"/>
+        </w:rPr>
+        <w:t xml:space="preserve">Gaussian Naive Bayes </w:t>
+      </w:r>
+      <w:r>
+        <w:rPr>
+          <w:rFonts w:asciiTheme="minorBidi" w:hAnsiTheme="minorBidi" w:cs="B Mitra"/>
+          <w:b/>
+          <w:bCs/>
+          <w:sz w:val="22"/>
+          <w:szCs w:val="22"/>
+          <w:rtl/>
+        </w:rPr>
+        <w:t xml:space="preserve">برای داده‌های پیوسته، </w:t>
+      </w:r>
+      <w:r>
+        <w:rPr>
+          <w:rFonts w:asciiTheme="minorBidi" w:hAnsiTheme="minorBidi" w:cs="B Mitra"/>
+          <w:b/>
+          <w:bCs/>
+          <w:sz w:val="22"/>
+          <w:szCs w:val="22"/>
+        </w:rPr>
+        <w:t xml:space="preserve"> </w:t>
+      </w:r>
+      <w:r>
+        <w:rPr>
+          <w:rFonts w:asciiTheme="minorBidi" w:hAnsiTheme="minorBidi" w:cs="B Mitra"/>
+          <w:b/>
+          <w:bCs/>
+          <w:sz w:val="22"/>
+          <w:szCs w:val="22"/>
+          <w:lang w:bidi="fa-IR"/>
+        </w:rPr>
+        <w:t xml:space="preserve">Multinomial Naive Baye </w:t>
+      </w:r>
+      <w:r>
+        <w:rPr>
+          <w:rFonts w:asciiTheme="minorBidi" w:hAnsiTheme="minorBidi" w:cs="B Mitra"/>
+          <w:b/>
+          <w:bCs/>
+          <w:sz w:val="22"/>
+          <w:szCs w:val="22"/>
+          <w:rtl/>
+        </w:rPr>
+        <w:t xml:space="preserve">برای داده‌های گسسته مثل شمارش کلمات، </w:t>
+      </w:r>
+      <w:r>
+        <w:rPr>
+          <w:rFonts w:asciiTheme="minorBidi" w:hAnsiTheme="minorBidi" w:cs="B Mitra"/>
+          <w:b/>
+          <w:bCs/>
+          <w:sz w:val="22"/>
+          <w:szCs w:val="22"/>
+          <w:lang w:bidi="fa-IR"/>
+        </w:rPr>
+        <w:t xml:space="preserve">Bernoulli Naive Bayes </w:t>
+      </w:r>
+      <w:r>
+        <w:rPr>
+          <w:rFonts w:asciiTheme="minorBidi" w:hAnsiTheme="minorBidi" w:cs="B Mitra"/>
+          <w:b/>
+          <w:bCs/>
+          <w:sz w:val="22"/>
+          <w:szCs w:val="22"/>
+          <w:rtl/>
+        </w:rPr>
+        <w:t>برای داده‌های دودویی استفاده می‌شود. این مدل به‌ویژه در مسائل پردازش زبان طبیعی، فیلتر کردن ایمیل‌های اسپم، و دسته‌بندی متون بسیار مؤثر و محبوب است</w:t>
+      </w:r>
+      <w:r>
+        <w:rPr>
+          <w:rFonts w:asciiTheme="minorBidi" w:hAnsiTheme="minorBidi" w:cs="B Mitra"/>
+          <w:b/>
+          <w:bCs/>
+          <w:sz w:val="22"/>
+          <w:szCs w:val="22"/>
+        </w:rPr>
+        <w:t>.</w:t>
+      </w:r>
+      <w:r>
+        <w:rPr>
+          <w:rFonts w:asciiTheme="minorBidi" w:hAnsiTheme="minorBidi" w:cs="B Mitra" w:hint="cs"/>
+          <w:b/>
+          <w:bCs/>
+          <w:sz w:val="22"/>
+          <w:szCs w:val="22"/>
+          <w:rtl/>
+          <w:lang w:bidi="fa-IR"/>
+        </w:rPr>
+        <w:t xml:space="preserve"> بنابراین من نیز از این مدل، برای دسته بندی نظرات کاربران در دو کلاس مثبت و منفی استفاده‌ کرده ام</w:t>
+      </w:r>
+      <w:r>
+        <w:rPr>
+          <w:rFonts w:asciiTheme="minorBidi" w:hAnsiTheme="minorBidi" w:cs="B Mitra" w:hint="cs"/>
+          <w:b/>
+          <w:bCs/>
+          <w:sz w:val="22"/>
+          <w:szCs w:val="22"/>
+          <w:rtl/>
+          <w:lang w:bidi="fa-IR"/>
+        </w:rPr>
+        <w:t>.</w:t>
+      </w:r>
+      <w:r>
+        <w:rPr>
+          <w:rFonts w:asciiTheme="minorBidi" w:hAnsiTheme="minorBidi" w:cs="B Mitra"/>
+          <w:b/>
+          <w:bCs/>
+          <w:sz w:val="22"/>
+          <w:szCs w:val="22"/>
+          <w:lang w:bidi="fa-IR"/>
+        </w:rPr>
+        <w:t>,</w:t>
+      </w:r>
+    </w:p>
+    <w:p>
+      <w:pPr>
+        <w:bidi/>
+        <w:rPr>
+          <w:rFonts w:asciiTheme="minorBidi" w:hAnsiTheme="minorBidi"/>
+          <w:sz w:val="22"/>
+          <w:szCs w:val="22"/>
+          <w:rtl/>
+          <w:lang w:bidi="fa-IR"/>
+        </w:rPr>
+      </w:pPr>
+    </w:p>
+    <w:p>
+      <w:pPr>
+        <w:bidi/>
+        <w:rPr>
+          <w:rFonts w:asciiTheme="minorBidi" w:hAnsiTheme="minorBidi" w:cs="B Mitra"/>
+          <w:b/>
+          <w:bCs/>
+          <w:rtl/>
+          <w:lang w:bidi="fa-IR"/>
+        </w:rPr>
+      </w:pPr>
+      <w:r>
+        <w:rPr>
+          <w:rFonts w:asciiTheme="minorBidi" w:hAnsiTheme="minorBidi" w:cs="B Mitra" w:hint="cs"/>
+          <w:b/>
+          <w:bCs/>
+          <w:rtl/>
+          <w:lang w:bidi="fa-IR"/>
+        </w:rPr>
+        <w:t>کد‌های مربوط آموزش مدل بیز ساده :</w:t>
+      </w:r>
+    </w:p>
+    <w:p>
+      <w:pPr>
+        <w:bidi/>
+        <w:rPr>
+          <w:rFonts w:asciiTheme="minorBidi" w:hAnsiTheme="minorBidi" w:cs="B Mitra" w:hint="cs"/>
+          <w:b/>
+          <w:bCs/>
+          <w:sz w:val="22"/>
+          <w:szCs w:val="22"/>
+          <w:rtl/>
+          <w:lang w:bidi="fa-IR"/>
+        </w:rPr>
+      </w:pPr>
+      <w:r>
+        <w:rPr>
+          <w:rFonts w:asciiTheme="minorBidi" w:hAnsiTheme="minorBidi" w:cs="B Mitra" w:hint="cs"/>
+          <w:b/>
+          <w:bCs/>
+          <w:sz w:val="22"/>
+          <w:szCs w:val="22"/>
+          <w:rtl/>
+          <w:lang w:bidi="fa-IR"/>
+        </w:rPr>
+        <w:t xml:space="preserve">مقداردهی اولیه </w:t>
+      </w:r>
+      <w:r>
+        <w:rPr>
+          <w:rFonts w:asciiTheme="minorBidi" w:hAnsiTheme="minorBidi" w:cs="B Mitra"/>
+          <w:b/>
+          <w:bCs/>
+          <w:sz w:val="22"/>
+          <w:szCs w:val="22"/>
+          <w:lang w:bidi="fa-IR"/>
+        </w:rPr>
+        <w:t>X</w:t>
+      </w:r>
+      <w:r>
+        <w:rPr>
+          <w:rFonts w:asciiTheme="minorBidi" w:hAnsiTheme="minorBidi" w:cs="B Mitra" w:hint="cs"/>
+          <w:b/>
+          <w:bCs/>
+          <w:sz w:val="22"/>
+          <w:szCs w:val="22"/>
+          <w:rtl/>
+          <w:lang w:bidi="fa-IR"/>
+        </w:rPr>
+        <w:t xml:space="preserve"> و </w:t>
+      </w:r>
+      <w:r>
+        <w:rPr>
+          <w:rFonts w:asciiTheme="minorBidi" w:hAnsiTheme="minorBidi" w:cs="B Mitra"/>
+          <w:b/>
+          <w:bCs/>
+          <w:sz w:val="22"/>
+          <w:szCs w:val="22"/>
+          <w:lang w:bidi="fa-IR"/>
+        </w:rPr>
+        <w:t xml:space="preserve">y </w:t>
+      </w:r>
+      <w:r>
+        <w:rPr>
+          <w:rFonts w:asciiTheme="minorBidi" w:hAnsiTheme="minorBidi" w:cs="B Mitra" w:hint="cs"/>
+          <w:b/>
+          <w:bCs/>
+          <w:sz w:val="22"/>
+          <w:szCs w:val="22"/>
+          <w:rtl/>
+          <w:lang w:bidi="fa-IR"/>
+        </w:rPr>
+        <w:t xml:space="preserve"> :</w:t>
+      </w:r>
+    </w:p>
+    <w:p>
+      <w:pPr>
+        <w:bidi/>
+        <w:rPr>
+          <w:rFonts w:ascii="Aptos Display" w:hAnsi="Aptos Display" w:cs="B Mitra"/>
+          <w:b/>
+          <w:bCs/>
+          <w:sz w:val="22"/>
+          <w:szCs w:val="22"/>
+          <w:rtl/>
+          <w:lang w:bidi="fa-IR"/>
+        </w:rPr>
+      </w:pPr>
+    </w:p>
+    <w:p>
+      <w:pPr>
+        <w:bidi/>
         <w:jc w:val="right"/>
         <w:rPr>
-          <w:rtl/>
-        </w:rPr>
-      </w:pPr>
-    </w:p>
-    <w:p>
-      <w:pPr>
-        <w:rPr>
-          <w:rtl/>
-        </w:rPr>
-      </w:pPr>
-    </w:p>
-    <w:p>
-      <w:pPr>
+          <w:rFonts w:ascii="Aptos Display" w:hAnsi="Aptos Display" w:cs="B Mitra"/>
+          <w:b/>
+          <w:bCs/>
+          <w:sz w:val="22"/>
+          <w:szCs w:val="22"/>
+          <w:lang w:bidi="fa-IR"/>
+        </w:rPr>
+      </w:pPr>
+      <w:r>
+        <w:rPr>
+          <w:rFonts w:ascii="Aptos Display" w:hAnsi="Aptos Display" w:cs="B Mitra"/>
+          <w:b/>
+          <w:bCs/>
+          <w:sz w:val="22"/>
+          <w:szCs w:val="22"/>
+          <w:lang w:bidi="fa-IR"/>
+        </w:rPr>
+        <w:t xml:space="preserve">X = </w:t>
+      </w:r>
+      <w:proofErr w:type="spellStart"/>
+      <w:r>
+        <w:rPr>
+          <w:rFonts w:ascii="Aptos Display" w:hAnsi="Aptos Display" w:cs="B Mitra"/>
+          <w:b/>
+          <w:bCs/>
+          <w:sz w:val="22"/>
+          <w:szCs w:val="22"/>
+          <w:lang w:bidi="fa-IR"/>
+        </w:rPr>
+        <w:t>df</w:t>
+      </w:r>
+      <w:proofErr w:type="spellEnd"/>
+      <w:r>
+        <w:rPr>
+          <w:rFonts w:ascii="Aptos Display" w:hAnsi="Aptos Display" w:cs="B Mitra"/>
+          <w:b/>
+          <w:bCs/>
+          <w:sz w:val="22"/>
+          <w:szCs w:val="22"/>
+          <w:lang w:bidi="fa-IR"/>
+        </w:rPr>
+        <w:t>['</w:t>
+      </w:r>
+      <w:proofErr w:type="spellStart"/>
+      <w:r>
+        <w:rPr>
+          <w:rFonts w:ascii="Aptos Display" w:hAnsi="Aptos Display" w:cs="B Mitra"/>
+          <w:b/>
+          <w:bCs/>
+          <w:sz w:val="22"/>
+          <w:szCs w:val="22"/>
+          <w:lang w:bidi="fa-IR"/>
+        </w:rPr>
+        <w:t>review_body</w:t>
+      </w:r>
+      <w:proofErr w:type="spellEnd"/>
+      <w:r>
+        <w:rPr>
+          <w:rFonts w:ascii="Aptos Display" w:hAnsi="Aptos Display" w:cs="B Mitra"/>
+          <w:b/>
+          <w:bCs/>
+          <w:sz w:val="22"/>
+          <w:szCs w:val="22"/>
+          <w:lang w:bidi="fa-IR"/>
+        </w:rPr>
+        <w:t>']</w:t>
+      </w:r>
+    </w:p>
+    <w:p>
+      <w:pPr>
+        <w:bidi/>
         <w:jc w:val="right"/>
         <w:rPr>
-          <w:rtl/>
-          <w:lang w:bidi="fa-IR"/>
-        </w:rPr>
-      </w:pPr>
+          <w:rFonts w:ascii="Aptos Display" w:hAnsi="Aptos Display" w:cs="B Mitra"/>
+          <w:b/>
+          <w:bCs/>
+          <w:sz w:val="22"/>
+          <w:szCs w:val="22"/>
+          <w:rtl/>
+          <w:lang w:bidi="fa-IR"/>
+        </w:rPr>
+      </w:pPr>
+      <w:r>
+        <w:rPr>
+          <w:rFonts w:ascii="Aptos Display" w:hAnsi="Aptos Display" w:cs="B Mitra"/>
+          <w:b/>
+          <w:bCs/>
+          <w:sz w:val="22"/>
+          <w:szCs w:val="22"/>
+          <w:lang w:bidi="fa-IR"/>
+        </w:rPr>
+        <w:t xml:space="preserve">y = </w:t>
+      </w:r>
+      <w:proofErr w:type="spellStart"/>
+      <w:r>
+        <w:rPr>
+          <w:rFonts w:ascii="Aptos Display" w:hAnsi="Aptos Display" w:cs="B Mitra"/>
+          <w:b/>
+          <w:bCs/>
+          <w:sz w:val="22"/>
+          <w:szCs w:val="22"/>
+          <w:lang w:bidi="fa-IR"/>
+        </w:rPr>
+        <w:t>df</w:t>
+      </w:r>
+      <w:proofErr w:type="spellEnd"/>
+      <w:r>
+        <w:rPr>
+          <w:rFonts w:ascii="Aptos Display" w:hAnsi="Aptos Display" w:cs="B Mitra"/>
+          <w:b/>
+          <w:bCs/>
+          <w:sz w:val="22"/>
+          <w:szCs w:val="22"/>
+          <w:lang w:bidi="fa-IR"/>
+        </w:rPr>
+        <w:t>['</w:t>
+      </w:r>
+      <w:proofErr w:type="spellStart"/>
+      <w:r>
+        <w:rPr>
+          <w:rFonts w:ascii="Aptos Display" w:hAnsi="Aptos Display" w:cs="B Mitra"/>
+          <w:b/>
+          <w:bCs/>
+          <w:sz w:val="22"/>
+          <w:szCs w:val="22"/>
+          <w:lang w:bidi="fa-IR"/>
+        </w:rPr>
+        <w:t>star_rating_label</w:t>
+      </w:r>
+      <w:proofErr w:type="spellEnd"/>
+      <w:r>
+        <w:rPr>
+          <w:rFonts w:ascii="Aptos Display" w:hAnsi="Aptos Display" w:cs="B Mitra"/>
+          <w:b/>
+          <w:bCs/>
+          <w:sz w:val="22"/>
+          <w:szCs w:val="22"/>
+          <w:lang w:bidi="fa-IR"/>
+        </w:rPr>
+        <w:t xml:space="preserve">']         </w:t>
+      </w:r>
+    </w:p>
+    <w:p>
+      <w:pPr>
+        <w:bidi/>
+        <w:jc w:val="right"/>
+        <w:rPr>
+          <w:rFonts w:ascii="Aptos Display" w:hAnsi="Aptos Display" w:cs="B Mitra"/>
+          <w:b/>
+          <w:bCs/>
+          <w:sz w:val="22"/>
+          <w:szCs w:val="22"/>
+          <w:rtl/>
+          <w:lang w:bidi="fa-IR"/>
+        </w:rPr>
+      </w:pPr>
+    </w:p>
+    <w:p>
+      <w:pPr>
+        <w:bidi/>
+        <w:rPr>
+          <w:rFonts w:ascii="Aptos Display" w:hAnsi="Aptos Display" w:cs="B Mitra" w:hint="cs"/>
+          <w:b/>
+          <w:bCs/>
+          <w:sz w:val="22"/>
+          <w:szCs w:val="22"/>
+          <w:rtl/>
+          <w:lang w:bidi="fa-IR"/>
+        </w:rPr>
+      </w:pPr>
+      <w:r>
+        <w:rPr>
+          <w:rFonts w:ascii="Aptos Display" w:hAnsi="Aptos Display" w:cs="B Mitra" w:hint="cs"/>
+          <w:b/>
+          <w:bCs/>
+          <w:sz w:val="22"/>
+          <w:szCs w:val="22"/>
+          <w:rtl/>
+          <w:lang w:bidi="fa-IR"/>
+        </w:rPr>
+        <w:t xml:space="preserve">بخش بندی‌ داده‌ها به بخش‌های </w:t>
+      </w:r>
+      <w:r>
+        <w:rPr>
+          <w:rFonts w:ascii="Aptos Display" w:hAnsi="Aptos Display" w:cs="B Mitra"/>
+          <w:b/>
+          <w:bCs/>
+          <w:sz w:val="22"/>
+          <w:szCs w:val="22"/>
+          <w:lang w:bidi="fa-IR"/>
+        </w:rPr>
+        <w:t>train</w:t>
+      </w:r>
+      <w:r>
+        <w:rPr>
+          <w:rFonts w:ascii="Aptos Display" w:hAnsi="Aptos Display" w:cs="B Mitra" w:hint="cs"/>
+          <w:b/>
+          <w:bCs/>
+          <w:sz w:val="22"/>
+          <w:szCs w:val="22"/>
+          <w:rtl/>
+          <w:lang w:bidi="fa-IR"/>
+        </w:rPr>
+        <w:t xml:space="preserve"> و </w:t>
+      </w:r>
+      <w:r>
+        <w:rPr>
+          <w:rFonts w:ascii="Aptos Display" w:hAnsi="Aptos Display" w:cs="B Mitra"/>
+          <w:b/>
+          <w:bCs/>
+          <w:sz w:val="22"/>
+          <w:szCs w:val="22"/>
+          <w:lang w:bidi="fa-IR"/>
+        </w:rPr>
+        <w:t xml:space="preserve">test </w:t>
+      </w:r>
+      <w:r>
+        <w:rPr>
+          <w:rFonts w:ascii="Aptos Display" w:hAnsi="Aptos Display" w:cs="B Mitra" w:hint="cs"/>
+          <w:b/>
+          <w:bCs/>
+          <w:sz w:val="22"/>
+          <w:szCs w:val="22"/>
+          <w:rtl/>
+          <w:lang w:bidi="fa-IR"/>
+        </w:rPr>
+        <w:t xml:space="preserve"> :</w:t>
+      </w:r>
+    </w:p>
+    <w:p>
+      <w:pPr>
+        <w:bidi/>
+        <w:rPr>
+          <w:rFonts w:ascii="Aptos Display" w:hAnsi="Aptos Display" w:cs="B Mitra"/>
+          <w:b/>
+          <w:bCs/>
+          <w:sz w:val="22"/>
+          <w:szCs w:val="22"/>
+          <w:lang w:bidi="fa-IR"/>
+        </w:rPr>
+      </w:pPr>
+    </w:p>
+    <w:p>
+      <w:pPr>
+        <w:bidi/>
+        <w:jc w:val="right"/>
+        <w:rPr>
+          <w:rFonts w:ascii="Aptos Display" w:hAnsi="Aptos Display" w:cs="B Mitra"/>
+          <w:b/>
+          <w:bCs/>
+          <w:sz w:val="22"/>
+          <w:szCs w:val="22"/>
+          <w:lang w:bidi="fa-IR"/>
+        </w:rPr>
+      </w:pPr>
+      <w:proofErr w:type="spellStart"/>
+      <w:r>
+        <w:rPr>
+          <w:rFonts w:ascii="Aptos Display" w:hAnsi="Aptos Display" w:cs="B Mitra"/>
+          <w:b/>
+          <w:bCs/>
+          <w:sz w:val="22"/>
+          <w:szCs w:val="22"/>
+          <w:lang w:bidi="fa-IR"/>
+        </w:rPr>
+        <w:t>X_train</w:t>
+      </w:r>
+      <w:proofErr w:type="spellEnd"/>
+      <w:r>
+        <w:rPr>
+          <w:rFonts w:ascii="Aptos Display" w:hAnsi="Aptos Display" w:cs="B Mitra"/>
+          <w:b/>
+          <w:bCs/>
+          <w:sz w:val="22"/>
+          <w:szCs w:val="22"/>
+          <w:lang w:bidi="fa-IR"/>
+        </w:rPr>
+        <w:t xml:space="preserve">, </w:t>
+      </w:r>
+      <w:proofErr w:type="spellStart"/>
+      <w:r>
+        <w:rPr>
+          <w:rFonts w:ascii="Aptos Display" w:hAnsi="Aptos Display" w:cs="B Mitra"/>
+          <w:b/>
+          <w:bCs/>
+          <w:sz w:val="22"/>
+          <w:szCs w:val="22"/>
+          <w:lang w:bidi="fa-IR"/>
+        </w:rPr>
+        <w:t>X_test</w:t>
+      </w:r>
+      <w:proofErr w:type="spellEnd"/>
+      <w:r>
+        <w:rPr>
+          <w:rFonts w:ascii="Aptos Display" w:hAnsi="Aptos Display" w:cs="B Mitra"/>
+          <w:b/>
+          <w:bCs/>
+          <w:sz w:val="22"/>
+          <w:szCs w:val="22"/>
+          <w:lang w:bidi="fa-IR"/>
+        </w:rPr>
+        <w:t xml:space="preserve">, </w:t>
+      </w:r>
+      <w:proofErr w:type="spellStart"/>
+      <w:r>
+        <w:rPr>
+          <w:rFonts w:ascii="Aptos Display" w:hAnsi="Aptos Display" w:cs="B Mitra"/>
+          <w:b/>
+          <w:bCs/>
+          <w:sz w:val="22"/>
+          <w:szCs w:val="22"/>
+          <w:lang w:bidi="fa-IR"/>
+        </w:rPr>
+        <w:t>y_train</w:t>
+      </w:r>
+      <w:proofErr w:type="spellEnd"/>
+      <w:r>
+        <w:rPr>
+          <w:rFonts w:ascii="Aptos Display" w:hAnsi="Aptos Display" w:cs="B Mitra"/>
+          <w:b/>
+          <w:bCs/>
+          <w:sz w:val="22"/>
+          <w:szCs w:val="22"/>
+          <w:lang w:bidi="fa-IR"/>
+        </w:rPr>
+        <w:t xml:space="preserve">, </w:t>
+      </w:r>
+      <w:proofErr w:type="spellStart"/>
+      <w:r>
+        <w:rPr>
+          <w:rFonts w:ascii="Aptos Display" w:hAnsi="Aptos Display" w:cs="B Mitra"/>
+          <w:b/>
+          <w:bCs/>
+          <w:sz w:val="22"/>
+          <w:szCs w:val="22"/>
+          <w:lang w:bidi="fa-IR"/>
+        </w:rPr>
+        <w:t>y_test</w:t>
+      </w:r>
+      <w:proofErr w:type="spellEnd"/>
+      <w:r>
+        <w:rPr>
+          <w:rFonts w:ascii="Aptos Display" w:hAnsi="Aptos Display" w:cs="B Mitra"/>
+          <w:b/>
+          <w:bCs/>
+          <w:sz w:val="22"/>
+          <w:szCs w:val="22"/>
+          <w:lang w:bidi="fa-IR"/>
+        </w:rPr>
+        <w:t xml:space="preserve"> = </w:t>
+      </w:r>
+      <w:proofErr w:type="spellStart"/>
+      <w:r>
+        <w:rPr>
+          <w:rFonts w:ascii="Aptos Display" w:hAnsi="Aptos Display" w:cs="B Mitra"/>
+          <w:b/>
+          <w:bCs/>
+          <w:sz w:val="22"/>
+          <w:szCs w:val="22"/>
+          <w:lang w:bidi="fa-IR"/>
+        </w:rPr>
+        <w:t>train_test_</w:t>
+      </w:r>
+      <w:proofErr w:type="gramStart"/>
+      <w:r>
+        <w:rPr>
+          <w:rFonts w:ascii="Aptos Display" w:hAnsi="Aptos Display" w:cs="B Mitra"/>
+          <w:b/>
+          <w:bCs/>
+          <w:sz w:val="22"/>
+          <w:szCs w:val="22"/>
+          <w:lang w:bidi="fa-IR"/>
+        </w:rPr>
+        <w:t>split</w:t>
+      </w:r>
+      <w:proofErr w:type="spellEnd"/>
+      <w:r>
+        <w:rPr>
+          <w:rFonts w:ascii="Aptos Display" w:hAnsi="Aptos Display" w:cs="B Mitra"/>
+          <w:b/>
+          <w:bCs/>
+          <w:sz w:val="22"/>
+          <w:szCs w:val="22"/>
+          <w:lang w:bidi="fa-IR"/>
+        </w:rPr>
+        <w:t>(</w:t>
+      </w:r>
+      <w:proofErr w:type="gramEnd"/>
+      <w:r>
+        <w:rPr>
+          <w:rFonts w:ascii="Aptos Display" w:hAnsi="Aptos Display" w:cs="B Mitra"/>
+          <w:b/>
+          <w:bCs/>
+          <w:sz w:val="22"/>
+          <w:szCs w:val="22"/>
+          <w:lang w:bidi="fa-IR"/>
+        </w:rPr>
+        <w:t xml:space="preserve">X, y, </w:t>
+      </w:r>
+      <w:proofErr w:type="spellStart"/>
+      <w:r>
+        <w:rPr>
+          <w:rFonts w:ascii="Aptos Display" w:hAnsi="Aptos Display" w:cs="B Mitra"/>
+          <w:b/>
+          <w:bCs/>
+          <w:sz w:val="22"/>
+          <w:szCs w:val="22"/>
+          <w:lang w:bidi="fa-IR"/>
+        </w:rPr>
+        <w:t>test_size</w:t>
+      </w:r>
+      <w:proofErr w:type="spellEnd"/>
+      <w:r>
+        <w:rPr>
+          <w:rFonts w:ascii="Aptos Display" w:hAnsi="Aptos Display" w:cs="B Mitra"/>
+          <w:b/>
+          <w:bCs/>
+          <w:sz w:val="22"/>
+          <w:szCs w:val="22"/>
+          <w:lang w:bidi="fa-IR"/>
+        </w:rPr>
+        <w:t xml:space="preserve">=0.2, </w:t>
+      </w:r>
+      <w:proofErr w:type="spellStart"/>
+      <w:r>
+        <w:rPr>
+          <w:rFonts w:ascii="Aptos Display" w:hAnsi="Aptos Display" w:cs="B Mitra"/>
+          <w:b/>
+          <w:bCs/>
+          <w:sz w:val="22"/>
+          <w:szCs w:val="22"/>
+          <w:lang w:bidi="fa-IR"/>
+        </w:rPr>
+        <w:t>random_state</w:t>
+      </w:r>
+      <w:proofErr w:type="spellEnd"/>
+      <w:r>
+        <w:rPr>
+          <w:rFonts w:ascii="Aptos Display" w:hAnsi="Aptos Display" w:cs="B Mitra"/>
+          <w:b/>
+          <w:bCs/>
+          <w:sz w:val="22"/>
+          <w:szCs w:val="22"/>
+          <w:lang w:bidi="fa-IR"/>
+        </w:rPr>
+        <w:t>=42)</w:t>
+      </w:r>
+    </w:p>
+    <w:p>
+      <w:pPr>
+        <w:bidi/>
+        <w:jc w:val="right"/>
+        <w:rPr>
+          <w:rFonts w:asciiTheme="minorBidi" w:hAnsiTheme="minorBidi" w:cs="B Mitra" w:hint="cs"/>
+          <w:b/>
+          <w:bCs/>
+          <w:rtl/>
+          <w:lang w:bidi="fa-IR"/>
+        </w:rPr>
+      </w:pPr>
+    </w:p>
+    <w:p>
+      <w:pPr>
+        <w:bidi/>
+        <w:rPr>
+          <w:b/>
+          <w:bCs/>
+          <w:rtl/>
+          <w:lang w:bidi="fa-IR"/>
+        </w:rPr>
+      </w:pPr>
+      <w:r>
+        <w:rPr>
+          <w:rFonts w:hint="cs"/>
+          <w:b/>
+          <w:bCs/>
+          <w:rtl/>
+        </w:rPr>
+        <w:lastRenderedPageBreak/>
+        <w:t xml:space="preserve">ساخت ابجکت از کلاس </w:t>
+      </w:r>
+      <w:proofErr w:type="spellStart"/>
+      <w:r>
+        <w:rPr>
+          <w:b/>
+          <w:bCs/>
+        </w:rPr>
+        <w:t>TfidfVectorier</w:t>
+      </w:r>
+      <w:proofErr w:type="spellEnd"/>
+      <w:r>
+        <w:rPr>
+          <w:b/>
+          <w:bCs/>
+        </w:rPr>
+        <w:t>()</w:t>
+      </w:r>
+      <w:r>
+        <w:rPr>
+          <w:rFonts w:hint="cs"/>
+          <w:b/>
+          <w:bCs/>
+          <w:rtl/>
+          <w:lang w:bidi="fa-IR"/>
+        </w:rPr>
+        <w:t xml:space="preserve"> وارسال داده‌های </w:t>
+      </w:r>
+      <w:r>
+        <w:rPr>
+          <w:b/>
+          <w:bCs/>
+          <w:lang w:bidi="fa-IR"/>
+        </w:rPr>
+        <w:t>train</w:t>
+      </w:r>
+      <w:r>
+        <w:rPr>
+          <w:rFonts w:hint="cs"/>
+          <w:b/>
+          <w:bCs/>
+          <w:rtl/>
+          <w:lang w:bidi="fa-IR"/>
+        </w:rPr>
+        <w:t xml:space="preserve"> به تابع  </w:t>
+      </w:r>
+      <w:proofErr w:type="spellStart"/>
+      <w:r>
+        <w:rPr>
+          <w:b/>
+          <w:bCs/>
+          <w:lang w:bidi="fa-IR"/>
+        </w:rPr>
+        <w:t>fit_transform</w:t>
+      </w:r>
+      <w:proofErr w:type="spellEnd"/>
+      <w:r>
+        <w:rPr>
+          <w:b/>
+          <w:bCs/>
+          <w:lang w:bidi="fa-IR"/>
+        </w:rPr>
+        <w:t>()</w:t>
+      </w:r>
+      <w:r>
+        <w:rPr>
+          <w:rFonts w:hint="cs"/>
+          <w:b/>
+          <w:bCs/>
+          <w:rtl/>
+          <w:lang w:bidi="fa-IR"/>
+        </w:rPr>
+        <w:t xml:space="preserve"> آن :</w:t>
+      </w:r>
+    </w:p>
+    <w:p>
+      <w:pPr>
+        <w:bidi/>
+        <w:rPr>
+          <w:b/>
+          <w:bCs/>
+          <w:rtl/>
+          <w:lang w:bidi="fa-IR"/>
+        </w:rPr>
+      </w:pPr>
+    </w:p>
+    <w:p>
+      <w:pPr>
+        <w:bidi/>
+        <w:jc w:val="right"/>
+        <w:rPr>
+          <w:rFonts w:asciiTheme="minorBidi" w:hAnsiTheme="minorBidi"/>
+          <w:b/>
+          <w:bCs/>
+          <w:sz w:val="22"/>
+          <w:szCs w:val="22"/>
+          <w:lang w:bidi="fa-IR"/>
+        </w:rPr>
+      </w:pPr>
+      <w:r>
+        <w:rPr>
+          <w:rFonts w:asciiTheme="minorBidi" w:hAnsiTheme="minorBidi"/>
+          <w:b/>
+          <w:bCs/>
+          <w:sz w:val="22"/>
+          <w:szCs w:val="22"/>
+          <w:lang w:bidi="fa-IR"/>
+        </w:rPr>
+        <w:t xml:space="preserve">vectorizer = </w:t>
+      </w:r>
+      <w:proofErr w:type="spellStart"/>
+      <w:r>
+        <w:rPr>
+          <w:rFonts w:asciiTheme="minorBidi" w:hAnsiTheme="minorBidi"/>
+          <w:b/>
+          <w:bCs/>
+          <w:sz w:val="22"/>
+          <w:szCs w:val="22"/>
+          <w:lang w:bidi="fa-IR"/>
+        </w:rPr>
+        <w:t>TfidfVectorizer</w:t>
+      </w:r>
+      <w:proofErr w:type="spellEnd"/>
+      <w:r>
+        <w:rPr>
+          <w:rFonts w:asciiTheme="minorBidi" w:hAnsiTheme="minorBidi"/>
+          <w:b/>
+          <w:bCs/>
+          <w:sz w:val="22"/>
+          <w:szCs w:val="22"/>
+          <w:lang w:bidi="fa-IR"/>
+        </w:rPr>
+        <w:t>(</w:t>
+      </w:r>
+      <w:proofErr w:type="spellStart"/>
+      <w:r>
+        <w:rPr>
+          <w:rFonts w:asciiTheme="minorBidi" w:hAnsiTheme="minorBidi"/>
+          <w:b/>
+          <w:bCs/>
+          <w:sz w:val="22"/>
+          <w:szCs w:val="22"/>
+          <w:lang w:bidi="fa-IR"/>
+        </w:rPr>
+        <w:t>max_features</w:t>
+      </w:r>
+      <w:proofErr w:type="spellEnd"/>
+      <w:r>
+        <w:rPr>
+          <w:rFonts w:asciiTheme="minorBidi" w:hAnsiTheme="minorBidi"/>
+          <w:b/>
+          <w:bCs/>
+          <w:sz w:val="22"/>
+          <w:szCs w:val="22"/>
+          <w:lang w:bidi="fa-IR"/>
+        </w:rPr>
+        <w:t>=5000)</w:t>
+      </w:r>
+    </w:p>
+    <w:p>
+      <w:pPr>
+        <w:bidi/>
+        <w:jc w:val="right"/>
+        <w:rPr>
+          <w:rFonts w:asciiTheme="minorBidi" w:hAnsiTheme="minorBidi"/>
+          <w:b/>
+          <w:bCs/>
+          <w:sz w:val="22"/>
+          <w:szCs w:val="22"/>
+          <w:lang w:bidi="fa-IR"/>
+        </w:rPr>
+      </w:pPr>
+      <w:proofErr w:type="spellStart"/>
+      <w:r>
+        <w:rPr>
+          <w:rFonts w:asciiTheme="minorBidi" w:hAnsiTheme="minorBidi"/>
+          <w:b/>
+          <w:bCs/>
+          <w:sz w:val="22"/>
+          <w:szCs w:val="22"/>
+          <w:lang w:bidi="fa-IR"/>
+        </w:rPr>
+        <w:t>X_train_vec</w:t>
+      </w:r>
+      <w:proofErr w:type="spellEnd"/>
+      <w:r>
+        <w:rPr>
+          <w:rFonts w:asciiTheme="minorBidi" w:hAnsiTheme="minorBidi"/>
+          <w:b/>
+          <w:bCs/>
+          <w:sz w:val="22"/>
+          <w:szCs w:val="22"/>
+          <w:lang w:bidi="fa-IR"/>
+        </w:rPr>
+        <w:t xml:space="preserve"> = </w:t>
+      </w:r>
+      <w:proofErr w:type="spellStart"/>
+      <w:r>
+        <w:rPr>
+          <w:rFonts w:asciiTheme="minorBidi" w:hAnsiTheme="minorBidi"/>
+          <w:b/>
+          <w:bCs/>
+          <w:sz w:val="22"/>
+          <w:szCs w:val="22"/>
+          <w:lang w:bidi="fa-IR"/>
+        </w:rPr>
+        <w:t>vectorizer.fit_transform</w:t>
+      </w:r>
+      <w:proofErr w:type="spellEnd"/>
+      <w:r>
+        <w:rPr>
+          <w:rFonts w:asciiTheme="minorBidi" w:hAnsiTheme="minorBidi"/>
+          <w:b/>
+          <w:bCs/>
+          <w:sz w:val="22"/>
+          <w:szCs w:val="22"/>
+          <w:lang w:bidi="fa-IR"/>
+        </w:rPr>
+        <w:t>(</w:t>
+      </w:r>
+      <w:proofErr w:type="spellStart"/>
+      <w:r>
+        <w:rPr>
+          <w:rFonts w:asciiTheme="minorBidi" w:hAnsiTheme="minorBidi"/>
+          <w:b/>
+          <w:bCs/>
+          <w:sz w:val="22"/>
+          <w:szCs w:val="22"/>
+          <w:lang w:bidi="fa-IR"/>
+        </w:rPr>
+        <w:t>X_train</w:t>
+      </w:r>
+      <w:proofErr w:type="spellEnd"/>
+      <w:r>
+        <w:rPr>
+          <w:rFonts w:asciiTheme="minorBidi" w:hAnsiTheme="minorBidi"/>
+          <w:b/>
+          <w:bCs/>
+          <w:sz w:val="22"/>
+          <w:szCs w:val="22"/>
+          <w:lang w:bidi="fa-IR"/>
+        </w:rPr>
+        <w:t>)</w:t>
+      </w:r>
+    </w:p>
+    <w:p>
+      <w:pPr>
+        <w:bidi/>
+        <w:jc w:val="right"/>
+        <w:rPr>
+          <w:rFonts w:asciiTheme="minorBidi" w:hAnsiTheme="minorBidi"/>
+          <w:b/>
+          <w:bCs/>
+          <w:sz w:val="22"/>
+          <w:szCs w:val="22"/>
+          <w:lang w:bidi="fa-IR"/>
+        </w:rPr>
+      </w:pPr>
+      <w:proofErr w:type="spellStart"/>
+      <w:r>
+        <w:rPr>
+          <w:rFonts w:asciiTheme="minorBidi" w:hAnsiTheme="minorBidi"/>
+          <w:b/>
+          <w:bCs/>
+          <w:sz w:val="22"/>
+          <w:szCs w:val="22"/>
+          <w:lang w:bidi="fa-IR"/>
+        </w:rPr>
+        <w:t>X_test_vec</w:t>
+      </w:r>
+      <w:proofErr w:type="spellEnd"/>
+      <w:r>
+        <w:rPr>
+          <w:rFonts w:asciiTheme="minorBidi" w:hAnsiTheme="minorBidi"/>
+          <w:b/>
+          <w:bCs/>
+          <w:sz w:val="22"/>
+          <w:szCs w:val="22"/>
+          <w:lang w:bidi="fa-IR"/>
+        </w:rPr>
+        <w:t xml:space="preserve"> = </w:t>
+      </w:r>
+      <w:proofErr w:type="spellStart"/>
+      <w:proofErr w:type="gramStart"/>
+      <w:r>
+        <w:rPr>
+          <w:rFonts w:asciiTheme="minorBidi" w:hAnsiTheme="minorBidi"/>
+          <w:b/>
+          <w:bCs/>
+          <w:sz w:val="22"/>
+          <w:szCs w:val="22"/>
+          <w:lang w:bidi="fa-IR"/>
+        </w:rPr>
+        <w:t>vectorizer.transform</w:t>
+      </w:r>
+      <w:proofErr w:type="spellEnd"/>
+      <w:proofErr w:type="gramEnd"/>
+      <w:r>
+        <w:rPr>
+          <w:rFonts w:asciiTheme="minorBidi" w:hAnsiTheme="minorBidi"/>
+          <w:b/>
+          <w:bCs/>
+          <w:sz w:val="22"/>
+          <w:szCs w:val="22"/>
+          <w:lang w:bidi="fa-IR"/>
+        </w:rPr>
+        <w:t>(</w:t>
+      </w:r>
+      <w:proofErr w:type="spellStart"/>
+      <w:r>
+        <w:rPr>
+          <w:rFonts w:asciiTheme="minorBidi" w:hAnsiTheme="minorBidi"/>
+          <w:b/>
+          <w:bCs/>
+          <w:sz w:val="22"/>
+          <w:szCs w:val="22"/>
+          <w:lang w:bidi="fa-IR"/>
+        </w:rPr>
+        <w:t>X_test</w:t>
+      </w:r>
+      <w:proofErr w:type="spellEnd"/>
+      <w:r>
+        <w:rPr>
+          <w:rFonts w:asciiTheme="minorBidi" w:hAnsiTheme="minorBidi"/>
+          <w:b/>
+          <w:bCs/>
+          <w:sz w:val="22"/>
+          <w:szCs w:val="22"/>
+          <w:lang w:bidi="fa-IR"/>
+        </w:rPr>
+        <w:t>)</w:t>
+      </w:r>
+    </w:p>
+    <w:p>
+      <w:pPr>
+        <w:bidi/>
+        <w:jc w:val="right"/>
+        <w:rPr>
+          <w:rFonts w:ascii="Aptos Display" w:hAnsi="Aptos Display"/>
+          <w:b/>
+          <w:bCs/>
+          <w:sz w:val="22"/>
+          <w:szCs w:val="22"/>
+          <w:rtl/>
+          <w:lang w:bidi="fa-IR"/>
+        </w:rPr>
+      </w:pPr>
+    </w:p>
+    <w:p>
+      <w:pPr>
+        <w:jc w:val="right"/>
+        <w:rPr>
+          <w:rFonts w:cs="B Mitra"/>
+          <w:b/>
+          <w:bCs/>
+          <w:sz w:val="22"/>
+          <w:szCs w:val="22"/>
+          <w:rtl/>
+        </w:rPr>
+      </w:pPr>
+      <w:r>
+        <w:rPr>
+          <w:rFonts w:cs="B Mitra" w:hint="cs"/>
+          <w:b/>
+          <w:bCs/>
+          <w:sz w:val="22"/>
+          <w:szCs w:val="22"/>
+          <w:rtl/>
+        </w:rPr>
+        <w:t>ساخت و آموزش مدل :</w:t>
+      </w:r>
+    </w:p>
+    <w:p>
+      <w:pPr>
+        <w:jc w:val="right"/>
+        <w:rPr>
+          <w:rFonts w:cs="B Mitra"/>
+          <w:b/>
+          <w:bCs/>
+          <w:sz w:val="22"/>
+          <w:szCs w:val="22"/>
+          <w:rtl/>
+        </w:rPr>
+      </w:pPr>
+    </w:p>
+    <w:p>
+      <w:pPr>
+        <w:rPr>
+          <w:rFonts w:cs="B Mitra"/>
+          <w:b/>
+          <w:bCs/>
+          <w:sz w:val="22"/>
+          <w:szCs w:val="22"/>
+        </w:rPr>
+      </w:pPr>
+      <w:r>
+        <w:rPr>
+          <w:rFonts w:cs="B Mitra"/>
+          <w:b/>
+          <w:bCs/>
+          <w:sz w:val="22"/>
+          <w:szCs w:val="22"/>
+        </w:rPr>
+        <w:t xml:space="preserve">from </w:t>
+      </w:r>
+      <w:proofErr w:type="spellStart"/>
+      <w:proofErr w:type="gramStart"/>
+      <w:r>
+        <w:rPr>
+          <w:rFonts w:cs="B Mitra"/>
+          <w:b/>
+          <w:bCs/>
+          <w:sz w:val="22"/>
+          <w:szCs w:val="22"/>
+        </w:rPr>
+        <w:t>sklearn.naive</w:t>
+      </w:r>
+      <w:proofErr w:type="gramEnd"/>
+      <w:r>
+        <w:rPr>
+          <w:rFonts w:cs="B Mitra"/>
+          <w:b/>
+          <w:bCs/>
+          <w:sz w:val="22"/>
+          <w:szCs w:val="22"/>
+        </w:rPr>
+        <w:t>_bayes</w:t>
+      </w:r>
+      <w:proofErr w:type="spellEnd"/>
+      <w:r>
+        <w:rPr>
+          <w:rFonts w:cs="B Mitra"/>
+          <w:b/>
+          <w:bCs/>
+          <w:sz w:val="22"/>
+          <w:szCs w:val="22"/>
+        </w:rPr>
+        <w:t xml:space="preserve"> import </w:t>
+      </w:r>
+      <w:proofErr w:type="spellStart"/>
+      <w:r>
+        <w:rPr>
+          <w:rFonts w:cs="B Mitra"/>
+          <w:b/>
+          <w:bCs/>
+          <w:sz w:val="22"/>
+          <w:szCs w:val="22"/>
+        </w:rPr>
+        <w:t>MultinomialNB</w:t>
+      </w:r>
+      <w:proofErr w:type="spellEnd"/>
+    </w:p>
+    <w:p>
+      <w:pPr>
+        <w:rPr>
+          <w:rFonts w:cs="B Mitra"/>
+          <w:b/>
+          <w:bCs/>
+          <w:sz w:val="22"/>
+          <w:szCs w:val="22"/>
+        </w:rPr>
+      </w:pPr>
+      <w:proofErr w:type="spellStart"/>
+      <w:r>
+        <w:rPr>
+          <w:rFonts w:cs="B Mitra"/>
+          <w:b/>
+          <w:bCs/>
+          <w:sz w:val="22"/>
+          <w:szCs w:val="22"/>
+        </w:rPr>
+        <w:t>nb_model</w:t>
+      </w:r>
+      <w:proofErr w:type="spellEnd"/>
+      <w:r>
+        <w:rPr>
+          <w:rFonts w:cs="B Mitra"/>
+          <w:b/>
+          <w:bCs/>
+          <w:sz w:val="22"/>
+          <w:szCs w:val="22"/>
+        </w:rPr>
+        <w:t xml:space="preserve"> = </w:t>
+      </w:r>
+      <w:proofErr w:type="spellStart"/>
+      <w:proofErr w:type="gramStart"/>
+      <w:r>
+        <w:rPr>
+          <w:rFonts w:cs="B Mitra"/>
+          <w:b/>
+          <w:bCs/>
+          <w:sz w:val="22"/>
+          <w:szCs w:val="22"/>
+        </w:rPr>
+        <w:t>MultinomialNB</w:t>
+      </w:r>
+      <w:proofErr w:type="spellEnd"/>
+      <w:r>
+        <w:rPr>
+          <w:rFonts w:cs="B Mitra"/>
+          <w:b/>
+          <w:bCs/>
+          <w:sz w:val="22"/>
+          <w:szCs w:val="22"/>
+        </w:rPr>
+        <w:t>(</w:t>
+      </w:r>
+      <w:proofErr w:type="gramEnd"/>
+      <w:r>
+        <w:rPr>
+          <w:rFonts w:cs="B Mitra"/>
+          <w:b/>
+          <w:bCs/>
+          <w:sz w:val="22"/>
+          <w:szCs w:val="22"/>
+        </w:rPr>
+        <w:t>)</w:t>
+      </w:r>
+    </w:p>
+    <w:p>
+      <w:pPr>
+        <w:rPr>
+          <w:rFonts w:cs="B Mitra"/>
+          <w:b/>
+          <w:bCs/>
+          <w:sz w:val="22"/>
+          <w:szCs w:val="22"/>
+        </w:rPr>
+      </w:pPr>
+      <w:proofErr w:type="spellStart"/>
+      <w:proofErr w:type="gramStart"/>
+      <w:r>
+        <w:rPr>
+          <w:rFonts w:cs="B Mitra"/>
+          <w:b/>
+          <w:bCs/>
+          <w:sz w:val="22"/>
+          <w:szCs w:val="22"/>
+        </w:rPr>
+        <w:t>nb_model.fit</w:t>
+      </w:r>
+      <w:proofErr w:type="spellEnd"/>
+      <w:r>
+        <w:rPr>
+          <w:rFonts w:cs="B Mitra"/>
+          <w:b/>
+          <w:bCs/>
+          <w:sz w:val="22"/>
+          <w:szCs w:val="22"/>
+        </w:rPr>
+        <w:t>(</w:t>
+      </w:r>
+      <w:proofErr w:type="spellStart"/>
+      <w:proofErr w:type="gramEnd"/>
+      <w:r>
+        <w:rPr>
+          <w:rFonts w:cs="B Mitra"/>
+          <w:b/>
+          <w:bCs/>
+          <w:sz w:val="22"/>
+          <w:szCs w:val="22"/>
+        </w:rPr>
+        <w:t>X_train_vec</w:t>
+      </w:r>
+      <w:proofErr w:type="spellEnd"/>
+      <w:r>
+        <w:rPr>
+          <w:rFonts w:cs="B Mitra"/>
+          <w:b/>
+          <w:bCs/>
+          <w:sz w:val="22"/>
+          <w:szCs w:val="22"/>
+        </w:rPr>
+        <w:t xml:space="preserve">, </w:t>
+      </w:r>
+      <w:proofErr w:type="spellStart"/>
+      <w:r>
+        <w:rPr>
+          <w:rFonts w:cs="B Mitra"/>
+          <w:b/>
+          <w:bCs/>
+          <w:sz w:val="22"/>
+          <w:szCs w:val="22"/>
+        </w:rPr>
+        <w:t>y_train</w:t>
+      </w:r>
+      <w:proofErr w:type="spellEnd"/>
+      <w:r>
+        <w:rPr>
+          <w:rFonts w:cs="B Mitra"/>
+          <w:b/>
+          <w:bCs/>
+          <w:sz w:val="22"/>
+          <w:szCs w:val="22"/>
+        </w:rPr>
+        <w:t>)</w:t>
+      </w:r>
+    </w:p>
+    <w:p>
+      <w:pPr>
+        <w:rPr>
+          <w:rFonts w:cs="B Mitra"/>
+          <w:b/>
+          <w:bCs/>
+          <w:sz w:val="22"/>
+          <w:szCs w:val="22"/>
+          <w:rtl/>
+        </w:rPr>
+      </w:pPr>
+    </w:p>
+    <w:p>
+      <w:pPr>
+        <w:bidi/>
+        <w:rPr>
+          <w:rFonts w:cs="B Mitra"/>
+          <w:b/>
+          <w:bCs/>
+          <w:sz w:val="22"/>
+          <w:szCs w:val="22"/>
+          <w:rtl/>
+          <w:lang w:bidi="fa-IR"/>
+        </w:rPr>
+      </w:pPr>
+      <w:r>
+        <w:rPr>
+          <w:rFonts w:cs="B Mitra" w:hint="cs"/>
+          <w:b/>
+          <w:bCs/>
+          <w:sz w:val="22"/>
+          <w:szCs w:val="22"/>
+          <w:rtl/>
+        </w:rPr>
+        <w:t xml:space="preserve">دسته بندی کردن‌ داده‌های بخش </w:t>
+      </w:r>
+      <w:r>
+        <w:rPr>
+          <w:rFonts w:cs="B Mitra"/>
+          <w:b/>
+          <w:bCs/>
+          <w:sz w:val="22"/>
+          <w:szCs w:val="22"/>
+        </w:rPr>
+        <w:t>test</w:t>
+      </w:r>
+      <w:r>
+        <w:rPr>
+          <w:rFonts w:cs="B Mitra" w:hint="cs"/>
+          <w:b/>
+          <w:bCs/>
+          <w:sz w:val="22"/>
+          <w:szCs w:val="22"/>
+          <w:rtl/>
+          <w:lang w:bidi="fa-IR"/>
+        </w:rPr>
+        <w:t xml:space="preserve"> با استفاده از تابع </w:t>
+      </w:r>
+      <w:r>
+        <w:rPr>
+          <w:rFonts w:cs="B Mitra"/>
+          <w:b/>
+          <w:bCs/>
+          <w:sz w:val="22"/>
+          <w:szCs w:val="22"/>
+          <w:lang w:bidi="fa-IR"/>
+        </w:rPr>
+        <w:t>predict()</w:t>
+      </w:r>
+      <w:r>
+        <w:rPr>
+          <w:rFonts w:cs="B Mitra" w:hint="cs"/>
+          <w:b/>
+          <w:bCs/>
+          <w:sz w:val="22"/>
+          <w:szCs w:val="22"/>
+          <w:rtl/>
+          <w:lang w:bidi="fa-IR"/>
+        </w:rPr>
+        <w:t xml:space="preserve">  مدل </w:t>
+      </w:r>
+      <w:proofErr w:type="spellStart"/>
+      <w:r>
+        <w:rPr>
+          <w:rFonts w:cs="B Mitra"/>
+          <w:b/>
+          <w:bCs/>
+          <w:sz w:val="22"/>
+          <w:szCs w:val="22"/>
+          <w:lang w:bidi="fa-IR"/>
+        </w:rPr>
+        <w:t>nb_model</w:t>
+      </w:r>
+      <w:proofErr w:type="spellEnd"/>
+      <w:r>
+        <w:rPr>
+          <w:rFonts w:cs="B Mitra"/>
+          <w:b/>
+          <w:bCs/>
+          <w:sz w:val="22"/>
+          <w:szCs w:val="22"/>
+          <w:lang w:bidi="fa-IR"/>
+        </w:rPr>
+        <w:t xml:space="preserve"> </w:t>
+      </w:r>
+      <w:r>
+        <w:rPr>
+          <w:rFonts w:cs="B Mitra" w:hint="cs"/>
+          <w:b/>
+          <w:bCs/>
+          <w:sz w:val="22"/>
+          <w:szCs w:val="22"/>
+          <w:rtl/>
+          <w:lang w:bidi="fa-IR"/>
+        </w:rPr>
+        <w:t xml:space="preserve"> :</w:t>
+      </w:r>
+    </w:p>
+    <w:p>
+      <w:pPr>
+        <w:bidi/>
+        <w:jc w:val="right"/>
+        <w:rPr>
+          <w:rFonts w:cs="B Mitra"/>
+          <w:b/>
+          <w:bCs/>
+          <w:sz w:val="22"/>
+          <w:szCs w:val="22"/>
+          <w:lang w:bidi="fa-IR"/>
+        </w:rPr>
+      </w:pPr>
+      <w:proofErr w:type="spellStart"/>
+      <w:r>
+        <w:rPr>
+          <w:rFonts w:cs="B Mitra"/>
+          <w:b/>
+          <w:bCs/>
+          <w:sz w:val="22"/>
+          <w:szCs w:val="22"/>
+          <w:lang w:bidi="fa-IR"/>
+        </w:rPr>
+        <w:t>y_pred</w:t>
+      </w:r>
+      <w:proofErr w:type="spellEnd"/>
+      <w:r>
+        <w:rPr>
+          <w:rFonts w:cs="B Mitra"/>
+          <w:b/>
+          <w:bCs/>
+          <w:sz w:val="22"/>
+          <w:szCs w:val="22"/>
+          <w:lang w:bidi="fa-IR"/>
+        </w:rPr>
+        <w:t xml:space="preserve"> = </w:t>
+      </w:r>
+      <w:proofErr w:type="spellStart"/>
+      <w:r>
+        <w:rPr>
+          <w:rFonts w:cs="B Mitra"/>
+          <w:b/>
+          <w:bCs/>
+          <w:sz w:val="22"/>
+          <w:szCs w:val="22"/>
+          <w:lang w:bidi="fa-IR"/>
+        </w:rPr>
+        <w:t>nb_</w:t>
+      </w:r>
+      <w:proofErr w:type="gramStart"/>
+      <w:r>
+        <w:rPr>
+          <w:rFonts w:cs="B Mitra"/>
+          <w:b/>
+          <w:bCs/>
+          <w:sz w:val="22"/>
+          <w:szCs w:val="22"/>
+          <w:lang w:bidi="fa-IR"/>
+        </w:rPr>
+        <w:t>model.predict</w:t>
+      </w:r>
+      <w:proofErr w:type="spellEnd"/>
+      <w:proofErr w:type="gramEnd"/>
+      <w:r>
+        <w:rPr>
+          <w:rFonts w:cs="B Mitra"/>
+          <w:b/>
+          <w:bCs/>
+          <w:sz w:val="22"/>
+          <w:szCs w:val="22"/>
+          <w:lang w:bidi="fa-IR"/>
+        </w:rPr>
+        <w:t>(</w:t>
+      </w:r>
+      <w:proofErr w:type="spellStart"/>
+      <w:r>
+        <w:rPr>
+          <w:rFonts w:cs="B Mitra"/>
+          <w:b/>
+          <w:bCs/>
+          <w:sz w:val="22"/>
+          <w:szCs w:val="22"/>
+          <w:lang w:bidi="fa-IR"/>
+        </w:rPr>
+        <w:t>X_test_vec</w:t>
+      </w:r>
+      <w:proofErr w:type="spellEnd"/>
+      <w:r>
+        <w:rPr>
+          <w:rFonts w:cs="B Mitra"/>
+          <w:b/>
+          <w:bCs/>
+          <w:sz w:val="22"/>
+          <w:szCs w:val="22"/>
+          <w:lang w:bidi="fa-IR"/>
+        </w:rPr>
+        <w:t>)</w:t>
+      </w:r>
+    </w:p>
+    <w:p>
+      <w:pPr>
+        <w:bidi/>
+        <w:jc w:val="right"/>
+        <w:rPr>
+          <w:rFonts w:cs="B Mitra"/>
+          <w:b/>
+          <w:bCs/>
+          <w:sz w:val="22"/>
+          <w:szCs w:val="22"/>
+          <w:rtl/>
+          <w:lang w:bidi="fa-IR"/>
+        </w:rPr>
+      </w:pPr>
+    </w:p>
+    <w:p>
+      <w:pPr>
+        <w:bidi/>
+        <w:rPr>
+          <w:rFonts w:cs="B Mitra"/>
+          <w:b/>
+          <w:bCs/>
+          <w:sz w:val="22"/>
+          <w:szCs w:val="22"/>
+          <w:rtl/>
+          <w:lang w:bidi="fa-IR"/>
+        </w:rPr>
+      </w:pPr>
+      <w:r>
+        <w:rPr>
+          <w:rFonts w:cs="B Mitra" w:hint="cs"/>
+          <w:b/>
+          <w:bCs/>
+          <w:sz w:val="22"/>
+          <w:szCs w:val="22"/>
+          <w:rtl/>
+          <w:lang w:bidi="fa-IR"/>
+        </w:rPr>
+        <w:t xml:space="preserve">ارزیابی مدل </w:t>
+      </w:r>
+      <w:proofErr w:type="spellStart"/>
+      <w:r>
+        <w:rPr>
+          <w:rFonts w:cs="B Mitra"/>
+          <w:b/>
+          <w:bCs/>
+          <w:sz w:val="22"/>
+          <w:szCs w:val="22"/>
+          <w:lang w:bidi="fa-IR"/>
+        </w:rPr>
+        <w:t>nb_model</w:t>
+      </w:r>
+      <w:proofErr w:type="spellEnd"/>
+      <w:r>
+        <w:rPr>
+          <w:rFonts w:cs="B Mitra"/>
+          <w:b/>
+          <w:bCs/>
+          <w:sz w:val="22"/>
+          <w:szCs w:val="22"/>
+          <w:lang w:bidi="fa-IR"/>
+        </w:rPr>
+        <w:t xml:space="preserve"> </w:t>
+      </w:r>
+      <w:r>
+        <w:rPr>
+          <w:rFonts w:cs="B Mitra" w:hint="cs"/>
+          <w:b/>
+          <w:bCs/>
+          <w:sz w:val="22"/>
+          <w:szCs w:val="22"/>
+          <w:rtl/>
+          <w:lang w:bidi="fa-IR"/>
+        </w:rPr>
+        <w:t xml:space="preserve"> :</w:t>
+      </w:r>
+    </w:p>
+    <w:p>
+      <w:pPr>
+        <w:bidi/>
+        <w:jc w:val="right"/>
+        <w:rPr>
+          <w:rFonts w:cs="B Mitra"/>
+          <w:b/>
+          <w:bCs/>
+          <w:sz w:val="22"/>
+          <w:szCs w:val="22"/>
+          <w:lang w:bidi="fa-IR"/>
+        </w:rPr>
+      </w:pPr>
+      <w:proofErr w:type="gramStart"/>
+      <w:r>
+        <w:rPr>
+          <w:rFonts w:cs="B Mitra"/>
+          <w:b/>
+          <w:bCs/>
+          <w:sz w:val="22"/>
+          <w:szCs w:val="22"/>
+          <w:lang w:bidi="fa-IR"/>
+        </w:rPr>
+        <w:t>print(</w:t>
+      </w:r>
+      <w:proofErr w:type="spellStart"/>
+      <w:proofErr w:type="gramEnd"/>
+      <w:r>
+        <w:rPr>
+          <w:rFonts w:cs="B Mitra"/>
+          <w:b/>
+          <w:bCs/>
+          <w:sz w:val="22"/>
+          <w:szCs w:val="22"/>
+          <w:lang w:bidi="fa-IR"/>
+        </w:rPr>
+        <w:t>classification_</w:t>
+      </w:r>
+      <w:proofErr w:type="gramStart"/>
+      <w:r>
+        <w:rPr>
+          <w:rFonts w:cs="B Mitra"/>
+          <w:b/>
+          <w:bCs/>
+          <w:sz w:val="22"/>
+          <w:szCs w:val="22"/>
+          <w:lang w:bidi="fa-IR"/>
+        </w:rPr>
+        <w:t>report</w:t>
+      </w:r>
+      <w:proofErr w:type="spellEnd"/>
+      <w:r>
+        <w:rPr>
+          <w:rFonts w:cs="B Mitra"/>
+          <w:b/>
+          <w:bCs/>
+          <w:sz w:val="22"/>
+          <w:szCs w:val="22"/>
+          <w:lang w:bidi="fa-IR"/>
+        </w:rPr>
+        <w:t>(</w:t>
+      </w:r>
+      <w:proofErr w:type="spellStart"/>
+      <w:proofErr w:type="gramEnd"/>
+      <w:r>
+        <w:rPr>
+          <w:rFonts w:cs="B Mitra"/>
+          <w:b/>
+          <w:bCs/>
+          <w:sz w:val="22"/>
+          <w:szCs w:val="22"/>
+          <w:lang w:bidi="fa-IR"/>
+        </w:rPr>
+        <w:t>y_test</w:t>
+      </w:r>
+      <w:proofErr w:type="spellEnd"/>
+      <w:r>
+        <w:rPr>
+          <w:rFonts w:cs="B Mitra"/>
+          <w:b/>
+          <w:bCs/>
+          <w:sz w:val="22"/>
+          <w:szCs w:val="22"/>
+          <w:lang w:bidi="fa-IR"/>
+        </w:rPr>
+        <w:t xml:space="preserve">, </w:t>
+      </w:r>
+      <w:proofErr w:type="spellStart"/>
+      <w:r>
+        <w:rPr>
+          <w:rFonts w:cs="B Mitra"/>
+          <w:b/>
+          <w:bCs/>
+          <w:sz w:val="22"/>
+          <w:szCs w:val="22"/>
+          <w:lang w:bidi="fa-IR"/>
+        </w:rPr>
+        <w:t>y_pred</w:t>
+      </w:r>
+      <w:proofErr w:type="spellEnd"/>
+      <w:r>
+        <w:rPr>
+          <w:rFonts w:cs="B Mitra"/>
+          <w:b/>
+          <w:bCs/>
+          <w:sz w:val="22"/>
+          <w:szCs w:val="22"/>
+          <w:lang w:bidi="fa-IR"/>
+        </w:rPr>
+        <w:t>))</w:t>
+      </w:r>
+    </w:p>
+    <w:p>
+      <w:pPr>
+        <w:bidi/>
+        <w:jc w:val="right"/>
+        <w:rPr>
+          <w:rFonts w:cs="B Mitra"/>
+          <w:b/>
+          <w:bCs/>
+          <w:sz w:val="22"/>
+          <w:szCs w:val="22"/>
+          <w:lang w:bidi="fa-IR"/>
+        </w:rPr>
+      </w:pPr>
+      <w:proofErr w:type="gramStart"/>
+      <w:r>
+        <w:rPr>
+          <w:rFonts w:cs="B Mitra"/>
+          <w:b/>
+          <w:bCs/>
+          <w:sz w:val="22"/>
+          <w:szCs w:val="22"/>
+          <w:lang w:bidi="fa-IR"/>
+        </w:rPr>
+        <w:t>print(</w:t>
+      </w:r>
+      <w:proofErr w:type="spellStart"/>
+      <w:proofErr w:type="gramEnd"/>
+      <w:r>
+        <w:rPr>
+          <w:rFonts w:cs="B Mitra"/>
+          <w:b/>
+          <w:bCs/>
+          <w:sz w:val="22"/>
+          <w:szCs w:val="22"/>
+          <w:lang w:bidi="fa-IR"/>
+        </w:rPr>
+        <w:t>confusion_</w:t>
+      </w:r>
+      <w:proofErr w:type="gramStart"/>
+      <w:r>
+        <w:rPr>
+          <w:rFonts w:cs="B Mitra"/>
+          <w:b/>
+          <w:bCs/>
+          <w:sz w:val="22"/>
+          <w:szCs w:val="22"/>
+          <w:lang w:bidi="fa-IR"/>
+        </w:rPr>
+        <w:t>matrix</w:t>
+      </w:r>
+      <w:proofErr w:type="spellEnd"/>
+      <w:r>
+        <w:rPr>
+          <w:rFonts w:cs="B Mitra"/>
+          <w:b/>
+          <w:bCs/>
+          <w:sz w:val="22"/>
+          <w:szCs w:val="22"/>
+          <w:lang w:bidi="fa-IR"/>
+        </w:rPr>
+        <w:t>(</w:t>
+      </w:r>
+      <w:proofErr w:type="spellStart"/>
+      <w:proofErr w:type="gramEnd"/>
+      <w:r>
+        <w:rPr>
+          <w:rFonts w:cs="B Mitra"/>
+          <w:b/>
+          <w:bCs/>
+          <w:sz w:val="22"/>
+          <w:szCs w:val="22"/>
+          <w:lang w:bidi="fa-IR"/>
+        </w:rPr>
+        <w:t>y_test</w:t>
+      </w:r>
+      <w:proofErr w:type="spellEnd"/>
+      <w:r>
+        <w:rPr>
+          <w:rFonts w:cs="B Mitra"/>
+          <w:b/>
+          <w:bCs/>
+          <w:sz w:val="22"/>
+          <w:szCs w:val="22"/>
+          <w:lang w:bidi="fa-IR"/>
+        </w:rPr>
+        <w:t xml:space="preserve">, </w:t>
+      </w:r>
+      <w:proofErr w:type="spellStart"/>
+      <w:r>
+        <w:rPr>
+          <w:rFonts w:cs="B Mitra"/>
+          <w:b/>
+          <w:bCs/>
+          <w:sz w:val="22"/>
+          <w:szCs w:val="22"/>
+          <w:lang w:bidi="fa-IR"/>
+        </w:rPr>
+        <w:t>y_pred</w:t>
+      </w:r>
+      <w:proofErr w:type="spellEnd"/>
+      <w:r>
+        <w:rPr>
+          <w:rFonts w:cs="B Mitra"/>
+          <w:b/>
+          <w:bCs/>
+          <w:sz w:val="22"/>
+          <w:szCs w:val="22"/>
+          <w:lang w:bidi="fa-IR"/>
+        </w:rPr>
+        <w:t>))</w:t>
+      </w:r>
+    </w:p>
+    <w:p>
+      <w:pPr>
+        <w:bidi/>
+        <w:jc w:val="right"/>
+        <w:rPr>
+          <w:rFonts w:cs="B Mitra"/>
+          <w:b/>
+          <w:bCs/>
+          <w:sz w:val="22"/>
+          <w:szCs w:val="22"/>
+          <w:rtl/>
+          <w:lang w:bidi="fa-IR"/>
+        </w:rPr>
+      </w:pPr>
+    </w:p>
+    <w:p>
+      <w:pPr>
+        <w:bidi/>
+        <w:rPr>
+          <w:rFonts w:cs="B Mitra"/>
+          <w:b/>
+          <w:bCs/>
+          <w:sz w:val="28"/>
+          <w:szCs w:val="28"/>
+          <w:rtl/>
+          <w:lang w:bidi="fa-IR"/>
+        </w:rPr>
+      </w:pPr>
+    </w:p>
+    <w:p>
+      <w:pPr>
+        <w:bidi/>
+        <w:rPr>
+          <w:rFonts w:cs="B Mitra"/>
+          <w:b/>
+          <w:bCs/>
+          <w:sz w:val="28"/>
+          <w:szCs w:val="28"/>
+          <w:rtl/>
+          <w:lang w:bidi="fa-IR"/>
+        </w:rPr>
+      </w:pPr>
+    </w:p>
+    <w:p>
+      <w:pPr>
+        <w:bidi/>
+        <w:rPr>
+          <w:rFonts w:cs="B Mitra"/>
+          <w:b/>
+          <w:bCs/>
+          <w:sz w:val="28"/>
+          <w:szCs w:val="28"/>
+          <w:rtl/>
+          <w:lang w:bidi="fa-IR"/>
+        </w:rPr>
+      </w:pPr>
+    </w:p>
+    <w:p>
+      <w:pPr>
+        <w:bidi/>
+        <w:rPr>
+          <w:rFonts w:cs="B Mitra"/>
+          <w:b/>
+          <w:bCs/>
+          <w:sz w:val="28"/>
+          <w:szCs w:val="28"/>
+          <w:rtl/>
+          <w:lang w:bidi="fa-IR"/>
+        </w:rPr>
+      </w:pPr>
+    </w:p>
+    <w:p>
+      <w:pPr>
+        <w:bidi/>
+        <w:rPr>
+          <w:rFonts w:cs="B Mitra"/>
+          <w:b/>
+          <w:bCs/>
+          <w:sz w:val="28"/>
+          <w:szCs w:val="28"/>
+          <w:rtl/>
+          <w:lang w:bidi="fa-IR"/>
+        </w:rPr>
+      </w:pPr>
+    </w:p>
+    <w:p>
+      <w:pPr>
+        <w:bidi/>
+        <w:rPr>
+          <w:rFonts w:cs="B Mitra"/>
+          <w:b/>
+          <w:bCs/>
+          <w:sz w:val="28"/>
+          <w:szCs w:val="28"/>
+          <w:rtl/>
+          <w:lang w:bidi="fa-IR"/>
+        </w:rPr>
+      </w:pPr>
+      <w:r>
+        <w:rPr>
+          <w:rFonts w:cs="B Mitra" w:hint="cs"/>
+          <w:b/>
+          <w:bCs/>
+          <w:sz w:val="28"/>
+          <w:szCs w:val="28"/>
+          <w:rtl/>
+          <w:lang w:bidi="fa-IR"/>
+        </w:rPr>
+        <w:lastRenderedPageBreak/>
+        <w:t>نتیجه‌ی ارزیابی مدل بیز ساده</w:t>
+      </w:r>
+      <w:r>
+        <w:rPr>
+          <w:rFonts w:cs="B Mitra" w:hint="cs"/>
+          <w:b/>
+          <w:bCs/>
+          <w:sz w:val="28"/>
+          <w:szCs w:val="28"/>
+          <w:rtl/>
+          <w:lang w:bidi="fa-IR"/>
+        </w:rPr>
+        <w:t xml:space="preserve"> </w:t>
+      </w:r>
+      <w:r>
+        <w:rPr>
+          <w:rFonts w:cs="B Mitra"/>
+          <w:b/>
+          <w:bCs/>
+          <w:sz w:val="28"/>
+          <w:szCs w:val="28"/>
+          <w:lang w:bidi="fa-IR"/>
+        </w:rPr>
+        <w:t>Naïve Bayes</w:t>
+      </w:r>
+      <w:r>
+        <w:rPr>
+          <w:rFonts w:cs="B Mitra" w:hint="cs"/>
+          <w:b/>
+          <w:bCs/>
+          <w:sz w:val="28"/>
+          <w:szCs w:val="28"/>
+          <w:rtl/>
+          <w:lang w:bidi="fa-IR"/>
+        </w:rPr>
+        <w:t xml:space="preserve"> با ماتریس </w:t>
+      </w:r>
+      <w:r>
+        <w:rPr>
+          <w:rFonts w:cs="B Mitra"/>
+          <w:b/>
+          <w:bCs/>
+          <w:sz w:val="28"/>
+          <w:szCs w:val="28"/>
+          <w:lang w:bidi="fa-IR"/>
+        </w:rPr>
+        <w:t>TF-IDF</w:t>
+      </w:r>
+      <w:r>
+        <w:rPr>
+          <w:rFonts w:cs="B Mitra" w:hint="cs"/>
+          <w:b/>
+          <w:bCs/>
+          <w:sz w:val="28"/>
+          <w:szCs w:val="28"/>
+          <w:rtl/>
+          <w:lang w:bidi="fa-IR"/>
+        </w:rPr>
+        <w:t xml:space="preserve"> به صورت زیر است</w:t>
+      </w:r>
+      <w:r>
+        <w:rPr>
+          <w:rFonts w:cs="B Mitra" w:hint="cs"/>
+          <w:b/>
+          <w:bCs/>
+          <w:sz w:val="28"/>
+          <w:szCs w:val="28"/>
+          <w:rtl/>
+          <w:lang w:bidi="fa-IR"/>
+        </w:rPr>
+        <w:t xml:space="preserve"> :</w:t>
+      </w:r>
+    </w:p>
+    <w:p>
+      <w:pPr>
+        <w:bidi/>
+        <w:rPr>
+          <w:rFonts w:cs="B Mitra"/>
+          <w:b/>
+          <w:bCs/>
+          <w:sz w:val="28"/>
+          <w:szCs w:val="28"/>
+          <w:rtl/>
+          <w:lang w:bidi="fa-IR"/>
+        </w:rPr>
+      </w:pPr>
+    </w:p>
+    <w:p>
+      <w:pPr>
+        <w:bidi/>
+        <w:jc w:val="right"/>
+        <w:rPr>
+          <w:rFonts w:cs="B Mitra"/>
+          <w:b/>
+          <w:bCs/>
+          <w:sz w:val="22"/>
+          <w:szCs w:val="22"/>
+          <w:lang w:bidi="fa-IR"/>
+        </w:rPr>
+      </w:pPr>
+      <w:r>
+        <w:rPr>
+          <w:rFonts w:cs="B Mitra"/>
+          <w:b/>
+          <w:bCs/>
+          <w:sz w:val="22"/>
+          <w:szCs w:val="22"/>
+          <w:lang w:bidi="fa-IR"/>
+        </w:rPr>
+        <w:t xml:space="preserve">             precision    </w:t>
+      </w:r>
+      <w:proofErr w:type="gramStart"/>
+      <w:r>
+        <w:rPr>
+          <w:rFonts w:cs="B Mitra"/>
+          <w:b/>
+          <w:bCs/>
+          <w:sz w:val="22"/>
+          <w:szCs w:val="22"/>
+          <w:lang w:bidi="fa-IR"/>
+        </w:rPr>
+        <w:t>recall  f</w:t>
+      </w:r>
+      <w:proofErr w:type="gramEnd"/>
+      <w:r>
+        <w:rPr>
+          <w:rFonts w:cs="B Mitra"/>
+          <w:b/>
+          <w:bCs/>
+          <w:sz w:val="22"/>
+          <w:szCs w:val="22"/>
+          <w:lang w:bidi="fa-IR"/>
+        </w:rPr>
+        <w:t>1-score   support</w:t>
+      </w:r>
+    </w:p>
+    <w:p>
+      <w:pPr>
+        <w:bidi/>
+        <w:jc w:val="right"/>
+        <w:rPr>
+          <w:rFonts w:cs="B Mitra"/>
+          <w:b/>
+          <w:bCs/>
+          <w:sz w:val="22"/>
+          <w:szCs w:val="22"/>
+          <w:lang w:bidi="fa-IR"/>
+        </w:rPr>
+      </w:pPr>
+    </w:p>
+    <w:p>
+      <w:pPr>
+        <w:bidi/>
+        <w:jc w:val="right"/>
+        <w:rPr>
+          <w:rFonts w:cs="B Mitra"/>
+          <w:b/>
+          <w:bCs/>
+          <w:sz w:val="22"/>
+          <w:szCs w:val="22"/>
+          <w:lang w:bidi="fa-IR"/>
+        </w:rPr>
+      </w:pPr>
+      <w:r>
+        <w:rPr>
+          <w:rFonts w:cs="B Mitra"/>
+          <w:b/>
+          <w:bCs/>
+          <w:sz w:val="22"/>
+          <w:szCs w:val="22"/>
+          <w:lang w:bidi="fa-IR"/>
+        </w:rPr>
+        <w:t xml:space="preserve">           0       0.83      0.86      0.85      3983</w:t>
+      </w:r>
+    </w:p>
+    <w:p>
+      <w:pPr>
+        <w:bidi/>
+        <w:jc w:val="right"/>
+        <w:rPr>
+          <w:rFonts w:cs="B Mitra"/>
+          <w:b/>
+          <w:bCs/>
+          <w:sz w:val="22"/>
+          <w:szCs w:val="22"/>
+          <w:lang w:bidi="fa-IR"/>
+        </w:rPr>
+      </w:pPr>
+      <w:r>
+        <w:rPr>
+          <w:rFonts w:cs="B Mitra"/>
+          <w:b/>
+          <w:bCs/>
+          <w:sz w:val="22"/>
+          <w:szCs w:val="22"/>
+          <w:lang w:bidi="fa-IR"/>
+        </w:rPr>
+        <w:t xml:space="preserve">           1       0.86      0.83      0.84      4015</w:t>
+      </w:r>
+    </w:p>
+    <w:p>
+      <w:pPr>
+        <w:bidi/>
+        <w:jc w:val="right"/>
+        <w:rPr>
+          <w:rFonts w:ascii="Segoe UI Emoji" w:hAnsi="Segoe UI Emoji" w:cs="Segoe UI Emoji"/>
+          <w:b/>
+          <w:bCs/>
+          <w:sz w:val="22"/>
+          <w:szCs w:val="22"/>
+          <w:rtl/>
+          <w:lang w:bidi="fa-IR"/>
+        </w:rPr>
+      </w:pPr>
+    </w:p>
+    <w:p>
+      <w:pPr>
+        <w:bidi/>
+        <w:jc w:val="right"/>
+        <w:rPr>
+          <w:rFonts w:ascii="Aptos Display" w:hAnsi="Aptos Display" w:cs="B Mitra"/>
+          <w:b/>
+          <w:bCs/>
+          <w:sz w:val="22"/>
+          <w:szCs w:val="22"/>
+          <w:lang w:bidi="fa-IR"/>
+        </w:rPr>
+      </w:pPr>
+      <w:r>
+        <w:rPr>
+          <w:rFonts w:ascii="Segoe UI Emoji" w:hAnsi="Segoe UI Emoji" w:cs="Segoe UI Emoji"/>
+          <w:b/>
+          <w:bCs/>
+          <w:sz w:val="22"/>
+          <w:szCs w:val="22"/>
+          <w:lang w:bidi="fa-IR"/>
+        </w:rPr>
+        <w:t>📊</w:t>
+      </w:r>
+      <w:r>
+        <w:rPr>
+          <w:rFonts w:ascii="Aptos Display" w:hAnsi="Aptos Display" w:cs="B Mitra"/>
+          <w:b/>
+          <w:bCs/>
+          <w:sz w:val="22"/>
+          <w:szCs w:val="22"/>
+          <w:lang w:bidi="fa-IR"/>
+        </w:rPr>
+        <w:t xml:space="preserve"> Confusion Matrix:</w:t>
+      </w:r>
+    </w:p>
+    <w:p>
+      <w:pPr>
+        <w:bidi/>
+        <w:jc w:val="right"/>
+        <w:rPr>
+          <w:rFonts w:cs="B Mitra"/>
+          <w:b/>
+          <w:bCs/>
+          <w:sz w:val="22"/>
+          <w:szCs w:val="22"/>
+          <w:lang w:bidi="fa-IR"/>
+        </w:rPr>
+      </w:pPr>
+      <w:r>
+        <w:rPr>
+          <w:rFonts w:cs="B Mitra"/>
+          <w:b/>
+          <w:bCs/>
+          <w:sz w:val="22"/>
+          <w:szCs w:val="22"/>
+          <w:lang w:bidi="fa-IR"/>
+        </w:rPr>
+        <w:t xml:space="preserve">    accuracy                           0.85      7998</w:t>
+      </w:r>
+    </w:p>
+    <w:p>
+      <w:pPr>
+        <w:bidi/>
+        <w:jc w:val="right"/>
+        <w:rPr>
+          <w:rFonts w:cs="B Mitra"/>
+          <w:b/>
+          <w:bCs/>
+          <w:sz w:val="22"/>
+          <w:szCs w:val="22"/>
+          <w:lang w:bidi="fa-IR"/>
+        </w:rPr>
+      </w:pPr>
+      <w:r>
+        <w:rPr>
+          <w:rFonts w:cs="B Mitra"/>
+          <w:b/>
+          <w:bCs/>
+          <w:sz w:val="22"/>
+          <w:szCs w:val="22"/>
+          <w:lang w:bidi="fa-IR"/>
+        </w:rPr>
+        <w:t xml:space="preserve">   macro avg       0.85      0.85      0.85      7998</w:t>
+      </w:r>
+    </w:p>
+    <w:p>
+      <w:pPr>
+        <w:bidi/>
+        <w:jc w:val="right"/>
+        <w:rPr>
+          <w:rFonts w:cs="B Mitra"/>
+          <w:b/>
+          <w:bCs/>
+          <w:sz w:val="22"/>
+          <w:szCs w:val="22"/>
+          <w:lang w:bidi="fa-IR"/>
+        </w:rPr>
+      </w:pPr>
+      <w:r>
+        <w:rPr>
+          <w:rFonts w:cs="B Mitra"/>
+          <w:b/>
+          <w:bCs/>
+          <w:sz w:val="22"/>
+          <w:szCs w:val="22"/>
+          <w:lang w:bidi="fa-IR"/>
+        </w:rPr>
+        <w:t>weighted avg       0.85      0.85      0.85      7998</w:t>
+      </w:r>
+    </w:p>
+    <w:p>
+      <w:pPr>
+        <w:bidi/>
+        <w:jc w:val="right"/>
+        <w:rPr>
+          <w:rFonts w:cs="B Mitra"/>
+          <w:b/>
+          <w:bCs/>
+          <w:sz w:val="22"/>
+          <w:szCs w:val="22"/>
+          <w:lang w:bidi="fa-IR"/>
+        </w:rPr>
+      </w:pPr>
+    </w:p>
+    <w:p>
+      <w:pPr>
+        <w:bidi/>
+        <w:jc w:val="right"/>
+        <w:rPr>
+          <w:rFonts w:cs="B Mitra"/>
+          <w:b/>
+          <w:bCs/>
+          <w:sz w:val="22"/>
+          <w:szCs w:val="22"/>
+          <w:lang w:bidi="fa-IR"/>
+        </w:rPr>
+      </w:pPr>
+      <w:r>
+        <w:rPr>
+          <w:rFonts w:cs="B Mitra"/>
+          <w:b/>
+          <w:bCs/>
+          <w:sz w:val="22"/>
+          <w:szCs w:val="22"/>
+          <w:lang w:bidi="fa-IR"/>
+        </w:rPr>
+        <w:t>[[</w:t>
+      </w:r>
+      <w:proofErr w:type="gramStart"/>
+      <w:r>
+        <w:rPr>
+          <w:rFonts w:cs="B Mitra"/>
+          <w:b/>
+          <w:bCs/>
+          <w:sz w:val="22"/>
+          <w:szCs w:val="22"/>
+          <w:lang w:bidi="fa-IR"/>
+        </w:rPr>
+        <w:t>3436  547</w:t>
+      </w:r>
+      <w:proofErr w:type="gramEnd"/>
+      <w:r>
+        <w:rPr>
+          <w:rFonts w:cs="B Mitra"/>
+          <w:b/>
+          <w:bCs/>
+          <w:sz w:val="22"/>
+          <w:szCs w:val="22"/>
+          <w:lang w:bidi="fa-IR"/>
+        </w:rPr>
+        <w:t>]</w:t>
+      </w:r>
+    </w:p>
+    <w:p>
+      <w:pPr>
+        <w:bidi/>
+        <w:jc w:val="right"/>
+        <w:rPr>
+          <w:rFonts w:cs="B Mitra"/>
+          <w:b/>
+          <w:bCs/>
+          <w:sz w:val="22"/>
+          <w:szCs w:val="22"/>
+          <w:rtl/>
+          <w:lang w:bidi="fa-IR"/>
+        </w:rPr>
+      </w:pPr>
+      <w:r>
+        <w:rPr>
+          <w:rFonts w:cs="B Mitra"/>
+          <w:b/>
+          <w:bCs/>
+          <w:sz w:val="22"/>
+          <w:szCs w:val="22"/>
+          <w:lang w:bidi="fa-IR"/>
+        </w:rPr>
+        <w:t xml:space="preserve"> [ 692 3323]]</w:t>
+      </w:r>
+    </w:p>
+    <w:p>
+      <w:pPr>
+        <w:bidi/>
+        <w:rPr>
+          <w:rFonts w:cs="B Mitra" w:hint="cs"/>
+          <w:b/>
+          <w:bCs/>
+          <w:sz w:val="28"/>
+          <w:szCs w:val="28"/>
+          <w:rtl/>
+          <w:lang w:bidi="fa-IR"/>
+        </w:rPr>
+      </w:pPr>
+    </w:p>
+    <w:p>
+      <w:pPr>
+        <w:bidi/>
+        <w:rPr>
+          <w:rFonts w:cs="B Mitra"/>
+          <w:b/>
+          <w:bCs/>
+          <w:rtl/>
+          <w:lang w:bidi="fa-IR"/>
+        </w:rPr>
+      </w:pPr>
+      <w:r>
+        <w:rPr>
+          <w:rFonts w:cs="B Mitra"/>
+          <w:b/>
+          <w:bCs/>
+          <w:lang w:bidi="fa-IR"/>
+        </w:rPr>
+        <w:t>Tunning</w:t>
+      </w:r>
+      <w:r>
+        <w:rPr>
+          <w:rFonts w:cs="B Mitra" w:hint="cs"/>
+          <w:b/>
+          <w:bCs/>
+          <w:rtl/>
+          <w:lang w:bidi="fa-IR"/>
+        </w:rPr>
+        <w:t xml:space="preserve"> مدل بیز </w:t>
+      </w:r>
+      <w:proofErr w:type="gramStart"/>
+      <w:r>
+        <w:rPr>
+          <w:rFonts w:cs="B Mitra" w:hint="cs"/>
+          <w:b/>
+          <w:bCs/>
+          <w:rtl/>
+          <w:lang w:bidi="fa-IR"/>
+        </w:rPr>
+        <w:t>ساده :</w:t>
+      </w:r>
+      <w:proofErr w:type="gramEnd"/>
+    </w:p>
+    <w:p>
+      <w:pPr>
+        <w:bidi/>
+        <w:rPr>
+          <w:rFonts w:cs="B Mitra"/>
+          <w:b/>
+          <w:bCs/>
+          <w:sz w:val="22"/>
+          <w:szCs w:val="22"/>
+          <w:rtl/>
+        </w:rPr>
+      </w:pPr>
+      <w:r>
+        <w:rPr>
+          <w:rFonts w:cs="B Mitra"/>
+          <w:b/>
+          <w:bCs/>
+          <w:sz w:val="22"/>
+          <w:szCs w:val="22"/>
+          <w:rtl/>
+        </w:rPr>
+        <w:t xml:space="preserve">در یادگیری ماشین، تنظیم یا </w:t>
+      </w:r>
+      <w:r>
+        <w:rPr>
+          <w:rFonts w:cs="B Mitra"/>
+          <w:b/>
+          <w:bCs/>
+          <w:i/>
+          <w:iCs/>
+          <w:sz w:val="22"/>
+          <w:szCs w:val="22"/>
+          <w:lang w:bidi="fa-IR"/>
+        </w:rPr>
+        <w:t>tunning</w:t>
+      </w:r>
+      <w:r>
+        <w:rPr>
+          <w:rFonts w:cs="B Mitra" w:hint="cs"/>
+          <w:b/>
+          <w:bCs/>
+          <w:i/>
+          <w:iCs/>
+          <w:sz w:val="22"/>
+          <w:szCs w:val="22"/>
+          <w:rtl/>
+          <w:lang w:bidi="fa-IR"/>
+        </w:rPr>
+        <w:t xml:space="preserve"> </w:t>
+      </w:r>
+      <w:r>
+        <w:rPr>
+          <w:rFonts w:cs="B Mitra"/>
+          <w:b/>
+          <w:bCs/>
+          <w:sz w:val="22"/>
+          <w:szCs w:val="22"/>
+          <w:rtl/>
+        </w:rPr>
+        <w:t>مدل به معنای بهینه‌سازی ابرپارامترها برای دستیابی به بهترین عملکرد پیش‌بینی است. در مدل بیز ساده</w:t>
+      </w:r>
+      <w:r>
+        <w:rPr>
+          <w:rFonts w:cs="B Mitra"/>
+          <w:b/>
+          <w:bCs/>
+          <w:sz w:val="22"/>
+          <w:szCs w:val="22"/>
+          <w:lang w:bidi="fa-IR"/>
+        </w:rPr>
+        <w:t xml:space="preserve"> (Naive Bayes)</w:t>
+      </w:r>
+      <w:r>
+        <w:rPr>
+          <w:rFonts w:cs="B Mitra"/>
+          <w:b/>
+          <w:bCs/>
+          <w:sz w:val="22"/>
+          <w:szCs w:val="22"/>
+          <w:rtl/>
+        </w:rPr>
+        <w:t>، این فرآیند شامل انتخاب نوع مناسب مدل بر اساس نوع داده</w:t>
+      </w:r>
+      <w:r>
+        <w:rPr>
+          <w:rFonts w:cs="B Mitra" w:hint="cs"/>
+          <w:b/>
+          <w:bCs/>
+          <w:sz w:val="22"/>
+          <w:szCs w:val="22"/>
+          <w:rtl/>
+        </w:rPr>
+        <w:t xml:space="preserve"> </w:t>
+      </w:r>
+      <w:r>
+        <w:rPr>
+          <w:rFonts w:cs="B Mitra"/>
+          <w:b/>
+          <w:bCs/>
+          <w:sz w:val="22"/>
+          <w:szCs w:val="22"/>
+          <w:rtl/>
+        </w:rPr>
+        <w:t>مانند</w:t>
+      </w:r>
+      <w:r>
+        <w:rPr>
+          <w:rFonts w:cs="B Mitra"/>
+          <w:b/>
+          <w:bCs/>
+          <w:sz w:val="22"/>
+          <w:szCs w:val="22"/>
+          <w:lang w:bidi="fa-IR"/>
+        </w:rPr>
+        <w:t xml:space="preserve"> Gaussian </w:t>
+      </w:r>
+      <w:r>
+        <w:rPr>
+          <w:rFonts w:cs="B Mitra"/>
+          <w:b/>
+          <w:bCs/>
+          <w:sz w:val="22"/>
+          <w:szCs w:val="22"/>
+          <w:rtl/>
+        </w:rPr>
+        <w:t>برای داده‌های پیوسته یا</w:t>
+      </w:r>
+      <w:r>
+        <w:rPr>
+          <w:rFonts w:cs="B Mitra"/>
+          <w:b/>
+          <w:bCs/>
+          <w:sz w:val="22"/>
+          <w:szCs w:val="22"/>
+          <w:lang w:bidi="fa-IR"/>
+        </w:rPr>
+        <w:t xml:space="preserve"> Multinomial </w:t>
+      </w:r>
+      <w:r>
+        <w:rPr>
+          <w:rFonts w:cs="B Mitra"/>
+          <w:b/>
+          <w:bCs/>
+          <w:sz w:val="22"/>
+          <w:szCs w:val="22"/>
+          <w:rtl/>
+        </w:rPr>
+        <w:t>برای داده‌های شمارشی</w:t>
+      </w:r>
+      <w:r>
+        <w:rPr>
+          <w:rFonts w:cs="B Mitra" w:hint="cs"/>
+          <w:b/>
+          <w:bCs/>
+          <w:sz w:val="22"/>
+          <w:szCs w:val="22"/>
+          <w:rtl/>
+        </w:rPr>
+        <w:t xml:space="preserve"> </w:t>
+      </w:r>
+      <w:r>
+        <w:rPr>
+          <w:rFonts w:cs="B Mitra"/>
+          <w:b/>
+          <w:bCs/>
+          <w:sz w:val="22"/>
+          <w:szCs w:val="22"/>
+          <w:rtl/>
+        </w:rPr>
+        <w:t xml:space="preserve">و تنظیم پارامترهایی مانند </w:t>
+      </w:r>
+      <w:r>
+        <w:rPr>
+          <w:rFonts w:cs="B Mitra"/>
+          <w:b/>
+          <w:bCs/>
+          <w:sz w:val="22"/>
+          <w:szCs w:val="22"/>
+          <w:lang w:bidi="fa-IR"/>
+        </w:rPr>
+        <w:t xml:space="preserve">alpha </w:t>
+      </w:r>
+      <w:r>
+        <w:rPr>
+          <w:rFonts w:cs="B Mitra"/>
+          <w:b/>
+          <w:bCs/>
+          <w:sz w:val="22"/>
+          <w:szCs w:val="22"/>
+          <w:rtl/>
+        </w:rPr>
+        <w:t>برای هموارسازی لاپلاس است که از صفر شدن احتمال جلوگیری می‌کند. همچنین استفاده از روش‌هایی مانند اعتبارسنجی متقاطع</w:t>
+      </w:r>
+      <w:r>
+        <w:rPr>
+          <w:rFonts w:cs="B Mitra"/>
+          <w:b/>
+          <w:bCs/>
+          <w:sz w:val="22"/>
+          <w:szCs w:val="22"/>
+          <w:lang w:bidi="fa-IR"/>
+        </w:rPr>
+        <w:t xml:space="preserve"> (Cross Validation) </w:t>
+      </w:r>
+      <w:r>
+        <w:rPr>
+          <w:rFonts w:cs="B Mitra"/>
+          <w:b/>
+          <w:bCs/>
+          <w:sz w:val="22"/>
+          <w:szCs w:val="22"/>
+          <w:rtl/>
+        </w:rPr>
+        <w:t>و جستجوی شبکه‌ای</w:t>
+      </w:r>
+      <w:r>
+        <w:rPr>
+          <w:rFonts w:cs="B Mitra"/>
+          <w:b/>
+          <w:bCs/>
+          <w:sz w:val="22"/>
+          <w:szCs w:val="22"/>
+          <w:lang w:bidi="fa-IR"/>
+        </w:rPr>
+        <w:t xml:space="preserve"> (Grid Search) </w:t>
+      </w:r>
+      <w:r>
+        <w:rPr>
+          <w:rFonts w:cs="B Mitra"/>
+          <w:b/>
+          <w:bCs/>
+          <w:sz w:val="22"/>
+          <w:szCs w:val="22"/>
+          <w:rtl/>
+        </w:rPr>
+        <w:t>برای یافتن بهترین مقدار پارامترها، نقش مهمی در افزایش دقت مدل دارد.</w:t>
+      </w:r>
+    </w:p>
+    <w:p>
+      <w:pPr>
+        <w:bidi/>
+        <w:rPr>
+          <w:rFonts w:cs="B Mitra"/>
+          <w:b/>
+          <w:bCs/>
+          <w:sz w:val="22"/>
+          <w:szCs w:val="22"/>
+          <w:rtl/>
+        </w:rPr>
+      </w:pPr>
+    </w:p>
+    <w:p>
+      <w:pPr>
+        <w:bidi/>
+        <w:rPr>
+          <w:rFonts w:cs="B Mitra"/>
+          <w:b/>
+          <w:bCs/>
+          <w:sz w:val="22"/>
+          <w:szCs w:val="22"/>
+          <w:rtl/>
+        </w:rPr>
+      </w:pPr>
+    </w:p>
+    <w:p>
+      <w:pPr>
+        <w:bidi/>
+        <w:rPr>
+          <w:rFonts w:cs="B Mitra"/>
+          <w:b/>
+          <w:bCs/>
+          <w:sz w:val="22"/>
+          <w:szCs w:val="22"/>
+          <w:rtl/>
+        </w:rPr>
+      </w:pPr>
+    </w:p>
+    <w:p>
+      <w:pPr>
+        <w:bidi/>
+        <w:rPr>
+          <w:rFonts w:cs="B Mitra"/>
+          <w:b/>
+          <w:bCs/>
+          <w:sz w:val="22"/>
+          <w:szCs w:val="22"/>
+          <w:rtl/>
+        </w:rPr>
+      </w:pPr>
+    </w:p>
+    <w:p>
+      <w:pPr>
+        <w:bidi/>
+        <w:rPr>
+          <w:rFonts w:cs="B Mitra"/>
+          <w:b/>
+          <w:bCs/>
+          <w:sz w:val="22"/>
+          <w:szCs w:val="22"/>
+          <w:rtl/>
+        </w:rPr>
+      </w:pPr>
+    </w:p>
+    <w:p>
+      <w:pPr>
+        <w:bidi/>
+        <w:rPr>
+          <w:rFonts w:cs="B Mitra"/>
+          <w:b/>
+          <w:bCs/>
+          <w:sz w:val="22"/>
+          <w:szCs w:val="22"/>
+          <w:rtl/>
+        </w:rPr>
+      </w:pPr>
+      <w:r>
+        <w:rPr>
+          <w:rFonts w:cs="B Mitra" w:hint="cs"/>
+          <w:b/>
+          <w:bCs/>
+          <w:sz w:val="22"/>
+          <w:szCs w:val="22"/>
+          <w:rtl/>
+        </w:rPr>
+        <w:lastRenderedPageBreak/>
+        <w:t>کد های مربوطه :</w:t>
+      </w:r>
+    </w:p>
+    <w:p>
+      <w:pPr>
+        <w:bidi/>
+        <w:rPr>
+          <w:rFonts w:cs="B Mitra"/>
+          <w:b/>
+          <w:bCs/>
+          <w:sz w:val="22"/>
+          <w:szCs w:val="22"/>
+          <w:rtl/>
+          <w:lang w:bidi="fa-IR"/>
+        </w:rPr>
+      </w:pPr>
+      <w:r>
+        <w:rPr>
+          <w:rFonts w:cs="B Mitra" w:hint="cs"/>
+          <w:b/>
+          <w:bCs/>
+          <w:sz w:val="22"/>
+          <w:szCs w:val="22"/>
+          <w:rtl/>
+        </w:rPr>
+        <w:t xml:space="preserve">ساخت یک </w:t>
+      </w:r>
+      <w:proofErr w:type="spellStart"/>
+      <w:r>
+        <w:rPr>
+          <w:rFonts w:cs="B Mitra"/>
+          <w:b/>
+          <w:bCs/>
+          <w:sz w:val="22"/>
+          <w:szCs w:val="22"/>
+        </w:rPr>
+        <w:t>pipline</w:t>
+      </w:r>
+      <w:proofErr w:type="spellEnd"/>
+      <w:r>
+        <w:rPr>
+          <w:rFonts w:cs="B Mitra"/>
+          <w:b/>
+          <w:bCs/>
+          <w:sz w:val="22"/>
+          <w:szCs w:val="22"/>
+        </w:rPr>
+        <w:t xml:space="preserve"> </w:t>
+      </w:r>
+      <w:r>
+        <w:rPr>
+          <w:rFonts w:cs="B Mitra" w:hint="cs"/>
+          <w:b/>
+          <w:bCs/>
+          <w:sz w:val="22"/>
+          <w:szCs w:val="22"/>
+          <w:rtl/>
+        </w:rPr>
+        <w:t xml:space="preserve"> از مدل بیز ساده و بردار عددی </w:t>
+      </w:r>
+      <w:r>
+        <w:rPr>
+          <w:rFonts w:cs="B Mitra"/>
+          <w:b/>
+          <w:bCs/>
+          <w:sz w:val="22"/>
+          <w:szCs w:val="22"/>
+        </w:rPr>
+        <w:t>TF-IDF</w:t>
+      </w:r>
+      <w:r>
+        <w:rPr>
+          <w:rFonts w:cs="B Mitra" w:hint="cs"/>
+          <w:b/>
+          <w:bCs/>
+          <w:sz w:val="22"/>
+          <w:szCs w:val="22"/>
+          <w:rtl/>
+          <w:lang w:bidi="fa-IR"/>
+        </w:rPr>
+        <w:t xml:space="preserve"> :</w:t>
+      </w:r>
+    </w:p>
+    <w:p>
+      <w:pPr>
+        <w:bidi/>
+        <w:jc w:val="right"/>
+        <w:rPr>
+          <w:rFonts w:ascii="Aptos Display" w:hAnsi="Aptos Display" w:cs="B Mitra"/>
+          <w:b/>
+          <w:bCs/>
+          <w:sz w:val="22"/>
+          <w:szCs w:val="22"/>
+          <w:lang w:bidi="fa-IR"/>
+        </w:rPr>
+      </w:pPr>
+      <w:r>
+        <w:rPr>
+          <w:rFonts w:ascii="Aptos Display" w:hAnsi="Aptos Display" w:cs="B Mitra"/>
+          <w:b/>
+          <w:bCs/>
+          <w:sz w:val="22"/>
+          <w:szCs w:val="22"/>
+          <w:lang w:bidi="fa-IR"/>
+        </w:rPr>
+        <w:t xml:space="preserve">pipeline = </w:t>
+      </w:r>
+      <w:proofErr w:type="gramStart"/>
+      <w:r>
+        <w:rPr>
+          <w:rFonts w:ascii="Aptos Display" w:hAnsi="Aptos Display" w:cs="B Mitra"/>
+          <w:b/>
+          <w:bCs/>
+          <w:sz w:val="22"/>
+          <w:szCs w:val="22"/>
+          <w:lang w:bidi="fa-IR"/>
+        </w:rPr>
+        <w:t>Pipeline(</w:t>
+      </w:r>
+      <w:proofErr w:type="gramEnd"/>
+      <w:r>
+        <w:rPr>
+          <w:rFonts w:ascii="Aptos Display" w:hAnsi="Aptos Display" w:cs="B Mitra"/>
+          <w:b/>
+          <w:bCs/>
+          <w:sz w:val="22"/>
+          <w:szCs w:val="22"/>
+          <w:lang w:bidi="fa-IR"/>
+        </w:rPr>
+        <w:t>[</w:t>
+      </w:r>
+    </w:p>
+    <w:p>
+      <w:pPr>
+        <w:bidi/>
+        <w:jc w:val="right"/>
+        <w:rPr>
+          <w:rFonts w:ascii="Aptos Display" w:hAnsi="Aptos Display" w:cs="B Mitra"/>
+          <w:b/>
+          <w:bCs/>
+          <w:sz w:val="22"/>
+          <w:szCs w:val="22"/>
+          <w:lang w:bidi="fa-IR"/>
+        </w:rPr>
+      </w:pPr>
+      <w:r>
+        <w:rPr>
+          <w:rFonts w:ascii="Aptos Display" w:hAnsi="Aptos Display" w:cs="B Mitra"/>
+          <w:b/>
+          <w:bCs/>
+          <w:sz w:val="22"/>
+          <w:szCs w:val="22"/>
+          <w:lang w:bidi="fa-IR"/>
+        </w:rPr>
+        <w:t>    ('</w:t>
+      </w:r>
+      <w:proofErr w:type="spellStart"/>
+      <w:r>
+        <w:rPr>
+          <w:rFonts w:ascii="Aptos Display" w:hAnsi="Aptos Display" w:cs="B Mitra"/>
+          <w:b/>
+          <w:bCs/>
+          <w:sz w:val="22"/>
+          <w:szCs w:val="22"/>
+          <w:lang w:bidi="fa-IR"/>
+        </w:rPr>
+        <w:t>tfidf</w:t>
+      </w:r>
+      <w:proofErr w:type="spellEnd"/>
+      <w:r>
+        <w:rPr>
+          <w:rFonts w:ascii="Aptos Display" w:hAnsi="Aptos Display" w:cs="B Mitra"/>
+          <w:b/>
+          <w:bCs/>
+          <w:sz w:val="22"/>
+          <w:szCs w:val="22"/>
+          <w:lang w:bidi="fa-IR"/>
+        </w:rPr>
+        <w:t xml:space="preserve">', </w:t>
+      </w:r>
+      <w:proofErr w:type="spellStart"/>
+      <w:proofErr w:type="gramStart"/>
+      <w:r>
+        <w:rPr>
+          <w:rFonts w:ascii="Aptos Display" w:hAnsi="Aptos Display" w:cs="B Mitra"/>
+          <w:b/>
+          <w:bCs/>
+          <w:sz w:val="22"/>
+          <w:szCs w:val="22"/>
+          <w:lang w:bidi="fa-IR"/>
+        </w:rPr>
+        <w:t>TfidfVectorizer</w:t>
+      </w:r>
+      <w:proofErr w:type="spellEnd"/>
+      <w:r>
+        <w:rPr>
+          <w:rFonts w:ascii="Aptos Display" w:hAnsi="Aptos Display" w:cs="B Mitra"/>
+          <w:b/>
+          <w:bCs/>
+          <w:sz w:val="22"/>
+          <w:szCs w:val="22"/>
+          <w:lang w:bidi="fa-IR"/>
+        </w:rPr>
+        <w:t>(</w:t>
+      </w:r>
+      <w:proofErr w:type="gramEnd"/>
+      <w:r>
+        <w:rPr>
+          <w:rFonts w:ascii="Aptos Display" w:hAnsi="Aptos Display" w:cs="B Mitra"/>
+          <w:b/>
+          <w:bCs/>
+          <w:sz w:val="22"/>
+          <w:szCs w:val="22"/>
+          <w:lang w:bidi="fa-IR"/>
+        </w:rPr>
+        <w:t>)),</w:t>
+      </w:r>
+    </w:p>
+    <w:p>
+      <w:pPr>
+        <w:bidi/>
+        <w:jc w:val="right"/>
+        <w:rPr>
+          <w:rFonts w:ascii="Aptos Display" w:hAnsi="Aptos Display" w:cs="B Mitra"/>
+          <w:b/>
+          <w:bCs/>
+          <w:sz w:val="22"/>
+          <w:szCs w:val="22"/>
+          <w:lang w:bidi="fa-IR"/>
+        </w:rPr>
+      </w:pPr>
+      <w:r>
+        <w:rPr>
+          <w:rFonts w:ascii="Aptos Display" w:hAnsi="Aptos Display" w:cs="B Mitra"/>
+          <w:b/>
+          <w:bCs/>
+          <w:sz w:val="22"/>
+          <w:szCs w:val="22"/>
+          <w:lang w:bidi="fa-IR"/>
+        </w:rPr>
+        <w:t>    ('</w:t>
+      </w:r>
+      <w:proofErr w:type="spellStart"/>
+      <w:r>
+        <w:rPr>
+          <w:rFonts w:ascii="Aptos Display" w:hAnsi="Aptos Display" w:cs="B Mitra"/>
+          <w:b/>
+          <w:bCs/>
+          <w:sz w:val="22"/>
+          <w:szCs w:val="22"/>
+          <w:lang w:bidi="fa-IR"/>
+        </w:rPr>
+        <w:t>nb</w:t>
+      </w:r>
+      <w:proofErr w:type="spellEnd"/>
+      <w:r>
+        <w:rPr>
+          <w:rFonts w:ascii="Aptos Display" w:hAnsi="Aptos Display" w:cs="B Mitra"/>
+          <w:b/>
+          <w:bCs/>
+          <w:sz w:val="22"/>
+          <w:szCs w:val="22"/>
+          <w:lang w:bidi="fa-IR"/>
+        </w:rPr>
+        <w:t xml:space="preserve">', </w:t>
+      </w:r>
+      <w:proofErr w:type="spellStart"/>
+      <w:proofErr w:type="gramStart"/>
+      <w:r>
+        <w:rPr>
+          <w:rFonts w:ascii="Aptos Display" w:hAnsi="Aptos Display" w:cs="B Mitra"/>
+          <w:b/>
+          <w:bCs/>
+          <w:sz w:val="22"/>
+          <w:szCs w:val="22"/>
+          <w:lang w:bidi="fa-IR"/>
+        </w:rPr>
+        <w:t>MultinomialNB</w:t>
+      </w:r>
+      <w:proofErr w:type="spellEnd"/>
+      <w:r>
+        <w:rPr>
+          <w:rFonts w:ascii="Aptos Display" w:hAnsi="Aptos Display" w:cs="B Mitra"/>
+          <w:b/>
+          <w:bCs/>
+          <w:sz w:val="22"/>
+          <w:szCs w:val="22"/>
+          <w:lang w:bidi="fa-IR"/>
+        </w:rPr>
+        <w:t>(</w:t>
+      </w:r>
+      <w:proofErr w:type="gramEnd"/>
+      <w:r>
+        <w:rPr>
+          <w:rFonts w:ascii="Aptos Display" w:hAnsi="Aptos Display" w:cs="B Mitra"/>
+          <w:b/>
+          <w:bCs/>
+          <w:sz w:val="22"/>
+          <w:szCs w:val="22"/>
+          <w:lang w:bidi="fa-IR"/>
+        </w:rPr>
+        <w:t>))</w:t>
+      </w:r>
+    </w:p>
+    <w:p>
+      <w:pPr>
+        <w:bidi/>
+        <w:jc w:val="right"/>
+        <w:rPr>
+          <w:rFonts w:ascii="Aptos Display" w:hAnsi="Aptos Display" w:cs="B Mitra"/>
+          <w:b/>
+          <w:bCs/>
+          <w:sz w:val="22"/>
+          <w:szCs w:val="22"/>
+          <w:lang w:bidi="fa-IR"/>
+        </w:rPr>
+      </w:pPr>
+      <w:r>
+        <w:rPr>
+          <w:rFonts w:ascii="Aptos Display" w:hAnsi="Aptos Display" w:cs="B Mitra"/>
+          <w:b/>
+          <w:bCs/>
+          <w:sz w:val="22"/>
+          <w:szCs w:val="22"/>
+          <w:lang w:bidi="fa-IR"/>
+        </w:rPr>
+        <w:t>])</w:t>
+      </w:r>
+    </w:p>
+    <w:p>
+      <w:pPr>
+        <w:bidi/>
+        <w:rPr>
+          <w:rFonts w:ascii="Aptos Display" w:hAnsi="Aptos Display" w:cs="B Mitra"/>
+          <w:b/>
+          <w:bCs/>
+          <w:sz w:val="22"/>
+          <w:szCs w:val="22"/>
+          <w:rtl/>
+          <w:lang w:bidi="fa-IR"/>
+        </w:rPr>
+      </w:pPr>
+      <w:r>
+        <w:rPr>
+          <w:rFonts w:ascii="Aptos Display" w:hAnsi="Aptos Display" w:cs="B Mitra" w:hint="cs"/>
+          <w:b/>
+          <w:bCs/>
+          <w:sz w:val="22"/>
+          <w:szCs w:val="22"/>
+          <w:rtl/>
+          <w:lang w:bidi="fa-IR"/>
+        </w:rPr>
+        <w:t>ساخت لیستی از ابرپارامتر های مدنظر برای نتظیم :</w:t>
+      </w:r>
+    </w:p>
+    <w:p>
+      <w:pPr>
+        <w:bidi/>
+        <w:rPr>
+          <w:rFonts w:ascii="Aptos Display" w:hAnsi="Aptos Display" w:cs="B Mitra"/>
+          <w:b/>
+          <w:bCs/>
+          <w:sz w:val="22"/>
+          <w:szCs w:val="22"/>
+          <w:rtl/>
+          <w:lang w:bidi="fa-IR"/>
+        </w:rPr>
+      </w:pPr>
+    </w:p>
+    <w:p>
+      <w:pPr>
+        <w:bidi/>
+        <w:jc w:val="right"/>
+        <w:rPr>
+          <w:rFonts w:ascii="Aptos Display" w:hAnsi="Aptos Display" w:cs="B Mitra"/>
+          <w:b/>
+          <w:bCs/>
+          <w:sz w:val="22"/>
+          <w:szCs w:val="22"/>
+          <w:lang w:bidi="fa-IR"/>
+        </w:rPr>
+      </w:pPr>
+      <w:proofErr w:type="spellStart"/>
+      <w:r>
+        <w:rPr>
+          <w:rFonts w:ascii="Aptos Display" w:hAnsi="Aptos Display" w:cs="B Mitra"/>
+          <w:b/>
+          <w:bCs/>
+          <w:sz w:val="22"/>
+          <w:szCs w:val="22"/>
+          <w:lang w:bidi="fa-IR"/>
+        </w:rPr>
+        <w:t>param_grid</w:t>
+      </w:r>
+      <w:proofErr w:type="spellEnd"/>
+      <w:r>
+        <w:rPr>
+          <w:rFonts w:ascii="Aptos Display" w:hAnsi="Aptos Display" w:cs="B Mitra"/>
+          <w:b/>
+          <w:bCs/>
+          <w:sz w:val="22"/>
+          <w:szCs w:val="22"/>
+          <w:lang w:bidi="fa-IR"/>
+        </w:rPr>
+        <w:t xml:space="preserve"> = {</w:t>
+      </w:r>
+    </w:p>
+    <w:p>
+      <w:pPr>
+        <w:bidi/>
+        <w:jc w:val="right"/>
+        <w:rPr>
+          <w:rFonts w:ascii="Aptos Display" w:hAnsi="Aptos Display" w:cs="B Mitra"/>
+          <w:b/>
+          <w:bCs/>
+          <w:sz w:val="22"/>
+          <w:szCs w:val="22"/>
+          <w:lang w:bidi="fa-IR"/>
+        </w:rPr>
+      </w:pPr>
+      <w:r>
+        <w:rPr>
+          <w:rFonts w:ascii="Aptos Display" w:hAnsi="Aptos Display" w:cs="B Mitra"/>
+          <w:b/>
+          <w:bCs/>
+          <w:sz w:val="22"/>
+          <w:szCs w:val="22"/>
+          <w:lang w:bidi="fa-IR"/>
+        </w:rPr>
+        <w:t>    '</w:t>
+      </w:r>
+      <w:proofErr w:type="spellStart"/>
+      <w:proofErr w:type="gramStart"/>
+      <w:r>
+        <w:rPr>
+          <w:rFonts w:ascii="Aptos Display" w:hAnsi="Aptos Display" w:cs="B Mitra"/>
+          <w:b/>
+          <w:bCs/>
+          <w:sz w:val="22"/>
+          <w:szCs w:val="22"/>
+          <w:lang w:bidi="fa-IR"/>
+        </w:rPr>
+        <w:t>nb</w:t>
+      </w:r>
+      <w:proofErr w:type="spellEnd"/>
+      <w:proofErr w:type="gramEnd"/>
+      <w:r>
+        <w:rPr>
+          <w:rFonts w:ascii="Aptos Display" w:hAnsi="Aptos Display" w:cs="B Mitra"/>
+          <w:b/>
+          <w:bCs/>
+          <w:sz w:val="22"/>
+          <w:szCs w:val="22"/>
+          <w:lang w:bidi="fa-IR"/>
+        </w:rPr>
+        <w:t>__alpha': [0.001, 0.01, 0.1, 0.5, 1, 5, 10],</w:t>
+      </w:r>
+    </w:p>
+    <w:p>
+      <w:pPr>
+        <w:bidi/>
+        <w:jc w:val="right"/>
+        <w:rPr>
+          <w:rFonts w:ascii="Aptos Display" w:hAnsi="Aptos Display" w:cs="B Mitra"/>
+          <w:b/>
+          <w:bCs/>
+          <w:sz w:val="22"/>
+          <w:szCs w:val="22"/>
+          <w:lang w:bidi="fa-IR"/>
+        </w:rPr>
+      </w:pPr>
+      <w:r>
+        <w:rPr>
+          <w:rFonts w:ascii="Aptos Display" w:hAnsi="Aptos Display" w:cs="B Mitra"/>
+          <w:b/>
+          <w:bCs/>
+          <w:sz w:val="22"/>
+          <w:szCs w:val="22"/>
+          <w:lang w:bidi="fa-IR"/>
+        </w:rPr>
+        <w:t>    '</w:t>
+      </w:r>
+      <w:proofErr w:type="spellStart"/>
+      <w:proofErr w:type="gramStart"/>
+      <w:r>
+        <w:rPr>
+          <w:rFonts w:ascii="Aptos Display" w:hAnsi="Aptos Display" w:cs="B Mitra"/>
+          <w:b/>
+          <w:bCs/>
+          <w:sz w:val="22"/>
+          <w:szCs w:val="22"/>
+          <w:lang w:bidi="fa-IR"/>
+        </w:rPr>
+        <w:t>tfidf</w:t>
+      </w:r>
+      <w:proofErr w:type="spellEnd"/>
+      <w:proofErr w:type="gramEnd"/>
+      <w:r>
+        <w:rPr>
+          <w:rFonts w:ascii="Aptos Display" w:hAnsi="Aptos Display" w:cs="B Mitra"/>
+          <w:b/>
+          <w:bCs/>
+          <w:sz w:val="22"/>
+          <w:szCs w:val="22"/>
+          <w:lang w:bidi="fa-IR"/>
+        </w:rPr>
+        <w:t>__</w:t>
+      </w:r>
+      <w:proofErr w:type="spellStart"/>
+      <w:r>
+        <w:rPr>
+          <w:rFonts w:ascii="Aptos Display" w:hAnsi="Aptos Display" w:cs="B Mitra"/>
+          <w:b/>
+          <w:bCs/>
+          <w:sz w:val="22"/>
+          <w:szCs w:val="22"/>
+          <w:lang w:bidi="fa-IR"/>
+        </w:rPr>
+        <w:t>ngram_range</w:t>
+      </w:r>
+      <w:proofErr w:type="spellEnd"/>
+      <w:r>
+        <w:rPr>
+          <w:rFonts w:ascii="Aptos Display" w:hAnsi="Aptos Display" w:cs="B Mitra"/>
+          <w:b/>
+          <w:bCs/>
+          <w:sz w:val="22"/>
+          <w:szCs w:val="22"/>
+          <w:lang w:bidi="fa-IR"/>
+        </w:rPr>
+        <w:t>': [(1,1), (1,2), (1,3)],</w:t>
+      </w:r>
+    </w:p>
+    <w:p>
+      <w:pPr>
+        <w:bidi/>
+        <w:jc w:val="right"/>
+        <w:rPr>
+          <w:rFonts w:ascii="Aptos Display" w:hAnsi="Aptos Display" w:cs="B Mitra"/>
+          <w:b/>
+          <w:bCs/>
+          <w:sz w:val="22"/>
+          <w:szCs w:val="22"/>
+          <w:lang w:bidi="fa-IR"/>
+        </w:rPr>
+      </w:pPr>
+      <w:r>
+        <w:rPr>
+          <w:rFonts w:ascii="Aptos Display" w:hAnsi="Aptos Display" w:cs="B Mitra"/>
+          <w:b/>
+          <w:bCs/>
+          <w:sz w:val="22"/>
+          <w:szCs w:val="22"/>
+          <w:lang w:bidi="fa-IR"/>
+        </w:rPr>
+        <w:t>    '</w:t>
+      </w:r>
+      <w:proofErr w:type="spellStart"/>
+      <w:proofErr w:type="gramStart"/>
+      <w:r>
+        <w:rPr>
+          <w:rFonts w:ascii="Aptos Display" w:hAnsi="Aptos Display" w:cs="B Mitra"/>
+          <w:b/>
+          <w:bCs/>
+          <w:sz w:val="22"/>
+          <w:szCs w:val="22"/>
+          <w:lang w:bidi="fa-IR"/>
+        </w:rPr>
+        <w:t>tfidf</w:t>
+      </w:r>
+      <w:proofErr w:type="spellEnd"/>
+      <w:proofErr w:type="gramEnd"/>
+      <w:r>
+        <w:rPr>
+          <w:rFonts w:ascii="Aptos Display" w:hAnsi="Aptos Display" w:cs="B Mitra"/>
+          <w:b/>
+          <w:bCs/>
+          <w:sz w:val="22"/>
+          <w:szCs w:val="22"/>
+          <w:lang w:bidi="fa-IR"/>
+        </w:rPr>
+        <w:t>__</w:t>
+      </w:r>
+      <w:proofErr w:type="spellStart"/>
+      <w:r>
+        <w:rPr>
+          <w:rFonts w:ascii="Aptos Display" w:hAnsi="Aptos Display" w:cs="B Mitra"/>
+          <w:b/>
+          <w:bCs/>
+          <w:sz w:val="22"/>
+          <w:szCs w:val="22"/>
+          <w:lang w:bidi="fa-IR"/>
+        </w:rPr>
+        <w:t>max_df</w:t>
+      </w:r>
+      <w:proofErr w:type="spellEnd"/>
+      <w:r>
+        <w:rPr>
+          <w:rFonts w:ascii="Aptos Display" w:hAnsi="Aptos Display" w:cs="B Mitra"/>
+          <w:b/>
+          <w:bCs/>
+          <w:sz w:val="22"/>
+          <w:szCs w:val="22"/>
+          <w:lang w:bidi="fa-IR"/>
+        </w:rPr>
+        <w:t xml:space="preserve">': [0.75, 0.85, 1.0], </w:t>
+      </w:r>
+    </w:p>
+    <w:p>
+      <w:pPr>
+        <w:bidi/>
+        <w:jc w:val="right"/>
+        <w:rPr>
+          <w:rFonts w:ascii="Aptos Display" w:hAnsi="Aptos Display" w:cs="B Mitra"/>
+          <w:b/>
+          <w:bCs/>
+          <w:sz w:val="22"/>
+          <w:szCs w:val="22"/>
+          <w:lang w:bidi="fa-IR"/>
+        </w:rPr>
+      </w:pPr>
+      <w:r>
+        <w:rPr>
+          <w:rFonts w:ascii="Aptos Display" w:hAnsi="Aptos Display" w:cs="B Mitra"/>
+          <w:b/>
+          <w:bCs/>
+          <w:sz w:val="22"/>
+          <w:szCs w:val="22"/>
+          <w:lang w:bidi="fa-IR"/>
+        </w:rPr>
+        <w:t>    '</w:t>
+      </w:r>
+      <w:proofErr w:type="spellStart"/>
+      <w:proofErr w:type="gramStart"/>
+      <w:r>
+        <w:rPr>
+          <w:rFonts w:ascii="Aptos Display" w:hAnsi="Aptos Display" w:cs="B Mitra"/>
+          <w:b/>
+          <w:bCs/>
+          <w:sz w:val="22"/>
+          <w:szCs w:val="22"/>
+          <w:lang w:bidi="fa-IR"/>
+        </w:rPr>
+        <w:t>tfidf</w:t>
+      </w:r>
+      <w:proofErr w:type="spellEnd"/>
+      <w:proofErr w:type="gramEnd"/>
+      <w:r>
+        <w:rPr>
+          <w:rFonts w:ascii="Aptos Display" w:hAnsi="Aptos Display" w:cs="B Mitra"/>
+          <w:b/>
+          <w:bCs/>
+          <w:sz w:val="22"/>
+          <w:szCs w:val="22"/>
+          <w:lang w:bidi="fa-IR"/>
+        </w:rPr>
+        <w:t>__</w:t>
+      </w:r>
+      <w:proofErr w:type="spellStart"/>
+      <w:r>
+        <w:rPr>
+          <w:rFonts w:ascii="Aptos Display" w:hAnsi="Aptos Display" w:cs="B Mitra"/>
+          <w:b/>
+          <w:bCs/>
+          <w:sz w:val="22"/>
+          <w:szCs w:val="22"/>
+          <w:lang w:bidi="fa-IR"/>
+        </w:rPr>
+        <w:t>min_df</w:t>
+      </w:r>
+      <w:proofErr w:type="spellEnd"/>
+      <w:r>
+        <w:rPr>
+          <w:rFonts w:ascii="Aptos Display" w:hAnsi="Aptos Display" w:cs="B Mitra"/>
+          <w:b/>
+          <w:bCs/>
+          <w:sz w:val="22"/>
+          <w:szCs w:val="22"/>
+          <w:lang w:bidi="fa-IR"/>
+        </w:rPr>
+        <w:t>': [1, 2, 5]</w:t>
+      </w:r>
+    </w:p>
+    <w:p>
+      <w:pPr>
+        <w:bidi/>
+        <w:jc w:val="right"/>
+        <w:rPr>
+          <w:rFonts w:ascii="Aptos Display" w:hAnsi="Aptos Display" w:cs="B Mitra"/>
+          <w:b/>
+          <w:bCs/>
+          <w:sz w:val="22"/>
+          <w:szCs w:val="22"/>
+          <w:lang w:bidi="fa-IR"/>
+        </w:rPr>
+      </w:pPr>
+      <w:r>
+        <w:rPr>
+          <w:rFonts w:ascii="Aptos Display" w:hAnsi="Aptos Display" w:cs="B Mitra"/>
+          <w:b/>
+          <w:bCs/>
+          <w:sz w:val="22"/>
+          <w:szCs w:val="22"/>
+          <w:lang w:bidi="fa-IR"/>
+        </w:rPr>
+        <w:t>}</w:t>
+      </w:r>
+    </w:p>
+    <w:p>
+      <w:pPr>
+        <w:bidi/>
+        <w:jc w:val="right"/>
+        <w:rPr>
+          <w:rFonts w:ascii="Aptos Display" w:hAnsi="Aptos Display" w:cs="B Mitra"/>
+          <w:b/>
+          <w:bCs/>
+          <w:sz w:val="22"/>
+          <w:szCs w:val="22"/>
+          <w:rtl/>
+          <w:lang w:bidi="fa-IR"/>
+        </w:rPr>
+      </w:pPr>
+    </w:p>
+    <w:p>
+      <w:pPr>
+        <w:bidi/>
+        <w:rPr>
+          <w:rFonts w:ascii="Aptos Display" w:hAnsi="Aptos Display" w:cs="B Mitra" w:hint="cs"/>
+          <w:b/>
+          <w:bCs/>
+          <w:sz w:val="22"/>
+          <w:szCs w:val="22"/>
+          <w:rtl/>
+          <w:lang w:bidi="fa-IR"/>
+        </w:rPr>
+      </w:pPr>
+      <w:r>
+        <w:rPr>
+          <w:rFonts w:ascii="Aptos Display" w:hAnsi="Aptos Display" w:cs="B Mitra" w:hint="cs"/>
+          <w:b/>
+          <w:bCs/>
+          <w:sz w:val="22"/>
+          <w:szCs w:val="22"/>
+          <w:rtl/>
+          <w:lang w:bidi="fa-IR"/>
+        </w:rPr>
+        <w:t xml:space="preserve">تنظیم </w:t>
+      </w:r>
+      <w:r>
+        <w:rPr>
+          <w:rFonts w:ascii="Aptos Display" w:hAnsi="Aptos Display" w:cs="B Mitra" w:hint="cs"/>
+          <w:b/>
+          <w:bCs/>
+          <w:sz w:val="22"/>
+          <w:szCs w:val="22"/>
+          <w:rtl/>
+          <w:lang w:bidi="fa-IR"/>
+        </w:rPr>
+        <w:t xml:space="preserve">ابرپامتراها با استفاده از </w:t>
+      </w:r>
+      <w:proofErr w:type="spellStart"/>
+      <w:r>
+        <w:rPr>
+          <w:rFonts w:ascii="Aptos Display" w:hAnsi="Aptos Display" w:cs="B Mitra"/>
+          <w:b/>
+          <w:bCs/>
+          <w:sz w:val="22"/>
+          <w:szCs w:val="22"/>
+          <w:lang w:bidi="fa-IR"/>
+        </w:rPr>
+        <w:t>GridSearch</w:t>
+      </w:r>
+      <w:proofErr w:type="spellEnd"/>
+      <w:r>
+        <w:rPr>
+          <w:rFonts w:ascii="Aptos Display" w:hAnsi="Aptos Display" w:cs="B Mitra"/>
+          <w:b/>
+          <w:bCs/>
+          <w:sz w:val="22"/>
+          <w:szCs w:val="22"/>
+          <w:lang w:bidi="fa-IR"/>
+        </w:rPr>
+        <w:t xml:space="preserve"> </w:t>
+      </w:r>
+      <w:r>
+        <w:rPr>
+          <w:rFonts w:ascii="Aptos Display" w:hAnsi="Aptos Display" w:cs="B Mitra" w:hint="cs"/>
+          <w:b/>
+          <w:bCs/>
+          <w:sz w:val="22"/>
+          <w:szCs w:val="22"/>
+          <w:rtl/>
+          <w:lang w:bidi="fa-IR"/>
+        </w:rPr>
+        <w:t xml:space="preserve"> :</w:t>
+      </w:r>
+    </w:p>
+    <w:p>
+      <w:pPr>
+        <w:bidi/>
+        <w:jc w:val="right"/>
+        <w:rPr>
+          <w:rFonts w:cs="B Mitra"/>
+          <w:b/>
+          <w:bCs/>
+          <w:rtl/>
+          <w:lang w:bidi="fa-IR"/>
+        </w:rPr>
+      </w:pPr>
+    </w:p>
+    <w:p>
+      <w:pPr>
+        <w:bidi/>
+        <w:jc w:val="right"/>
+        <w:rPr>
+          <w:rFonts w:ascii="Aptos Display" w:hAnsi="Aptos Display" w:cs="B Mitra"/>
+          <w:b/>
+          <w:bCs/>
+          <w:sz w:val="22"/>
+          <w:szCs w:val="22"/>
+          <w:lang w:bidi="fa-IR"/>
+        </w:rPr>
+      </w:pPr>
+      <w:proofErr w:type="spellStart"/>
+      <w:r>
+        <w:rPr>
+          <w:rFonts w:ascii="Aptos Display" w:hAnsi="Aptos Display" w:cs="B Mitra"/>
+          <w:b/>
+          <w:bCs/>
+          <w:sz w:val="22"/>
+          <w:szCs w:val="22"/>
+          <w:lang w:bidi="fa-IR"/>
+        </w:rPr>
+        <w:t>grid_search</w:t>
+      </w:r>
+      <w:proofErr w:type="spellEnd"/>
+      <w:r>
+        <w:rPr>
+          <w:rFonts w:ascii="Aptos Display" w:hAnsi="Aptos Display" w:cs="B Mitra"/>
+          <w:b/>
+          <w:bCs/>
+          <w:sz w:val="22"/>
+          <w:szCs w:val="22"/>
+          <w:lang w:bidi="fa-IR"/>
+        </w:rPr>
+        <w:t xml:space="preserve"> = </w:t>
+      </w:r>
+      <w:proofErr w:type="spellStart"/>
+      <w:proofErr w:type="gramStart"/>
+      <w:r>
+        <w:rPr>
+          <w:rFonts w:ascii="Aptos Display" w:hAnsi="Aptos Display" w:cs="B Mitra"/>
+          <w:b/>
+          <w:bCs/>
+          <w:sz w:val="22"/>
+          <w:szCs w:val="22"/>
+          <w:lang w:bidi="fa-IR"/>
+        </w:rPr>
+        <w:t>GridSearchCV</w:t>
+      </w:r>
+      <w:proofErr w:type="spellEnd"/>
+      <w:r>
+        <w:rPr>
+          <w:rFonts w:ascii="Aptos Display" w:hAnsi="Aptos Display" w:cs="B Mitra"/>
+          <w:b/>
+          <w:bCs/>
+          <w:sz w:val="22"/>
+          <w:szCs w:val="22"/>
+          <w:lang w:bidi="fa-IR"/>
+        </w:rPr>
+        <w:t>(</w:t>
+      </w:r>
+      <w:proofErr w:type="gramEnd"/>
+      <w:r>
+        <w:rPr>
+          <w:rFonts w:ascii="Aptos Display" w:hAnsi="Aptos Display" w:cs="B Mitra"/>
+          <w:b/>
+          <w:bCs/>
+          <w:sz w:val="22"/>
+          <w:szCs w:val="22"/>
+          <w:lang w:bidi="fa-IR"/>
+        </w:rPr>
+        <w:t xml:space="preserve">pipeline, </w:t>
+      </w:r>
+      <w:proofErr w:type="spellStart"/>
+      <w:r>
+        <w:rPr>
+          <w:rFonts w:ascii="Aptos Display" w:hAnsi="Aptos Display" w:cs="B Mitra"/>
+          <w:b/>
+          <w:bCs/>
+          <w:sz w:val="22"/>
+          <w:szCs w:val="22"/>
+          <w:lang w:bidi="fa-IR"/>
+        </w:rPr>
+        <w:t>param_grid</w:t>
+      </w:r>
+      <w:proofErr w:type="spellEnd"/>
+      <w:r>
+        <w:rPr>
+          <w:rFonts w:ascii="Aptos Display" w:hAnsi="Aptos Display" w:cs="B Mitra"/>
+          <w:b/>
+          <w:bCs/>
+          <w:sz w:val="22"/>
+          <w:szCs w:val="22"/>
+          <w:lang w:bidi="fa-IR"/>
+        </w:rPr>
+        <w:t xml:space="preserve">, cv=5, scoring='accuracy', </w:t>
+      </w:r>
+      <w:proofErr w:type="spellStart"/>
+      <w:r>
+        <w:rPr>
+          <w:rFonts w:ascii="Aptos Display" w:hAnsi="Aptos Display" w:cs="B Mitra"/>
+          <w:b/>
+          <w:bCs/>
+          <w:sz w:val="22"/>
+          <w:szCs w:val="22"/>
+          <w:lang w:bidi="fa-IR"/>
+        </w:rPr>
+        <w:t>n_jobs</w:t>
+      </w:r>
+      <w:proofErr w:type="spellEnd"/>
+      <w:r>
+        <w:rPr>
+          <w:rFonts w:ascii="Aptos Display" w:hAnsi="Aptos Display" w:cs="B Mitra"/>
+          <w:b/>
+          <w:bCs/>
+          <w:sz w:val="22"/>
+          <w:szCs w:val="22"/>
+          <w:lang w:bidi="fa-IR"/>
+        </w:rPr>
+        <w:t>=-1)</w:t>
+      </w:r>
+    </w:p>
+    <w:p>
+      <w:pPr>
+        <w:bidi/>
+        <w:jc w:val="right"/>
+        <w:rPr>
+          <w:rFonts w:ascii="Aptos Display" w:hAnsi="Aptos Display" w:cs="B Mitra"/>
+          <w:b/>
+          <w:bCs/>
+          <w:sz w:val="22"/>
+          <w:szCs w:val="22"/>
+          <w:rtl/>
+          <w:lang w:bidi="fa-IR"/>
+        </w:rPr>
+      </w:pPr>
+      <w:proofErr w:type="spellStart"/>
+      <w:r>
+        <w:rPr>
+          <w:rFonts w:ascii="Aptos Display" w:hAnsi="Aptos Display" w:cs="B Mitra"/>
+          <w:b/>
+          <w:bCs/>
+          <w:sz w:val="22"/>
+          <w:szCs w:val="22"/>
+          <w:lang w:bidi="fa-IR"/>
+        </w:rPr>
+        <w:t>grid_search.fit</w:t>
+      </w:r>
+      <w:proofErr w:type="spellEnd"/>
+      <w:r>
+        <w:rPr>
+          <w:rFonts w:ascii="Aptos Display" w:hAnsi="Aptos Display" w:cs="B Mitra"/>
+          <w:b/>
+          <w:bCs/>
+          <w:sz w:val="22"/>
+          <w:szCs w:val="22"/>
+          <w:lang w:bidi="fa-IR"/>
+        </w:rPr>
+        <w:t>(</w:t>
+      </w:r>
+      <w:proofErr w:type="spellStart"/>
+      <w:r>
+        <w:rPr>
+          <w:rFonts w:ascii="Aptos Display" w:hAnsi="Aptos Display" w:cs="B Mitra"/>
+          <w:b/>
+          <w:bCs/>
+          <w:sz w:val="22"/>
+          <w:szCs w:val="22"/>
+          <w:lang w:bidi="fa-IR"/>
+        </w:rPr>
+        <w:t>df</w:t>
+      </w:r>
+      <w:proofErr w:type="spellEnd"/>
+      <w:r>
+        <w:rPr>
+          <w:rFonts w:ascii="Aptos Display" w:hAnsi="Aptos Display" w:cs="B Mitra"/>
+          <w:b/>
+          <w:bCs/>
+          <w:sz w:val="22"/>
+          <w:szCs w:val="22"/>
+          <w:lang w:bidi="fa-IR"/>
+        </w:rPr>
+        <w:t>['</w:t>
+      </w:r>
+      <w:proofErr w:type="spellStart"/>
+      <w:r>
+        <w:rPr>
+          <w:rFonts w:ascii="Aptos Display" w:hAnsi="Aptos Display" w:cs="B Mitra"/>
+          <w:b/>
+          <w:bCs/>
+          <w:sz w:val="22"/>
+          <w:szCs w:val="22"/>
+          <w:lang w:bidi="fa-IR"/>
+        </w:rPr>
+        <w:t>review_body</w:t>
+      </w:r>
+      <w:proofErr w:type="spellEnd"/>
+      <w:r>
+        <w:rPr>
+          <w:rFonts w:ascii="Aptos Display" w:hAnsi="Aptos Display" w:cs="B Mitra"/>
+          <w:b/>
+          <w:bCs/>
+          <w:sz w:val="22"/>
+          <w:szCs w:val="22"/>
+          <w:lang w:bidi="fa-IR"/>
+        </w:rPr>
+        <w:t xml:space="preserve">'], </w:t>
+      </w:r>
+      <w:proofErr w:type="spellStart"/>
+      <w:r>
+        <w:rPr>
+          <w:rFonts w:ascii="Aptos Display" w:hAnsi="Aptos Display" w:cs="B Mitra"/>
+          <w:b/>
+          <w:bCs/>
+          <w:sz w:val="22"/>
+          <w:szCs w:val="22"/>
+          <w:lang w:bidi="fa-IR"/>
+        </w:rPr>
+        <w:t>df</w:t>
+      </w:r>
+      <w:proofErr w:type="spellEnd"/>
+      <w:r>
+        <w:rPr>
+          <w:rFonts w:ascii="Aptos Display" w:hAnsi="Aptos Display" w:cs="B Mitra"/>
+          <w:b/>
+          <w:bCs/>
+          <w:sz w:val="22"/>
+          <w:szCs w:val="22"/>
+          <w:lang w:bidi="fa-IR"/>
+        </w:rPr>
+        <w:t>['</w:t>
+      </w:r>
+      <w:proofErr w:type="spellStart"/>
+      <w:r>
+        <w:rPr>
+          <w:rFonts w:ascii="Aptos Display" w:hAnsi="Aptos Display" w:cs="B Mitra"/>
+          <w:b/>
+          <w:bCs/>
+          <w:sz w:val="22"/>
+          <w:szCs w:val="22"/>
+          <w:lang w:bidi="fa-IR"/>
+        </w:rPr>
+        <w:t>star_rating_label</w:t>
+      </w:r>
+      <w:proofErr w:type="spellEnd"/>
+      <w:r>
+        <w:rPr>
+          <w:rFonts w:ascii="Aptos Display" w:hAnsi="Aptos Display" w:cs="B Mitra"/>
+          <w:b/>
+          <w:bCs/>
+          <w:sz w:val="22"/>
+          <w:szCs w:val="22"/>
+          <w:lang w:bidi="fa-IR"/>
+        </w:rPr>
+        <w:t xml:space="preserve">']) </w:t>
+      </w:r>
+    </w:p>
+    <w:p>
+      <w:pPr>
+        <w:bidi/>
+        <w:jc w:val="right"/>
+        <w:rPr>
+          <w:rFonts w:ascii="Aptos Display" w:hAnsi="Aptos Display" w:cs="B Mitra"/>
+          <w:b/>
+          <w:bCs/>
+          <w:sz w:val="22"/>
+          <w:szCs w:val="22"/>
+          <w:rtl/>
+          <w:lang w:bidi="fa-IR"/>
+        </w:rPr>
+      </w:pPr>
+    </w:p>
+    <w:p>
+      <w:pPr>
+        <w:bidi/>
+        <w:rPr>
+          <w:rFonts w:ascii="Aptos Display" w:hAnsi="Aptos Display" w:cs="B Mitra"/>
+          <w:b/>
+          <w:bCs/>
+          <w:sz w:val="22"/>
+          <w:szCs w:val="22"/>
+          <w:rtl/>
+        </w:rPr>
+      </w:pPr>
+      <w:r>
+        <w:rPr>
+          <w:rFonts w:ascii="Aptos Display" w:hAnsi="Aptos Display" w:cs="B Mitra"/>
+          <w:b/>
+          <w:bCs/>
+          <w:sz w:val="22"/>
+          <w:szCs w:val="22"/>
+          <w:rtl/>
+        </w:rPr>
+        <w:t xml:space="preserve"> با استفاده از کلاس</w:t>
+      </w:r>
+      <w:r>
+        <w:rPr>
+          <w:rFonts w:ascii="Aptos Display" w:hAnsi="Aptos Display" w:cs="B Mitra"/>
+          <w:b/>
+          <w:bCs/>
+          <w:sz w:val="22"/>
+          <w:szCs w:val="22"/>
+          <w:lang w:bidi="fa-IR"/>
+        </w:rPr>
+        <w:t xml:space="preserve"> </w:t>
+      </w:r>
+      <w:proofErr w:type="spellStart"/>
+      <w:r>
+        <w:rPr>
+          <w:rFonts w:ascii="Aptos Display" w:hAnsi="Aptos Display" w:cs="B Mitra"/>
+          <w:b/>
+          <w:bCs/>
+          <w:sz w:val="22"/>
+          <w:szCs w:val="22"/>
+          <w:lang w:bidi="fa-IR"/>
+        </w:rPr>
+        <w:t>GridSearchCV</w:t>
+      </w:r>
+      <w:proofErr w:type="spellEnd"/>
+      <w:r>
+        <w:rPr>
+          <w:rFonts w:ascii="Aptos Display" w:hAnsi="Aptos Display" w:cs="B Mitra"/>
+          <w:b/>
+          <w:bCs/>
+          <w:sz w:val="22"/>
+          <w:szCs w:val="22"/>
+          <w:rtl/>
+        </w:rPr>
+        <w:t xml:space="preserve">، یک جستجوی شبکه‌ای برای یافتن بهترین ترکیب از ابرپارامترهای تعریف‌شده در </w:t>
+      </w:r>
+      <w:proofErr w:type="spellStart"/>
+      <w:r>
+        <w:rPr>
+          <w:rFonts w:ascii="Aptos Display" w:hAnsi="Aptos Display" w:cs="B Mitra"/>
+          <w:b/>
+          <w:bCs/>
+          <w:sz w:val="22"/>
+          <w:szCs w:val="22"/>
+          <w:lang w:bidi="fa-IR"/>
+        </w:rPr>
+        <w:t>param_grid</w:t>
+      </w:r>
+      <w:proofErr w:type="spellEnd"/>
+      <w:r>
+        <w:rPr>
+          <w:rFonts w:ascii="Aptos Display" w:hAnsi="Aptos Display" w:cs="B Mitra"/>
+          <w:b/>
+          <w:bCs/>
+          <w:sz w:val="22"/>
+          <w:szCs w:val="22"/>
+          <w:lang w:bidi="fa-IR"/>
+        </w:rPr>
+        <w:t xml:space="preserve"> </w:t>
+      </w:r>
+      <w:r>
+        <w:rPr>
+          <w:rFonts w:ascii="Aptos Display" w:hAnsi="Aptos Display" w:cs="B Mitra" w:hint="cs"/>
+          <w:b/>
+          <w:bCs/>
+          <w:sz w:val="22"/>
+          <w:szCs w:val="22"/>
+          <w:rtl/>
+        </w:rPr>
+        <w:t xml:space="preserve"> انجام می‍شود. این شبکه</w:t>
+      </w:r>
+      <w:r>
+        <w:rPr>
+          <w:rFonts w:ascii="Aptos Display" w:hAnsi="Aptos Display" w:cs="B Mitra"/>
+          <w:b/>
+          <w:bCs/>
+          <w:sz w:val="22"/>
+          <w:szCs w:val="22"/>
+          <w:rtl/>
+        </w:rPr>
+        <w:t xml:space="preserve"> با استفاده از اعتبارسنجی متقاطع پنج‌تایی</w:t>
+      </w:r>
+      <w:r>
+        <w:rPr>
+          <w:rFonts w:ascii="Aptos Display" w:hAnsi="Aptos Display" w:cs="B Mitra"/>
+          <w:b/>
+          <w:bCs/>
+          <w:sz w:val="22"/>
+          <w:szCs w:val="22"/>
+          <w:lang w:bidi="fa-IR"/>
+        </w:rPr>
+        <w:t xml:space="preserve"> (cv=5) </w:t>
+      </w:r>
+      <w:r>
+        <w:rPr>
+          <w:rFonts w:ascii="Aptos Display" w:hAnsi="Aptos Display" w:cs="B Mitra"/>
+          <w:b/>
+          <w:bCs/>
+          <w:sz w:val="22"/>
+          <w:szCs w:val="22"/>
+          <w:rtl/>
+        </w:rPr>
+        <w:t>و معیار دقت</w:t>
+      </w:r>
+      <w:r>
+        <w:rPr>
+          <w:rFonts w:ascii="Aptos Display" w:hAnsi="Aptos Display" w:cs="B Mitra"/>
+          <w:b/>
+          <w:bCs/>
+          <w:sz w:val="22"/>
+          <w:szCs w:val="22"/>
+          <w:lang w:bidi="fa-IR"/>
+        </w:rPr>
+        <w:t xml:space="preserve"> (scoring='accuracy')</w:t>
+      </w:r>
+      <w:r>
+        <w:rPr>
+          <w:rFonts w:ascii="Aptos Display" w:hAnsi="Aptos Display" w:cs="B Mitra"/>
+          <w:b/>
+          <w:bCs/>
+          <w:sz w:val="22"/>
+          <w:szCs w:val="22"/>
+          <w:rtl/>
+        </w:rPr>
+        <w:t xml:space="preserve">، مدل روی داده‌های متنی </w:t>
+      </w:r>
+      <w:proofErr w:type="spellStart"/>
+      <w:r>
+        <w:rPr>
+          <w:rFonts w:ascii="Aptos Display" w:hAnsi="Aptos Display" w:cs="B Mitra"/>
+          <w:b/>
+          <w:bCs/>
+          <w:sz w:val="22"/>
+          <w:szCs w:val="22"/>
+          <w:lang w:bidi="fa-IR"/>
+        </w:rPr>
+        <w:t>review_body</w:t>
+      </w:r>
+      <w:proofErr w:type="spellEnd"/>
+      <w:r>
+        <w:rPr>
+          <w:rFonts w:ascii="Aptos Display" w:hAnsi="Aptos Display" w:cs="B Mitra"/>
+          <w:b/>
+          <w:bCs/>
+          <w:sz w:val="22"/>
+          <w:szCs w:val="22"/>
+          <w:lang w:bidi="fa-IR"/>
+        </w:rPr>
+        <w:t xml:space="preserve"> </w:t>
+      </w:r>
+      <w:r>
+        <w:rPr>
+          <w:rFonts w:ascii="Aptos Display" w:hAnsi="Aptos Display" w:cs="B Mitra"/>
+          <w:b/>
+          <w:bCs/>
+          <w:sz w:val="22"/>
+          <w:szCs w:val="22"/>
+          <w:rtl/>
+        </w:rPr>
+        <w:t xml:space="preserve">و برچسب‌های </w:t>
+      </w:r>
+      <w:proofErr w:type="spellStart"/>
+      <w:r>
+        <w:rPr>
+          <w:rFonts w:ascii="Aptos Display" w:hAnsi="Aptos Display" w:cs="B Mitra"/>
+          <w:b/>
+          <w:bCs/>
+          <w:sz w:val="22"/>
+          <w:szCs w:val="22"/>
+          <w:lang w:bidi="fa-IR"/>
+        </w:rPr>
+        <w:t>star_rating_label</w:t>
+      </w:r>
+      <w:proofErr w:type="spellEnd"/>
+      <w:r>
+        <w:rPr>
+          <w:rFonts w:ascii="Aptos Display" w:hAnsi="Aptos Display" w:cs="B Mitra"/>
+          <w:b/>
+          <w:bCs/>
+          <w:sz w:val="22"/>
+          <w:szCs w:val="22"/>
+          <w:lang w:bidi="fa-IR"/>
+        </w:rPr>
+        <w:t xml:space="preserve"> </w:t>
+      </w:r>
+      <w:r>
+        <w:rPr>
+          <w:rFonts w:ascii="Aptos Display" w:hAnsi="Aptos Display" w:cs="B Mitra"/>
+          <w:b/>
+          <w:bCs/>
+          <w:sz w:val="22"/>
+          <w:szCs w:val="22"/>
+          <w:rtl/>
+        </w:rPr>
+        <w:t xml:space="preserve">آموزش داده می‌شود تا بهترین تنظیمات ممکن برای افزایش دقت پیش‌بینی پیدا شود. </w:t>
+      </w:r>
+    </w:p>
+    <w:p>
+      <w:pPr>
+        <w:bidi/>
+        <w:rPr>
+          <w:rFonts w:ascii="Aptos Display" w:hAnsi="Aptos Display" w:cs="B Mitra"/>
+          <w:b/>
+          <w:bCs/>
+          <w:sz w:val="22"/>
+          <w:szCs w:val="22"/>
+          <w:lang w:bidi="fa-IR"/>
+        </w:rPr>
+      </w:pPr>
+      <w:r>
+        <w:rPr>
+          <w:rFonts w:ascii="Aptos Display" w:hAnsi="Aptos Display" w:cs="B Mitra" w:hint="cs"/>
+          <w:b/>
+          <w:bCs/>
+          <w:sz w:val="22"/>
+          <w:szCs w:val="22"/>
+          <w:rtl/>
+        </w:rPr>
+        <w:t>-</w:t>
+      </w:r>
+      <w:r>
+        <w:rPr>
+          <w:rFonts w:ascii="Aptos Display" w:hAnsi="Aptos Display" w:cs="B Mitra"/>
+          <w:b/>
+          <w:bCs/>
+          <w:sz w:val="22"/>
+          <w:szCs w:val="22"/>
+          <w:rtl/>
+        </w:rPr>
+        <w:t xml:space="preserve">اجرای موازی با </w:t>
+      </w:r>
+      <w:proofErr w:type="spellStart"/>
+      <w:r>
+        <w:rPr>
+          <w:rFonts w:ascii="Aptos Display" w:hAnsi="Aptos Display" w:cs="B Mitra"/>
+          <w:b/>
+          <w:bCs/>
+          <w:sz w:val="22"/>
+          <w:szCs w:val="22"/>
+          <w:lang w:bidi="fa-IR"/>
+        </w:rPr>
+        <w:t>n_jobs</w:t>
+      </w:r>
+      <w:proofErr w:type="spellEnd"/>
+      <w:r>
+        <w:rPr>
+          <w:rFonts w:ascii="Aptos Display" w:hAnsi="Aptos Display" w:cs="B Mitra"/>
+          <w:b/>
+          <w:bCs/>
+          <w:sz w:val="22"/>
+          <w:szCs w:val="22"/>
+          <w:lang w:bidi="fa-IR"/>
+        </w:rPr>
+        <w:t xml:space="preserve">=-1 </w:t>
+      </w:r>
+      <w:r>
+        <w:rPr>
+          <w:rFonts w:ascii="Aptos Display" w:hAnsi="Aptos Display" w:cs="B Mitra"/>
+          <w:b/>
+          <w:bCs/>
+          <w:sz w:val="22"/>
+          <w:szCs w:val="22"/>
+          <w:rtl/>
+        </w:rPr>
+        <w:t>باعث استفاده کامل از هسته‌های پردازنده برای سرعت بیشتر می‌شود</w:t>
+      </w:r>
+      <w:r>
+        <w:rPr>
+          <w:rFonts w:ascii="Aptos Display" w:hAnsi="Aptos Display" w:cs="B Mitra"/>
+          <w:b/>
+          <w:bCs/>
+          <w:sz w:val="22"/>
+          <w:szCs w:val="22"/>
+          <w:lang w:bidi="fa-IR"/>
+        </w:rPr>
+        <w:t>.</w:t>
+      </w:r>
+      <w:r>
+        <w:rPr>
+          <w:rFonts w:ascii="Aptos Display" w:hAnsi="Aptos Display" w:cs="B Mitra" w:hint="cs"/>
+          <w:b/>
+          <w:bCs/>
+          <w:sz w:val="22"/>
+          <w:szCs w:val="22"/>
+          <w:rtl/>
+          <w:lang w:bidi="fa-IR"/>
+        </w:rPr>
+        <w:t>-</w:t>
+      </w:r>
+    </w:p>
+    <w:p>
+      <w:pPr>
+        <w:bidi/>
+        <w:rPr>
+          <w:rFonts w:ascii="Aptos Display" w:hAnsi="Aptos Display" w:cs="B Mitra" w:hint="cs"/>
+          <w:b/>
+          <w:bCs/>
+          <w:sz w:val="22"/>
+          <w:szCs w:val="22"/>
+          <w:rtl/>
+          <w:lang w:bidi="fa-IR"/>
+        </w:rPr>
+      </w:pPr>
+    </w:p>
+    <w:p>
+      <w:pPr>
+        <w:bidi/>
+        <w:rPr>
+          <w:rFonts w:cs="B Mitra"/>
+          <w:b/>
+          <w:bCs/>
+          <w:sz w:val="22"/>
+          <w:szCs w:val="22"/>
+          <w:rtl/>
+          <w:lang w:bidi="fa-IR"/>
+        </w:rPr>
+      </w:pPr>
+      <w:r>
+        <w:rPr>
+          <w:rFonts w:cs="B Mitra" w:hint="cs"/>
+          <w:b/>
+          <w:bCs/>
+          <w:sz w:val="22"/>
+          <w:szCs w:val="22"/>
+          <w:rtl/>
+          <w:lang w:bidi="fa-IR"/>
+        </w:rPr>
+        <w:lastRenderedPageBreak/>
+        <w:t>نتایج :</w:t>
+      </w:r>
+    </w:p>
+    <w:p>
+      <w:pPr>
+        <w:bidi/>
+        <w:jc w:val="right"/>
+        <w:rPr>
+          <w:rFonts w:cs="B Mitra"/>
+          <w:b/>
+          <w:bCs/>
+          <w:sz w:val="22"/>
+          <w:szCs w:val="22"/>
+          <w:lang w:bidi="fa-IR"/>
+        </w:rPr>
+      </w:pPr>
+      <w:proofErr w:type="gramStart"/>
+      <w:r>
+        <w:rPr>
+          <w:rFonts w:cs="B Mitra"/>
+          <w:b/>
+          <w:bCs/>
+          <w:sz w:val="22"/>
+          <w:szCs w:val="22"/>
+          <w:lang w:bidi="fa-IR"/>
+        </w:rPr>
+        <w:t>print(</w:t>
+      </w:r>
+      <w:proofErr w:type="gramEnd"/>
+      <w:r>
+        <w:rPr>
+          <w:rFonts w:cs="B Mitra"/>
+          <w:b/>
+          <w:bCs/>
+          <w:sz w:val="22"/>
+          <w:szCs w:val="22"/>
+          <w:lang w:bidi="fa-IR"/>
+        </w:rPr>
+        <w:t xml:space="preserve">"Best Parameters:", </w:t>
+      </w:r>
+      <w:proofErr w:type="spellStart"/>
+      <w:r>
+        <w:rPr>
+          <w:rFonts w:cs="B Mitra"/>
+          <w:b/>
+          <w:bCs/>
+          <w:sz w:val="22"/>
+          <w:szCs w:val="22"/>
+          <w:lang w:bidi="fa-IR"/>
+        </w:rPr>
+        <w:t>grid_</w:t>
+      </w:r>
+      <w:proofErr w:type="gramStart"/>
+      <w:r>
+        <w:rPr>
+          <w:rFonts w:cs="B Mitra"/>
+          <w:b/>
+          <w:bCs/>
+          <w:sz w:val="22"/>
+          <w:szCs w:val="22"/>
+          <w:lang w:bidi="fa-IR"/>
+        </w:rPr>
+        <w:t>search.best</w:t>
+      </w:r>
+      <w:proofErr w:type="gramEnd"/>
+      <w:r>
+        <w:rPr>
+          <w:rFonts w:cs="B Mitra"/>
+          <w:b/>
+          <w:bCs/>
+          <w:sz w:val="22"/>
+          <w:szCs w:val="22"/>
+          <w:lang w:bidi="fa-IR"/>
+        </w:rPr>
+        <w:t>_params</w:t>
+      </w:r>
+      <w:proofErr w:type="spellEnd"/>
+      <w:r>
+        <w:rPr>
+          <w:rFonts w:cs="B Mitra"/>
+          <w:b/>
+          <w:bCs/>
+          <w:sz w:val="22"/>
+          <w:szCs w:val="22"/>
+          <w:lang w:bidi="fa-IR"/>
+        </w:rPr>
+        <w:t>_)</w:t>
+      </w:r>
+    </w:p>
+    <w:p>
+      <w:pPr>
+        <w:bidi/>
+        <w:jc w:val="right"/>
+        <w:rPr>
+          <w:rFonts w:cs="B Mitra"/>
+          <w:b/>
+          <w:bCs/>
+          <w:sz w:val="22"/>
+          <w:szCs w:val="22"/>
+          <w:lang w:bidi="fa-IR"/>
+        </w:rPr>
+      </w:pPr>
+      <w:proofErr w:type="gramStart"/>
+      <w:r>
+        <w:rPr>
+          <w:rFonts w:cs="B Mitra"/>
+          <w:b/>
+          <w:bCs/>
+          <w:sz w:val="22"/>
+          <w:szCs w:val="22"/>
+          <w:lang w:bidi="fa-IR"/>
+        </w:rPr>
+        <w:t>print(</w:t>
+      </w:r>
+      <w:proofErr w:type="gramEnd"/>
+      <w:r>
+        <w:rPr>
+          <w:rFonts w:cs="B Mitra"/>
+          <w:b/>
+          <w:bCs/>
+          <w:sz w:val="22"/>
+          <w:szCs w:val="22"/>
+          <w:lang w:bidi="fa-IR"/>
+        </w:rPr>
+        <w:t xml:space="preserve">"Best Accuracy:", </w:t>
+      </w:r>
+      <w:proofErr w:type="spellStart"/>
+      <w:r>
+        <w:rPr>
+          <w:rFonts w:cs="B Mitra"/>
+          <w:b/>
+          <w:bCs/>
+          <w:sz w:val="22"/>
+          <w:szCs w:val="22"/>
+          <w:lang w:bidi="fa-IR"/>
+        </w:rPr>
+        <w:t>grid_</w:t>
+      </w:r>
+      <w:proofErr w:type="gramStart"/>
+      <w:r>
+        <w:rPr>
+          <w:rFonts w:cs="B Mitra"/>
+          <w:b/>
+          <w:bCs/>
+          <w:sz w:val="22"/>
+          <w:szCs w:val="22"/>
+          <w:lang w:bidi="fa-IR"/>
+        </w:rPr>
+        <w:t>search.best</w:t>
+      </w:r>
+      <w:proofErr w:type="gramEnd"/>
+      <w:r>
+        <w:rPr>
+          <w:rFonts w:cs="B Mitra"/>
+          <w:b/>
+          <w:bCs/>
+          <w:sz w:val="22"/>
+          <w:szCs w:val="22"/>
+          <w:lang w:bidi="fa-IR"/>
+        </w:rPr>
+        <w:t>_score</w:t>
+      </w:r>
+      <w:proofErr w:type="spellEnd"/>
+      <w:r>
+        <w:rPr>
+          <w:rFonts w:cs="B Mitra"/>
+          <w:b/>
+          <w:bCs/>
+          <w:sz w:val="22"/>
+          <w:szCs w:val="22"/>
+          <w:lang w:bidi="fa-IR"/>
+        </w:rPr>
+        <w:t>_)</w:t>
+      </w:r>
+    </w:p>
+    <w:p>
+      <w:pPr>
+        <w:bidi/>
+        <w:jc w:val="right"/>
+        <w:rPr>
+          <w:rFonts w:cs="B Mitra"/>
+          <w:b/>
+          <w:bCs/>
+          <w:sz w:val="22"/>
+          <w:szCs w:val="22"/>
+          <w:lang w:bidi="fa-IR"/>
+        </w:rPr>
+      </w:pPr>
+    </w:p>
+    <w:p>
+      <w:pPr>
+        <w:bidi/>
+        <w:jc w:val="right"/>
+        <w:rPr>
+          <w:rFonts w:cs="B Mitra"/>
+          <w:b/>
+          <w:bCs/>
+          <w:sz w:val="22"/>
+          <w:szCs w:val="22"/>
+          <w:lang w:bidi="fa-IR"/>
+        </w:rPr>
+      </w:pPr>
+      <w:r>
+        <w:rPr>
+          <w:rFonts w:cs="B Mitra"/>
+          <w:b/>
+          <w:bCs/>
+          <w:sz w:val="22"/>
+          <w:szCs w:val="22"/>
+          <w:lang w:bidi="fa-IR"/>
+        </w:rPr>
+        <w:t>Best Parameters: {'</w:t>
+      </w:r>
+      <w:proofErr w:type="spellStart"/>
+      <w:r>
+        <w:rPr>
+          <w:rFonts w:cs="B Mitra"/>
+          <w:b/>
+          <w:bCs/>
+          <w:sz w:val="22"/>
+          <w:szCs w:val="22"/>
+          <w:lang w:bidi="fa-IR"/>
+        </w:rPr>
+        <w:t>nb</w:t>
+      </w:r>
+      <w:proofErr w:type="spellEnd"/>
+      <w:r>
+        <w:rPr>
+          <w:rFonts w:cs="B Mitra"/>
+          <w:b/>
+          <w:bCs/>
+          <w:sz w:val="22"/>
+          <w:szCs w:val="22"/>
+          <w:lang w:bidi="fa-IR"/>
+        </w:rPr>
+        <w:t>__alpha': 0.5, '</w:t>
+      </w:r>
+      <w:proofErr w:type="spellStart"/>
+      <w:r>
+        <w:rPr>
+          <w:rFonts w:cs="B Mitra"/>
+          <w:b/>
+          <w:bCs/>
+          <w:sz w:val="22"/>
+          <w:szCs w:val="22"/>
+          <w:lang w:bidi="fa-IR"/>
+        </w:rPr>
+        <w:t>tfidf</w:t>
+      </w:r>
+      <w:proofErr w:type="spellEnd"/>
+      <w:r>
+        <w:rPr>
+          <w:rFonts w:cs="B Mitra"/>
+          <w:b/>
+          <w:bCs/>
+          <w:sz w:val="22"/>
+          <w:szCs w:val="22"/>
+          <w:lang w:bidi="fa-IR"/>
+        </w:rPr>
+        <w:t>__</w:t>
+      </w:r>
+      <w:proofErr w:type="spellStart"/>
+      <w:r>
+        <w:rPr>
+          <w:rFonts w:cs="B Mitra"/>
+          <w:b/>
+          <w:bCs/>
+          <w:sz w:val="22"/>
+          <w:szCs w:val="22"/>
+          <w:lang w:bidi="fa-IR"/>
+        </w:rPr>
+        <w:t>max_df</w:t>
+      </w:r>
+      <w:proofErr w:type="spellEnd"/>
+      <w:r>
+        <w:rPr>
+          <w:rFonts w:cs="B Mitra"/>
+          <w:b/>
+          <w:bCs/>
+          <w:sz w:val="22"/>
+          <w:szCs w:val="22"/>
+          <w:lang w:bidi="fa-IR"/>
+        </w:rPr>
+        <w:t>': 0.75, '</w:t>
+      </w:r>
+      <w:proofErr w:type="spellStart"/>
+      <w:r>
+        <w:rPr>
+          <w:rFonts w:cs="B Mitra"/>
+          <w:b/>
+          <w:bCs/>
+          <w:sz w:val="22"/>
+          <w:szCs w:val="22"/>
+          <w:lang w:bidi="fa-IR"/>
+        </w:rPr>
+        <w:t>tfidf</w:t>
+      </w:r>
+      <w:proofErr w:type="spellEnd"/>
+      <w:r>
+        <w:rPr>
+          <w:rFonts w:cs="B Mitra"/>
+          <w:b/>
+          <w:bCs/>
+          <w:sz w:val="22"/>
+          <w:szCs w:val="22"/>
+          <w:lang w:bidi="fa-IR"/>
+        </w:rPr>
+        <w:t>__</w:t>
+      </w:r>
+      <w:proofErr w:type="spellStart"/>
+      <w:r>
+        <w:rPr>
+          <w:rFonts w:cs="B Mitra"/>
+          <w:b/>
+          <w:bCs/>
+          <w:sz w:val="22"/>
+          <w:szCs w:val="22"/>
+          <w:lang w:bidi="fa-IR"/>
+        </w:rPr>
+        <w:t>min_df</w:t>
+      </w:r>
+      <w:proofErr w:type="spellEnd"/>
+      <w:r>
+        <w:rPr>
+          <w:rFonts w:cs="B Mitra"/>
+          <w:b/>
+          <w:bCs/>
+          <w:sz w:val="22"/>
+          <w:szCs w:val="22"/>
+          <w:lang w:bidi="fa-IR"/>
+        </w:rPr>
+        <w:t>': 2, '</w:t>
+      </w:r>
+      <w:proofErr w:type="spellStart"/>
+      <w:r>
+        <w:rPr>
+          <w:rFonts w:cs="B Mitra"/>
+          <w:b/>
+          <w:bCs/>
+          <w:sz w:val="22"/>
+          <w:szCs w:val="22"/>
+          <w:lang w:bidi="fa-IR"/>
+        </w:rPr>
+        <w:t>tfidf</w:t>
+      </w:r>
+      <w:proofErr w:type="spellEnd"/>
+      <w:r>
+        <w:rPr>
+          <w:rFonts w:cs="B Mitra"/>
+          <w:b/>
+          <w:bCs/>
+          <w:sz w:val="22"/>
+          <w:szCs w:val="22"/>
+          <w:lang w:bidi="fa-IR"/>
+        </w:rPr>
+        <w:t>__</w:t>
+      </w:r>
+      <w:proofErr w:type="spellStart"/>
+      <w:r>
+        <w:rPr>
+          <w:rFonts w:cs="B Mitra"/>
+          <w:b/>
+          <w:bCs/>
+          <w:sz w:val="22"/>
+          <w:szCs w:val="22"/>
+          <w:lang w:bidi="fa-IR"/>
+        </w:rPr>
+        <w:t>ngram_range</w:t>
+      </w:r>
+      <w:proofErr w:type="spellEnd"/>
+      <w:r>
+        <w:rPr>
+          <w:rFonts w:cs="B Mitra"/>
+          <w:b/>
+          <w:bCs/>
+          <w:sz w:val="22"/>
+          <w:szCs w:val="22"/>
+          <w:lang w:bidi="fa-IR"/>
+        </w:rPr>
+        <w:t>': (1, 3)}</w:t>
+      </w:r>
+    </w:p>
+    <w:p>
+      <w:pPr>
+        <w:bidi/>
+        <w:jc w:val="right"/>
+        <w:rPr>
+          <w:rFonts w:cs="B Mitra"/>
+          <w:b/>
+          <w:bCs/>
+          <w:sz w:val="22"/>
+          <w:szCs w:val="22"/>
+          <w:rtl/>
+          <w:lang w:bidi="fa-IR"/>
+        </w:rPr>
+      </w:pPr>
+      <w:r>
+        <w:rPr>
+          <w:rFonts w:cs="B Mitra"/>
+          <w:b/>
+          <w:bCs/>
+          <w:sz w:val="22"/>
+          <w:szCs w:val="22"/>
+          <w:lang w:bidi="fa-IR"/>
+        </w:rPr>
+        <w:t>Best Accuracy: 0.8715582640814636</w:t>
+      </w:r>
+    </w:p>
+    <w:p>
+      <w:pPr>
+        <w:bidi/>
+        <w:jc w:val="right"/>
+        <w:rPr>
+          <w:rFonts w:cs="B Mitra"/>
+          <w:b/>
+          <w:bCs/>
+          <w:sz w:val="22"/>
+          <w:szCs w:val="22"/>
+          <w:rtl/>
+          <w:lang w:bidi="fa-IR"/>
+        </w:rPr>
+      </w:pPr>
+    </w:p>
+    <w:p>
+      <w:pPr>
+        <w:bidi/>
+        <w:rPr>
+          <w:rFonts w:cs="B Mitra"/>
+          <w:b/>
+          <w:bCs/>
+          <w:sz w:val="22"/>
+          <w:szCs w:val="22"/>
+          <w:rtl/>
+          <w:lang w:bidi="fa-IR"/>
+        </w:rPr>
+      </w:pPr>
+      <w:r>
+        <w:rPr>
+          <w:rFonts w:cs="B Mitra" w:hint="cs"/>
+          <w:b/>
+          <w:bCs/>
+          <w:sz w:val="22"/>
+          <w:szCs w:val="22"/>
+          <w:rtl/>
+          <w:lang w:bidi="fa-IR"/>
+        </w:rPr>
+        <w:t>استفاده از بهترین پارامتر ها برای آموزش مدل :</w:t>
+      </w:r>
+    </w:p>
+    <w:p>
+      <w:pPr>
+        <w:bidi/>
+        <w:jc w:val="right"/>
+        <w:rPr>
+          <w:rFonts w:cs="B Mitra"/>
+          <w:b/>
+          <w:bCs/>
+          <w:sz w:val="22"/>
+          <w:szCs w:val="22"/>
+          <w:lang w:bidi="fa-IR"/>
+        </w:rPr>
+      </w:pPr>
+      <w:proofErr w:type="spellStart"/>
+      <w:r>
+        <w:rPr>
+          <w:rFonts w:cs="B Mitra"/>
+          <w:b/>
+          <w:bCs/>
+          <w:sz w:val="22"/>
+          <w:szCs w:val="22"/>
+          <w:lang w:bidi="fa-IR"/>
+        </w:rPr>
+        <w:t>best_model</w:t>
+      </w:r>
+      <w:proofErr w:type="spellEnd"/>
+      <w:r>
+        <w:rPr>
+          <w:rFonts w:cs="B Mitra"/>
+          <w:b/>
+          <w:bCs/>
+          <w:sz w:val="22"/>
+          <w:szCs w:val="22"/>
+          <w:lang w:bidi="fa-IR"/>
+        </w:rPr>
+        <w:t xml:space="preserve"> = </w:t>
+      </w:r>
+      <w:proofErr w:type="spellStart"/>
+      <w:r>
+        <w:rPr>
+          <w:rFonts w:cs="B Mitra"/>
+          <w:b/>
+          <w:bCs/>
+          <w:sz w:val="22"/>
+          <w:szCs w:val="22"/>
+          <w:lang w:bidi="fa-IR"/>
+        </w:rPr>
+        <w:t>grid_</w:t>
+      </w:r>
+      <w:proofErr w:type="gramStart"/>
+      <w:r>
+        <w:rPr>
+          <w:rFonts w:cs="B Mitra"/>
+          <w:b/>
+          <w:bCs/>
+          <w:sz w:val="22"/>
+          <w:szCs w:val="22"/>
+          <w:lang w:bidi="fa-IR"/>
+        </w:rPr>
+        <w:t>search.best</w:t>
+      </w:r>
+      <w:proofErr w:type="gramEnd"/>
+      <w:r>
+        <w:rPr>
+          <w:rFonts w:cs="B Mitra"/>
+          <w:b/>
+          <w:bCs/>
+          <w:sz w:val="22"/>
+          <w:szCs w:val="22"/>
+          <w:lang w:bidi="fa-IR"/>
+        </w:rPr>
+        <w:t>_estimator</w:t>
+      </w:r>
+      <w:proofErr w:type="spellEnd"/>
+      <w:r>
+        <w:rPr>
+          <w:rFonts w:cs="B Mitra"/>
+          <w:b/>
+          <w:bCs/>
+          <w:sz w:val="22"/>
+          <w:szCs w:val="22"/>
+          <w:lang w:bidi="fa-IR"/>
+        </w:rPr>
+        <w:t>_</w:t>
+      </w:r>
+    </w:p>
+    <w:p>
+      <w:pPr>
+        <w:bidi/>
+        <w:jc w:val="right"/>
+        <w:rPr>
+          <w:rFonts w:cs="B Mitra"/>
+          <w:b/>
+          <w:bCs/>
+          <w:sz w:val="22"/>
+          <w:szCs w:val="22"/>
+          <w:lang w:bidi="fa-IR"/>
+        </w:rPr>
+      </w:pPr>
+      <w:proofErr w:type="spellStart"/>
+      <w:r>
+        <w:rPr>
+          <w:rFonts w:cs="B Mitra"/>
+          <w:b/>
+          <w:bCs/>
+          <w:sz w:val="22"/>
+          <w:szCs w:val="22"/>
+          <w:lang w:bidi="fa-IR"/>
+        </w:rPr>
+        <w:t>y_pred</w:t>
+      </w:r>
+      <w:proofErr w:type="spellEnd"/>
+      <w:r>
+        <w:rPr>
+          <w:rFonts w:cs="B Mitra"/>
+          <w:b/>
+          <w:bCs/>
+          <w:sz w:val="22"/>
+          <w:szCs w:val="22"/>
+          <w:lang w:bidi="fa-IR"/>
+        </w:rPr>
+        <w:t xml:space="preserve"> = </w:t>
+      </w:r>
+      <w:proofErr w:type="spellStart"/>
+      <w:r>
+        <w:rPr>
+          <w:rFonts w:cs="B Mitra"/>
+          <w:b/>
+          <w:bCs/>
+          <w:sz w:val="22"/>
+          <w:szCs w:val="22"/>
+          <w:lang w:bidi="fa-IR"/>
+        </w:rPr>
+        <w:t>best_</w:t>
+      </w:r>
+      <w:proofErr w:type="gramStart"/>
+      <w:r>
+        <w:rPr>
+          <w:rFonts w:cs="B Mitra"/>
+          <w:b/>
+          <w:bCs/>
+          <w:sz w:val="22"/>
+          <w:szCs w:val="22"/>
+          <w:lang w:bidi="fa-IR"/>
+        </w:rPr>
+        <w:t>model.predict</w:t>
+      </w:r>
+      <w:proofErr w:type="spellEnd"/>
+      <w:proofErr w:type="gramEnd"/>
+      <w:r>
+        <w:rPr>
+          <w:rFonts w:cs="B Mitra"/>
+          <w:b/>
+          <w:bCs/>
+          <w:sz w:val="22"/>
+          <w:szCs w:val="22"/>
+          <w:lang w:bidi="fa-IR"/>
+        </w:rPr>
+        <w:t>(</w:t>
+      </w:r>
+      <w:proofErr w:type="spellStart"/>
+      <w:r>
+        <w:rPr>
+          <w:rFonts w:cs="B Mitra"/>
+          <w:b/>
+          <w:bCs/>
+          <w:sz w:val="22"/>
+          <w:szCs w:val="22"/>
+          <w:lang w:bidi="fa-IR"/>
+        </w:rPr>
+        <w:t>X_test_vec</w:t>
+      </w:r>
+      <w:proofErr w:type="spellEnd"/>
+      <w:r>
+        <w:rPr>
+          <w:rFonts w:cs="B Mitra"/>
+          <w:b/>
+          <w:bCs/>
+          <w:sz w:val="22"/>
+          <w:szCs w:val="22"/>
+          <w:lang w:bidi="fa-IR"/>
+        </w:rPr>
+        <w:t>)</w:t>
+      </w:r>
+    </w:p>
+    <w:p>
+      <w:pPr>
+        <w:bidi/>
+        <w:jc w:val="right"/>
+        <w:rPr>
+          <w:rFonts w:cs="B Mitra"/>
+          <w:b/>
+          <w:bCs/>
+          <w:sz w:val="28"/>
+          <w:szCs w:val="28"/>
+          <w:rtl/>
+          <w:lang w:bidi="fa-IR"/>
+        </w:rPr>
+      </w:pPr>
+    </w:p>
+    <w:p>
+      <w:pPr>
+        <w:bidi/>
+        <w:rPr>
+          <w:rFonts w:cs="B Mitra"/>
+          <w:b/>
+          <w:bCs/>
+          <w:sz w:val="28"/>
+          <w:szCs w:val="28"/>
+          <w:lang w:bidi="fa-IR"/>
+        </w:rPr>
+      </w:pPr>
+      <w:r>
+        <w:rPr>
+          <w:rFonts w:cs="B Mitra" w:hint="cs"/>
+          <w:b/>
+          <w:bCs/>
+          <w:sz w:val="28"/>
+          <w:szCs w:val="28"/>
+          <w:rtl/>
+          <w:lang w:bidi="fa-IR"/>
+        </w:rPr>
+        <w:t>نتیجه‌ی ارزیابی</w:t>
+      </w:r>
+      <w:r>
+        <w:rPr>
+          <w:rFonts w:cs="B Mitra"/>
+          <w:b/>
+          <w:bCs/>
+          <w:sz w:val="28"/>
+          <w:szCs w:val="28"/>
+          <w:lang w:bidi="fa-IR"/>
+        </w:rPr>
+        <w:t xml:space="preserve"> Tunning </w:t>
+      </w:r>
+      <w:r>
+        <w:rPr>
+          <w:rFonts w:cs="B Mitra" w:hint="cs"/>
+          <w:b/>
+          <w:bCs/>
+          <w:sz w:val="28"/>
+          <w:szCs w:val="28"/>
+          <w:rtl/>
+          <w:lang w:bidi="fa-IR"/>
+        </w:rPr>
+        <w:t xml:space="preserve"> مدل بیز ساده </w:t>
+      </w:r>
+      <w:r>
+        <w:rPr>
+          <w:rFonts w:cs="B Mitra"/>
+          <w:b/>
+          <w:bCs/>
+          <w:sz w:val="28"/>
+          <w:szCs w:val="28"/>
+          <w:lang w:bidi="fa-IR"/>
+        </w:rPr>
+        <w:t>Naive Bayes</w:t>
+      </w:r>
+      <w:r>
+        <w:rPr>
+          <w:rFonts w:cs="B Mitra" w:hint="cs"/>
+          <w:b/>
+          <w:bCs/>
+          <w:sz w:val="28"/>
+          <w:szCs w:val="28"/>
+          <w:rtl/>
+          <w:lang w:bidi="fa-IR"/>
+        </w:rPr>
+        <w:t xml:space="preserve"> با ماتریس </w:t>
+      </w:r>
+      <w:r>
+        <w:rPr>
+          <w:rFonts w:cs="B Mitra"/>
+          <w:b/>
+          <w:bCs/>
+          <w:sz w:val="28"/>
+          <w:szCs w:val="28"/>
+          <w:lang w:bidi="fa-IR"/>
+        </w:rPr>
+        <w:t>TF-IDF</w:t>
+      </w:r>
+      <w:r>
+        <w:rPr>
+          <w:rFonts w:cs="B Mitra" w:hint="cs"/>
+          <w:b/>
+          <w:bCs/>
+          <w:sz w:val="28"/>
+          <w:szCs w:val="28"/>
+          <w:rtl/>
+          <w:lang w:bidi="fa-IR"/>
+        </w:rPr>
+        <w:t xml:space="preserve"> :</w:t>
+      </w:r>
+    </w:p>
+    <w:p>
+      <w:pPr>
+        <w:bidi/>
+        <w:jc w:val="right"/>
+        <w:rPr>
+          <w:rFonts w:cs="B Mitra"/>
+          <w:b/>
+          <w:bCs/>
+          <w:lang w:bidi="fa-IR"/>
+        </w:rPr>
+      </w:pPr>
+    </w:p>
+    <w:p>
+      <w:pPr>
+        <w:bidi/>
+        <w:jc w:val="right"/>
+        <w:rPr>
+          <w:rFonts w:cs="B Mitra"/>
+          <w:b/>
+          <w:bCs/>
+          <w:lang w:bidi="fa-IR"/>
+        </w:rPr>
+      </w:pPr>
+      <w:proofErr w:type="gramStart"/>
+      <w:r>
+        <w:rPr>
+          <w:rFonts w:cs="B Mitra"/>
+          <w:b/>
+          <w:bCs/>
+          <w:lang w:bidi="fa-IR"/>
+        </w:rPr>
+        <w:t>print(</w:t>
+      </w:r>
+      <w:proofErr w:type="spellStart"/>
+      <w:proofErr w:type="gramEnd"/>
+      <w:r>
+        <w:rPr>
+          <w:rFonts w:cs="B Mitra"/>
+          <w:b/>
+          <w:bCs/>
+          <w:lang w:bidi="fa-IR"/>
+        </w:rPr>
+        <w:t>classification_</w:t>
+      </w:r>
+      <w:proofErr w:type="gramStart"/>
+      <w:r>
+        <w:rPr>
+          <w:rFonts w:cs="B Mitra"/>
+          <w:b/>
+          <w:bCs/>
+          <w:lang w:bidi="fa-IR"/>
+        </w:rPr>
+        <w:t>report</w:t>
+      </w:r>
+      <w:proofErr w:type="spellEnd"/>
+      <w:r>
+        <w:rPr>
+          <w:rFonts w:cs="B Mitra"/>
+          <w:b/>
+          <w:bCs/>
+          <w:lang w:bidi="fa-IR"/>
+        </w:rPr>
+        <w:t>(</w:t>
+      </w:r>
+      <w:proofErr w:type="spellStart"/>
+      <w:proofErr w:type="gramEnd"/>
+      <w:r>
+        <w:rPr>
+          <w:rFonts w:cs="B Mitra"/>
+          <w:b/>
+          <w:bCs/>
+          <w:lang w:bidi="fa-IR"/>
+        </w:rPr>
+        <w:t>y_test</w:t>
+      </w:r>
+      <w:proofErr w:type="spellEnd"/>
+      <w:r>
+        <w:rPr>
+          <w:rFonts w:cs="B Mitra"/>
+          <w:b/>
+          <w:bCs/>
+          <w:lang w:bidi="fa-IR"/>
+        </w:rPr>
+        <w:t xml:space="preserve">, </w:t>
+      </w:r>
+      <w:proofErr w:type="spellStart"/>
+      <w:r>
+        <w:rPr>
+          <w:rFonts w:cs="B Mitra"/>
+          <w:b/>
+          <w:bCs/>
+          <w:lang w:bidi="fa-IR"/>
+        </w:rPr>
+        <w:t>y_pred</w:t>
+      </w:r>
+      <w:proofErr w:type="spellEnd"/>
+      <w:r>
+        <w:rPr>
+          <w:rFonts w:cs="B Mitra"/>
+          <w:b/>
+          <w:bCs/>
+          <w:lang w:bidi="fa-IR"/>
+        </w:rPr>
+        <w:t>))</w:t>
+      </w:r>
+    </w:p>
+    <w:p>
+      <w:pPr>
+        <w:bidi/>
+        <w:jc w:val="right"/>
+        <w:rPr>
+          <w:rFonts w:cs="B Mitra"/>
+          <w:b/>
+          <w:bCs/>
+          <w:lang w:bidi="fa-IR"/>
+        </w:rPr>
+      </w:pPr>
+      <w:r>
+        <w:rPr>
+          <w:rFonts w:cs="B Mitra"/>
+          <w:b/>
+          <w:bCs/>
+          <w:lang w:bidi="fa-IR"/>
+        </w:rPr>
+        <w:t xml:space="preserve">             precision    </w:t>
+      </w:r>
+      <w:proofErr w:type="gramStart"/>
+      <w:r>
+        <w:rPr>
+          <w:rFonts w:cs="B Mitra"/>
+          <w:b/>
+          <w:bCs/>
+          <w:lang w:bidi="fa-IR"/>
+        </w:rPr>
+        <w:t>recall  f</w:t>
+      </w:r>
+      <w:proofErr w:type="gramEnd"/>
+      <w:r>
+        <w:rPr>
+          <w:rFonts w:cs="B Mitra"/>
+          <w:b/>
+          <w:bCs/>
+          <w:lang w:bidi="fa-IR"/>
+        </w:rPr>
+        <w:t>1-score   support</w:t>
+      </w:r>
+    </w:p>
+    <w:p>
+      <w:pPr>
+        <w:bidi/>
+        <w:jc w:val="right"/>
+        <w:rPr>
+          <w:rFonts w:cs="B Mitra"/>
+          <w:b/>
+          <w:bCs/>
+          <w:lang w:bidi="fa-IR"/>
+        </w:rPr>
+      </w:pPr>
+    </w:p>
+    <w:p>
+      <w:pPr>
+        <w:bidi/>
+        <w:jc w:val="right"/>
+        <w:rPr>
+          <w:rFonts w:cs="B Mitra"/>
+          <w:b/>
+          <w:bCs/>
+          <w:lang w:bidi="fa-IR"/>
+        </w:rPr>
+      </w:pPr>
+      <w:r>
+        <w:rPr>
+          <w:rFonts w:cs="B Mitra"/>
+          <w:b/>
+          <w:bCs/>
+          <w:lang w:bidi="fa-IR"/>
+        </w:rPr>
+        <w:t xml:space="preserve">           0       0.83      0.86      0.85      3983</w:t>
+      </w:r>
+    </w:p>
+    <w:p>
+      <w:pPr>
+        <w:bidi/>
+        <w:jc w:val="right"/>
+        <w:rPr>
+          <w:rFonts w:cs="B Mitra"/>
+          <w:b/>
+          <w:bCs/>
+          <w:lang w:bidi="fa-IR"/>
+        </w:rPr>
+      </w:pPr>
+      <w:r>
+        <w:rPr>
+          <w:rFonts w:cs="B Mitra"/>
+          <w:b/>
+          <w:bCs/>
+          <w:lang w:bidi="fa-IR"/>
+        </w:rPr>
+        <w:t xml:space="preserve">           1       0.86      0.83      0.84      4015</w:t>
+      </w:r>
+    </w:p>
+    <w:p>
+      <w:pPr>
+        <w:bidi/>
+        <w:jc w:val="right"/>
+        <w:rPr>
+          <w:rFonts w:cs="B Mitra"/>
+          <w:b/>
+          <w:bCs/>
+          <w:lang w:bidi="fa-IR"/>
+        </w:rPr>
+      </w:pPr>
+    </w:p>
+    <w:p>
+      <w:pPr>
+        <w:bidi/>
+        <w:jc w:val="right"/>
+        <w:rPr>
+          <w:rFonts w:cs="B Mitra"/>
+          <w:b/>
+          <w:bCs/>
+          <w:lang w:bidi="fa-IR"/>
+        </w:rPr>
+      </w:pPr>
+      <w:r>
+        <w:rPr>
+          <w:rFonts w:cs="B Mitra"/>
+          <w:b/>
+          <w:bCs/>
+          <w:lang w:bidi="fa-IR"/>
+        </w:rPr>
+        <w:t xml:space="preserve">    accuracy                           0.84      7998</w:t>
+      </w:r>
+    </w:p>
+    <w:p>
+      <w:pPr>
+        <w:bidi/>
+        <w:jc w:val="right"/>
+        <w:rPr>
+          <w:rFonts w:cs="B Mitra"/>
+          <w:b/>
+          <w:bCs/>
+          <w:lang w:bidi="fa-IR"/>
+        </w:rPr>
+      </w:pPr>
+      <w:r>
+        <w:rPr>
+          <w:rFonts w:cs="B Mitra"/>
+          <w:b/>
+          <w:bCs/>
+          <w:lang w:bidi="fa-IR"/>
+        </w:rPr>
+        <w:t xml:space="preserve">   macro avg       0.84      0.84      0.84      7998</w:t>
+      </w:r>
+    </w:p>
+    <w:p>
+      <w:pPr>
+        <w:bidi/>
+        <w:jc w:val="right"/>
+        <w:rPr>
+          <w:rFonts w:cs="B Mitra" w:hint="cs"/>
+          <w:b/>
+          <w:bCs/>
+          <w:rtl/>
+          <w:lang w:bidi="fa-IR"/>
+        </w:rPr>
+      </w:pPr>
+      <w:r>
+        <w:rPr>
+          <w:rFonts w:cs="B Mitra"/>
+          <w:b/>
+          <w:bCs/>
+          <w:lang w:bidi="fa-IR"/>
+        </w:rPr>
+        <w:t>weighted avg       0.85      0.84      0.84      7998</w:t>
+      </w:r>
     </w:p>
     <w:sectPr>
       <w:footerReference w:type="default" r:id="rId8"/>
